--- a/flow/20230914_vu_template/01-Октоїх/Глас_6/6-НД.docx
+++ b/flow/20230914_vu_template/01-Октоїх/Глас_6/6-НД.docx
@@ -73,13 +73,17 @@
     <w:p>
       <w:pPr>
         <w:spacing w:after="120"/>
-      </w:pPr>
-      <w:r>
-        <w:rPr>
-          <w:rFonts w:ascii="Times New Roman" w:hAnsi="Times New Roman"/>
-          <w:i/>
-          <w:color w:val="FF0000"/>
-          <w:sz w:val="24"/>
+        <w:rPr>
+          <w:lang w:val="ru-MD"/>
+        </w:rPr>
+      </w:pPr>
+      <w:r>
+        <w:rPr>
+          <w:rFonts w:ascii="Times New Roman" w:hAnsi="Times New Roman"/>
+          <w:i/>
+          <w:color w:val="FF0000"/>
+          <w:sz w:val="24"/>
+          <w:lang w:val="ru-MD"/>
         </w:rPr>
         <w:t>Вірні:</w:t>
       </w:r>
@@ -88,6 +92,7 @@
           <w:rFonts w:ascii="Times New Roman" w:hAnsi="Times New Roman"/>
           <w:color w:val="FF0000"/>
           <w:sz w:val="24"/>
+          <w:lang w:val="ru-MD"/>
         </w:rPr>
         <w:t xml:space="preserve"> </w:t>
       </w:r>
@@ -95,6 +100,7 @@
         <w:rPr>
           <w:rFonts w:ascii="Times New Roman" w:hAnsi="Times New Roman"/>
           <w:sz w:val="24"/>
+          <w:lang w:val="ru-MD"/>
         </w:rPr>
         <w:t>Амі́нь.</w:t>
       </w:r>
@@ -102,11 +108,15 @@
     <w:p>
       <w:pPr>
         <w:spacing w:after="120"/>
-      </w:pPr>
-      <w:r>
-        <w:rPr>
-          <w:rFonts w:ascii="Times New Roman" w:hAnsi="Times New Roman"/>
-          <w:sz w:val="24"/>
+        <w:rPr>
+          <w:lang w:val="ru-MD"/>
+        </w:rPr>
+      </w:pPr>
+      <w:r>
+        <w:rPr>
+          <w:rFonts w:ascii="Times New Roman" w:hAnsi="Times New Roman"/>
+          <w:sz w:val="24"/>
+          <w:lang w:val="ru-MD"/>
         </w:rPr>
         <w:t>Сла́ва Тобі́, Бо́же наш, сла́ва Тобі́.</w:t>
       </w:r>
@@ -132,11 +142,15 @@
     <w:p>
       <w:pPr>
         <w:spacing w:after="120"/>
-      </w:pPr>
-      <w:r>
-        <w:rPr>
-          <w:rFonts w:ascii="Times New Roman" w:hAnsi="Times New Roman"/>
-          <w:sz w:val="24"/>
+        <w:rPr>
+          <w:lang w:val="ru-MD"/>
+        </w:rPr>
+      </w:pPr>
+      <w:r>
+        <w:rPr>
+          <w:rFonts w:ascii="Times New Roman" w:hAnsi="Times New Roman"/>
+          <w:sz w:val="24"/>
+          <w:lang w:val="ru-MD"/>
         </w:rPr>
         <w:t xml:space="preserve">Святи́й Бо́же, святи́й Крі́пкий, святи́й Безсме́ртний, поми́луй нас. </w:t>
       </w:r>
@@ -146,6 +160,7 @@
           <w:i/>
           <w:color w:val="FF0000"/>
           <w:sz w:val="24"/>
+          <w:lang w:val="ru-MD"/>
         </w:rPr>
         <w:t>(3 р.)</w:t>
       </w:r>
@@ -153,30 +168,31 @@
     <w:p>
       <w:pPr>
         <w:spacing w:after="120"/>
-      </w:pPr>
-      <w:r>
-        <w:rPr>
-          <w:rFonts w:ascii="Times New Roman" w:hAnsi="Times New Roman"/>
-          <w:sz w:val="24"/>
-        </w:rPr>
-        <w:t>Сла́ва Отцю́, і Си́ну, і Свято́му Ду́хові,* і ни́ні, і повсякча́с, і на ві́ки вікі́</w:t>
-      </w:r>
-      <w:r>
-        <w:rPr>
-          <w:rFonts w:ascii="Times New Roman" w:hAnsi="Times New Roman"/>
-          <w:sz w:val="24"/>
-        </w:rPr>
-        <w:t>в. Амі́нь.</w:t>
-      </w:r>
-    </w:p>
-    <w:p>
-      <w:pPr>
-        <w:spacing w:after="120"/>
-      </w:pPr>
-      <w:r>
-        <w:rPr>
-          <w:rFonts w:ascii="Times New Roman" w:hAnsi="Times New Roman"/>
-          <w:sz w:val="24"/>
+        <w:rPr>
+          <w:lang w:val="ru-MD"/>
+        </w:rPr>
+      </w:pPr>
+      <w:r>
+        <w:rPr>
+          <w:rFonts w:ascii="Times New Roman" w:hAnsi="Times New Roman"/>
+          <w:sz w:val="24"/>
+          <w:lang w:val="ru-MD"/>
+        </w:rPr>
+        <w:t>Сла́ва Отцю́, і Си́ну, і Свято́му Ду́хові,* і ни́ні, і повсякча́с, і на ві́ки вікі́в. Амі́нь.</w:t>
+      </w:r>
+    </w:p>
+    <w:p>
+      <w:pPr>
+        <w:spacing w:after="120"/>
+        <w:rPr>
+          <w:lang w:val="ru-MD"/>
+        </w:rPr>
+      </w:pPr>
+      <w:r>
+        <w:rPr>
+          <w:rFonts w:ascii="Times New Roman" w:hAnsi="Times New Roman"/>
+          <w:sz w:val="24"/>
+          <w:lang w:val="ru-MD"/>
         </w:rPr>
         <w:t>Пресвята́ Тро́йце, поми́луй нас; Го́споди, очи́сти гріхи́ на́ші; Влади́ко, прости́ беззако́ння на́ші; Святи́й, завіта́й і зціли́ не́мочі на́ші, І́мени Твого́ ра́ди.</w:t>
       </w:r>
@@ -184,11 +200,15 @@
     <w:p>
       <w:pPr>
         <w:spacing w:after="120"/>
-      </w:pPr>
-      <w:r>
-        <w:rPr>
-          <w:rFonts w:ascii="Times New Roman" w:hAnsi="Times New Roman"/>
-          <w:sz w:val="24"/>
+        <w:rPr>
+          <w:lang w:val="ru-MD"/>
+        </w:rPr>
+      </w:pPr>
+      <w:r>
+        <w:rPr>
+          <w:rFonts w:ascii="Times New Roman" w:hAnsi="Times New Roman"/>
+          <w:sz w:val="24"/>
+          <w:lang w:val="ru-MD"/>
         </w:rPr>
         <w:t xml:space="preserve">Го́споди, поми́луй. </w:t>
       </w:r>
@@ -198,6 +218,7 @@
           <w:i/>
           <w:color w:val="FF0000"/>
           <w:sz w:val="24"/>
+          <w:lang w:val="ru-MD"/>
         </w:rPr>
         <w:t>(3 р.)</w:t>
       </w:r>
@@ -205,55 +226,51 @@
     <w:p>
       <w:pPr>
         <w:spacing w:after="120"/>
-      </w:pPr>
-      <w:r>
-        <w:rPr>
-          <w:rFonts w:ascii="Times New Roman" w:hAnsi="Times New Roman"/>
-          <w:sz w:val="24"/>
-        </w:rPr>
-        <w:t xml:space="preserve">Сла́ва Отцю́, і Си́ну, і Свято́му Ду́хові,* і ни́ні, </w:t>
-      </w:r>
-      <w:r>
-        <w:rPr>
-          <w:rFonts w:ascii="Times New Roman" w:hAnsi="Times New Roman"/>
-          <w:sz w:val="24"/>
-        </w:rPr>
-        <w:t>і повсякча́с, і на ві́ки вікі́в. Амі́нь.</w:t>
-      </w:r>
-    </w:p>
-    <w:p>
-      <w:pPr>
-        <w:spacing w:after="120"/>
-      </w:pPr>
-      <w:r>
-        <w:rPr>
-          <w:rFonts w:ascii="Times New Roman" w:hAnsi="Times New Roman"/>
-          <w:sz w:val="24"/>
-        </w:rPr>
-        <w:t>О́тче наш, що єси́ на небеса́х,* неха́й святи́ться ім’я́ Твоє́,* неха́й при́йде ца́рство Твоє́,* неха́й бу́де во́ля Твоя́, як на не́бі, так і на землі́.* Хліб наш насу́щний дай нам сього́дні;* і прости́ нам прови́ни</w:t>
-      </w:r>
-      <w:r>
-        <w:rPr>
-          <w:rFonts w:ascii="Times New Roman" w:hAnsi="Times New Roman"/>
-          <w:sz w:val="24"/>
-        </w:rPr>
-        <w:t xml:space="preserve"> на́ші,* як і ми проща́ємо винува́тцям на́шим;* і не введи́ нас у споку́су,* але́ ви́зволи нас від лука́вого.</w:t>
-      </w:r>
-    </w:p>
-    <w:p>
-      <w:pPr>
-        <w:spacing w:after="120"/>
-        <w:rPr>
-          <w:rFonts w:ascii="Times New Roman" w:hAnsi="Times New Roman"/>
-        </w:rPr>
-      </w:pPr>
-      <w:r>
-        <w:rPr>
-          <w:rFonts w:ascii="Times New Roman" w:hAnsi="Times New Roman" w:cs="Times New Roman"/>
-          <w:i/>
-          <w:color w:val="FF0000"/>
-          <w:sz w:val="24"/>
-          <w:szCs w:val="24"/>
+        <w:rPr>
+          <w:lang w:val="ru-MD"/>
+        </w:rPr>
+      </w:pPr>
+      <w:r>
+        <w:rPr>
+          <w:rFonts w:ascii="Times New Roman" w:hAnsi="Times New Roman"/>
+          <w:sz w:val="24"/>
+          <w:lang w:val="ru-MD"/>
+        </w:rPr>
+        <w:t>Сла́ва Отцю́, і Си́ну, і Свято́му Ду́хові,* і ни́ні, і повсякча́с, і на ві́ки вікі́в. Амі́нь.</w:t>
+      </w:r>
+    </w:p>
+    <w:p>
+      <w:pPr>
+        <w:spacing w:after="120"/>
+        <w:rPr>
+          <w:lang w:val="ru-MD"/>
+        </w:rPr>
+      </w:pPr>
+      <w:r>
+        <w:rPr>
+          <w:rFonts w:ascii="Times New Roman" w:hAnsi="Times New Roman"/>
+          <w:sz w:val="24"/>
+          <w:lang w:val="ru-MD"/>
+        </w:rPr>
+        <w:t>О́тче наш, що єси́ на небеса́х,* неха́й святи́ться ім’я́ Твоє́,* неха́й при́йде ца́рство Твоє́,* неха́й бу́де во́ля Твоя́, як на не́бі, так і на землі́.* Хліб наш насу́щний дай нам сього́дні;* і прости́ нам прови́ни на́ші,* як і ми проща́ємо винува́тцям на́шим;* і не введи́ нас у споку́су,* але́ ви́зволи нас від лука́вого.</w:t>
+      </w:r>
+    </w:p>
+    <w:p>
+      <w:pPr>
+        <w:spacing w:after="120"/>
+        <w:rPr>
+          <w:rFonts w:ascii="Times New Roman" w:hAnsi="Times New Roman"/>
+          <w:lang w:val="ru-MD"/>
+        </w:rPr>
+      </w:pPr>
+      <w:r>
+        <w:rPr>
+          <w:rFonts w:ascii="Times New Roman" w:hAnsi="Times New Roman" w:cs="Times New Roman"/>
+          <w:i/>
+          <w:color w:val="FF0000"/>
+          <w:sz w:val="24"/>
+          <w:szCs w:val="24"/>
+          <w:lang w:val="ru-MD"/>
         </w:rPr>
         <w:t>Священник:</w:t>
       </w:r>
@@ -262,6 +279,7 @@
           <w:rFonts w:ascii="Times New Roman" w:hAnsi="Times New Roman" w:cs="Times New Roman"/>
           <w:sz w:val="24"/>
           <w:szCs w:val="24"/>
+          <w:lang w:val="ru-MD"/>
         </w:rPr>
         <w:t xml:space="preserve"> Бо Твоє є царство, і сила, і слава, Отця, і Сина, і Святого Духа, нині, і повсякчас, і на віки віків.</w:t>
       </w:r>
@@ -269,13 +287,17 @@
     <w:p>
       <w:pPr>
         <w:spacing w:after="120"/>
-      </w:pPr>
-      <w:r>
-        <w:rPr>
-          <w:rFonts w:ascii="Times New Roman" w:hAnsi="Times New Roman"/>
-          <w:i/>
-          <w:color w:val="FF0000"/>
-          <w:sz w:val="24"/>
+        <w:rPr>
+          <w:lang w:val="ru-MD"/>
+        </w:rPr>
+      </w:pPr>
+      <w:r>
+        <w:rPr>
+          <w:rFonts w:ascii="Times New Roman" w:hAnsi="Times New Roman"/>
+          <w:i/>
+          <w:color w:val="FF0000"/>
+          <w:sz w:val="24"/>
+          <w:lang w:val="ru-MD"/>
         </w:rPr>
         <w:t>Вірні:</w:t>
       </w:r>
@@ -284,6 +306,7 @@
           <w:rFonts w:ascii="Times New Roman" w:hAnsi="Times New Roman"/>
           <w:color w:val="FF0000"/>
           <w:sz w:val="24"/>
+          <w:lang w:val="ru-MD"/>
         </w:rPr>
         <w:t xml:space="preserve"> </w:t>
       </w:r>
@@ -291,6 +314,7 @@
         <w:rPr>
           <w:rFonts w:ascii="Times New Roman" w:hAnsi="Times New Roman"/>
           <w:sz w:val="24"/>
+          <w:lang w:val="ru-MD"/>
         </w:rPr>
         <w:t>Амінь. Господи, помилуй</w:t>
       </w:r>
@@ -299,6 +323,7 @@
           <w:rFonts w:ascii="Times New Roman" w:hAnsi="Times New Roman"/>
           <w:i/>
           <w:sz w:val="24"/>
+          <w:lang w:val="ru-MD"/>
         </w:rPr>
         <w:t>.</w:t>
       </w:r>
@@ -306,6 +331,7 @@
         <w:rPr>
           <w:rFonts w:ascii="Times New Roman" w:hAnsi="Times New Roman"/>
           <w:sz w:val="24"/>
+          <w:lang w:val="ru-MD"/>
         </w:rPr>
         <w:t xml:space="preserve"> </w:t>
       </w:r>
@@ -315,6 +341,7 @@
           <w:i/>
           <w:color w:val="FF0000"/>
           <w:sz w:val="24"/>
+          <w:lang w:val="ru-MD"/>
         </w:rPr>
         <w:t>(12 р.)</w:t>
       </w:r>
@@ -327,13 +354,15 @@
           <w:rFonts w:ascii="Times New Roman" w:hAnsi="Times New Roman" w:cs="Times New Roman"/>
           <w:sz w:val="24"/>
           <w:szCs w:val="24"/>
-        </w:rPr>
-      </w:pPr>
-      <w:r>
-        <w:rPr>
-          <w:rFonts w:ascii="Times New Roman" w:hAnsi="Times New Roman" w:cs="Times New Roman"/>
-          <w:sz w:val="24"/>
-          <w:szCs w:val="24"/>
+          <w:lang w:val="ru-MD"/>
+        </w:rPr>
+      </w:pPr>
+      <w:r>
+        <w:rPr>
+          <w:rFonts w:ascii="Times New Roman" w:hAnsi="Times New Roman" w:cs="Times New Roman"/>
+          <w:sz w:val="24"/>
+          <w:szCs w:val="24"/>
+          <w:lang w:val="ru-MD"/>
         </w:rPr>
         <w:t>Слава Отцю, і Сину, і Святому Духові:* І нині і повсякчас, і на віки віків. Амінь.</w:t>
       </w:r>
@@ -341,11 +370,15 @@
     <w:p>
       <w:pPr>
         <w:spacing w:after="120"/>
-      </w:pPr>
-      <w:r>
-        <w:rPr>
-          <w:rFonts w:ascii="Times New Roman" w:hAnsi="Times New Roman"/>
-          <w:sz w:val="24"/>
+        <w:rPr>
+          <w:lang w:val="ru-MD"/>
+        </w:rPr>
+      </w:pPr>
+      <w:r>
+        <w:rPr>
+          <w:rFonts w:ascii="Times New Roman" w:hAnsi="Times New Roman"/>
+          <w:sz w:val="24"/>
+          <w:lang w:val="ru-MD"/>
         </w:rPr>
         <w:t>Прийді́те, поклоні́мся* царе́ві на́шому – Бо́гу.</w:t>
       </w:r>
@@ -353,11 +386,15 @@
     <w:p>
       <w:pPr>
         <w:spacing w:after="120"/>
-      </w:pPr>
-      <w:r>
-        <w:rPr>
-          <w:rFonts w:ascii="Times New Roman" w:hAnsi="Times New Roman"/>
-          <w:sz w:val="24"/>
+        <w:rPr>
+          <w:lang w:val="ru-MD"/>
+        </w:rPr>
+      </w:pPr>
+      <w:r>
+        <w:rPr>
+          <w:rFonts w:ascii="Times New Roman" w:hAnsi="Times New Roman"/>
+          <w:sz w:val="24"/>
+          <w:lang w:val="ru-MD"/>
         </w:rPr>
         <w:t>Прийді́те, поклоні́мся* Христо́ві, царе́ві на́шому – Бо́гу.</w:t>
       </w:r>
@@ -365,30 +402,28 @@
     <w:p>
       <w:pPr>
         <w:spacing w:after="120"/>
-      </w:pPr>
-      <w:r>
-        <w:rPr>
-          <w:rFonts w:ascii="Times New Roman" w:hAnsi="Times New Roman"/>
-          <w:sz w:val="24"/>
-        </w:rPr>
-        <w:t xml:space="preserve">Прийді́те, поклоні́мся і припаді́м* до само́го Го́спода </w:t>
-      </w:r>
-      <w:r>
-        <w:rPr>
-          <w:rFonts w:ascii="Times New Roman" w:hAnsi="Times New Roman"/>
-          <w:sz w:val="24"/>
-        </w:rPr>
-        <w:t>Ісу́са Христа́ – царя́ і Бо́га на́шого.</w:t>
-      </w:r>
-    </w:p>
-    <w:p>
-      <w:pPr>
-        <w:spacing w:after="120"/>
-        <w:jc w:val="both"/>
-        <w:rPr>
-          <w:rFonts w:ascii="Times New Roman" w:hAnsi="Times New Roman" w:cs="Times New Roman"/>
-          <w:sz w:val="24"/>
-          <w:szCs w:val="24"/>
+        <w:rPr>
+          <w:lang w:val="ru-MD"/>
+        </w:rPr>
+      </w:pPr>
+      <w:r>
+        <w:rPr>
+          <w:rFonts w:ascii="Times New Roman" w:hAnsi="Times New Roman"/>
+          <w:sz w:val="24"/>
+          <w:lang w:val="ru-MD"/>
+        </w:rPr>
+        <w:t>Прийді́те, поклоні́мся і припаді́м* до само́го Го́спода Ісу́са Христа́ – царя́ і Бо́га на́шого.</w:t>
+      </w:r>
+    </w:p>
+    <w:p>
+      <w:pPr>
+        <w:spacing w:after="120"/>
+        <w:jc w:val="both"/>
+        <w:rPr>
+          <w:rFonts w:ascii="Times New Roman" w:hAnsi="Times New Roman" w:cs="Times New Roman"/>
+          <w:sz w:val="24"/>
+          <w:szCs w:val="24"/>
+          <w:lang w:val="ru-MD"/>
         </w:rPr>
       </w:pPr>
     </w:p>
@@ -447,14 +482,7 @@
           <w:rFonts w:ascii="Times New Roman" w:hAnsi="Times New Roman"/>
           <w:sz w:val="24"/>
         </w:rPr>
-        <w:t>Ти розіп’я́в, нена́че наме́т, не́бо,* Ти збудува́в Тв</w:t>
-      </w:r>
-      <w:r>
-        <w:rPr>
-          <w:rFonts w:ascii="Times New Roman" w:hAnsi="Times New Roman"/>
-          <w:sz w:val="24"/>
-        </w:rPr>
-        <w:t>ої́ го́рниці у во́дах.</w:t>
+        <w:t>Ти розіп’я́в, нена́че наме́т, не́бо,* Ти збудува́в Твої́ го́рниці у во́дах.</w:t>
       </w:r>
     </w:p>
     <w:p>
@@ -502,14 +530,7 @@
           <w:rFonts w:ascii="Times New Roman" w:hAnsi="Times New Roman"/>
           <w:sz w:val="24"/>
         </w:rPr>
-        <w:t xml:space="preserve">Безо́днею, </w:t>
-      </w:r>
-      <w:r>
-        <w:rPr>
-          <w:rFonts w:ascii="Times New Roman" w:hAnsi="Times New Roman"/>
-          <w:sz w:val="24"/>
-        </w:rPr>
-        <w:t>немо́в оде́жею, покри́в її́,* по́над го́рами ста́ли во́ди.</w:t>
+        <w:t>Безо́днею, немо́в оде́жею, покри́в її́,* по́над го́рами ста́ли во́ди.</w:t>
       </w:r>
     </w:p>
     <w:p>
@@ -545,14 +566,7 @@
           <w:rFonts w:ascii="Times New Roman" w:hAnsi="Times New Roman"/>
           <w:sz w:val="24"/>
         </w:rPr>
-        <w:t xml:space="preserve">Поста́вив їм грани́цю, яко́ї не пере́йдуть,* щоб </w:t>
-      </w:r>
-      <w:r>
-        <w:rPr>
-          <w:rFonts w:ascii="Times New Roman" w:hAnsi="Times New Roman"/>
-          <w:sz w:val="24"/>
-        </w:rPr>
-        <w:t>зно́ву покри́ти зе́млю.</w:t>
+        <w:t>Поста́вив їм грани́цю, яко́ї не пере́йдуть,* щоб зно́ву покри́ти зе́млю.</w:t>
       </w:r>
     </w:p>
     <w:p>
@@ -601,14 +615,7 @@
           <w:rFonts w:ascii="Times New Roman" w:hAnsi="Times New Roman"/>
           <w:sz w:val="24"/>
         </w:rPr>
-        <w:t xml:space="preserve">Ти напува́єш </w:t>
-      </w:r>
-      <w:r>
-        <w:rPr>
-          <w:rFonts w:ascii="Times New Roman" w:hAnsi="Times New Roman"/>
-          <w:sz w:val="24"/>
-        </w:rPr>
-        <w:t>го́ри з Твої́х го́рниць,* земля́ наси́чується пло́дом діл Твої́х.</w:t>
+        <w:t>Ти напува́єш го́ри з Твої́х го́рниць,* земля́ наси́чується пло́дом діл Твої́х.</w:t>
       </w:r>
     </w:p>
     <w:p>
@@ -632,14 +639,7 @@
           <w:rFonts w:ascii="Times New Roman" w:hAnsi="Times New Roman"/>
           <w:sz w:val="24"/>
         </w:rPr>
-        <w:t>Вино́, що се́рце лю́дське звеселя́є, олі́ю, щоб від не́ї ясні́ло обли́ччя,* і хліб, що скрі́плює се́рце</w:t>
-      </w:r>
-      <w:r>
-        <w:rPr>
-          <w:rFonts w:ascii="Times New Roman" w:hAnsi="Times New Roman"/>
-          <w:sz w:val="24"/>
-        </w:rPr>
-        <w:t xml:space="preserve"> лю́дське.</w:t>
+        <w:t>Вино́, що се́рце лю́дське звеселя́є, олі́ю, щоб від не́ї ясні́ло обли́ччя,* і хліб, що скрі́плює се́рце лю́дське.</w:t>
       </w:r>
     </w:p>
     <w:p>
@@ -687,14 +687,7 @@
           <w:rFonts w:ascii="Times New Roman" w:hAnsi="Times New Roman"/>
           <w:sz w:val="24"/>
         </w:rPr>
-        <w:t>Ти створи́в мі́сяць, щоб значи́ти по́ри;* со́нце зна</w:t>
-      </w:r>
-      <w:r>
-        <w:rPr>
-          <w:rFonts w:ascii="Times New Roman" w:hAnsi="Times New Roman"/>
-          <w:sz w:val="24"/>
-        </w:rPr>
-        <w:t>́є свій за́хід.</w:t>
+        <w:t>Ти створи́в мі́сяць, щоб значи́ти по́ри;* со́нце зна́є свій за́хід.</w:t>
       </w:r>
     </w:p>
     <w:p>
@@ -766,14 +759,7 @@
           <w:rFonts w:ascii="Times New Roman" w:hAnsi="Times New Roman"/>
           <w:sz w:val="24"/>
         </w:rPr>
-        <w:t>Ось мо́ре вели́ке, преширо́ке,* у ньо́му плазуні́в без лі́ку, зві́рів мали́х і вели́</w:t>
-      </w:r>
-      <w:r>
-        <w:rPr>
-          <w:rFonts w:ascii="Times New Roman" w:hAnsi="Times New Roman"/>
-          <w:sz w:val="24"/>
-        </w:rPr>
-        <w:t>ких.</w:t>
+        <w:t>Ось мо́ре вели́ке, преширо́ке,* у ньо́му плазуні́в без лі́ку, зві́рів мали́х і вели́ких.</w:t>
       </w:r>
     </w:p>
     <w:p>
@@ -821,14 +807,7 @@
           <w:rFonts w:ascii="Times New Roman" w:hAnsi="Times New Roman"/>
           <w:sz w:val="24"/>
         </w:rPr>
-        <w:t>Вони́ бенте́ж</w:t>
-      </w:r>
-      <w:r>
-        <w:rPr>
-          <w:rFonts w:ascii="Times New Roman" w:hAnsi="Times New Roman"/>
-          <w:sz w:val="24"/>
-        </w:rPr>
-        <w:t>аться, коли́ хова́єш вид Свій;* як забира́єш дух у них, вони́ ги́нуть і поверта́ються у свій по́рох.</w:t>
+        <w:t>Вони́ бенте́жаться, коли́ хова́єш вид Свій;* як забира́єш дух у них, вони́ ги́нуть і поверта́ються у свій по́рох.</w:t>
       </w:r>
     </w:p>
     <w:p>
@@ -864,14 +843,7 @@
           <w:rFonts w:ascii="Times New Roman" w:hAnsi="Times New Roman"/>
           <w:sz w:val="24"/>
         </w:rPr>
-        <w:t>Спогл</w:t>
-      </w:r>
-      <w:r>
-        <w:rPr>
-          <w:rFonts w:ascii="Times New Roman" w:hAnsi="Times New Roman"/>
-          <w:sz w:val="24"/>
-        </w:rPr>
-        <w:t>я́не Він на зе́млю, і вона́ стряса́ється,* торкне́ться гір, вони́ диму́ють.</w:t>
+        <w:t>Спогля́не Він на зе́млю, і вона́ стряса́ється,* торкне́ться гір, вони́ диму́ють.</w:t>
       </w:r>
     </w:p>
     <w:p>
@@ -907,14 +879,7 @@
           <w:rFonts w:ascii="Times New Roman" w:hAnsi="Times New Roman"/>
           <w:sz w:val="24"/>
         </w:rPr>
-        <w:t xml:space="preserve">Неха́й </w:t>
-      </w:r>
-      <w:r>
-        <w:rPr>
-          <w:rFonts w:ascii="Times New Roman" w:hAnsi="Times New Roman"/>
-          <w:sz w:val="24"/>
-        </w:rPr>
-        <w:t>грі́шники з землі ще́знуть, і беззако́нних бі́льше неха́й не бу́де.* Благослови́, душе́ моя́, Го́спода.</w:t>
+        <w:t>Неха́й грі́шники з землі ще́знуть, і беззако́нних бі́льше неха́й не бу́де.* Благослови́, душе́ моя́, Го́спода.</w:t>
       </w:r>
     </w:p>
     <w:p>
@@ -950,14 +915,7 @@
           <w:rFonts w:ascii="Times New Roman" w:hAnsi="Times New Roman"/>
           <w:sz w:val="24"/>
         </w:rPr>
-        <w:t>Сла́ва Отцю́, і Си́н</w:t>
-      </w:r>
-      <w:r>
-        <w:rPr>
-          <w:rFonts w:ascii="Times New Roman" w:hAnsi="Times New Roman"/>
-          <w:sz w:val="24"/>
-        </w:rPr>
-        <w:t>у, і Свято́му Ду́хові,* І ни́ні, і повсякча́с, і на ві́ки вікі́в. Амі́нь.</w:t>
+        <w:t>Сла́ва Отцю́, і Си́ну, і Свято́му Ду́хові,* І ни́ні, і повсякча́с, і на ві́ки вікі́в. Амі́нь.</w:t>
       </w:r>
     </w:p>
     <w:p>
@@ -2126,14 +2084,7 @@
           <w:rFonts w:ascii="Times New Roman" w:hAnsi="Times New Roman"/>
           <w:sz w:val="24"/>
         </w:rPr>
-        <w:t xml:space="preserve"> Алилу́я, </w:t>
-      </w:r>
-      <w:r>
-        <w:rPr>
-          <w:rFonts w:ascii="Times New Roman" w:hAnsi="Times New Roman"/>
-          <w:sz w:val="24"/>
-        </w:rPr>
-        <w:t>алилу́я, алилу́я.</w:t>
+        <w:t xml:space="preserve"> Алилу́я, алилу́я, алилу́я.</w:t>
       </w:r>
     </w:p>
     <w:p>
@@ -2285,14 +2236,7 @@
           <w:rFonts w:ascii="Times New Roman" w:hAnsi="Times New Roman"/>
           <w:sz w:val="24"/>
         </w:rPr>
-        <w:t xml:space="preserve">Сла́ва Отцю́, і Си́ну, і </w:t>
-      </w:r>
-      <w:r>
-        <w:rPr>
-          <w:rFonts w:ascii="Times New Roman" w:hAnsi="Times New Roman"/>
-          <w:sz w:val="24"/>
-        </w:rPr>
-        <w:t>Свято́му Ду́хові. Алилу́я, алилу́я, алилу́я.</w:t>
+        <w:t>Сла́ва Отцю́, і Си́ну, і Свято́му Ду́хові. Алилу́я, алилу́я, алилу́я.</w:t>
       </w:r>
     </w:p>
     <w:p>
@@ -3330,14 +3274,7 @@
           <w:rFonts w:ascii="Times New Roman" w:hAnsi="Times New Roman"/>
           <w:sz w:val="24"/>
         </w:rPr>
-        <w:t xml:space="preserve">Поста́в, Го́споди, мої́м уста́м сторо́жу;* до двере́й губ </w:t>
-      </w:r>
-      <w:r>
-        <w:rPr>
-          <w:rFonts w:ascii="Times New Roman" w:hAnsi="Times New Roman"/>
-          <w:sz w:val="24"/>
-        </w:rPr>
-        <w:t>мої́х − ва́рту!</w:t>
+        <w:t>Поста́в, Го́споди, мої́м уста́м сторо́жу;* до двере́й губ мої́х − ва́рту!</w:t>
       </w:r>
     </w:p>
     <w:p>
@@ -3373,14 +3310,7 @@
           <w:rFonts w:ascii="Times New Roman" w:hAnsi="Times New Roman"/>
           <w:sz w:val="24"/>
         </w:rPr>
-        <w:t>Неха́й пра́ведник по-до́брому б’є мене́ й виправля́є,* а олі́я грі́шного неха́й не н</w:t>
-      </w:r>
-      <w:r>
-        <w:rPr>
-          <w:rFonts w:ascii="Times New Roman" w:hAnsi="Times New Roman"/>
-          <w:sz w:val="24"/>
-        </w:rPr>
-        <w:t>ама́стить голови́ моє́ї.</w:t>
+        <w:t>Неха́й пра́ведник по-до́брому б’є мене́ й виправля́є,* а олі́я грі́шного неха́й не нама́стить голови́ моє́ї.</w:t>
       </w:r>
     </w:p>
     <w:p>
@@ -3428,14 +3358,7 @@
           <w:rFonts w:ascii="Times New Roman" w:hAnsi="Times New Roman"/>
           <w:sz w:val="24"/>
         </w:rPr>
-        <w:t xml:space="preserve">Бо </w:t>
-      </w:r>
-      <w:r>
-        <w:rPr>
-          <w:rFonts w:ascii="Times New Roman" w:hAnsi="Times New Roman"/>
-          <w:sz w:val="24"/>
-        </w:rPr>
-        <w:t>до Те́бе, Го́споди, мій Бо́же, мої́ о́чі;* до Те́бе прибіга́ю, не губи́ душі́ моє́ї.</w:t>
+        <w:t>Бо до Те́бе, Го́споди, мій Бо́же, мої́ о́чі;* до Те́бе прибіга́ю, не губи́ душі́ моє́ї.</w:t>
       </w:r>
     </w:p>
     <w:p>
@@ -3459,14 +3382,7 @@
           <w:rFonts w:ascii="Times New Roman" w:hAnsi="Times New Roman"/>
           <w:sz w:val="24"/>
         </w:rPr>
-        <w:t>Неха́й грі́шники впаду́ть у вла́сні сі́ті всі ра́зом,* а я пройду́ безп</w:t>
-      </w:r>
-      <w:r>
-        <w:rPr>
-          <w:rFonts w:ascii="Times New Roman" w:hAnsi="Times New Roman"/>
-          <w:sz w:val="24"/>
-        </w:rPr>
-        <w:t>е́чно.</w:t>
+        <w:t>Неха́й грі́шники впаду́ть у вла́сні сі́ті всі ра́зом,* а я пройду́ безпе́чно.</w:t>
       </w:r>
     </w:p>
     <w:p>
@@ -3517,14 +3433,7 @@
           <w:rFonts w:ascii="Times New Roman" w:hAnsi="Times New Roman"/>
           <w:sz w:val="24"/>
         </w:rPr>
-        <w:t>Коли́ триво́житься в мені́ дух мій, Ти знає́ш мою́ сте́жку.* На доро́зі, де я ступа́ю, та́йно р</w:t>
-      </w:r>
-      <w:r>
-        <w:rPr>
-          <w:rFonts w:ascii="Times New Roman" w:hAnsi="Times New Roman"/>
-          <w:sz w:val="24"/>
-        </w:rPr>
-        <w:t>озста́вили сильце́ на ме́не.</w:t>
+        <w:t>Коли́ триво́житься в мені́ дух мій, Ти знає́ш мою́ сте́жку.* На доро́зі, де я ступа́ю, та́йно розста́вили сильце́ на ме́не.</w:t>
       </w:r>
     </w:p>
     <w:p>
@@ -3560,14 +3469,7 @@
           <w:rFonts w:ascii="Times New Roman" w:hAnsi="Times New Roman"/>
           <w:sz w:val="24"/>
         </w:rPr>
-        <w:t>До Те́бе, Го́споди, взива́ю й кажу́:* Ти моє́ прибі́жище, в землі́ живи́х Ти − моя́ до́</w:t>
-      </w:r>
-      <w:r>
-        <w:rPr>
-          <w:rFonts w:ascii="Times New Roman" w:hAnsi="Times New Roman"/>
-          <w:sz w:val="24"/>
-        </w:rPr>
-        <w:t>ля!</w:t>
+        <w:t>До Те́бе, Го́споди, взива́ю й кажу́:* Ти моє́ прибі́жище, в землі́ живи́х Ти − моя́ до́ля!</w:t>
       </w:r>
     </w:p>
     <w:p>
@@ -3702,7 +3604,71 @@
           <w:sz w:val="24"/>
           <w:u w:val="single"/>
         </w:rPr>
-        <w:t>Мене́ обсту́плять пра́ведники,* бо Ти добро́ м</w:t>
+        <w:t>Мене́ обсту́плять пра́ведники,* бо Ти добро́ мені́ вчи́ниш.</w:t>
+      </w:r>
+    </w:p>
+    <w:p>
+      <w:pPr>
+        <w:spacing w:after="120"/>
+        <w:jc w:val="both"/>
+        <w:rPr>
+          <w:rFonts w:ascii="Times New Roman" w:hAnsi="Times New Roman" w:cs="Times New Roman"/>
+          <w:sz w:val="24"/>
+          <w:szCs w:val="24"/>
+        </w:rPr>
+      </w:pPr>
+      <w:r>
+        <w:rPr>
+          <w:rFonts w:ascii="Times New Roman" w:hAnsi="Times New Roman" w:cs="Times New Roman"/>
+          <w:sz w:val="24"/>
+          <w:szCs w:val="24"/>
+        </w:rPr>
+        <w:t>Нині Христос смерть переміг,* і як прорік, воскрес і радість світові дарував,* щоб усі ми, кличучи, таку пісню співали:* Джерело життя, неприступне світло,* всесильний Спасе, помилуй нас!</w:t>
+      </w:r>
+    </w:p>
+    <w:p>
+      <w:pPr>
+        <w:spacing w:after="120"/>
+        <w:jc w:val="center"/>
+        <w:rPr>
+          <w:rFonts w:ascii="Times New Roman" w:hAnsi="Times New Roman" w:cs="Times New Roman"/>
+          <w:b/>
+          <w:color w:val="FF0000"/>
+          <w:sz w:val="24"/>
+          <w:szCs w:val="24"/>
+        </w:rPr>
+      </w:pPr>
+      <w:r>
+        <w:rPr>
+          <w:rFonts w:ascii="Times New Roman" w:hAnsi="Times New Roman" w:cs="Times New Roman"/>
+          <w:b/>
+          <w:color w:val="FF0000"/>
+          <w:sz w:val="24"/>
+          <w:szCs w:val="24"/>
+        </w:rPr>
+        <w:t>Псалом 129</w:t>
+      </w:r>
+    </w:p>
+    <w:p>
+      <w:pPr>
+        <w:spacing w:after="120"/>
+      </w:pPr>
+      <w:r>
+        <w:rPr>
+          <w:rFonts w:ascii="Times New Roman" w:hAnsi="Times New Roman"/>
+          <w:i/>
+          <w:color w:val="FF0000"/>
+          <w:sz w:val="24"/>
+        </w:rPr>
+        <w:t>Стих:</w:t>
+      </w:r>
+      <w:r>
+        <w:rPr>
+          <w:rFonts w:ascii="Times New Roman" w:hAnsi="Times New Roman"/>
+          <w:i/>
+          <w:sz w:val="24"/>
+        </w:rPr>
+        <w:t xml:space="preserve"> </w:t>
       </w:r>
       <w:r>
         <w:rPr>
@@ -3710,87 +3676,7 @@
           <w:sz w:val="24"/>
           <w:u w:val="single"/>
         </w:rPr>
-        <w:t>ені́ вчи́ниш.</w:t>
-      </w:r>
-    </w:p>
-    <w:p>
-      <w:pPr>
-        <w:spacing w:after="120"/>
-        <w:jc w:val="both"/>
-        <w:rPr>
-          <w:rFonts w:ascii="Times New Roman" w:hAnsi="Times New Roman" w:cs="Times New Roman"/>
-          <w:sz w:val="24"/>
-          <w:szCs w:val="24"/>
-        </w:rPr>
-      </w:pPr>
-      <w:r>
-        <w:rPr>
-          <w:rFonts w:ascii="Times New Roman" w:hAnsi="Times New Roman" w:cs="Times New Roman"/>
-          <w:sz w:val="24"/>
-          <w:szCs w:val="24"/>
-        </w:rPr>
-        <w:t>Нині Христос смерть переміг,* і як прорік, воскрес і радість світові дарував,* щоб усі ми, кличучи, таку пісню співали:* Джерело життя, неприступне світло,* всесильний Спасе, помилуй нас!</w:t>
-      </w:r>
-    </w:p>
-    <w:p>
-      <w:pPr>
-        <w:spacing w:after="120"/>
-        <w:jc w:val="center"/>
-        <w:rPr>
-          <w:rFonts w:ascii="Times New Roman" w:hAnsi="Times New Roman" w:cs="Times New Roman"/>
-          <w:b/>
-          <w:color w:val="FF0000"/>
-          <w:sz w:val="24"/>
-          <w:szCs w:val="24"/>
-        </w:rPr>
-      </w:pPr>
-      <w:r>
-        <w:rPr>
-          <w:rFonts w:ascii="Times New Roman" w:hAnsi="Times New Roman" w:cs="Times New Roman"/>
-          <w:b/>
-          <w:color w:val="FF0000"/>
-          <w:sz w:val="24"/>
-          <w:szCs w:val="24"/>
-        </w:rPr>
-        <w:t>Псалом 129</w:t>
-      </w:r>
-    </w:p>
-    <w:p>
-      <w:pPr>
-        <w:spacing w:after="120"/>
-      </w:pPr>
-      <w:r>
-        <w:rPr>
-          <w:rFonts w:ascii="Times New Roman" w:hAnsi="Times New Roman"/>
-          <w:i/>
-          <w:color w:val="FF0000"/>
-          <w:sz w:val="24"/>
-        </w:rPr>
-        <w:t>Стих:</w:t>
-      </w:r>
-      <w:r>
-        <w:rPr>
-          <w:rFonts w:ascii="Times New Roman" w:hAnsi="Times New Roman"/>
-          <w:i/>
-          <w:sz w:val="24"/>
-        </w:rPr>
-        <w:t xml:space="preserve"> </w:t>
-      </w:r>
-      <w:r>
-        <w:rPr>
-          <w:rFonts w:ascii="Times New Roman" w:hAnsi="Times New Roman"/>
-          <w:sz w:val="24"/>
-          <w:u w:val="single"/>
-        </w:rPr>
-        <w:t>З глиби́н взива́ю до Те́бе, Го́споди,</w:t>
-      </w:r>
-      <w:r>
-        <w:rPr>
-          <w:rFonts w:ascii="Times New Roman" w:hAnsi="Times New Roman"/>
-          <w:sz w:val="24"/>
-          <w:u w:val="single"/>
-        </w:rPr>
-        <w:t>* Го́споди, почу́й мій го́лос.</w:t>
+        <w:t>З глиби́н взива́ю до Те́бе, Го́споди,* Го́споди, почу́й мій го́лос.</w:t>
       </w:r>
     </w:p>
     <w:p>
@@ -3889,7 +3775,48 @@
           <w:sz w:val="24"/>
           <w:u w:val="single"/>
         </w:rPr>
-        <w:t xml:space="preserve">Коли́ Ти, </w:t>
+        <w:t>Коли́ Ти, Го́споди, зважа́тимеш на беззако́ння, то хто всто́їться, Го́споди.* Та в Те́бе є проще́ння.</w:t>
+      </w:r>
+    </w:p>
+    <w:p>
+      <w:pPr>
+        <w:spacing w:after="120"/>
+        <w:jc w:val="both"/>
+        <w:rPr>
+          <w:rFonts w:ascii="Times New Roman" w:hAnsi="Times New Roman" w:cs="Times New Roman"/>
+          <w:sz w:val="24"/>
+          <w:szCs w:val="24"/>
+        </w:rPr>
+      </w:pPr>
+      <w:r>
+        <w:rPr>
+          <w:rFonts w:ascii="Times New Roman" w:hAnsi="Times New Roman" w:cs="Times New Roman"/>
+          <w:sz w:val="24"/>
+          <w:szCs w:val="24"/>
+        </w:rPr>
+        <w:t>Завжди благословляючи Господа,* оспівуємо його воскресіння,* бо витерпівши хрест, він смертю смерть подолав.</w:t>
+      </w:r>
+    </w:p>
+    <w:p>
+      <w:pPr>
+        <w:spacing w:after="120"/>
+      </w:pPr>
+      <w:r>
+        <w:rPr>
+          <w:rFonts w:ascii="Times New Roman" w:hAnsi="Times New Roman"/>
+          <w:i/>
+          <w:color w:val="FF0000"/>
+          <w:sz w:val="24"/>
+        </w:rPr>
+        <w:t>Стих:</w:t>
+      </w:r>
+      <w:r>
+        <w:rPr>
+          <w:rFonts w:ascii="Times New Roman" w:hAnsi="Times New Roman"/>
+          <w:i/>
+          <w:sz w:val="24"/>
+        </w:rPr>
+        <w:t xml:space="preserve"> </w:t>
       </w:r>
       <w:r>
         <w:rPr>
@@ -3897,26 +3824,26 @@
           <w:sz w:val="24"/>
           <w:u w:val="single"/>
         </w:rPr>
-        <w:t>Го́споди, зважа́тимеш на беззако́ння, то хто всто́їться, Го́споди.* Та в Те́бе є проще́ння.</w:t>
-      </w:r>
-    </w:p>
-    <w:p>
-      <w:pPr>
-        <w:spacing w:after="120"/>
-        <w:jc w:val="both"/>
-        <w:rPr>
-          <w:rFonts w:ascii="Times New Roman" w:hAnsi="Times New Roman" w:cs="Times New Roman"/>
-          <w:sz w:val="24"/>
-          <w:szCs w:val="24"/>
-        </w:rPr>
-      </w:pPr>
-      <w:r>
-        <w:rPr>
-          <w:rFonts w:ascii="Times New Roman" w:hAnsi="Times New Roman" w:cs="Times New Roman"/>
-          <w:sz w:val="24"/>
-          <w:szCs w:val="24"/>
-        </w:rPr>
-        <w:t>Завжди благословляючи Господа,* оспівуємо його воскресіння,* бо витерпівши хрест, він смертю смерть подолав.</w:t>
+        <w:t>За́для І́мени Твого́ наді́юсь на Те́бе, Го́споди, наді́ється душа́ моя́ на сло́во Твоє́;* наді́ється душа́ моя́ на Го́спода.</w:t>
+      </w:r>
+    </w:p>
+    <w:p>
+      <w:pPr>
+        <w:spacing w:after="120"/>
+        <w:jc w:val="both"/>
+        <w:rPr>
+          <w:rFonts w:ascii="Times New Roman" w:hAnsi="Times New Roman" w:cs="Times New Roman"/>
+          <w:sz w:val="24"/>
+          <w:szCs w:val="24"/>
+        </w:rPr>
+      </w:pPr>
+      <w:r>
+        <w:rPr>
+          <w:rFonts w:ascii="Times New Roman" w:hAnsi="Times New Roman" w:cs="Times New Roman"/>
+          <w:sz w:val="24"/>
+          <w:szCs w:val="24"/>
+        </w:rPr>
+        <w:t>Слава силі твоїй, Господи,* бо ти знищив того, що мав владу смерти* і обновив нас хрестом твоїм,* даруючи нам життя і нетління.</w:t>
       </w:r>
     </w:p>
     <w:p>
@@ -3946,7 +3873,48 @@
           <w:sz w:val="24"/>
           <w:u w:val="single"/>
         </w:rPr>
-        <w:t>За́для І́мени Твого́ наді́юсь на Те́бе, Го́споди,</w:t>
+        <w:t>Від ра́нньої сторо́жі до но́чі від ра́нньої сторо́жі* неха́й упова́є Ізра́їль на Го́спода.</w:t>
+      </w:r>
+    </w:p>
+    <w:p>
+      <w:pPr>
+        <w:spacing w:after="120"/>
+        <w:jc w:val="both"/>
+        <w:rPr>
+          <w:rFonts w:ascii="Times New Roman" w:hAnsi="Times New Roman" w:cs="Times New Roman"/>
+          <w:sz w:val="24"/>
+          <w:szCs w:val="24"/>
+        </w:rPr>
+      </w:pPr>
+      <w:r>
+        <w:rPr>
+          <w:rFonts w:ascii="Times New Roman" w:eastAsia="Gungsuh" w:hAnsi="Times New Roman" w:cs="Gungsuh"/>
+          <w:sz w:val="24"/>
+          <w:szCs w:val="24"/>
+        </w:rPr>
+        <w:t>Твоє погребення, Господи,* знищило й розірвало окови аду,* а воскресіння з мертвих світ осяяло,* Господи, − слава тобі!</w:t>
+      </w:r>
+    </w:p>
+    <w:p>
+      <w:pPr>
+        <w:spacing w:after="120"/>
+      </w:pPr>
+      <w:r>
+        <w:rPr>
+          <w:rFonts w:ascii="Times New Roman" w:hAnsi="Times New Roman"/>
+          <w:i/>
+          <w:color w:val="FF0000"/>
+          <w:sz w:val="24"/>
+        </w:rPr>
+        <w:t>Стих:</w:t>
+      </w:r>
+      <w:r>
+        <w:rPr>
+          <w:rFonts w:ascii="Times New Roman" w:hAnsi="Times New Roman"/>
+          <w:i/>
+          <w:sz w:val="24"/>
+        </w:rPr>
+        <w:t xml:space="preserve"> </w:t>
       </w:r>
       <w:r>
         <w:rPr>
@@ -3954,121 +3922,7 @@
           <w:sz w:val="24"/>
           <w:u w:val="single"/>
         </w:rPr>
-        <w:t xml:space="preserve"> наді́ється душа́ моя́ на сло́во Твоє́;* наді́ється душа́ моя́ на Го́спода.</w:t>
-      </w:r>
-    </w:p>
-    <w:p>
-      <w:pPr>
-        <w:spacing w:after="120"/>
-        <w:jc w:val="both"/>
-        <w:rPr>
-          <w:rFonts w:ascii="Times New Roman" w:hAnsi="Times New Roman" w:cs="Times New Roman"/>
-          <w:sz w:val="24"/>
-          <w:szCs w:val="24"/>
-        </w:rPr>
-      </w:pPr>
-      <w:r>
-        <w:rPr>
-          <w:rFonts w:ascii="Times New Roman" w:hAnsi="Times New Roman" w:cs="Times New Roman"/>
-          <w:sz w:val="24"/>
-          <w:szCs w:val="24"/>
-        </w:rPr>
-        <w:t>Слава силі твоїй, Господи,* бо ти знищив того, що мав владу смерти* і обновив нас хрестом твоїм,* даруючи нам життя і нетління.</w:t>
-      </w:r>
-    </w:p>
-    <w:p>
-      <w:pPr>
-        <w:spacing w:after="120"/>
-      </w:pPr>
-      <w:r>
-        <w:rPr>
-          <w:rFonts w:ascii="Times New Roman" w:hAnsi="Times New Roman"/>
-          <w:i/>
-          <w:color w:val="FF0000"/>
-          <w:sz w:val="24"/>
-        </w:rPr>
-        <w:t>Стих:</w:t>
-      </w:r>
-      <w:r>
-        <w:rPr>
-          <w:rFonts w:ascii="Times New Roman" w:hAnsi="Times New Roman"/>
-          <w:i/>
-          <w:sz w:val="24"/>
-        </w:rPr>
-        <w:t xml:space="preserve"> </w:t>
-      </w:r>
-      <w:r>
-        <w:rPr>
-          <w:rFonts w:ascii="Times New Roman" w:hAnsi="Times New Roman"/>
-          <w:sz w:val="24"/>
-          <w:u w:val="single"/>
-        </w:rPr>
-        <w:t xml:space="preserve">Від ра́нньої сторо́жі до но́чі від </w:t>
-      </w:r>
-      <w:r>
-        <w:rPr>
-          <w:rFonts w:ascii="Times New Roman" w:hAnsi="Times New Roman"/>
-          <w:sz w:val="24"/>
-          <w:u w:val="single"/>
-        </w:rPr>
-        <w:t>ра́нньої сторо́жі* неха́й упова́є Ізра́їль на Го́спода.</w:t>
-      </w:r>
-    </w:p>
-    <w:p>
-      <w:pPr>
-        <w:spacing w:after="120"/>
-        <w:jc w:val="both"/>
-        <w:rPr>
-          <w:rFonts w:ascii="Times New Roman" w:hAnsi="Times New Roman" w:cs="Times New Roman"/>
-          <w:sz w:val="24"/>
-          <w:szCs w:val="24"/>
-        </w:rPr>
-      </w:pPr>
-      <w:r>
-        <w:rPr>
-          <w:rFonts w:ascii="Times New Roman" w:eastAsia="Gungsuh" w:hAnsi="Times New Roman" w:cs="Gungsuh"/>
-          <w:sz w:val="24"/>
-          <w:szCs w:val="24"/>
-        </w:rPr>
-        <w:t>Твоє погребення, Господи,* знищило й розірвало окови аду,* а воскресіння з мертвих світ осяяло,* Господи, − слава тобі!</w:t>
-      </w:r>
-    </w:p>
-    <w:p>
-      <w:pPr>
-        <w:spacing w:after="120"/>
-      </w:pPr>
-      <w:r>
-        <w:rPr>
-          <w:rFonts w:ascii="Times New Roman" w:hAnsi="Times New Roman"/>
-          <w:i/>
-          <w:color w:val="FF0000"/>
-          <w:sz w:val="24"/>
-        </w:rPr>
-        <w:t>Стих:</w:t>
-      </w:r>
-      <w:r>
-        <w:rPr>
-          <w:rFonts w:ascii="Times New Roman" w:hAnsi="Times New Roman"/>
-          <w:i/>
-          <w:sz w:val="24"/>
-        </w:rPr>
-        <w:t xml:space="preserve"> </w:t>
-      </w:r>
-      <w:r>
-        <w:rPr>
-          <w:rFonts w:ascii="Times New Roman" w:hAnsi="Times New Roman"/>
-          <w:sz w:val="24"/>
-          <w:u w:val="single"/>
-        </w:rPr>
-        <w:t>Бо в Го́спода ми́лість і відку́плення вели́ке в Ньо́го;* Він ви́зволить Із</w:t>
-      </w:r>
-      <w:r>
-        <w:rPr>
-          <w:rFonts w:ascii="Times New Roman" w:hAnsi="Times New Roman"/>
-          <w:sz w:val="24"/>
-          <w:u w:val="single"/>
-        </w:rPr>
-        <w:t>ра́їля від усьо́го беззако́ння його́.</w:t>
+        <w:t>Бо в Го́спода ми́лість і відку́плення вели́ке в Ньо́го;* Він ви́зволить Ізра́їля від усьо́го беззако́ння його́.</w:t>
       </w:r>
     </w:p>
     <w:p>
@@ -4523,21 +4377,7 @@
           <w:rFonts w:ascii="Times New Roman" w:hAnsi="Times New Roman"/>
           <w:sz w:val="24"/>
         </w:rPr>
-        <w:t>Сві́тло ти́хе свято́ї</w:t>
-      </w:r>
-      <w:r>
-        <w:rPr>
-          <w:rFonts w:ascii="Times New Roman" w:hAnsi="Times New Roman"/>
-          <w:sz w:val="24"/>
-        </w:rPr>
-        <w:t xml:space="preserve"> сла́ви безсме́ртного Отця́ небе́сного, свято́го, блаже́нного, Ісу́се Хри́сте, дожи́вши до за́ходу со́нця, поба́чивши сві́тло вечі́рнє, сла́вимо Отця́, і Си́на, і Свято́го Ду́ха – Бо́га. Досто́йно є повсякча́с прославля́ти Тебе́ голоса́ми побо́жними, Си́ну</w:t>
-      </w:r>
-      <w:r>
-        <w:rPr>
-          <w:rFonts w:ascii="Times New Roman" w:hAnsi="Times New Roman"/>
-          <w:sz w:val="24"/>
-        </w:rPr>
-        <w:t xml:space="preserve"> Бо́жий, що життя́ дає́ш усьому́ сві́ту, тому́ світ уве́сь сла́вить Тебе́.</w:t>
+        <w:t>Сві́тло ти́хе свято́ї сла́ви безсме́ртного Отця́ небе́сного, свято́го, блаже́нного, Ісу́се Хри́сте, дожи́вши до за́ходу со́нця, поба́чивши сві́тло вечі́рнє, сла́вимо Отця́, і Си́на, і Свято́го Ду́ха – Бо́га. Досто́йно є повсякча́с прославля́ти Тебе́ голоса́ми побо́жними, Си́ну Бо́жий, що життя́ дає́ш усьому́ сві́ту, тому́ світ уве́сь сла́вить Тебе́.</w:t>
       </w:r>
     </w:p>
     <w:p>
@@ -4675,16 +4515,7 @@
           <w:color w:val="FF0000"/>
           <w:sz w:val="24"/>
         </w:rPr>
-        <w:t xml:space="preserve">(г. </w:t>
-      </w:r>
-      <w:r>
-        <w:rPr>
-          <w:rFonts w:ascii="Times New Roman" w:hAnsi="Times New Roman"/>
-          <w:i/>
-          <w:color w:val="FF0000"/>
-          <w:sz w:val="24"/>
-        </w:rPr>
-        <w:t xml:space="preserve">6): </w:t>
+        <w:t xml:space="preserve">(г. 6): </w:t>
       </w:r>
       <w:r>
         <w:rPr>
@@ -5329,14 +5160,7 @@
           <w:rFonts w:ascii="Times New Roman" w:hAnsi="Times New Roman"/>
           <w:sz w:val="24"/>
         </w:rPr>
-        <w:t xml:space="preserve">Сподо́би, Го́споди, цього́ </w:t>
-      </w:r>
-      <w:r>
-        <w:rPr>
-          <w:rFonts w:ascii="Times New Roman" w:hAnsi="Times New Roman"/>
-          <w:sz w:val="24"/>
-        </w:rPr>
-        <w:t>ве́чора* без гріха́ зберегти́ся нам.</w:t>
+        <w:t>Сподо́би, Го́споди, цього́ ве́чора* без гріха́ зберегти́ся нам.</w:t>
       </w:r>
     </w:p>
     <w:p>
@@ -5372,14 +5196,7 @@
           <w:rFonts w:ascii="Times New Roman" w:hAnsi="Times New Roman"/>
           <w:sz w:val="24"/>
         </w:rPr>
-        <w:t>Благослове́нний Ти, Го́споди,* навчи́</w:t>
-      </w:r>
-      <w:r>
-        <w:rPr>
-          <w:rFonts w:ascii="Times New Roman" w:hAnsi="Times New Roman"/>
-          <w:sz w:val="24"/>
-        </w:rPr>
-        <w:t xml:space="preserve"> мене́ устано́в Твої́х.</w:t>
+        <w:t>Благослове́нний Ти, Го́споди,* навчи́ мене́ устано́в Твої́х.</w:t>
       </w:r>
     </w:p>
     <w:p>
@@ -5427,14 +5244,7 @@
           <w:rFonts w:ascii="Times New Roman" w:hAnsi="Times New Roman"/>
           <w:sz w:val="24"/>
         </w:rPr>
-        <w:t>Тобі́ нале́жить хвала́,* Тобі́ на</w:t>
-      </w:r>
-      <w:r>
-        <w:rPr>
-          <w:rFonts w:ascii="Times New Roman" w:hAnsi="Times New Roman"/>
-          <w:sz w:val="24"/>
-        </w:rPr>
-        <w:t>ле́жить пі́сня.</w:t>
+        <w:t>Тобі́ нале́жить хвала́,* Тобі́ нале́жить пі́сня.</w:t>
       </w:r>
     </w:p>
     <w:p>
@@ -6310,7 +6120,49 @@
           <w:sz w:val="24"/>
           <w:u w:val="single"/>
         </w:rPr>
-        <w:t xml:space="preserve">Госпо́дь царю́є,* у ве́лич Він </w:t>
+        <w:t>Госпо́дь царю́є,* у ве́лич Він зодягну́вся.</w:t>
+      </w:r>
+      <w:r>
+        <w:rPr>
+          <w:rFonts w:ascii="Times New Roman" w:hAnsi="Times New Roman"/>
+          <w:i/>
+          <w:color w:val="FF0000"/>
+          <w:sz w:val="24"/>
+        </w:rPr>
+        <w:t xml:space="preserve"> (Пс. 92,1)</w:t>
+      </w:r>
+    </w:p>
+    <w:p>
+      <w:pPr>
+        <w:spacing w:after="120"/>
+        <w:jc w:val="both"/>
+        <w:rPr>
+          <w:rFonts w:ascii="Times New Roman" w:hAnsi="Times New Roman" w:cs="Times New Roman"/>
+          <w:sz w:val="24"/>
+          <w:szCs w:val="24"/>
+        </w:rPr>
+      </w:pPr>
+      <w:r>
+        <w:rPr>
+          <w:rFonts w:ascii="Times New Roman" w:hAnsi="Times New Roman" w:cs="Times New Roman"/>
+          <w:sz w:val="24"/>
+          <w:szCs w:val="24"/>
+        </w:rPr>
+        <w:t>Як всемогутній, ти розбив мідні брами* і знищив адові затвори,* та воскресив впалий рід людський.* Тому ми однодумно кличемо:* Ти, що воскрес із мертвих, Господи, – слава тобі!</w:t>
+      </w:r>
+    </w:p>
+    <w:p>
+      <w:pPr>
+        <w:spacing w:after="120"/>
+      </w:pPr>
+      <w:r>
+        <w:rPr>
+          <w:rFonts w:ascii="Times New Roman" w:hAnsi="Times New Roman"/>
+          <w:i/>
+          <w:color w:val="FF0000"/>
+          <w:sz w:val="24"/>
+        </w:rPr>
+        <w:t xml:space="preserve">Стих: </w:t>
       </w:r>
       <w:r>
         <w:rPr>
@@ -6318,65 +6170,7 @@
           <w:sz w:val="24"/>
           <w:u w:val="single"/>
         </w:rPr>
-        <w:t>зодягну́вся.</w:t>
-      </w:r>
-      <w:r>
-        <w:rPr>
-          <w:rFonts w:ascii="Times New Roman" w:hAnsi="Times New Roman"/>
-          <w:i/>
-          <w:color w:val="FF0000"/>
-          <w:sz w:val="24"/>
-        </w:rPr>
-        <w:t xml:space="preserve"> (Пс. 92,1)</w:t>
-      </w:r>
-    </w:p>
-    <w:p>
-      <w:pPr>
-        <w:spacing w:after="120"/>
-        <w:jc w:val="both"/>
-        <w:rPr>
-          <w:rFonts w:ascii="Times New Roman" w:hAnsi="Times New Roman" w:cs="Times New Roman"/>
-          <w:sz w:val="24"/>
-          <w:szCs w:val="24"/>
-        </w:rPr>
-      </w:pPr>
-      <w:r>
-        <w:rPr>
-          <w:rFonts w:ascii="Times New Roman" w:hAnsi="Times New Roman" w:cs="Times New Roman"/>
-          <w:sz w:val="24"/>
-          <w:szCs w:val="24"/>
-        </w:rPr>
-        <w:t>Як всемогутній, ти розбив мідні брами* і знищив адові затвори,* та воскресив впалий рід людський.* Тому ми однодумно кличемо:* Ти, що воскрес із мертвих, Господи, – слава тобі!</w:t>
-      </w:r>
-    </w:p>
-    <w:p>
-      <w:pPr>
-        <w:spacing w:after="120"/>
-      </w:pPr>
-      <w:r>
-        <w:rPr>
-          <w:rFonts w:ascii="Times New Roman" w:hAnsi="Times New Roman"/>
-          <w:i/>
-          <w:color w:val="FF0000"/>
-          <w:sz w:val="24"/>
-        </w:rPr>
-        <w:t xml:space="preserve">Стих: </w:t>
-      </w:r>
-      <w:r>
-        <w:rPr>
-          <w:rFonts w:ascii="Times New Roman" w:hAnsi="Times New Roman"/>
-          <w:sz w:val="24"/>
-          <w:u w:val="single"/>
-        </w:rPr>
-        <w:t>Бо Він утверди́в вселе́нну,* і вона́ не захита́єт</w:t>
-      </w:r>
-      <w:r>
-        <w:rPr>
-          <w:rFonts w:ascii="Times New Roman" w:hAnsi="Times New Roman"/>
-          <w:sz w:val="24"/>
-          <w:u w:val="single"/>
-        </w:rPr>
-        <w:t>ься.</w:t>
+        <w:t>Бо Він утверди́в вселе́нну,* і вона́ не захита́ється.</w:t>
       </w:r>
       <w:r>
         <w:rPr>
@@ -6618,14 +6412,7 @@
           <w:rFonts w:ascii="Times New Roman" w:hAnsi="Times New Roman"/>
           <w:sz w:val="24"/>
         </w:rPr>
-        <w:t xml:space="preserve">Сла́ва Отцю́, і Си́ну, і Свято́му Ду́хові,* </w:t>
-      </w:r>
-      <w:r>
-        <w:rPr>
-          <w:rFonts w:ascii="Times New Roman" w:hAnsi="Times New Roman"/>
-          <w:sz w:val="24"/>
-        </w:rPr>
-        <w:t>і ни́ні, і повсякча́с, і на ві́ки вікі́в. Амі́нь.</w:t>
+        <w:t>Сла́ва Отцю́, і Си́ну, і Свято́му Ду́хові,* і ни́ні, і повсякча́с, і на ві́ки вікі́в. Амі́нь.</w:t>
       </w:r>
     </w:p>
     <w:p>
@@ -6670,33 +6457,19 @@
           <w:rFonts w:ascii="Times New Roman" w:hAnsi="Times New Roman"/>
           <w:sz w:val="24"/>
         </w:rPr>
-        <w:t xml:space="preserve">Сла́ва Отцю́, </w:t>
-      </w:r>
-      <w:r>
-        <w:rPr>
-          <w:rFonts w:ascii="Times New Roman" w:hAnsi="Times New Roman"/>
-          <w:sz w:val="24"/>
-        </w:rPr>
-        <w:t>і Си́ну, і Свято́му Ду́хові,* і ни́ні, і повсякча́с, і на ві́ки вікі́в. Амі́нь.</w:t>
-      </w:r>
-    </w:p>
-    <w:p>
-      <w:pPr>
-        <w:spacing w:after="120"/>
-      </w:pPr>
-      <w:r>
-        <w:rPr>
-          <w:rFonts w:ascii="Times New Roman" w:hAnsi="Times New Roman"/>
-          <w:sz w:val="24"/>
-        </w:rPr>
-        <w:t>О́тче наш, що єси́ на небеса́х,* неха́й святи́ться ім’я́ Твоє́,* неха́й при́йде ца́рство Твоє́,* неха́й бу́де во́ля Твоя́, як на не́бі, так і на землі́.* Хліб наш насу́щний дай</w:t>
-      </w:r>
-      <w:r>
-        <w:rPr>
-          <w:rFonts w:ascii="Times New Roman" w:hAnsi="Times New Roman"/>
-          <w:sz w:val="24"/>
-        </w:rPr>
-        <w:t xml:space="preserve"> нам сього́дні;* і прости́ нам прови́ни на́ші,* як і ми проща́ємо винува́тцям на́шим;* і не введи́ нас у споку́су,* але́ ви́зволи нас від лука́вого.</w:t>
+        <w:t>Сла́ва Отцю́, і Си́ну, і Свято́му Ду́хові,* і ни́ні, і повсякча́с, і на ві́ки вікі́в. Амі́нь.</w:t>
+      </w:r>
+    </w:p>
+    <w:p>
+      <w:pPr>
+        <w:spacing w:after="120"/>
+      </w:pPr>
+      <w:r>
+        <w:rPr>
+          <w:rFonts w:ascii="Times New Roman" w:hAnsi="Times New Roman"/>
+          <w:sz w:val="24"/>
+        </w:rPr>
+        <w:t>О́тче наш, що єси́ на небеса́х,* неха́й святи́ться ім’я́ Твоє́,* неха́й при́йде ца́рство Твоє́,* неха́й бу́де во́ля Твоя́, як на не́бі, так і на землі́.* Хліб наш насу́щний дай нам сього́дні;* і прости́ нам прови́ни на́ші,* як і ми проща́ємо винува́тцям на́шим;* і не введи́ нас у споку́су,* але́ ви́зволи нас від лука́вого.</w:t>
       </w:r>
     </w:p>
     <w:p>
@@ -18670,18 +18443,21 @@
           <w:color w:val="FF0000"/>
           <w:sz w:val="24"/>
           <w:szCs w:val="24"/>
-        </w:rPr>
-      </w:pPr>
-      <w:r>
-        <w:rPr>
-          <w:rFonts w:ascii="Times New Roman" w:hAnsi="Times New Roman" w:cs="Times New Roman"/>
-          <w:i/>
-          <w:color w:val="FF0000"/>
-          <w:sz w:val="24"/>
-          <w:szCs w:val="24"/>
           <w:highlight w:val="yellow"/>
-        </w:rPr>
-        <w:t>ВСТАВИТИ</w:t>
+          <w:lang w:val="ru-MD"/>
+        </w:rPr>
+      </w:pPr>
+      <w:r>
+        <w:rPr>
+          <w:rFonts w:ascii="Times New Roman" w:hAnsi="Times New Roman" w:cs="Times New Roman"/>
+          <w:i/>
+          <w:color w:val="FF0000"/>
+          <w:sz w:val="24"/>
+          <w:szCs w:val="24"/>
+          <w:highlight w:val="yellow"/>
+          <w:lang w:val="ru-MD"/>
+        </w:rPr>
+        <w:t>ВСТАВИТИ СВІТИЛЬНИЙ</w:t>
       </w:r>
     </w:p>
     <w:p>
@@ -20313,14 +20089,7 @@
           <w:rFonts w:ascii="Times New Roman" w:hAnsi="Times New Roman"/>
           <w:sz w:val="24"/>
         </w:rPr>
-        <w:t>Святий Боже</w:t>
-      </w:r>
-      <w:r>
-        <w:rPr>
-          <w:rFonts w:ascii="Times New Roman" w:hAnsi="Times New Roman"/>
-          <w:sz w:val="24"/>
-        </w:rPr>
-        <w:t xml:space="preserve">, святий Кріпкий, святий Безсмертний, помилуй нас. </w:t>
+        <w:t xml:space="preserve">Святий Боже, святий Кріпкий, святий Безсмертний, помилуй нас. </w:t>
       </w:r>
       <w:r>
         <w:rPr>

--- a/flow/20230914_vu_template/01-Октоїх/Глас_6/6-НД.docx
+++ b/flow/20230914_vu_template/01-Октоїх/Глас_6/6-НД.docx
@@ -582,1543 +582,146 @@
     <w:p>
       <w:pPr>
         <w:spacing w:after="120"/>
-      </w:pPr>
-      <w:proofErr w:type="spellStart"/>
-      <w:r>
-        <w:rPr>
-          <w:rFonts w:ascii="Times New Roman" w:hAnsi="Times New Roman"/>
-          <w:sz w:val="24"/>
-        </w:rPr>
-        <w:t>Підвели́ся</w:t>
-      </w:r>
-      <w:proofErr w:type="spellEnd"/>
-      <w:r>
-        <w:rPr>
-          <w:rFonts w:ascii="Times New Roman" w:hAnsi="Times New Roman"/>
-          <w:sz w:val="24"/>
-        </w:rPr>
-        <w:t xml:space="preserve"> </w:t>
-      </w:r>
-      <w:proofErr w:type="spellStart"/>
-      <w:r>
-        <w:rPr>
-          <w:rFonts w:ascii="Times New Roman" w:hAnsi="Times New Roman"/>
-          <w:sz w:val="24"/>
-        </w:rPr>
-        <w:t>го́ри</w:t>
-      </w:r>
-      <w:proofErr w:type="spellEnd"/>
-      <w:r>
-        <w:rPr>
-          <w:rFonts w:ascii="Times New Roman" w:hAnsi="Times New Roman"/>
-          <w:sz w:val="24"/>
-        </w:rPr>
-        <w:t xml:space="preserve">, </w:t>
-      </w:r>
-      <w:proofErr w:type="spellStart"/>
-      <w:r>
-        <w:rPr>
-          <w:rFonts w:ascii="Times New Roman" w:hAnsi="Times New Roman"/>
-          <w:sz w:val="24"/>
-        </w:rPr>
-        <w:t>зійшли</w:t>
-      </w:r>
-      <w:proofErr w:type="spellEnd"/>
-      <w:r>
-        <w:rPr>
-          <w:rFonts w:ascii="Times New Roman" w:hAnsi="Times New Roman"/>
-          <w:sz w:val="24"/>
-        </w:rPr>
-        <w:t xml:space="preserve">́ </w:t>
-      </w:r>
-      <w:proofErr w:type="spellStart"/>
-      <w:r>
-        <w:rPr>
-          <w:rFonts w:ascii="Times New Roman" w:hAnsi="Times New Roman"/>
-          <w:sz w:val="24"/>
-        </w:rPr>
-        <w:t>доли́ни</w:t>
-      </w:r>
-      <w:proofErr w:type="spellEnd"/>
-      <w:r>
-        <w:rPr>
-          <w:rFonts w:ascii="Times New Roman" w:hAnsi="Times New Roman"/>
-          <w:sz w:val="24"/>
-        </w:rPr>
-        <w:t xml:space="preserve"> </w:t>
-      </w:r>
-      <w:proofErr w:type="spellStart"/>
-      <w:r>
-        <w:rPr>
-          <w:rFonts w:ascii="Times New Roman" w:hAnsi="Times New Roman"/>
-          <w:sz w:val="24"/>
-        </w:rPr>
-        <w:t>до</w:t>
-      </w:r>
-      <w:proofErr w:type="spellEnd"/>
-      <w:r>
-        <w:rPr>
-          <w:rFonts w:ascii="Times New Roman" w:hAnsi="Times New Roman"/>
-          <w:sz w:val="24"/>
-        </w:rPr>
-        <w:t xml:space="preserve"> </w:t>
-      </w:r>
-      <w:proofErr w:type="spellStart"/>
-      <w:proofErr w:type="gramStart"/>
-      <w:r>
-        <w:rPr>
-          <w:rFonts w:ascii="Times New Roman" w:hAnsi="Times New Roman"/>
-          <w:sz w:val="24"/>
-        </w:rPr>
-        <w:t>мі́сця</w:t>
-      </w:r>
-      <w:proofErr w:type="spellEnd"/>
-      <w:r>
-        <w:rPr>
-          <w:rFonts w:ascii="Times New Roman" w:hAnsi="Times New Roman"/>
-          <w:sz w:val="24"/>
-        </w:rPr>
-        <w:t>,*</w:t>
-      </w:r>
-      <w:proofErr w:type="gramEnd"/>
-      <w:r>
-        <w:rPr>
-          <w:rFonts w:ascii="Times New Roman" w:hAnsi="Times New Roman"/>
-          <w:sz w:val="24"/>
-        </w:rPr>
-        <w:t xml:space="preserve"> що Ти </w:t>
-      </w:r>
-      <w:proofErr w:type="spellStart"/>
-      <w:r>
-        <w:rPr>
-          <w:rFonts w:ascii="Times New Roman" w:hAnsi="Times New Roman"/>
-          <w:sz w:val="24"/>
-        </w:rPr>
-        <w:t>їм</w:t>
-      </w:r>
-      <w:proofErr w:type="spellEnd"/>
-      <w:r>
-        <w:rPr>
-          <w:rFonts w:ascii="Times New Roman" w:hAnsi="Times New Roman"/>
-          <w:sz w:val="24"/>
-        </w:rPr>
-        <w:t xml:space="preserve"> </w:t>
-      </w:r>
-      <w:proofErr w:type="spellStart"/>
-      <w:r>
-        <w:rPr>
-          <w:rFonts w:ascii="Times New Roman" w:hAnsi="Times New Roman"/>
-          <w:sz w:val="24"/>
-        </w:rPr>
-        <w:t>призна́чив</w:t>
-      </w:r>
-      <w:proofErr w:type="spellEnd"/>
-      <w:r>
-        <w:rPr>
-          <w:rFonts w:ascii="Times New Roman" w:hAnsi="Times New Roman"/>
-          <w:sz w:val="24"/>
-        </w:rPr>
-        <w:t>.</w:t>
-      </w:r>
-    </w:p>
-    <w:p>
-      <w:pPr>
-        <w:spacing w:after="120"/>
-      </w:pPr>
-      <w:proofErr w:type="spellStart"/>
-      <w:r>
-        <w:rPr>
-          <w:rFonts w:ascii="Times New Roman" w:hAnsi="Times New Roman"/>
-          <w:sz w:val="24"/>
-        </w:rPr>
-        <w:t>Поста́вив</w:t>
-      </w:r>
-      <w:proofErr w:type="spellEnd"/>
-      <w:r>
-        <w:rPr>
-          <w:rFonts w:ascii="Times New Roman" w:hAnsi="Times New Roman"/>
-          <w:sz w:val="24"/>
-        </w:rPr>
-        <w:t xml:space="preserve"> </w:t>
-      </w:r>
-      <w:proofErr w:type="spellStart"/>
-      <w:r>
-        <w:rPr>
-          <w:rFonts w:ascii="Times New Roman" w:hAnsi="Times New Roman"/>
-          <w:sz w:val="24"/>
-        </w:rPr>
-        <w:t>їм</w:t>
-      </w:r>
-      <w:proofErr w:type="spellEnd"/>
-      <w:r>
-        <w:rPr>
-          <w:rFonts w:ascii="Times New Roman" w:hAnsi="Times New Roman"/>
-          <w:sz w:val="24"/>
-        </w:rPr>
-        <w:t xml:space="preserve"> </w:t>
-      </w:r>
-      <w:proofErr w:type="spellStart"/>
-      <w:r>
-        <w:rPr>
-          <w:rFonts w:ascii="Times New Roman" w:hAnsi="Times New Roman"/>
-          <w:sz w:val="24"/>
-        </w:rPr>
-        <w:t>грани́цю</w:t>
-      </w:r>
-      <w:proofErr w:type="spellEnd"/>
-      <w:r>
-        <w:rPr>
-          <w:rFonts w:ascii="Times New Roman" w:hAnsi="Times New Roman"/>
-          <w:sz w:val="24"/>
-        </w:rPr>
-        <w:t xml:space="preserve">, </w:t>
-      </w:r>
-      <w:proofErr w:type="spellStart"/>
-      <w:r>
-        <w:rPr>
-          <w:rFonts w:ascii="Times New Roman" w:hAnsi="Times New Roman"/>
-          <w:sz w:val="24"/>
-        </w:rPr>
-        <w:t>яко́ї</w:t>
-      </w:r>
-      <w:proofErr w:type="spellEnd"/>
-      <w:r>
-        <w:rPr>
-          <w:rFonts w:ascii="Times New Roman" w:hAnsi="Times New Roman"/>
-          <w:sz w:val="24"/>
-        </w:rPr>
-        <w:t xml:space="preserve"> </w:t>
-      </w:r>
-      <w:proofErr w:type="spellStart"/>
-      <w:r>
-        <w:rPr>
-          <w:rFonts w:ascii="Times New Roman" w:hAnsi="Times New Roman"/>
-          <w:sz w:val="24"/>
-        </w:rPr>
-        <w:t>не</w:t>
-      </w:r>
-      <w:proofErr w:type="spellEnd"/>
-      <w:r>
-        <w:rPr>
-          <w:rFonts w:ascii="Times New Roman" w:hAnsi="Times New Roman"/>
-          <w:sz w:val="24"/>
-        </w:rPr>
-        <w:t xml:space="preserve"> </w:t>
-      </w:r>
-      <w:proofErr w:type="spellStart"/>
-      <w:proofErr w:type="gramStart"/>
-      <w:r>
-        <w:rPr>
-          <w:rFonts w:ascii="Times New Roman" w:hAnsi="Times New Roman"/>
-          <w:sz w:val="24"/>
-        </w:rPr>
-        <w:t>пере́йдуть</w:t>
-      </w:r>
-      <w:proofErr w:type="spellEnd"/>
-      <w:r>
-        <w:rPr>
-          <w:rFonts w:ascii="Times New Roman" w:hAnsi="Times New Roman"/>
-          <w:sz w:val="24"/>
-        </w:rPr>
-        <w:t>,*</w:t>
-      </w:r>
-      <w:proofErr w:type="gramEnd"/>
-      <w:r>
-        <w:rPr>
-          <w:rFonts w:ascii="Times New Roman" w:hAnsi="Times New Roman"/>
-          <w:sz w:val="24"/>
-        </w:rPr>
-        <w:t xml:space="preserve"> </w:t>
-      </w:r>
-      <w:proofErr w:type="spellStart"/>
-      <w:r>
-        <w:rPr>
-          <w:rFonts w:ascii="Times New Roman" w:hAnsi="Times New Roman"/>
-          <w:sz w:val="24"/>
-        </w:rPr>
-        <w:t>щоб</w:t>
-      </w:r>
-      <w:proofErr w:type="spellEnd"/>
-      <w:r>
-        <w:rPr>
-          <w:rFonts w:ascii="Times New Roman" w:hAnsi="Times New Roman"/>
-          <w:sz w:val="24"/>
-        </w:rPr>
-        <w:t xml:space="preserve"> </w:t>
-      </w:r>
-      <w:proofErr w:type="spellStart"/>
-      <w:r>
-        <w:rPr>
-          <w:rFonts w:ascii="Times New Roman" w:hAnsi="Times New Roman"/>
-          <w:sz w:val="24"/>
-        </w:rPr>
-        <w:t>зно́ву</w:t>
-      </w:r>
-      <w:proofErr w:type="spellEnd"/>
-      <w:r>
-        <w:rPr>
-          <w:rFonts w:ascii="Times New Roman" w:hAnsi="Times New Roman"/>
-          <w:sz w:val="24"/>
-        </w:rPr>
-        <w:t xml:space="preserve"> </w:t>
-      </w:r>
-      <w:proofErr w:type="spellStart"/>
-      <w:r>
-        <w:rPr>
-          <w:rFonts w:ascii="Times New Roman" w:hAnsi="Times New Roman"/>
-          <w:sz w:val="24"/>
-        </w:rPr>
-        <w:t>покри́ти</w:t>
-      </w:r>
-      <w:proofErr w:type="spellEnd"/>
-      <w:r>
-        <w:rPr>
-          <w:rFonts w:ascii="Times New Roman" w:hAnsi="Times New Roman"/>
-          <w:sz w:val="24"/>
-        </w:rPr>
-        <w:t xml:space="preserve"> </w:t>
-      </w:r>
-      <w:proofErr w:type="spellStart"/>
-      <w:r>
-        <w:rPr>
-          <w:rFonts w:ascii="Times New Roman" w:hAnsi="Times New Roman"/>
-          <w:sz w:val="24"/>
-        </w:rPr>
-        <w:t>зе́млю</w:t>
-      </w:r>
-      <w:proofErr w:type="spellEnd"/>
-      <w:r>
-        <w:rPr>
-          <w:rFonts w:ascii="Times New Roman" w:hAnsi="Times New Roman"/>
-          <w:sz w:val="24"/>
-        </w:rPr>
-        <w:t>.</w:t>
-      </w:r>
-    </w:p>
-    <w:p>
-      <w:pPr>
-        <w:spacing w:after="120"/>
-      </w:pPr>
-      <w:proofErr w:type="spellStart"/>
-      <w:r>
-        <w:rPr>
-          <w:rFonts w:ascii="Times New Roman" w:hAnsi="Times New Roman"/>
-          <w:sz w:val="24"/>
-        </w:rPr>
-        <w:t>Джере́ла</w:t>
-      </w:r>
-      <w:proofErr w:type="spellEnd"/>
-      <w:r>
-        <w:rPr>
-          <w:rFonts w:ascii="Times New Roman" w:hAnsi="Times New Roman"/>
-          <w:sz w:val="24"/>
-        </w:rPr>
-        <w:t xml:space="preserve"> </w:t>
-      </w:r>
-      <w:proofErr w:type="spellStart"/>
-      <w:r>
-        <w:rPr>
-          <w:rFonts w:ascii="Times New Roman" w:hAnsi="Times New Roman"/>
-          <w:sz w:val="24"/>
-        </w:rPr>
-        <w:t>посила́єш</w:t>
-      </w:r>
-      <w:proofErr w:type="spellEnd"/>
-      <w:r>
-        <w:rPr>
-          <w:rFonts w:ascii="Times New Roman" w:hAnsi="Times New Roman"/>
-          <w:sz w:val="24"/>
-        </w:rPr>
-        <w:t xml:space="preserve"> у </w:t>
-      </w:r>
-      <w:proofErr w:type="spellStart"/>
-      <w:proofErr w:type="gramStart"/>
-      <w:r>
-        <w:rPr>
-          <w:rFonts w:ascii="Times New Roman" w:hAnsi="Times New Roman"/>
-          <w:sz w:val="24"/>
-        </w:rPr>
-        <w:t>рі́ки</w:t>
-      </w:r>
-      <w:proofErr w:type="spellEnd"/>
-      <w:r>
-        <w:rPr>
-          <w:rFonts w:ascii="Times New Roman" w:hAnsi="Times New Roman"/>
-          <w:sz w:val="24"/>
-        </w:rPr>
-        <w:t>,*</w:t>
-      </w:r>
-      <w:proofErr w:type="gramEnd"/>
-      <w:r>
-        <w:rPr>
-          <w:rFonts w:ascii="Times New Roman" w:hAnsi="Times New Roman"/>
-          <w:sz w:val="24"/>
-        </w:rPr>
-        <w:t xml:space="preserve"> </w:t>
-      </w:r>
-      <w:proofErr w:type="spellStart"/>
-      <w:r>
-        <w:rPr>
-          <w:rFonts w:ascii="Times New Roman" w:hAnsi="Times New Roman"/>
-          <w:sz w:val="24"/>
-        </w:rPr>
-        <w:t>які</w:t>
-      </w:r>
-      <w:proofErr w:type="spellEnd"/>
-      <w:r>
-        <w:rPr>
-          <w:rFonts w:ascii="Times New Roman" w:hAnsi="Times New Roman"/>
-          <w:sz w:val="24"/>
-        </w:rPr>
-        <w:t xml:space="preserve">́ </w:t>
-      </w:r>
-      <w:proofErr w:type="spellStart"/>
-      <w:r>
-        <w:rPr>
-          <w:rFonts w:ascii="Times New Roman" w:hAnsi="Times New Roman"/>
-          <w:sz w:val="24"/>
-        </w:rPr>
-        <w:t>течу́ть</w:t>
-      </w:r>
-      <w:proofErr w:type="spellEnd"/>
-      <w:r>
-        <w:rPr>
-          <w:rFonts w:ascii="Times New Roman" w:hAnsi="Times New Roman"/>
-          <w:sz w:val="24"/>
-        </w:rPr>
-        <w:t xml:space="preserve"> </w:t>
-      </w:r>
-      <w:proofErr w:type="spellStart"/>
-      <w:r>
-        <w:rPr>
-          <w:rFonts w:ascii="Times New Roman" w:hAnsi="Times New Roman"/>
-          <w:sz w:val="24"/>
-        </w:rPr>
-        <w:t>по́між</w:t>
-      </w:r>
-      <w:proofErr w:type="spellEnd"/>
-      <w:r>
-        <w:rPr>
-          <w:rFonts w:ascii="Times New Roman" w:hAnsi="Times New Roman"/>
-          <w:sz w:val="24"/>
-        </w:rPr>
-        <w:t xml:space="preserve"> </w:t>
-      </w:r>
-      <w:proofErr w:type="spellStart"/>
-      <w:r>
-        <w:rPr>
-          <w:rFonts w:ascii="Times New Roman" w:hAnsi="Times New Roman"/>
-          <w:sz w:val="24"/>
-        </w:rPr>
-        <w:t>го́рами</w:t>
-      </w:r>
-      <w:proofErr w:type="spellEnd"/>
-      <w:r>
-        <w:rPr>
-          <w:rFonts w:ascii="Times New Roman" w:hAnsi="Times New Roman"/>
-          <w:sz w:val="24"/>
-        </w:rPr>
-        <w:t>.</w:t>
-      </w:r>
-    </w:p>
-    <w:p>
-      <w:pPr>
-        <w:spacing w:after="120"/>
-      </w:pPr>
-      <w:proofErr w:type="spellStart"/>
-      <w:r>
-        <w:rPr>
-          <w:rFonts w:ascii="Times New Roman" w:hAnsi="Times New Roman"/>
-          <w:sz w:val="24"/>
+        <w:rPr>
+          <w:lang w:val="ru-MD"/>
+        </w:rPr>
+      </w:pPr>
+      <w:r>
+        <w:rPr>
+          <w:rFonts w:ascii="Times New Roman" w:hAnsi="Times New Roman"/>
+          <w:sz w:val="24"/>
+          <w:lang w:val="ru-MD"/>
+        </w:rPr>
+        <w:t>Підвели́ся го́ри, зійшли́ доли́ни до мі́сця,* що Ти їм призна́чив.</w:t>
+      </w:r>
+    </w:p>
+    <w:p>
+      <w:pPr>
+        <w:spacing w:after="120"/>
+        <w:rPr>
+          <w:lang w:val="ru-MD"/>
+        </w:rPr>
+      </w:pPr>
+      <w:r>
+        <w:rPr>
+          <w:rFonts w:ascii="Times New Roman" w:hAnsi="Times New Roman"/>
+          <w:sz w:val="24"/>
+          <w:lang w:val="ru-MD"/>
+        </w:rPr>
+        <w:t>Поста́вив їм грани́цю, яко́ї не пере́йдуть,* щоб зно́ву покри́ти зе́млю.</w:t>
+      </w:r>
+    </w:p>
+    <w:p>
+      <w:pPr>
+        <w:spacing w:after="120"/>
+        <w:rPr>
+          <w:lang w:val="ru-MD"/>
+        </w:rPr>
+      </w:pPr>
+      <w:r>
+        <w:rPr>
+          <w:rFonts w:ascii="Times New Roman" w:hAnsi="Times New Roman"/>
+          <w:sz w:val="24"/>
+          <w:lang w:val="ru-MD"/>
+        </w:rPr>
+        <w:t>Джере́ла посила́єш у рі́ки,* які́ течу́ть по́між го́рами.</w:t>
+      </w:r>
+    </w:p>
+    <w:p>
+      <w:pPr>
+        <w:spacing w:after="120"/>
+        <w:rPr>
+          <w:lang w:val="ru-MD"/>
+        </w:rPr>
+      </w:pPr>
+      <w:r>
+        <w:rPr>
+          <w:rFonts w:ascii="Times New Roman" w:hAnsi="Times New Roman"/>
+          <w:sz w:val="24"/>
+          <w:lang w:val="ru-MD"/>
         </w:rPr>
         <w:lastRenderedPageBreak/>
-        <w:t>Усю</w:t>
-      </w:r>
-      <w:proofErr w:type="spellEnd"/>
-      <w:r>
-        <w:rPr>
-          <w:rFonts w:ascii="Times New Roman" w:hAnsi="Times New Roman"/>
-          <w:sz w:val="24"/>
-        </w:rPr>
-        <w:t xml:space="preserve">́ </w:t>
-      </w:r>
-      <w:proofErr w:type="spellStart"/>
-      <w:r>
-        <w:rPr>
-          <w:rFonts w:ascii="Times New Roman" w:hAnsi="Times New Roman"/>
-          <w:sz w:val="24"/>
-        </w:rPr>
-        <w:t>звірину</w:t>
-      </w:r>
-      <w:proofErr w:type="spellEnd"/>
-      <w:r>
-        <w:rPr>
-          <w:rFonts w:ascii="Times New Roman" w:hAnsi="Times New Roman"/>
-          <w:sz w:val="24"/>
-        </w:rPr>
-        <w:t xml:space="preserve">́, що в </w:t>
-      </w:r>
-      <w:proofErr w:type="spellStart"/>
-      <w:r>
-        <w:rPr>
-          <w:rFonts w:ascii="Times New Roman" w:hAnsi="Times New Roman"/>
-          <w:sz w:val="24"/>
-        </w:rPr>
-        <w:t>по́лі</w:t>
-      </w:r>
-      <w:proofErr w:type="spellEnd"/>
-      <w:r>
-        <w:rPr>
-          <w:rFonts w:ascii="Times New Roman" w:hAnsi="Times New Roman"/>
-          <w:sz w:val="24"/>
-        </w:rPr>
-        <w:t xml:space="preserve">, </w:t>
-      </w:r>
-      <w:proofErr w:type="spellStart"/>
-      <w:r>
-        <w:rPr>
-          <w:rFonts w:ascii="Times New Roman" w:hAnsi="Times New Roman"/>
-          <w:sz w:val="24"/>
-        </w:rPr>
-        <w:t>вони</w:t>
-      </w:r>
-      <w:proofErr w:type="spellEnd"/>
-      <w:r>
-        <w:rPr>
-          <w:rFonts w:ascii="Times New Roman" w:hAnsi="Times New Roman"/>
-          <w:sz w:val="24"/>
-        </w:rPr>
-        <w:t xml:space="preserve">́ </w:t>
-      </w:r>
-      <w:proofErr w:type="spellStart"/>
-      <w:proofErr w:type="gramStart"/>
-      <w:r>
-        <w:rPr>
-          <w:rFonts w:ascii="Times New Roman" w:hAnsi="Times New Roman"/>
-          <w:sz w:val="24"/>
-        </w:rPr>
-        <w:t>напува́ють</w:t>
-      </w:r>
-      <w:proofErr w:type="spellEnd"/>
-      <w:r>
-        <w:rPr>
-          <w:rFonts w:ascii="Times New Roman" w:hAnsi="Times New Roman"/>
-          <w:sz w:val="24"/>
-        </w:rPr>
-        <w:t>,*</w:t>
-      </w:r>
-      <w:proofErr w:type="gramEnd"/>
-      <w:r>
-        <w:rPr>
-          <w:rFonts w:ascii="Times New Roman" w:hAnsi="Times New Roman"/>
-          <w:sz w:val="24"/>
-        </w:rPr>
-        <w:t xml:space="preserve"> </w:t>
-      </w:r>
-      <w:proofErr w:type="spellStart"/>
-      <w:r>
-        <w:rPr>
-          <w:rFonts w:ascii="Times New Roman" w:hAnsi="Times New Roman"/>
-          <w:sz w:val="24"/>
-        </w:rPr>
-        <w:t>ди́кі</w:t>
-      </w:r>
-      <w:proofErr w:type="spellEnd"/>
-      <w:r>
-        <w:rPr>
-          <w:rFonts w:ascii="Times New Roman" w:hAnsi="Times New Roman"/>
-          <w:sz w:val="24"/>
-        </w:rPr>
-        <w:t xml:space="preserve"> </w:t>
-      </w:r>
-      <w:proofErr w:type="spellStart"/>
-      <w:r>
-        <w:rPr>
-          <w:rFonts w:ascii="Times New Roman" w:hAnsi="Times New Roman"/>
-          <w:sz w:val="24"/>
-        </w:rPr>
-        <w:t>осли</w:t>
-      </w:r>
-      <w:proofErr w:type="spellEnd"/>
-      <w:r>
-        <w:rPr>
-          <w:rFonts w:ascii="Times New Roman" w:hAnsi="Times New Roman"/>
-          <w:sz w:val="24"/>
-        </w:rPr>
-        <w:t xml:space="preserve">́ </w:t>
-      </w:r>
-      <w:proofErr w:type="spellStart"/>
-      <w:r>
-        <w:rPr>
-          <w:rFonts w:ascii="Times New Roman" w:hAnsi="Times New Roman"/>
-          <w:sz w:val="24"/>
-        </w:rPr>
-        <w:t>там</w:t>
-      </w:r>
-      <w:proofErr w:type="spellEnd"/>
-      <w:r>
-        <w:rPr>
-          <w:rFonts w:ascii="Times New Roman" w:hAnsi="Times New Roman"/>
-          <w:sz w:val="24"/>
-        </w:rPr>
-        <w:t xml:space="preserve"> </w:t>
-      </w:r>
-      <w:proofErr w:type="spellStart"/>
-      <w:r>
-        <w:rPr>
-          <w:rFonts w:ascii="Times New Roman" w:hAnsi="Times New Roman"/>
-          <w:sz w:val="24"/>
-        </w:rPr>
-        <w:t>га́сять</w:t>
-      </w:r>
-      <w:proofErr w:type="spellEnd"/>
-      <w:r>
-        <w:rPr>
-          <w:rFonts w:ascii="Times New Roman" w:hAnsi="Times New Roman"/>
-          <w:sz w:val="24"/>
-        </w:rPr>
-        <w:t xml:space="preserve"> </w:t>
-      </w:r>
-      <w:proofErr w:type="spellStart"/>
-      <w:r>
-        <w:rPr>
-          <w:rFonts w:ascii="Times New Roman" w:hAnsi="Times New Roman"/>
-          <w:sz w:val="24"/>
-        </w:rPr>
-        <w:t>свою</w:t>
-      </w:r>
-      <w:proofErr w:type="spellEnd"/>
-      <w:r>
-        <w:rPr>
-          <w:rFonts w:ascii="Times New Roman" w:hAnsi="Times New Roman"/>
-          <w:sz w:val="24"/>
-        </w:rPr>
-        <w:t xml:space="preserve">́ </w:t>
-      </w:r>
-      <w:proofErr w:type="spellStart"/>
-      <w:r>
-        <w:rPr>
-          <w:rFonts w:ascii="Times New Roman" w:hAnsi="Times New Roman"/>
-          <w:sz w:val="24"/>
-        </w:rPr>
-        <w:t>спра́гу</w:t>
-      </w:r>
-      <w:proofErr w:type="spellEnd"/>
-      <w:r>
-        <w:rPr>
-          <w:rFonts w:ascii="Times New Roman" w:hAnsi="Times New Roman"/>
-          <w:sz w:val="24"/>
-        </w:rPr>
-        <w:t>.</w:t>
-      </w:r>
-    </w:p>
-    <w:p>
-      <w:pPr>
-        <w:spacing w:after="120"/>
-      </w:pPr>
-      <w:proofErr w:type="spellStart"/>
-      <w:r>
-        <w:rPr>
-          <w:rFonts w:ascii="Times New Roman" w:hAnsi="Times New Roman"/>
-          <w:sz w:val="24"/>
-        </w:rPr>
-        <w:t>Над</w:t>
-      </w:r>
-      <w:proofErr w:type="spellEnd"/>
-      <w:r>
-        <w:rPr>
-          <w:rFonts w:ascii="Times New Roman" w:hAnsi="Times New Roman"/>
-          <w:sz w:val="24"/>
-        </w:rPr>
-        <w:t xml:space="preserve"> </w:t>
-      </w:r>
-      <w:proofErr w:type="spellStart"/>
-      <w:r>
-        <w:rPr>
-          <w:rFonts w:ascii="Times New Roman" w:hAnsi="Times New Roman"/>
-          <w:sz w:val="24"/>
-        </w:rPr>
-        <w:t>ни́ми</w:t>
-      </w:r>
-      <w:proofErr w:type="spellEnd"/>
-      <w:r>
-        <w:rPr>
-          <w:rFonts w:ascii="Times New Roman" w:hAnsi="Times New Roman"/>
-          <w:sz w:val="24"/>
-        </w:rPr>
-        <w:t xml:space="preserve"> </w:t>
-      </w:r>
-      <w:proofErr w:type="spellStart"/>
-      <w:r>
-        <w:rPr>
-          <w:rFonts w:ascii="Times New Roman" w:hAnsi="Times New Roman"/>
-          <w:sz w:val="24"/>
-        </w:rPr>
-        <w:t>ку́блиться</w:t>
-      </w:r>
-      <w:proofErr w:type="spellEnd"/>
-      <w:r>
-        <w:rPr>
-          <w:rFonts w:ascii="Times New Roman" w:hAnsi="Times New Roman"/>
-          <w:sz w:val="24"/>
-        </w:rPr>
-        <w:t xml:space="preserve"> </w:t>
-      </w:r>
-      <w:proofErr w:type="spellStart"/>
-      <w:r>
-        <w:rPr>
-          <w:rFonts w:ascii="Times New Roman" w:hAnsi="Times New Roman"/>
-          <w:sz w:val="24"/>
-        </w:rPr>
-        <w:t>небе́сне</w:t>
-      </w:r>
-      <w:proofErr w:type="spellEnd"/>
-      <w:r>
-        <w:rPr>
-          <w:rFonts w:ascii="Times New Roman" w:hAnsi="Times New Roman"/>
-          <w:sz w:val="24"/>
-        </w:rPr>
-        <w:t xml:space="preserve"> </w:t>
-      </w:r>
-      <w:proofErr w:type="spellStart"/>
-      <w:proofErr w:type="gramStart"/>
-      <w:r>
-        <w:rPr>
-          <w:rFonts w:ascii="Times New Roman" w:hAnsi="Times New Roman"/>
-          <w:sz w:val="24"/>
-        </w:rPr>
-        <w:t>пта́ство</w:t>
-      </w:r>
-      <w:proofErr w:type="spellEnd"/>
-      <w:r>
-        <w:rPr>
-          <w:rFonts w:ascii="Times New Roman" w:hAnsi="Times New Roman"/>
-          <w:sz w:val="24"/>
-        </w:rPr>
-        <w:t>,*</w:t>
-      </w:r>
-      <w:proofErr w:type="gramEnd"/>
-      <w:r>
-        <w:rPr>
-          <w:rFonts w:ascii="Times New Roman" w:hAnsi="Times New Roman"/>
-          <w:sz w:val="24"/>
-        </w:rPr>
-        <w:t xml:space="preserve"> </w:t>
-      </w:r>
-      <w:proofErr w:type="spellStart"/>
-      <w:r>
-        <w:rPr>
-          <w:rFonts w:ascii="Times New Roman" w:hAnsi="Times New Roman"/>
-          <w:sz w:val="24"/>
-        </w:rPr>
-        <w:t>з-по́між</w:t>
-      </w:r>
-      <w:proofErr w:type="spellEnd"/>
-      <w:r>
-        <w:rPr>
-          <w:rFonts w:ascii="Times New Roman" w:hAnsi="Times New Roman"/>
-          <w:sz w:val="24"/>
-        </w:rPr>
-        <w:t xml:space="preserve"> </w:t>
-      </w:r>
-      <w:proofErr w:type="spellStart"/>
-      <w:r>
-        <w:rPr>
-          <w:rFonts w:ascii="Times New Roman" w:hAnsi="Times New Roman"/>
-          <w:sz w:val="24"/>
-        </w:rPr>
-        <w:t>гілля́к</w:t>
-      </w:r>
-      <w:proofErr w:type="spellEnd"/>
-      <w:r>
-        <w:rPr>
-          <w:rFonts w:ascii="Times New Roman" w:hAnsi="Times New Roman"/>
-          <w:sz w:val="24"/>
-        </w:rPr>
-        <w:t xml:space="preserve"> </w:t>
-      </w:r>
-      <w:proofErr w:type="spellStart"/>
-      <w:r>
-        <w:rPr>
-          <w:rFonts w:ascii="Times New Roman" w:hAnsi="Times New Roman"/>
-          <w:sz w:val="24"/>
-        </w:rPr>
-        <w:t>дає</w:t>
-      </w:r>
-      <w:proofErr w:type="spellEnd"/>
-      <w:r>
-        <w:rPr>
-          <w:rFonts w:ascii="Times New Roman" w:hAnsi="Times New Roman"/>
-          <w:sz w:val="24"/>
-        </w:rPr>
-        <w:t xml:space="preserve">́ </w:t>
-      </w:r>
-      <w:proofErr w:type="spellStart"/>
-      <w:r>
-        <w:rPr>
-          <w:rFonts w:ascii="Times New Roman" w:hAnsi="Times New Roman"/>
-          <w:sz w:val="24"/>
-        </w:rPr>
-        <w:t>свій</w:t>
-      </w:r>
-      <w:proofErr w:type="spellEnd"/>
-      <w:r>
-        <w:rPr>
-          <w:rFonts w:ascii="Times New Roman" w:hAnsi="Times New Roman"/>
-          <w:sz w:val="24"/>
-        </w:rPr>
-        <w:t xml:space="preserve"> </w:t>
-      </w:r>
-      <w:proofErr w:type="spellStart"/>
-      <w:r>
-        <w:rPr>
-          <w:rFonts w:ascii="Times New Roman" w:hAnsi="Times New Roman"/>
-          <w:sz w:val="24"/>
-        </w:rPr>
-        <w:t>го́лос</w:t>
-      </w:r>
-      <w:proofErr w:type="spellEnd"/>
-      <w:r>
-        <w:rPr>
-          <w:rFonts w:ascii="Times New Roman" w:hAnsi="Times New Roman"/>
-          <w:sz w:val="24"/>
-        </w:rPr>
-        <w:t>.</w:t>
-      </w:r>
-    </w:p>
-    <w:p>
-      <w:pPr>
-        <w:spacing w:after="120"/>
-      </w:pPr>
-      <w:r>
-        <w:rPr>
-          <w:rFonts w:ascii="Times New Roman" w:hAnsi="Times New Roman"/>
-          <w:sz w:val="24"/>
-        </w:rPr>
-        <w:t xml:space="preserve">Ти </w:t>
-      </w:r>
-      <w:proofErr w:type="spellStart"/>
-      <w:r>
-        <w:rPr>
-          <w:rFonts w:ascii="Times New Roman" w:hAnsi="Times New Roman"/>
-          <w:sz w:val="24"/>
-        </w:rPr>
-        <w:t>напува́єш</w:t>
-      </w:r>
-      <w:proofErr w:type="spellEnd"/>
-      <w:r>
-        <w:rPr>
-          <w:rFonts w:ascii="Times New Roman" w:hAnsi="Times New Roman"/>
-          <w:sz w:val="24"/>
-        </w:rPr>
-        <w:t xml:space="preserve"> </w:t>
-      </w:r>
-      <w:proofErr w:type="spellStart"/>
-      <w:r>
-        <w:rPr>
-          <w:rFonts w:ascii="Times New Roman" w:hAnsi="Times New Roman"/>
-          <w:sz w:val="24"/>
-        </w:rPr>
-        <w:t>го́ри</w:t>
-      </w:r>
-      <w:proofErr w:type="spellEnd"/>
-      <w:r>
-        <w:rPr>
-          <w:rFonts w:ascii="Times New Roman" w:hAnsi="Times New Roman"/>
-          <w:sz w:val="24"/>
-        </w:rPr>
-        <w:t xml:space="preserve"> з </w:t>
-      </w:r>
-      <w:proofErr w:type="spellStart"/>
-      <w:r>
-        <w:rPr>
-          <w:rFonts w:ascii="Times New Roman" w:hAnsi="Times New Roman"/>
-          <w:sz w:val="24"/>
-        </w:rPr>
-        <w:t>Твої́х</w:t>
-      </w:r>
-      <w:proofErr w:type="spellEnd"/>
-      <w:r>
-        <w:rPr>
-          <w:rFonts w:ascii="Times New Roman" w:hAnsi="Times New Roman"/>
-          <w:sz w:val="24"/>
-        </w:rPr>
-        <w:t xml:space="preserve"> </w:t>
-      </w:r>
-      <w:proofErr w:type="spellStart"/>
-      <w:proofErr w:type="gramStart"/>
-      <w:r>
-        <w:rPr>
-          <w:rFonts w:ascii="Times New Roman" w:hAnsi="Times New Roman"/>
-          <w:sz w:val="24"/>
-        </w:rPr>
-        <w:t>го́рниць</w:t>
-      </w:r>
-      <w:proofErr w:type="spellEnd"/>
-      <w:r>
-        <w:rPr>
-          <w:rFonts w:ascii="Times New Roman" w:hAnsi="Times New Roman"/>
-          <w:sz w:val="24"/>
-        </w:rPr>
-        <w:t>,*</w:t>
-      </w:r>
-      <w:proofErr w:type="gramEnd"/>
-      <w:r>
-        <w:rPr>
-          <w:rFonts w:ascii="Times New Roman" w:hAnsi="Times New Roman"/>
-          <w:sz w:val="24"/>
-        </w:rPr>
-        <w:t xml:space="preserve"> </w:t>
-      </w:r>
-      <w:proofErr w:type="spellStart"/>
-      <w:r>
-        <w:rPr>
-          <w:rFonts w:ascii="Times New Roman" w:hAnsi="Times New Roman"/>
-          <w:sz w:val="24"/>
-        </w:rPr>
-        <w:t>земля</w:t>
-      </w:r>
-      <w:proofErr w:type="spellEnd"/>
-      <w:r>
-        <w:rPr>
-          <w:rFonts w:ascii="Times New Roman" w:hAnsi="Times New Roman"/>
-          <w:sz w:val="24"/>
-        </w:rPr>
-        <w:t xml:space="preserve">́ </w:t>
-      </w:r>
-      <w:proofErr w:type="spellStart"/>
-      <w:r>
-        <w:rPr>
-          <w:rFonts w:ascii="Times New Roman" w:hAnsi="Times New Roman"/>
-          <w:sz w:val="24"/>
-        </w:rPr>
-        <w:t>наси́чується</w:t>
-      </w:r>
-      <w:proofErr w:type="spellEnd"/>
-      <w:r>
-        <w:rPr>
-          <w:rFonts w:ascii="Times New Roman" w:hAnsi="Times New Roman"/>
-          <w:sz w:val="24"/>
-        </w:rPr>
-        <w:t xml:space="preserve"> </w:t>
-      </w:r>
-      <w:proofErr w:type="spellStart"/>
-      <w:r>
-        <w:rPr>
-          <w:rFonts w:ascii="Times New Roman" w:hAnsi="Times New Roman"/>
-          <w:sz w:val="24"/>
-        </w:rPr>
-        <w:t>пло́дом</w:t>
-      </w:r>
-      <w:proofErr w:type="spellEnd"/>
-      <w:r>
-        <w:rPr>
-          <w:rFonts w:ascii="Times New Roman" w:hAnsi="Times New Roman"/>
-          <w:sz w:val="24"/>
-        </w:rPr>
-        <w:t xml:space="preserve"> </w:t>
-      </w:r>
-      <w:proofErr w:type="spellStart"/>
-      <w:r>
-        <w:rPr>
-          <w:rFonts w:ascii="Times New Roman" w:hAnsi="Times New Roman"/>
-          <w:sz w:val="24"/>
-        </w:rPr>
-        <w:t>діл</w:t>
-      </w:r>
-      <w:proofErr w:type="spellEnd"/>
-      <w:r>
-        <w:rPr>
-          <w:rFonts w:ascii="Times New Roman" w:hAnsi="Times New Roman"/>
-          <w:sz w:val="24"/>
-        </w:rPr>
-        <w:t xml:space="preserve"> </w:t>
-      </w:r>
-      <w:proofErr w:type="spellStart"/>
-      <w:r>
-        <w:rPr>
-          <w:rFonts w:ascii="Times New Roman" w:hAnsi="Times New Roman"/>
-          <w:sz w:val="24"/>
-        </w:rPr>
-        <w:t>Твої́х</w:t>
-      </w:r>
-      <w:proofErr w:type="spellEnd"/>
-      <w:r>
-        <w:rPr>
-          <w:rFonts w:ascii="Times New Roman" w:hAnsi="Times New Roman"/>
-          <w:sz w:val="24"/>
-        </w:rPr>
-        <w:t>.</w:t>
-      </w:r>
-    </w:p>
-    <w:p>
-      <w:pPr>
-        <w:spacing w:after="120"/>
-      </w:pPr>
-      <w:proofErr w:type="spellStart"/>
-      <w:r>
-        <w:rPr>
-          <w:rFonts w:ascii="Times New Roman" w:hAnsi="Times New Roman"/>
-          <w:sz w:val="24"/>
-        </w:rPr>
-        <w:t>Виро́щуєш</w:t>
-      </w:r>
-      <w:proofErr w:type="spellEnd"/>
-      <w:r>
-        <w:rPr>
-          <w:rFonts w:ascii="Times New Roman" w:hAnsi="Times New Roman"/>
-          <w:sz w:val="24"/>
-        </w:rPr>
-        <w:t xml:space="preserve"> </w:t>
-      </w:r>
-      <w:proofErr w:type="spellStart"/>
-      <w:r>
-        <w:rPr>
-          <w:rFonts w:ascii="Times New Roman" w:hAnsi="Times New Roman"/>
-          <w:sz w:val="24"/>
-        </w:rPr>
-        <w:t>траву</w:t>
-      </w:r>
-      <w:proofErr w:type="spellEnd"/>
-      <w:r>
-        <w:rPr>
-          <w:rFonts w:ascii="Times New Roman" w:hAnsi="Times New Roman"/>
-          <w:sz w:val="24"/>
-        </w:rPr>
-        <w:t xml:space="preserve">́ </w:t>
-      </w:r>
-      <w:proofErr w:type="spellStart"/>
-      <w:r>
-        <w:rPr>
-          <w:rFonts w:ascii="Times New Roman" w:hAnsi="Times New Roman"/>
-          <w:sz w:val="24"/>
-        </w:rPr>
-        <w:t>для</w:t>
-      </w:r>
-      <w:proofErr w:type="spellEnd"/>
-      <w:r>
-        <w:rPr>
-          <w:rFonts w:ascii="Times New Roman" w:hAnsi="Times New Roman"/>
-          <w:sz w:val="24"/>
-        </w:rPr>
-        <w:t xml:space="preserve"> </w:t>
-      </w:r>
-      <w:proofErr w:type="spellStart"/>
-      <w:r>
-        <w:rPr>
-          <w:rFonts w:ascii="Times New Roman" w:hAnsi="Times New Roman"/>
-          <w:sz w:val="24"/>
-        </w:rPr>
-        <w:t>ско́ту</w:t>
-      </w:r>
-      <w:proofErr w:type="spellEnd"/>
-      <w:r>
-        <w:rPr>
-          <w:rFonts w:ascii="Times New Roman" w:hAnsi="Times New Roman"/>
-          <w:sz w:val="24"/>
-        </w:rPr>
-        <w:t xml:space="preserve">, </w:t>
-      </w:r>
-      <w:proofErr w:type="spellStart"/>
-      <w:r>
-        <w:rPr>
-          <w:rFonts w:ascii="Times New Roman" w:hAnsi="Times New Roman"/>
-          <w:sz w:val="24"/>
-        </w:rPr>
-        <w:t>зе́ла</w:t>
-      </w:r>
-      <w:proofErr w:type="spellEnd"/>
-      <w:r>
-        <w:rPr>
-          <w:rFonts w:ascii="Times New Roman" w:hAnsi="Times New Roman"/>
-          <w:sz w:val="24"/>
-        </w:rPr>
-        <w:t xml:space="preserve"> – на </w:t>
-      </w:r>
-      <w:proofErr w:type="spellStart"/>
-      <w:r>
-        <w:rPr>
-          <w:rFonts w:ascii="Times New Roman" w:hAnsi="Times New Roman"/>
-          <w:sz w:val="24"/>
-        </w:rPr>
-        <w:t>вжи́ток</w:t>
-      </w:r>
-      <w:proofErr w:type="spellEnd"/>
-      <w:r>
-        <w:rPr>
-          <w:rFonts w:ascii="Times New Roman" w:hAnsi="Times New Roman"/>
-          <w:sz w:val="24"/>
-        </w:rPr>
-        <w:t xml:space="preserve"> </w:t>
-      </w:r>
-      <w:proofErr w:type="spellStart"/>
-      <w:proofErr w:type="gramStart"/>
-      <w:r>
-        <w:rPr>
-          <w:rFonts w:ascii="Times New Roman" w:hAnsi="Times New Roman"/>
-          <w:sz w:val="24"/>
-        </w:rPr>
-        <w:t>лю́дям</w:t>
-      </w:r>
-      <w:proofErr w:type="spellEnd"/>
-      <w:r>
-        <w:rPr>
-          <w:rFonts w:ascii="Times New Roman" w:hAnsi="Times New Roman"/>
-          <w:sz w:val="24"/>
-        </w:rPr>
-        <w:t>,*</w:t>
-      </w:r>
-      <w:proofErr w:type="gramEnd"/>
-      <w:r>
-        <w:rPr>
-          <w:rFonts w:ascii="Times New Roman" w:hAnsi="Times New Roman"/>
-          <w:sz w:val="24"/>
-        </w:rPr>
-        <w:t xml:space="preserve"> </w:t>
-      </w:r>
-      <w:proofErr w:type="spellStart"/>
-      <w:r>
-        <w:rPr>
-          <w:rFonts w:ascii="Times New Roman" w:hAnsi="Times New Roman"/>
-          <w:sz w:val="24"/>
-        </w:rPr>
-        <w:t>щоб</w:t>
-      </w:r>
-      <w:proofErr w:type="spellEnd"/>
-      <w:r>
-        <w:rPr>
-          <w:rFonts w:ascii="Times New Roman" w:hAnsi="Times New Roman"/>
-          <w:sz w:val="24"/>
-        </w:rPr>
-        <w:t xml:space="preserve"> </w:t>
-      </w:r>
-      <w:proofErr w:type="spellStart"/>
-      <w:r>
-        <w:rPr>
-          <w:rFonts w:ascii="Times New Roman" w:hAnsi="Times New Roman"/>
-          <w:sz w:val="24"/>
-        </w:rPr>
-        <w:t>хліб</w:t>
-      </w:r>
-      <w:proofErr w:type="spellEnd"/>
-      <w:r>
-        <w:rPr>
-          <w:rFonts w:ascii="Times New Roman" w:hAnsi="Times New Roman"/>
-          <w:sz w:val="24"/>
-        </w:rPr>
-        <w:t xml:space="preserve"> </w:t>
-      </w:r>
-      <w:proofErr w:type="spellStart"/>
-      <w:r>
-        <w:rPr>
-          <w:rFonts w:ascii="Times New Roman" w:hAnsi="Times New Roman"/>
-          <w:sz w:val="24"/>
-        </w:rPr>
-        <w:t>із</w:t>
-      </w:r>
-      <w:proofErr w:type="spellEnd"/>
-      <w:r>
-        <w:rPr>
-          <w:rFonts w:ascii="Times New Roman" w:hAnsi="Times New Roman"/>
-          <w:sz w:val="24"/>
-        </w:rPr>
-        <w:t xml:space="preserve"> </w:t>
-      </w:r>
-      <w:proofErr w:type="spellStart"/>
-      <w:r>
-        <w:rPr>
-          <w:rFonts w:ascii="Times New Roman" w:hAnsi="Times New Roman"/>
-          <w:sz w:val="24"/>
-        </w:rPr>
-        <w:t>землі</w:t>
-      </w:r>
-      <w:proofErr w:type="spellEnd"/>
-      <w:r>
-        <w:rPr>
-          <w:rFonts w:ascii="Times New Roman" w:hAnsi="Times New Roman"/>
-          <w:sz w:val="24"/>
-        </w:rPr>
-        <w:t xml:space="preserve">́ </w:t>
-      </w:r>
-      <w:proofErr w:type="spellStart"/>
-      <w:r>
-        <w:rPr>
-          <w:rFonts w:ascii="Times New Roman" w:hAnsi="Times New Roman"/>
-          <w:sz w:val="24"/>
-        </w:rPr>
-        <w:t>добува́ли</w:t>
-      </w:r>
-      <w:proofErr w:type="spellEnd"/>
-      <w:r>
-        <w:rPr>
-          <w:rFonts w:ascii="Times New Roman" w:hAnsi="Times New Roman"/>
-          <w:sz w:val="24"/>
-        </w:rPr>
-        <w:t>:</w:t>
-      </w:r>
-    </w:p>
-    <w:p>
-      <w:pPr>
-        <w:spacing w:after="120"/>
-      </w:pPr>
-      <w:proofErr w:type="spellStart"/>
-      <w:r>
-        <w:rPr>
-          <w:rFonts w:ascii="Times New Roman" w:hAnsi="Times New Roman"/>
-          <w:sz w:val="24"/>
-        </w:rPr>
-        <w:t>Вино</w:t>
-      </w:r>
-      <w:proofErr w:type="spellEnd"/>
-      <w:r>
-        <w:rPr>
-          <w:rFonts w:ascii="Times New Roman" w:hAnsi="Times New Roman"/>
-          <w:sz w:val="24"/>
-        </w:rPr>
-        <w:t xml:space="preserve">́, що </w:t>
-      </w:r>
-      <w:proofErr w:type="spellStart"/>
-      <w:r>
-        <w:rPr>
-          <w:rFonts w:ascii="Times New Roman" w:hAnsi="Times New Roman"/>
-          <w:sz w:val="24"/>
-        </w:rPr>
-        <w:t>се́рце</w:t>
-      </w:r>
-      <w:proofErr w:type="spellEnd"/>
-      <w:r>
-        <w:rPr>
-          <w:rFonts w:ascii="Times New Roman" w:hAnsi="Times New Roman"/>
-          <w:sz w:val="24"/>
-        </w:rPr>
-        <w:t xml:space="preserve"> </w:t>
-      </w:r>
-      <w:proofErr w:type="spellStart"/>
-      <w:r>
-        <w:rPr>
-          <w:rFonts w:ascii="Times New Roman" w:hAnsi="Times New Roman"/>
-          <w:sz w:val="24"/>
-        </w:rPr>
-        <w:t>лю́дське</w:t>
-      </w:r>
-      <w:proofErr w:type="spellEnd"/>
-      <w:r>
-        <w:rPr>
-          <w:rFonts w:ascii="Times New Roman" w:hAnsi="Times New Roman"/>
-          <w:sz w:val="24"/>
-        </w:rPr>
-        <w:t xml:space="preserve"> </w:t>
-      </w:r>
-      <w:proofErr w:type="spellStart"/>
-      <w:r>
-        <w:rPr>
-          <w:rFonts w:ascii="Times New Roman" w:hAnsi="Times New Roman"/>
-          <w:sz w:val="24"/>
-        </w:rPr>
-        <w:t>звеселя́є</w:t>
-      </w:r>
-      <w:proofErr w:type="spellEnd"/>
-      <w:r>
-        <w:rPr>
-          <w:rFonts w:ascii="Times New Roman" w:hAnsi="Times New Roman"/>
-          <w:sz w:val="24"/>
-        </w:rPr>
-        <w:t xml:space="preserve">, </w:t>
-      </w:r>
-      <w:proofErr w:type="spellStart"/>
-      <w:r>
-        <w:rPr>
-          <w:rFonts w:ascii="Times New Roman" w:hAnsi="Times New Roman"/>
-          <w:sz w:val="24"/>
-        </w:rPr>
-        <w:t>олі́ю</w:t>
-      </w:r>
-      <w:proofErr w:type="spellEnd"/>
-      <w:r>
-        <w:rPr>
-          <w:rFonts w:ascii="Times New Roman" w:hAnsi="Times New Roman"/>
-          <w:sz w:val="24"/>
-        </w:rPr>
-        <w:t xml:space="preserve">, </w:t>
-      </w:r>
-      <w:proofErr w:type="spellStart"/>
-      <w:r>
-        <w:rPr>
-          <w:rFonts w:ascii="Times New Roman" w:hAnsi="Times New Roman"/>
-          <w:sz w:val="24"/>
-        </w:rPr>
-        <w:t>щоб</w:t>
-      </w:r>
-      <w:proofErr w:type="spellEnd"/>
-      <w:r>
-        <w:rPr>
-          <w:rFonts w:ascii="Times New Roman" w:hAnsi="Times New Roman"/>
-          <w:sz w:val="24"/>
-        </w:rPr>
-        <w:t xml:space="preserve"> </w:t>
-      </w:r>
-      <w:proofErr w:type="spellStart"/>
-      <w:r>
-        <w:rPr>
-          <w:rFonts w:ascii="Times New Roman" w:hAnsi="Times New Roman"/>
-          <w:sz w:val="24"/>
-        </w:rPr>
-        <w:t>від</w:t>
-      </w:r>
-      <w:proofErr w:type="spellEnd"/>
-      <w:r>
-        <w:rPr>
-          <w:rFonts w:ascii="Times New Roman" w:hAnsi="Times New Roman"/>
-          <w:sz w:val="24"/>
-        </w:rPr>
-        <w:t xml:space="preserve"> </w:t>
-      </w:r>
-      <w:proofErr w:type="spellStart"/>
-      <w:r>
-        <w:rPr>
-          <w:rFonts w:ascii="Times New Roman" w:hAnsi="Times New Roman"/>
-          <w:sz w:val="24"/>
-        </w:rPr>
-        <w:t>не́ї</w:t>
-      </w:r>
-      <w:proofErr w:type="spellEnd"/>
-      <w:r>
-        <w:rPr>
-          <w:rFonts w:ascii="Times New Roman" w:hAnsi="Times New Roman"/>
-          <w:sz w:val="24"/>
-        </w:rPr>
-        <w:t xml:space="preserve"> </w:t>
-      </w:r>
-      <w:proofErr w:type="spellStart"/>
-      <w:r>
-        <w:rPr>
-          <w:rFonts w:ascii="Times New Roman" w:hAnsi="Times New Roman"/>
-          <w:sz w:val="24"/>
-        </w:rPr>
-        <w:t>ясні́ло</w:t>
-      </w:r>
-      <w:proofErr w:type="spellEnd"/>
-      <w:r>
-        <w:rPr>
-          <w:rFonts w:ascii="Times New Roman" w:hAnsi="Times New Roman"/>
-          <w:sz w:val="24"/>
-        </w:rPr>
-        <w:t xml:space="preserve"> </w:t>
-      </w:r>
-      <w:proofErr w:type="spellStart"/>
-      <w:proofErr w:type="gramStart"/>
-      <w:r>
-        <w:rPr>
-          <w:rFonts w:ascii="Times New Roman" w:hAnsi="Times New Roman"/>
-          <w:sz w:val="24"/>
-        </w:rPr>
-        <w:t>обли́ччя</w:t>
-      </w:r>
-      <w:proofErr w:type="spellEnd"/>
-      <w:r>
-        <w:rPr>
-          <w:rFonts w:ascii="Times New Roman" w:hAnsi="Times New Roman"/>
-          <w:sz w:val="24"/>
-        </w:rPr>
-        <w:t>,*</w:t>
-      </w:r>
-      <w:proofErr w:type="gramEnd"/>
-      <w:r>
-        <w:rPr>
-          <w:rFonts w:ascii="Times New Roman" w:hAnsi="Times New Roman"/>
-          <w:sz w:val="24"/>
-        </w:rPr>
-        <w:t xml:space="preserve"> і </w:t>
-      </w:r>
-      <w:proofErr w:type="spellStart"/>
-      <w:r>
-        <w:rPr>
-          <w:rFonts w:ascii="Times New Roman" w:hAnsi="Times New Roman"/>
-          <w:sz w:val="24"/>
-        </w:rPr>
-        <w:t>хліб</w:t>
-      </w:r>
-      <w:proofErr w:type="spellEnd"/>
-      <w:r>
-        <w:rPr>
-          <w:rFonts w:ascii="Times New Roman" w:hAnsi="Times New Roman"/>
-          <w:sz w:val="24"/>
-        </w:rPr>
-        <w:t xml:space="preserve">, що </w:t>
-      </w:r>
-      <w:proofErr w:type="spellStart"/>
-      <w:r>
-        <w:rPr>
-          <w:rFonts w:ascii="Times New Roman" w:hAnsi="Times New Roman"/>
-          <w:sz w:val="24"/>
-        </w:rPr>
-        <w:t>скрі́плює</w:t>
-      </w:r>
-      <w:proofErr w:type="spellEnd"/>
-      <w:r>
-        <w:rPr>
-          <w:rFonts w:ascii="Times New Roman" w:hAnsi="Times New Roman"/>
-          <w:sz w:val="24"/>
-        </w:rPr>
-        <w:t xml:space="preserve"> </w:t>
-      </w:r>
-      <w:proofErr w:type="spellStart"/>
-      <w:r>
-        <w:rPr>
-          <w:rFonts w:ascii="Times New Roman" w:hAnsi="Times New Roman"/>
-          <w:sz w:val="24"/>
-        </w:rPr>
-        <w:t>се́рце</w:t>
-      </w:r>
-      <w:proofErr w:type="spellEnd"/>
-      <w:r>
-        <w:rPr>
-          <w:rFonts w:ascii="Times New Roman" w:hAnsi="Times New Roman"/>
-          <w:sz w:val="24"/>
-        </w:rPr>
-        <w:t xml:space="preserve"> </w:t>
-      </w:r>
-      <w:proofErr w:type="spellStart"/>
-      <w:r>
-        <w:rPr>
-          <w:rFonts w:ascii="Times New Roman" w:hAnsi="Times New Roman"/>
-          <w:sz w:val="24"/>
-        </w:rPr>
-        <w:t>лю́дське</w:t>
-      </w:r>
-      <w:proofErr w:type="spellEnd"/>
-      <w:r>
-        <w:rPr>
-          <w:rFonts w:ascii="Times New Roman" w:hAnsi="Times New Roman"/>
-          <w:sz w:val="24"/>
-        </w:rPr>
-        <w:t>.</w:t>
-      </w:r>
-    </w:p>
-    <w:p>
-      <w:pPr>
-        <w:spacing w:after="120"/>
-      </w:pPr>
-      <w:proofErr w:type="spellStart"/>
-      <w:r>
-        <w:rPr>
-          <w:rFonts w:ascii="Times New Roman" w:hAnsi="Times New Roman"/>
-          <w:sz w:val="24"/>
-        </w:rPr>
-        <w:t>Наси́чуються</w:t>
-      </w:r>
-      <w:proofErr w:type="spellEnd"/>
-      <w:r>
-        <w:rPr>
-          <w:rFonts w:ascii="Times New Roman" w:hAnsi="Times New Roman"/>
-          <w:sz w:val="24"/>
-        </w:rPr>
-        <w:t xml:space="preserve"> </w:t>
-      </w:r>
-      <w:proofErr w:type="spellStart"/>
-      <w:r>
-        <w:rPr>
-          <w:rFonts w:ascii="Times New Roman" w:hAnsi="Times New Roman"/>
-          <w:sz w:val="24"/>
-        </w:rPr>
-        <w:t>дере́ва</w:t>
-      </w:r>
-      <w:proofErr w:type="spellEnd"/>
-      <w:r>
-        <w:rPr>
-          <w:rFonts w:ascii="Times New Roman" w:hAnsi="Times New Roman"/>
-          <w:sz w:val="24"/>
-        </w:rPr>
-        <w:t xml:space="preserve"> </w:t>
-      </w:r>
-      <w:proofErr w:type="spellStart"/>
-      <w:proofErr w:type="gramStart"/>
-      <w:r>
-        <w:rPr>
-          <w:rFonts w:ascii="Times New Roman" w:hAnsi="Times New Roman"/>
-          <w:sz w:val="24"/>
-        </w:rPr>
-        <w:t>Госпо́дні</w:t>
-      </w:r>
-      <w:proofErr w:type="spellEnd"/>
-      <w:r>
-        <w:rPr>
-          <w:rFonts w:ascii="Times New Roman" w:hAnsi="Times New Roman"/>
-          <w:sz w:val="24"/>
-        </w:rPr>
-        <w:t>,*</w:t>
-      </w:r>
-      <w:proofErr w:type="gramEnd"/>
-      <w:r>
-        <w:rPr>
-          <w:rFonts w:ascii="Times New Roman" w:hAnsi="Times New Roman"/>
-          <w:sz w:val="24"/>
-        </w:rPr>
-        <w:t xml:space="preserve"> </w:t>
-      </w:r>
-      <w:proofErr w:type="spellStart"/>
-      <w:r>
-        <w:rPr>
-          <w:rFonts w:ascii="Times New Roman" w:hAnsi="Times New Roman"/>
-          <w:sz w:val="24"/>
-        </w:rPr>
-        <w:t>ке́дри</w:t>
-      </w:r>
-      <w:proofErr w:type="spellEnd"/>
-      <w:r>
-        <w:rPr>
-          <w:rFonts w:ascii="Times New Roman" w:hAnsi="Times New Roman"/>
-          <w:sz w:val="24"/>
-        </w:rPr>
-        <w:t xml:space="preserve"> </w:t>
-      </w:r>
-      <w:proofErr w:type="spellStart"/>
-      <w:r>
-        <w:rPr>
-          <w:rFonts w:ascii="Times New Roman" w:hAnsi="Times New Roman"/>
-          <w:sz w:val="24"/>
-        </w:rPr>
-        <w:t>лива́нські</w:t>
-      </w:r>
-      <w:proofErr w:type="spellEnd"/>
-      <w:r>
-        <w:rPr>
-          <w:rFonts w:ascii="Times New Roman" w:hAnsi="Times New Roman"/>
-          <w:sz w:val="24"/>
-        </w:rPr>
-        <w:t xml:space="preserve">, що </w:t>
-      </w:r>
-      <w:proofErr w:type="spellStart"/>
-      <w:r>
-        <w:rPr>
-          <w:rFonts w:ascii="Times New Roman" w:hAnsi="Times New Roman"/>
-          <w:sz w:val="24"/>
-        </w:rPr>
-        <w:t>посади́в</w:t>
-      </w:r>
-      <w:proofErr w:type="spellEnd"/>
-      <w:r>
-        <w:rPr>
-          <w:rFonts w:ascii="Times New Roman" w:hAnsi="Times New Roman"/>
-          <w:sz w:val="24"/>
-        </w:rPr>
-        <w:t xml:space="preserve"> </w:t>
-      </w:r>
-      <w:proofErr w:type="spellStart"/>
-      <w:r>
-        <w:rPr>
-          <w:rFonts w:ascii="Times New Roman" w:hAnsi="Times New Roman"/>
-          <w:sz w:val="24"/>
-        </w:rPr>
-        <w:t>їх</w:t>
-      </w:r>
-      <w:proofErr w:type="spellEnd"/>
-      <w:r>
-        <w:rPr>
-          <w:rFonts w:ascii="Times New Roman" w:hAnsi="Times New Roman"/>
-          <w:sz w:val="24"/>
-        </w:rPr>
-        <w:t>.</w:t>
+        <w:t>Усю́ звірину́, що в по́лі, вони́ напува́ють,* ди́кі осли́ там га́сять свою́ спра́гу.</w:t>
+      </w:r>
+    </w:p>
+    <w:p>
+      <w:pPr>
+        <w:spacing w:after="120"/>
+        <w:rPr>
+          <w:lang w:val="ru-MD"/>
+        </w:rPr>
+      </w:pPr>
+      <w:r>
+        <w:rPr>
+          <w:rFonts w:ascii="Times New Roman" w:hAnsi="Times New Roman"/>
+          <w:sz w:val="24"/>
+          <w:lang w:val="ru-MD"/>
+        </w:rPr>
+        <w:t>Над ни́ми ку́блиться небе́сне пта́ство,* з-по́між гілля́к дає́ свій го́лос.</w:t>
+      </w:r>
+    </w:p>
+    <w:p>
+      <w:pPr>
+        <w:spacing w:after="120"/>
+        <w:rPr>
+          <w:lang w:val="ru-MD"/>
+        </w:rPr>
+      </w:pPr>
+      <w:r>
+        <w:rPr>
+          <w:rFonts w:ascii="Times New Roman" w:hAnsi="Times New Roman"/>
+          <w:sz w:val="24"/>
+          <w:lang w:val="ru-MD"/>
+        </w:rPr>
+        <w:t>Ти напува́єш го́ри з Твої́х го́рниць,* земля́ наси́чується пло́дом діл Твої́х.</w:t>
+      </w:r>
+    </w:p>
+    <w:p>
+      <w:pPr>
+        <w:spacing w:after="120"/>
+        <w:rPr>
+          <w:lang w:val="ru-MD"/>
+        </w:rPr>
+      </w:pPr>
+      <w:r>
+        <w:rPr>
+          <w:rFonts w:ascii="Times New Roman" w:hAnsi="Times New Roman"/>
+          <w:sz w:val="24"/>
+          <w:lang w:val="ru-MD"/>
+        </w:rPr>
+        <w:t>Виро́щуєш траву́ для ско́ту, зе́ла – на вжи́ток лю́дям,* щоб хліб із землі́ добува́ли:</w:t>
+      </w:r>
+    </w:p>
+    <w:p>
+      <w:pPr>
+        <w:spacing w:after="120"/>
+        <w:rPr>
+          <w:lang w:val="ru-MD"/>
+        </w:rPr>
+      </w:pPr>
+      <w:r>
+        <w:rPr>
+          <w:rFonts w:ascii="Times New Roman" w:hAnsi="Times New Roman"/>
+          <w:sz w:val="24"/>
+          <w:lang w:val="ru-MD"/>
+        </w:rPr>
+        <w:t>Вино́, що се́рце лю́дське звеселя́є, олі́ю, щоб від не́ї ясні́ло обли́ччя,* і хліб, що скрі́плює се́рце лю́дське.</w:t>
+      </w:r>
+    </w:p>
+    <w:p>
+      <w:pPr>
+        <w:spacing w:after="120"/>
+        <w:rPr>
+          <w:lang w:val="ru-MD"/>
+        </w:rPr>
+      </w:pPr>
+      <w:r>
+        <w:rPr>
+          <w:rFonts w:ascii="Times New Roman" w:hAnsi="Times New Roman"/>
+          <w:sz w:val="24"/>
+          <w:lang w:val="ru-MD"/>
+        </w:rPr>
+        <w:t>Наси́чуються дере́ва Госпо́дні,* ке́дри лива́нські, що посади́в їх.</w:t>
       </w:r>
     </w:p>
     <w:p>
@@ -2733,6 +1336,7 @@
           <w:rFonts w:ascii="Times New Roman" w:hAnsi="Times New Roman" w:cs="Times New Roman"/>
           <w:sz w:val="24"/>
           <w:szCs w:val="24"/>
+          <w:lang w:val="ru-MD"/>
         </w:rPr>
       </w:pPr>
       <w:r>
@@ -2754,42 +1358,34 @@
         </w:rPr>
         <w:t xml:space="preserve"> Господи, Господи, що пречистою твоєю долонею все утримуєш, що довго терпиш нам усім, і жалієшся задля нашої злоби! Згадай твої милості і ласки, відвідай нас у твоїй доброті і дай нам пройти й останок нинішнього дня вільним від різних затій лукавого, і збережи наше життя без напастувань, благодаттю Святого твого Духа, − милістю, щедротами і чоловіколюб'ям єдинородного Сина твого, з яким і ти є благословенний, з пресвятим, добрим і животворящим твоїм Духом, нині і повсякчас, і на віки віків. </w:t>
       </w:r>
-      <w:proofErr w:type="spellStart"/>
       <w:r>
         <w:rPr>
           <w:rFonts w:ascii="Times New Roman" w:eastAsia="Gungsuh" w:hAnsi="Times New Roman" w:cs="Gungsuh"/>
           <w:sz w:val="24"/>
           <w:szCs w:val="24"/>
-        </w:rPr>
-        <w:t>Амінь</w:t>
-      </w:r>
-      <w:proofErr w:type="spellEnd"/>
-      <w:r>
-        <w:rPr>
-          <w:rFonts w:ascii="Times New Roman" w:eastAsia="Gungsuh" w:hAnsi="Times New Roman" w:cs="Gungsuh"/>
-          <w:sz w:val="24"/>
-          <w:szCs w:val="24"/>
-        </w:rPr>
-        <w:t>.</w:t>
-      </w:r>
-    </w:p>
-    <w:p>
-      <w:pPr>
-        <w:spacing w:after="120"/>
-        <w:jc w:val="both"/>
-        <w:rPr>
-          <w:rFonts w:ascii="Times New Roman" w:hAnsi="Times New Roman" w:cs="Times New Roman"/>
-          <w:sz w:val="24"/>
-          <w:szCs w:val="24"/>
-          <w:lang w:val="ru-MD"/>
-        </w:rPr>
-      </w:pPr>
-      <w:r>
-        <w:rPr>
-          <w:rFonts w:ascii="Times New Roman" w:hAnsi="Times New Roman" w:cs="Times New Roman"/>
-          <w:color w:val="FF0000"/>
-          <w:sz w:val="24"/>
-          <w:szCs w:val="24"/>
+          <w:lang w:val="ru-MD"/>
+        </w:rPr>
+        <w:t>Амінь.</w:t>
+      </w:r>
+    </w:p>
+    <w:p>
+      <w:pPr>
+        <w:spacing w:after="120"/>
+        <w:jc w:val="both"/>
+        <w:rPr>
+          <w:rFonts w:ascii="Times New Roman" w:hAnsi="Times New Roman" w:cs="Times New Roman"/>
+          <w:sz w:val="24"/>
+          <w:szCs w:val="24"/>
+          <w:lang w:val="ru-MD"/>
+        </w:rPr>
+      </w:pPr>
+      <w:r>
+        <w:rPr>
+          <w:rFonts w:ascii="Times New Roman" w:hAnsi="Times New Roman" w:cs="Times New Roman"/>
+          <w:color w:val="FF0000"/>
+          <w:sz w:val="24"/>
+          <w:szCs w:val="24"/>
+          <w:lang w:val="ru-MD"/>
         </w:rPr>
         <w:t>7.</w:t>
       </w:r>
@@ -2798,476 +1394,9 @@
           <w:rFonts w:ascii="Times New Roman" w:hAnsi="Times New Roman" w:cs="Times New Roman"/>
           <w:sz w:val="24"/>
           <w:szCs w:val="24"/>
-        </w:rPr>
-        <w:t xml:space="preserve"> </w:t>
-      </w:r>
-      <w:proofErr w:type="spellStart"/>
-      <w:r>
-        <w:rPr>
-          <w:rFonts w:ascii="Times New Roman" w:hAnsi="Times New Roman" w:cs="Times New Roman"/>
-          <w:sz w:val="24"/>
-          <w:szCs w:val="24"/>
-        </w:rPr>
-        <w:t>Боже</w:t>
-      </w:r>
-      <w:proofErr w:type="spellEnd"/>
-      <w:r>
-        <w:rPr>
-          <w:rFonts w:ascii="Times New Roman" w:hAnsi="Times New Roman" w:cs="Times New Roman"/>
-          <w:sz w:val="24"/>
-          <w:szCs w:val="24"/>
-        </w:rPr>
-        <w:t xml:space="preserve"> </w:t>
-      </w:r>
-      <w:proofErr w:type="spellStart"/>
-      <w:r>
-        <w:rPr>
-          <w:rFonts w:ascii="Times New Roman" w:hAnsi="Times New Roman" w:cs="Times New Roman"/>
-          <w:sz w:val="24"/>
-          <w:szCs w:val="24"/>
-        </w:rPr>
-        <w:t>великий</w:t>
-      </w:r>
-      <w:proofErr w:type="spellEnd"/>
-      <w:r>
-        <w:rPr>
-          <w:rFonts w:ascii="Times New Roman" w:hAnsi="Times New Roman" w:cs="Times New Roman"/>
-          <w:sz w:val="24"/>
-          <w:szCs w:val="24"/>
-        </w:rPr>
-        <w:t xml:space="preserve"> і </w:t>
-      </w:r>
-      <w:proofErr w:type="spellStart"/>
-      <w:r>
-        <w:rPr>
-          <w:rFonts w:ascii="Times New Roman" w:hAnsi="Times New Roman" w:cs="Times New Roman"/>
-          <w:sz w:val="24"/>
-          <w:szCs w:val="24"/>
-        </w:rPr>
-        <w:t>дивний</w:t>
-      </w:r>
-      <w:proofErr w:type="spellEnd"/>
-      <w:r>
-        <w:rPr>
-          <w:rFonts w:ascii="Times New Roman" w:hAnsi="Times New Roman" w:cs="Times New Roman"/>
-          <w:sz w:val="24"/>
-          <w:szCs w:val="24"/>
-        </w:rPr>
-        <w:t xml:space="preserve">, що </w:t>
-      </w:r>
-      <w:proofErr w:type="spellStart"/>
-      <w:r>
-        <w:rPr>
-          <w:rFonts w:ascii="Times New Roman" w:hAnsi="Times New Roman" w:cs="Times New Roman"/>
-          <w:sz w:val="24"/>
-          <w:szCs w:val="24"/>
-        </w:rPr>
-        <w:t>несказанною</w:t>
-      </w:r>
-      <w:proofErr w:type="spellEnd"/>
-      <w:r>
-        <w:rPr>
-          <w:rFonts w:ascii="Times New Roman" w:hAnsi="Times New Roman" w:cs="Times New Roman"/>
-          <w:sz w:val="24"/>
-          <w:szCs w:val="24"/>
-        </w:rPr>
-        <w:t xml:space="preserve"> </w:t>
-      </w:r>
-      <w:proofErr w:type="spellStart"/>
-      <w:r>
-        <w:rPr>
-          <w:rFonts w:ascii="Times New Roman" w:hAnsi="Times New Roman" w:cs="Times New Roman"/>
-          <w:sz w:val="24"/>
-          <w:szCs w:val="24"/>
-        </w:rPr>
-        <w:t>добрістю</w:t>
-      </w:r>
-      <w:proofErr w:type="spellEnd"/>
-      <w:r>
-        <w:rPr>
-          <w:rFonts w:ascii="Times New Roman" w:hAnsi="Times New Roman" w:cs="Times New Roman"/>
-          <w:sz w:val="24"/>
-          <w:szCs w:val="24"/>
-        </w:rPr>
-        <w:t xml:space="preserve"> і </w:t>
-      </w:r>
-      <w:proofErr w:type="spellStart"/>
-      <w:r>
-        <w:rPr>
-          <w:rFonts w:ascii="Times New Roman" w:hAnsi="Times New Roman" w:cs="Times New Roman"/>
-          <w:sz w:val="24"/>
-          <w:szCs w:val="24"/>
-        </w:rPr>
-        <w:t>багатим</w:t>
-      </w:r>
-      <w:proofErr w:type="spellEnd"/>
-      <w:r>
-        <w:rPr>
-          <w:rFonts w:ascii="Times New Roman" w:hAnsi="Times New Roman" w:cs="Times New Roman"/>
-          <w:sz w:val="24"/>
-          <w:szCs w:val="24"/>
-        </w:rPr>
-        <w:t xml:space="preserve"> </w:t>
-      </w:r>
-      <w:proofErr w:type="spellStart"/>
-      <w:r>
-        <w:rPr>
-          <w:rFonts w:ascii="Times New Roman" w:hAnsi="Times New Roman" w:cs="Times New Roman"/>
-          <w:sz w:val="24"/>
-          <w:szCs w:val="24"/>
-        </w:rPr>
-        <w:t>промислом</w:t>
-      </w:r>
-      <w:proofErr w:type="spellEnd"/>
-      <w:r>
-        <w:rPr>
-          <w:rFonts w:ascii="Times New Roman" w:hAnsi="Times New Roman" w:cs="Times New Roman"/>
-          <w:sz w:val="24"/>
-          <w:szCs w:val="24"/>
-        </w:rPr>
-        <w:t xml:space="preserve"> </w:t>
-      </w:r>
-      <w:proofErr w:type="spellStart"/>
-      <w:r>
-        <w:rPr>
-          <w:rFonts w:ascii="Times New Roman" w:hAnsi="Times New Roman" w:cs="Times New Roman"/>
-          <w:sz w:val="24"/>
-          <w:szCs w:val="24"/>
-        </w:rPr>
-        <w:t>усім</w:t>
-      </w:r>
-      <w:proofErr w:type="spellEnd"/>
-      <w:r>
-        <w:rPr>
-          <w:rFonts w:ascii="Times New Roman" w:hAnsi="Times New Roman" w:cs="Times New Roman"/>
-          <w:sz w:val="24"/>
-          <w:szCs w:val="24"/>
-        </w:rPr>
-        <w:t xml:space="preserve"> </w:t>
-      </w:r>
-      <w:proofErr w:type="spellStart"/>
-      <w:r>
-        <w:rPr>
-          <w:rFonts w:ascii="Times New Roman" w:hAnsi="Times New Roman" w:cs="Times New Roman"/>
-          <w:sz w:val="24"/>
-          <w:szCs w:val="24"/>
-        </w:rPr>
-        <w:t>управляєш</w:t>
-      </w:r>
-      <w:proofErr w:type="spellEnd"/>
-      <w:r>
-        <w:rPr>
-          <w:rFonts w:ascii="Times New Roman" w:hAnsi="Times New Roman" w:cs="Times New Roman"/>
-          <w:sz w:val="24"/>
-          <w:szCs w:val="24"/>
-        </w:rPr>
-        <w:t xml:space="preserve">, і </w:t>
-      </w:r>
-      <w:proofErr w:type="spellStart"/>
-      <w:r>
-        <w:rPr>
-          <w:rFonts w:ascii="Times New Roman" w:hAnsi="Times New Roman" w:cs="Times New Roman"/>
-          <w:sz w:val="24"/>
-          <w:szCs w:val="24"/>
-        </w:rPr>
-        <w:t>дав</w:t>
-      </w:r>
-      <w:proofErr w:type="spellEnd"/>
-      <w:r>
-        <w:rPr>
-          <w:rFonts w:ascii="Times New Roman" w:hAnsi="Times New Roman" w:cs="Times New Roman"/>
-          <w:sz w:val="24"/>
-          <w:szCs w:val="24"/>
-        </w:rPr>
-        <w:t xml:space="preserve"> </w:t>
-      </w:r>
-      <w:proofErr w:type="spellStart"/>
-      <w:r>
-        <w:rPr>
-          <w:rFonts w:ascii="Times New Roman" w:hAnsi="Times New Roman" w:cs="Times New Roman"/>
-          <w:sz w:val="24"/>
-          <w:szCs w:val="24"/>
-        </w:rPr>
-        <w:t>нам</w:t>
-      </w:r>
-      <w:proofErr w:type="spellEnd"/>
-      <w:r>
-        <w:rPr>
-          <w:rFonts w:ascii="Times New Roman" w:hAnsi="Times New Roman" w:cs="Times New Roman"/>
-          <w:sz w:val="24"/>
-          <w:szCs w:val="24"/>
-        </w:rPr>
-        <w:t xml:space="preserve"> </w:t>
-      </w:r>
-      <w:proofErr w:type="spellStart"/>
-      <w:r>
-        <w:rPr>
-          <w:rFonts w:ascii="Times New Roman" w:hAnsi="Times New Roman" w:cs="Times New Roman"/>
-          <w:sz w:val="24"/>
-          <w:szCs w:val="24"/>
-        </w:rPr>
-        <w:t>земні</w:t>
-      </w:r>
-      <w:proofErr w:type="spellEnd"/>
-      <w:r>
-        <w:rPr>
-          <w:rFonts w:ascii="Times New Roman" w:hAnsi="Times New Roman" w:cs="Times New Roman"/>
-          <w:sz w:val="24"/>
-          <w:szCs w:val="24"/>
-        </w:rPr>
-        <w:t xml:space="preserve"> </w:t>
-      </w:r>
-      <w:proofErr w:type="spellStart"/>
-      <w:r>
-        <w:rPr>
-          <w:rFonts w:ascii="Times New Roman" w:hAnsi="Times New Roman" w:cs="Times New Roman"/>
-          <w:sz w:val="24"/>
-          <w:szCs w:val="24"/>
-        </w:rPr>
-        <w:t>добра</w:t>
-      </w:r>
-      <w:proofErr w:type="spellEnd"/>
-      <w:r>
-        <w:rPr>
-          <w:rFonts w:ascii="Times New Roman" w:hAnsi="Times New Roman" w:cs="Times New Roman"/>
-          <w:sz w:val="24"/>
-          <w:szCs w:val="24"/>
-        </w:rPr>
-        <w:t xml:space="preserve"> й </w:t>
-      </w:r>
-      <w:proofErr w:type="spellStart"/>
-      <w:r>
-        <w:rPr>
-          <w:rFonts w:ascii="Times New Roman" w:hAnsi="Times New Roman" w:cs="Times New Roman"/>
-          <w:sz w:val="24"/>
-          <w:szCs w:val="24"/>
-        </w:rPr>
-        <w:t>запевнив</w:t>
-      </w:r>
-      <w:proofErr w:type="spellEnd"/>
-      <w:r>
-        <w:rPr>
-          <w:rFonts w:ascii="Times New Roman" w:hAnsi="Times New Roman" w:cs="Times New Roman"/>
-          <w:sz w:val="24"/>
-          <w:szCs w:val="24"/>
-        </w:rPr>
-        <w:t xml:space="preserve"> </w:t>
-      </w:r>
-      <w:proofErr w:type="spellStart"/>
-      <w:r>
-        <w:rPr>
-          <w:rFonts w:ascii="Times New Roman" w:hAnsi="Times New Roman" w:cs="Times New Roman"/>
-          <w:sz w:val="24"/>
-          <w:szCs w:val="24"/>
-        </w:rPr>
-        <w:t>нам</w:t>
-      </w:r>
-      <w:proofErr w:type="spellEnd"/>
-      <w:r>
-        <w:rPr>
-          <w:rFonts w:ascii="Times New Roman" w:hAnsi="Times New Roman" w:cs="Times New Roman"/>
-          <w:sz w:val="24"/>
-          <w:szCs w:val="24"/>
-        </w:rPr>
-        <w:t xml:space="preserve"> </w:t>
-      </w:r>
-      <w:proofErr w:type="spellStart"/>
-      <w:r>
-        <w:rPr>
-          <w:rFonts w:ascii="Times New Roman" w:hAnsi="Times New Roman" w:cs="Times New Roman"/>
-          <w:sz w:val="24"/>
-          <w:szCs w:val="24"/>
-        </w:rPr>
-        <w:t>обіцяне</w:t>
-      </w:r>
-      <w:proofErr w:type="spellEnd"/>
-      <w:r>
-        <w:rPr>
-          <w:rFonts w:ascii="Times New Roman" w:hAnsi="Times New Roman" w:cs="Times New Roman"/>
-          <w:sz w:val="24"/>
-          <w:szCs w:val="24"/>
-        </w:rPr>
-        <w:t xml:space="preserve"> </w:t>
-      </w:r>
-      <w:proofErr w:type="spellStart"/>
-      <w:r>
-        <w:rPr>
-          <w:rFonts w:ascii="Times New Roman" w:hAnsi="Times New Roman" w:cs="Times New Roman"/>
-          <w:sz w:val="24"/>
-          <w:szCs w:val="24"/>
-        </w:rPr>
-        <w:t>царство</w:t>
-      </w:r>
-      <w:proofErr w:type="spellEnd"/>
-      <w:r>
-        <w:rPr>
-          <w:rFonts w:ascii="Times New Roman" w:hAnsi="Times New Roman" w:cs="Times New Roman"/>
-          <w:sz w:val="24"/>
-          <w:szCs w:val="24"/>
-        </w:rPr>
-        <w:t xml:space="preserve"> </w:t>
-      </w:r>
-      <w:proofErr w:type="spellStart"/>
-      <w:r>
-        <w:rPr>
-          <w:rFonts w:ascii="Times New Roman" w:hAnsi="Times New Roman" w:cs="Times New Roman"/>
-          <w:sz w:val="24"/>
-          <w:szCs w:val="24"/>
-        </w:rPr>
-        <w:t>уділеними</w:t>
-      </w:r>
-      <w:proofErr w:type="spellEnd"/>
-      <w:r>
-        <w:rPr>
-          <w:rFonts w:ascii="Times New Roman" w:hAnsi="Times New Roman" w:cs="Times New Roman"/>
-          <w:sz w:val="24"/>
-          <w:szCs w:val="24"/>
-        </w:rPr>
-        <w:t xml:space="preserve"> </w:t>
-      </w:r>
-      <w:proofErr w:type="spellStart"/>
-      <w:r>
-        <w:rPr>
-          <w:rFonts w:ascii="Times New Roman" w:hAnsi="Times New Roman" w:cs="Times New Roman"/>
-          <w:sz w:val="24"/>
-          <w:szCs w:val="24"/>
-        </w:rPr>
-        <w:t>ласками</w:t>
-      </w:r>
-      <w:proofErr w:type="spellEnd"/>
-      <w:r>
-        <w:rPr>
-          <w:rFonts w:ascii="Times New Roman" w:hAnsi="Times New Roman" w:cs="Times New Roman"/>
-          <w:sz w:val="24"/>
-          <w:szCs w:val="24"/>
-        </w:rPr>
-        <w:t xml:space="preserve"> </w:t>
-      </w:r>
-      <w:proofErr w:type="spellStart"/>
-      <w:r>
-        <w:rPr>
-          <w:rFonts w:ascii="Times New Roman" w:hAnsi="Times New Roman" w:cs="Times New Roman"/>
-          <w:sz w:val="24"/>
-          <w:szCs w:val="24"/>
-        </w:rPr>
-        <w:t>впродовж</w:t>
-      </w:r>
-      <w:proofErr w:type="spellEnd"/>
-      <w:r>
-        <w:rPr>
-          <w:rFonts w:ascii="Times New Roman" w:hAnsi="Times New Roman" w:cs="Times New Roman"/>
-          <w:sz w:val="24"/>
-          <w:szCs w:val="24"/>
-        </w:rPr>
-        <w:t xml:space="preserve"> </w:t>
-      </w:r>
-      <w:proofErr w:type="spellStart"/>
-      <w:r>
-        <w:rPr>
-          <w:rFonts w:ascii="Times New Roman" w:hAnsi="Times New Roman" w:cs="Times New Roman"/>
-          <w:sz w:val="24"/>
-          <w:szCs w:val="24"/>
-        </w:rPr>
-        <w:t>цього</w:t>
-      </w:r>
-      <w:proofErr w:type="spellEnd"/>
-      <w:r>
-        <w:rPr>
-          <w:rFonts w:ascii="Times New Roman" w:hAnsi="Times New Roman" w:cs="Times New Roman"/>
-          <w:sz w:val="24"/>
-          <w:szCs w:val="24"/>
-        </w:rPr>
-        <w:t xml:space="preserve"> </w:t>
-      </w:r>
-      <w:proofErr w:type="spellStart"/>
-      <w:r>
-        <w:rPr>
-          <w:rFonts w:ascii="Times New Roman" w:hAnsi="Times New Roman" w:cs="Times New Roman"/>
-          <w:sz w:val="24"/>
-          <w:szCs w:val="24"/>
-        </w:rPr>
-        <w:t>дня</w:t>
-      </w:r>
-      <w:proofErr w:type="spellEnd"/>
-      <w:r>
-        <w:rPr>
-          <w:rFonts w:ascii="Times New Roman" w:hAnsi="Times New Roman" w:cs="Times New Roman"/>
-          <w:sz w:val="24"/>
-          <w:szCs w:val="24"/>
-        </w:rPr>
-        <w:t xml:space="preserve">, </w:t>
-      </w:r>
-      <w:proofErr w:type="spellStart"/>
-      <w:r>
-        <w:rPr>
-          <w:rFonts w:ascii="Times New Roman" w:hAnsi="Times New Roman" w:cs="Times New Roman"/>
-          <w:sz w:val="24"/>
-          <w:szCs w:val="24"/>
-        </w:rPr>
-        <w:t>остерігши</w:t>
-      </w:r>
-      <w:proofErr w:type="spellEnd"/>
-      <w:r>
-        <w:rPr>
-          <w:rFonts w:ascii="Times New Roman" w:hAnsi="Times New Roman" w:cs="Times New Roman"/>
-          <w:sz w:val="24"/>
-          <w:szCs w:val="24"/>
-        </w:rPr>
-        <w:t xml:space="preserve"> нас </w:t>
-      </w:r>
-      <w:proofErr w:type="spellStart"/>
-      <w:r>
-        <w:rPr>
-          <w:rFonts w:ascii="Times New Roman" w:hAnsi="Times New Roman" w:cs="Times New Roman"/>
-          <w:sz w:val="24"/>
-          <w:szCs w:val="24"/>
-        </w:rPr>
-        <w:t>від</w:t>
-      </w:r>
-      <w:proofErr w:type="spellEnd"/>
-      <w:r>
-        <w:rPr>
-          <w:rFonts w:ascii="Times New Roman" w:hAnsi="Times New Roman" w:cs="Times New Roman"/>
-          <w:sz w:val="24"/>
-          <w:szCs w:val="24"/>
-        </w:rPr>
-        <w:t xml:space="preserve"> </w:t>
-      </w:r>
-      <w:proofErr w:type="spellStart"/>
-      <w:r>
-        <w:rPr>
-          <w:rFonts w:ascii="Times New Roman" w:hAnsi="Times New Roman" w:cs="Times New Roman"/>
-          <w:sz w:val="24"/>
-          <w:szCs w:val="24"/>
-        </w:rPr>
-        <w:t>усякого</w:t>
-      </w:r>
-      <w:proofErr w:type="spellEnd"/>
-      <w:r>
-        <w:rPr>
-          <w:rFonts w:ascii="Times New Roman" w:hAnsi="Times New Roman" w:cs="Times New Roman"/>
-          <w:sz w:val="24"/>
-          <w:szCs w:val="24"/>
-        </w:rPr>
-        <w:t xml:space="preserve"> </w:t>
-      </w:r>
-      <w:proofErr w:type="spellStart"/>
-      <w:r>
-        <w:rPr>
-          <w:rFonts w:ascii="Times New Roman" w:hAnsi="Times New Roman" w:cs="Times New Roman"/>
-          <w:sz w:val="24"/>
-          <w:szCs w:val="24"/>
-        </w:rPr>
-        <w:t>лиха</w:t>
-      </w:r>
-      <w:proofErr w:type="spellEnd"/>
-      <w:r>
-        <w:rPr>
-          <w:rFonts w:ascii="Times New Roman" w:hAnsi="Times New Roman" w:cs="Times New Roman"/>
-          <w:sz w:val="24"/>
-          <w:szCs w:val="24"/>
-        </w:rPr>
-        <w:t xml:space="preserve">! </w:t>
+          <w:lang w:val="ru-MD"/>
+        </w:rPr>
+        <w:t xml:space="preserve"> Боже великий і дивний, що несказанною добрістю і багатим промислом усім управляєш, і дав нам земні добра й запевнив нам обіцяне царство уділеними ласками впродовж цього дня, остерігши нас від усякого лиха! </w:t>
       </w:r>
       <w:r>
         <w:rPr>
@@ -5302,7 +3431,6 @@
           <w:rFonts w:ascii="Times New Roman" w:hAnsi="Times New Roman"/>
         </w:rPr>
       </w:pPr>
-      <w:proofErr w:type="spellStart"/>
       <w:r>
         <w:rPr>
           <w:rFonts w:ascii="Times New Roman" w:hAnsi="Times New Roman" w:cs="Times New Roman"/>
@@ -5310,6 +3438,7 @@
           <w:color w:val="000000"/>
           <w:sz w:val="24"/>
           <w:szCs w:val="24"/>
+          <w:lang w:val="ru-MD"/>
         </w:rPr>
         <w:t>Неха</w:t>
       </w:r>
@@ -5318,6 +3447,7 @@
           <w:rFonts w:ascii="Times New Roman" w:hAnsi="Times New Roman" w:cs="Times New Roman"/>
           <w:sz w:val="24"/>
           <w:szCs w:val="24"/>
+          <w:lang w:val="ru-MD"/>
         </w:rPr>
         <w:t>́</w:t>
       </w:r>
@@ -5328,10 +3458,19 @@
           <w:color w:val="000000"/>
           <w:sz w:val="24"/>
           <w:szCs w:val="24"/>
-        </w:rPr>
-        <w:t>й</w:t>
-      </w:r>
-      <w:proofErr w:type="spellEnd"/>
+          <w:lang w:val="ru-MD"/>
+        </w:rPr>
+        <w:t>й піднесе</w:t>
+      </w:r>
+      <w:r>
+        <w:rPr>
+          <w:rFonts w:ascii="Times New Roman" w:hAnsi="Times New Roman" w:cs="Times New Roman"/>
+          <w:sz w:val="24"/>
+          <w:szCs w:val="24"/>
+          <w:lang w:val="ru-MD"/>
+        </w:rPr>
+        <w:t>́</w:t>
+      </w:r>
       <w:r>
         <w:rPr>
           <w:rFonts w:ascii="Times New Roman" w:hAnsi="Times New Roman" w:cs="Times New Roman"/>
@@ -5339,10 +3478,19 @@
           <w:color w:val="000000"/>
           <w:sz w:val="24"/>
           <w:szCs w:val="24"/>
-        </w:rPr>
-        <w:t xml:space="preserve"> </w:t>
-      </w:r>
-      <w:proofErr w:type="spellStart"/>
+          <w:lang w:val="ru-MD"/>
+        </w:rPr>
+        <w:t>ться моли</w:t>
+      </w:r>
+      <w:r>
+        <w:rPr>
+          <w:rFonts w:ascii="Times New Roman" w:hAnsi="Times New Roman" w:cs="Times New Roman"/>
+          <w:sz w:val="24"/>
+          <w:szCs w:val="24"/>
+          <w:lang w:val="ru-MD"/>
+        </w:rPr>
+        <w:t>́</w:t>
+      </w:r>
       <w:r>
         <w:rPr>
           <w:rFonts w:ascii="Times New Roman" w:hAnsi="Times New Roman" w:cs="Times New Roman"/>
@@ -5350,14 +3498,16 @@
           <w:color w:val="000000"/>
           <w:sz w:val="24"/>
           <w:szCs w:val="24"/>
-        </w:rPr>
-        <w:t>піднесе</w:t>
-      </w:r>
-      <w:r>
-        <w:rPr>
-          <w:rFonts w:ascii="Times New Roman" w:hAnsi="Times New Roman" w:cs="Times New Roman"/>
-          <w:sz w:val="24"/>
-          <w:szCs w:val="24"/>
+          <w:lang w:val="ru-MD"/>
+        </w:rPr>
+        <w:t>тва моя</w:t>
+      </w:r>
+      <w:r>
+        <w:rPr>
+          <w:rFonts w:ascii="Times New Roman" w:hAnsi="Times New Roman" w:cs="Times New Roman"/>
+          <w:sz w:val="24"/>
+          <w:szCs w:val="24"/>
+          <w:lang w:val="ru-MD"/>
         </w:rPr>
         <w:t>́</w:t>
       </w:r>
@@ -5368,10 +3518,19 @@
           <w:color w:val="000000"/>
           <w:sz w:val="24"/>
           <w:szCs w:val="24"/>
-        </w:rPr>
-        <w:t>ться</w:t>
-      </w:r>
-      <w:proofErr w:type="spellEnd"/>
+          <w:lang w:val="ru-MD"/>
+        </w:rPr>
+        <w:t>,* мов кади</w:t>
+      </w:r>
+      <w:r>
+        <w:rPr>
+          <w:rFonts w:ascii="Times New Roman" w:hAnsi="Times New Roman" w:cs="Times New Roman"/>
+          <w:sz w:val="24"/>
+          <w:szCs w:val="24"/>
+          <w:lang w:val="ru-MD"/>
+        </w:rPr>
+        <w:t>́</w:t>
+      </w:r>
       <w:r>
         <w:rPr>
           <w:rFonts w:ascii="Times New Roman" w:hAnsi="Times New Roman" w:cs="Times New Roman"/>
@@ -5379,10 +3538,19 @@
           <w:color w:val="000000"/>
           <w:sz w:val="24"/>
           <w:szCs w:val="24"/>
-        </w:rPr>
-        <w:t xml:space="preserve"> </w:t>
-      </w:r>
-      <w:proofErr w:type="spellStart"/>
+          <w:lang w:val="ru-MD"/>
+        </w:rPr>
+        <w:t>ло пе</w:t>
+      </w:r>
+      <w:r>
+        <w:rPr>
+          <w:rFonts w:ascii="Times New Roman" w:hAnsi="Times New Roman" w:cs="Times New Roman"/>
+          <w:sz w:val="24"/>
+          <w:szCs w:val="24"/>
+          <w:lang w:val="ru-MD"/>
+        </w:rPr>
+        <w:t>́</w:t>
+      </w:r>
       <w:r>
         <w:rPr>
           <w:rFonts w:ascii="Times New Roman" w:hAnsi="Times New Roman" w:cs="Times New Roman"/>
@@ -5390,14 +3558,16 @@
           <w:color w:val="000000"/>
           <w:sz w:val="24"/>
           <w:szCs w:val="24"/>
-        </w:rPr>
-        <w:t>моли</w:t>
-      </w:r>
-      <w:r>
-        <w:rPr>
-          <w:rFonts w:ascii="Times New Roman" w:hAnsi="Times New Roman" w:cs="Times New Roman"/>
-          <w:sz w:val="24"/>
-          <w:szCs w:val="24"/>
+          <w:lang w:val="ru-MD"/>
+        </w:rPr>
+        <w:t>ред Тобо</w:t>
+      </w:r>
+      <w:r>
+        <w:rPr>
+          <w:rFonts w:ascii="Times New Roman" w:hAnsi="Times New Roman" w:cs="Times New Roman"/>
+          <w:sz w:val="24"/>
+          <w:szCs w:val="24"/>
+          <w:lang w:val="ru-MD"/>
         </w:rPr>
         <w:t>́</w:t>
       </w:r>
@@ -5408,10 +3578,19 @@
           <w:color w:val="000000"/>
           <w:sz w:val="24"/>
           <w:szCs w:val="24"/>
-        </w:rPr>
-        <w:t>тва</w:t>
-      </w:r>
-      <w:proofErr w:type="spellEnd"/>
+          <w:lang w:val="ru-MD"/>
+        </w:rPr>
+        <w:t>ю;* підно</w:t>
+      </w:r>
+      <w:r>
+        <w:rPr>
+          <w:rFonts w:ascii="Times New Roman" w:hAnsi="Times New Roman" w:cs="Times New Roman"/>
+          <w:sz w:val="24"/>
+          <w:szCs w:val="24"/>
+          <w:lang w:val="ru-MD"/>
+        </w:rPr>
+        <w:t>́</w:t>
+      </w:r>
       <w:r>
         <w:rPr>
           <w:rFonts w:ascii="Times New Roman" w:hAnsi="Times New Roman" w:cs="Times New Roman"/>
@@ -5419,11 +3598,19 @@
           <w:color w:val="000000"/>
           <w:sz w:val="24"/>
           <w:szCs w:val="24"/>
-        </w:rPr>
-        <w:t xml:space="preserve"> </w:t>
-      </w:r>
-      <w:proofErr w:type="spellStart"/>
-      <w:proofErr w:type="gramStart"/>
+          <w:lang w:val="ru-MD"/>
+        </w:rPr>
+        <w:t>шення рук мої</w:t>
+      </w:r>
+      <w:r>
+        <w:rPr>
+          <w:rFonts w:ascii="Times New Roman" w:hAnsi="Times New Roman" w:cs="Times New Roman"/>
+          <w:sz w:val="24"/>
+          <w:szCs w:val="24"/>
+          <w:lang w:val="ru-MD"/>
+        </w:rPr>
+        <w:t>́</w:t>
+      </w:r>
       <w:r>
         <w:rPr>
           <w:rFonts w:ascii="Times New Roman" w:hAnsi="Times New Roman" w:cs="Times New Roman"/>
@@ -5431,15 +3618,16 @@
           <w:color w:val="000000"/>
           <w:sz w:val="24"/>
           <w:szCs w:val="24"/>
-        </w:rPr>
-        <w:t>моя</w:t>
-      </w:r>
-      <w:proofErr w:type="spellEnd"/>
-      <w:r>
-        <w:rPr>
-          <w:rFonts w:ascii="Times New Roman" w:hAnsi="Times New Roman" w:cs="Times New Roman"/>
-          <w:sz w:val="24"/>
-          <w:szCs w:val="24"/>
+          <w:lang w:val="ru-MD"/>
+        </w:rPr>
+        <w:t>х,* як же</w:t>
+      </w:r>
+      <w:r>
+        <w:rPr>
+          <w:rFonts w:ascii="Times New Roman" w:hAnsi="Times New Roman" w:cs="Times New Roman"/>
+          <w:sz w:val="24"/>
+          <w:szCs w:val="24"/>
+          <w:lang w:val="ru-MD"/>
         </w:rPr>
         <w:t>́</w:t>
       </w:r>
@@ -5450,10 +3638,19 @@
           <w:color w:val="000000"/>
           <w:sz w:val="24"/>
           <w:szCs w:val="24"/>
-        </w:rPr>
-        <w:t>,*</w:t>
-      </w:r>
-      <w:proofErr w:type="gramEnd"/>
+          <w:lang w:val="ru-MD"/>
+        </w:rPr>
+        <w:t>ртва вечі</w:t>
+      </w:r>
+      <w:r>
+        <w:rPr>
+          <w:rFonts w:ascii="Times New Roman" w:hAnsi="Times New Roman" w:cs="Times New Roman"/>
+          <w:sz w:val="24"/>
+          <w:szCs w:val="24"/>
+          <w:lang w:val="ru-MD"/>
+        </w:rPr>
+        <w:t>́</w:t>
+      </w:r>
       <w:r>
         <w:rPr>
           <w:rFonts w:ascii="Times New Roman" w:hAnsi="Times New Roman" w:cs="Times New Roman"/>
@@ -5461,330 +3658,7 @@
           <w:color w:val="000000"/>
           <w:sz w:val="24"/>
           <w:szCs w:val="24"/>
-        </w:rPr>
-        <w:t xml:space="preserve"> </w:t>
-      </w:r>
-      <w:proofErr w:type="spellStart"/>
-      <w:r>
-        <w:rPr>
-          <w:rFonts w:ascii="Times New Roman" w:hAnsi="Times New Roman" w:cs="Times New Roman"/>
-          <w:b/>
-          <w:color w:val="000000"/>
-          <w:sz w:val="24"/>
-          <w:szCs w:val="24"/>
-        </w:rPr>
-        <w:t>мов</w:t>
-      </w:r>
-      <w:proofErr w:type="spellEnd"/>
-      <w:r>
-        <w:rPr>
-          <w:rFonts w:ascii="Times New Roman" w:hAnsi="Times New Roman" w:cs="Times New Roman"/>
-          <w:b/>
-          <w:color w:val="000000"/>
-          <w:sz w:val="24"/>
-          <w:szCs w:val="24"/>
-        </w:rPr>
-        <w:t xml:space="preserve"> </w:t>
-      </w:r>
-      <w:proofErr w:type="spellStart"/>
-      <w:r>
-        <w:rPr>
-          <w:rFonts w:ascii="Times New Roman" w:hAnsi="Times New Roman" w:cs="Times New Roman"/>
-          <w:b/>
-          <w:color w:val="000000"/>
-          <w:sz w:val="24"/>
-          <w:szCs w:val="24"/>
-        </w:rPr>
-        <w:t>кади</w:t>
-      </w:r>
-      <w:r>
-        <w:rPr>
-          <w:rFonts w:ascii="Times New Roman" w:hAnsi="Times New Roman" w:cs="Times New Roman"/>
-          <w:sz w:val="24"/>
-          <w:szCs w:val="24"/>
-        </w:rPr>
-        <w:t>́</w:t>
-      </w:r>
-      <w:r>
-        <w:rPr>
-          <w:rFonts w:ascii="Times New Roman" w:hAnsi="Times New Roman" w:cs="Times New Roman"/>
-          <w:b/>
-          <w:color w:val="000000"/>
-          <w:sz w:val="24"/>
-          <w:szCs w:val="24"/>
-        </w:rPr>
-        <w:t>ло</w:t>
-      </w:r>
-      <w:proofErr w:type="spellEnd"/>
-      <w:r>
-        <w:rPr>
-          <w:rFonts w:ascii="Times New Roman" w:hAnsi="Times New Roman" w:cs="Times New Roman"/>
-          <w:b/>
-          <w:color w:val="000000"/>
-          <w:sz w:val="24"/>
-          <w:szCs w:val="24"/>
-        </w:rPr>
-        <w:t xml:space="preserve"> </w:t>
-      </w:r>
-      <w:proofErr w:type="spellStart"/>
-      <w:r>
-        <w:rPr>
-          <w:rFonts w:ascii="Times New Roman" w:hAnsi="Times New Roman" w:cs="Times New Roman"/>
-          <w:b/>
-          <w:color w:val="000000"/>
-          <w:sz w:val="24"/>
-          <w:szCs w:val="24"/>
-        </w:rPr>
-        <w:t>пе</w:t>
-      </w:r>
-      <w:r>
-        <w:rPr>
-          <w:rFonts w:ascii="Times New Roman" w:hAnsi="Times New Roman" w:cs="Times New Roman"/>
-          <w:sz w:val="24"/>
-          <w:szCs w:val="24"/>
-        </w:rPr>
-        <w:t>́</w:t>
-      </w:r>
-      <w:r>
-        <w:rPr>
-          <w:rFonts w:ascii="Times New Roman" w:hAnsi="Times New Roman" w:cs="Times New Roman"/>
-          <w:b/>
-          <w:color w:val="000000"/>
-          <w:sz w:val="24"/>
-          <w:szCs w:val="24"/>
-        </w:rPr>
-        <w:t>ред</w:t>
-      </w:r>
-      <w:proofErr w:type="spellEnd"/>
-      <w:r>
-        <w:rPr>
-          <w:rFonts w:ascii="Times New Roman" w:hAnsi="Times New Roman" w:cs="Times New Roman"/>
-          <w:b/>
-          <w:color w:val="000000"/>
-          <w:sz w:val="24"/>
-          <w:szCs w:val="24"/>
-        </w:rPr>
-        <w:t xml:space="preserve"> </w:t>
-      </w:r>
-      <w:proofErr w:type="spellStart"/>
-      <w:r>
-        <w:rPr>
-          <w:rFonts w:ascii="Times New Roman" w:hAnsi="Times New Roman" w:cs="Times New Roman"/>
-          <w:b/>
-          <w:color w:val="000000"/>
-          <w:sz w:val="24"/>
-          <w:szCs w:val="24"/>
-        </w:rPr>
-        <w:t>Тобо</w:t>
-      </w:r>
-      <w:r>
-        <w:rPr>
-          <w:rFonts w:ascii="Times New Roman" w:hAnsi="Times New Roman" w:cs="Times New Roman"/>
-          <w:sz w:val="24"/>
-          <w:szCs w:val="24"/>
-        </w:rPr>
-        <w:t>́</w:t>
-      </w:r>
-      <w:r>
-        <w:rPr>
-          <w:rFonts w:ascii="Times New Roman" w:hAnsi="Times New Roman" w:cs="Times New Roman"/>
-          <w:b/>
-          <w:color w:val="000000"/>
-          <w:sz w:val="24"/>
-          <w:szCs w:val="24"/>
-        </w:rPr>
-        <w:t>ю</w:t>
-      </w:r>
-      <w:proofErr w:type="spellEnd"/>
-      <w:r>
-        <w:rPr>
-          <w:rFonts w:ascii="Times New Roman" w:hAnsi="Times New Roman" w:cs="Times New Roman"/>
-          <w:b/>
-          <w:color w:val="000000"/>
-          <w:sz w:val="24"/>
-          <w:szCs w:val="24"/>
-        </w:rPr>
-        <w:t xml:space="preserve">;* </w:t>
-      </w:r>
-      <w:proofErr w:type="spellStart"/>
-      <w:r>
-        <w:rPr>
-          <w:rFonts w:ascii="Times New Roman" w:hAnsi="Times New Roman" w:cs="Times New Roman"/>
-          <w:b/>
-          <w:color w:val="000000"/>
-          <w:sz w:val="24"/>
-          <w:szCs w:val="24"/>
-        </w:rPr>
-        <w:t>підно</w:t>
-      </w:r>
-      <w:r>
-        <w:rPr>
-          <w:rFonts w:ascii="Times New Roman" w:hAnsi="Times New Roman" w:cs="Times New Roman"/>
-          <w:sz w:val="24"/>
-          <w:szCs w:val="24"/>
-        </w:rPr>
-        <w:t>́</w:t>
-      </w:r>
-      <w:r>
-        <w:rPr>
-          <w:rFonts w:ascii="Times New Roman" w:hAnsi="Times New Roman" w:cs="Times New Roman"/>
-          <w:b/>
-          <w:color w:val="000000"/>
-          <w:sz w:val="24"/>
-          <w:szCs w:val="24"/>
-        </w:rPr>
-        <w:t>шення</w:t>
-      </w:r>
-      <w:proofErr w:type="spellEnd"/>
-      <w:r>
-        <w:rPr>
-          <w:rFonts w:ascii="Times New Roman" w:hAnsi="Times New Roman" w:cs="Times New Roman"/>
-          <w:b/>
-          <w:color w:val="000000"/>
-          <w:sz w:val="24"/>
-          <w:szCs w:val="24"/>
-        </w:rPr>
-        <w:t xml:space="preserve"> </w:t>
-      </w:r>
-      <w:proofErr w:type="spellStart"/>
-      <w:r>
-        <w:rPr>
-          <w:rFonts w:ascii="Times New Roman" w:hAnsi="Times New Roman" w:cs="Times New Roman"/>
-          <w:b/>
-          <w:color w:val="000000"/>
-          <w:sz w:val="24"/>
-          <w:szCs w:val="24"/>
-        </w:rPr>
-        <w:t>рук</w:t>
-      </w:r>
-      <w:proofErr w:type="spellEnd"/>
-      <w:r>
-        <w:rPr>
-          <w:rFonts w:ascii="Times New Roman" w:hAnsi="Times New Roman" w:cs="Times New Roman"/>
-          <w:b/>
-          <w:color w:val="000000"/>
-          <w:sz w:val="24"/>
-          <w:szCs w:val="24"/>
-        </w:rPr>
-        <w:t xml:space="preserve"> </w:t>
-      </w:r>
-      <w:proofErr w:type="spellStart"/>
-      <w:r>
-        <w:rPr>
-          <w:rFonts w:ascii="Times New Roman" w:hAnsi="Times New Roman" w:cs="Times New Roman"/>
-          <w:b/>
-          <w:color w:val="000000"/>
-          <w:sz w:val="24"/>
-          <w:szCs w:val="24"/>
-        </w:rPr>
-        <w:t>мої</w:t>
-      </w:r>
-      <w:r>
-        <w:rPr>
-          <w:rFonts w:ascii="Times New Roman" w:hAnsi="Times New Roman" w:cs="Times New Roman"/>
-          <w:sz w:val="24"/>
-          <w:szCs w:val="24"/>
-        </w:rPr>
-        <w:t>́</w:t>
-      </w:r>
-      <w:r>
-        <w:rPr>
-          <w:rFonts w:ascii="Times New Roman" w:hAnsi="Times New Roman" w:cs="Times New Roman"/>
-          <w:b/>
-          <w:color w:val="000000"/>
-          <w:sz w:val="24"/>
-          <w:szCs w:val="24"/>
-        </w:rPr>
-        <w:t>х</w:t>
-      </w:r>
-      <w:proofErr w:type="spellEnd"/>
-      <w:r>
-        <w:rPr>
-          <w:rFonts w:ascii="Times New Roman" w:hAnsi="Times New Roman" w:cs="Times New Roman"/>
-          <w:b/>
-          <w:color w:val="000000"/>
-          <w:sz w:val="24"/>
-          <w:szCs w:val="24"/>
-        </w:rPr>
-        <w:t xml:space="preserve">,* </w:t>
-      </w:r>
-      <w:proofErr w:type="spellStart"/>
-      <w:r>
-        <w:rPr>
-          <w:rFonts w:ascii="Times New Roman" w:hAnsi="Times New Roman" w:cs="Times New Roman"/>
-          <w:b/>
-          <w:color w:val="000000"/>
-          <w:sz w:val="24"/>
-          <w:szCs w:val="24"/>
-        </w:rPr>
-        <w:t>як</w:t>
-      </w:r>
-      <w:proofErr w:type="spellEnd"/>
-      <w:r>
-        <w:rPr>
-          <w:rFonts w:ascii="Times New Roman" w:hAnsi="Times New Roman" w:cs="Times New Roman"/>
-          <w:b/>
-          <w:color w:val="000000"/>
-          <w:sz w:val="24"/>
-          <w:szCs w:val="24"/>
-        </w:rPr>
-        <w:t xml:space="preserve"> </w:t>
-      </w:r>
-      <w:proofErr w:type="spellStart"/>
-      <w:r>
-        <w:rPr>
-          <w:rFonts w:ascii="Times New Roman" w:hAnsi="Times New Roman" w:cs="Times New Roman"/>
-          <w:b/>
-          <w:color w:val="000000"/>
-          <w:sz w:val="24"/>
-          <w:szCs w:val="24"/>
-        </w:rPr>
-        <w:t>же</w:t>
-      </w:r>
-      <w:r>
-        <w:rPr>
-          <w:rFonts w:ascii="Times New Roman" w:hAnsi="Times New Roman" w:cs="Times New Roman"/>
-          <w:sz w:val="24"/>
-          <w:szCs w:val="24"/>
-        </w:rPr>
-        <w:t>́</w:t>
-      </w:r>
-      <w:r>
-        <w:rPr>
-          <w:rFonts w:ascii="Times New Roman" w:hAnsi="Times New Roman" w:cs="Times New Roman"/>
-          <w:b/>
-          <w:color w:val="000000"/>
-          <w:sz w:val="24"/>
-          <w:szCs w:val="24"/>
-        </w:rPr>
-        <w:t>ртва</w:t>
-      </w:r>
-      <w:proofErr w:type="spellEnd"/>
-      <w:r>
-        <w:rPr>
-          <w:rFonts w:ascii="Times New Roman" w:hAnsi="Times New Roman" w:cs="Times New Roman"/>
-          <w:b/>
-          <w:color w:val="000000"/>
-          <w:sz w:val="24"/>
-          <w:szCs w:val="24"/>
-        </w:rPr>
-        <w:t xml:space="preserve"> вечі</w:t>
-      </w:r>
-      <w:r>
-        <w:rPr>
-          <w:rFonts w:ascii="Times New Roman" w:hAnsi="Times New Roman" w:cs="Times New Roman"/>
-          <w:sz w:val="24"/>
-          <w:szCs w:val="24"/>
-        </w:rPr>
-        <w:t>́</w:t>
-      </w:r>
-      <w:r>
-        <w:rPr>
-          <w:rFonts w:ascii="Times New Roman" w:hAnsi="Times New Roman" w:cs="Times New Roman"/>
-          <w:b/>
-          <w:color w:val="000000"/>
-          <w:sz w:val="24"/>
-          <w:szCs w:val="24"/>
+          <w:lang w:val="ru-MD"/>
         </w:rPr>
         <w:t xml:space="preserve">рня.* </w:t>
       </w:r>
@@ -6432,7 +4306,7 @@
           <w:rFonts w:ascii="Times New Roman" w:hAnsi="Times New Roman" w:cs="Times New Roman"/>
           <w:sz w:val="24"/>
           <w:szCs w:val="24"/>
-          <w:lang w:val="ru-MD"/>
+          <w:lang w:val="uk-UA"/>
         </w:rPr>
       </w:pPr>
       <w:r>
@@ -6453,44 +4327,132 @@
           <w:szCs w:val="24"/>
           <w:lang w:val="ru-MD"/>
         </w:rPr>
-        <w:t xml:space="preserve"> Перемогу маючи над адом,* на хрест зійшов ти, Христе,* щоб воскресити з собою тих, що в темряві смерти перебували.* Вільний від смерти, всесильний Спасе,* що життя виливаєш із свого світла, помилуй нас!</w:t>
-      </w:r>
-    </w:p>
-    <w:p>
-      <w:pPr>
-        <w:spacing w:after="120"/>
-        <w:jc w:val="both"/>
+        <w:t xml:space="preserve"> </w:t>
+      </w:r>
+      <w:r>
         <w:rPr>
           <w:rFonts w:ascii="Times New Roman" w:hAnsi="Times New Roman" w:cs="Times New Roman"/>
           <w:sz w:val="24"/>
           <w:szCs w:val="24"/>
           <w:lang w:val="uk-UA"/>
         </w:rPr>
-      </w:pPr>
-      <w:r>
+        <w:t>Перемо́гу ма́ючи над а́дом,* на хрест зійшо́в Ти, Хри́сте,* щоб воскреси́ти з Собо́ю тих, що в те́мряві сме́рти перебува́ли.* Ві́льний від сме́рти, всеси́льний Спа́се,* що життя́ вилива́єш із Свого́ сві́тла, поми́луй нас!</w:t>
+      </w:r>
+    </w:p>
+    <w:p>
+      <w:pPr>
+        <w:spacing w:after="120"/>
+        <w:rPr>
+          <w:lang w:val="ru-MD"/>
+        </w:rPr>
+      </w:pPr>
+      <w:r>
+        <w:rPr>
+          <w:rFonts w:ascii="Times New Roman" w:hAnsi="Times New Roman"/>
+          <w:i/>
+          <w:color w:val="FF0000"/>
+          <w:sz w:val="24"/>
+          <w:lang w:val="ru-MD"/>
+        </w:rPr>
+        <w:t>Стих:</w:t>
+      </w:r>
+      <w:r>
+        <w:rPr>
+          <w:rFonts w:ascii="Times New Roman" w:hAnsi="Times New Roman"/>
+          <w:i/>
+          <w:sz w:val="24"/>
+          <w:lang w:val="ru-MD"/>
+        </w:rPr>
+        <w:t xml:space="preserve"> </w:t>
+      </w:r>
+      <w:r>
+        <w:rPr>
+          <w:rFonts w:ascii="Times New Roman" w:hAnsi="Times New Roman"/>
+          <w:sz w:val="24"/>
+          <w:u w:val="single"/>
+          <w:lang w:val="ru-MD"/>
+        </w:rPr>
+        <w:t>Мене́ обсту́плять пра́ведники,* бо Ти добро́ мені́ вчи́ниш.</w:t>
+      </w:r>
+    </w:p>
+    <w:p>
+      <w:pPr>
+        <w:spacing w:after="120"/>
+        <w:jc w:val="both"/>
         <w:rPr>
           <w:rFonts w:ascii="Times New Roman" w:hAnsi="Times New Roman" w:cs="Times New Roman"/>
           <w:sz w:val="24"/>
           <w:szCs w:val="24"/>
           <w:lang w:val="uk-UA"/>
         </w:rPr>
-        <w:t>Перемо́гу ма́ючи над а́дом,* на хрест зійшо́в Ти, Хри́сте,* щоб воскреси́ти з Собо́ю тих, що в те́мряві сме́рти перебува́ли.* Ві́льний від сме́рти, всеси́льний Спа́се,* що життя́ вилива́єш із Свого́ сві́тла, поми́луй нас!</w:t>
-      </w:r>
-    </w:p>
-    <w:p>
-      <w:pPr>
-        <w:spacing w:after="120"/>
-        <w:rPr>
-          <w:lang w:val="ru-MD"/>
-        </w:rPr>
-      </w:pPr>
-      <w:r>
-        <w:rPr>
-          <w:rFonts w:ascii="Times New Roman" w:hAnsi="Times New Roman"/>
-          <w:i/>
-          <w:color w:val="FF0000"/>
-          <w:sz w:val="24"/>
-          <w:lang w:val="ru-MD"/>
+      </w:pPr>
+      <w:r>
+        <w:rPr>
+          <w:rFonts w:ascii="Times New Roman" w:hAnsi="Times New Roman" w:cs="Times New Roman"/>
+          <w:sz w:val="24"/>
+          <w:szCs w:val="24"/>
+          <w:lang w:val="uk-UA"/>
+        </w:rPr>
+        <w:t>Ни́ні Христо́с смерть перемі́г* і, як прорі́к, воскре́с</w:t>
+      </w:r>
+      <w:r>
+        <w:rPr>
+          <w:rFonts w:ascii="Times New Roman" w:hAnsi="Times New Roman" w:cs="Times New Roman"/>
+          <w:sz w:val="24"/>
+          <w:szCs w:val="24"/>
+          <w:lang w:val="uk-UA"/>
+        </w:rPr>
+        <w:t>,</w:t>
+      </w:r>
+      <w:r>
+        <w:rPr>
+          <w:rFonts w:ascii="Times New Roman" w:hAnsi="Times New Roman" w:cs="Times New Roman"/>
+          <w:sz w:val="24"/>
+          <w:szCs w:val="24"/>
+          <w:lang w:val="uk-UA"/>
+        </w:rPr>
+        <w:t xml:space="preserve"> і ра́дість сві́тові дарува́в,* щоб усі́ ми, кли́чучи, таку́ пі́сню співа́ли:* Джерело́ життя́, непристу́пне сві́тло,* всеси́льний Спа́се, поми́луй нас!</w:t>
+      </w:r>
+    </w:p>
+    <w:p>
+      <w:pPr>
+        <w:spacing w:after="120"/>
+        <w:jc w:val="center"/>
+        <w:rPr>
+          <w:rFonts w:ascii="Times New Roman" w:hAnsi="Times New Roman" w:cs="Times New Roman"/>
+          <w:b/>
+          <w:color w:val="FF0000"/>
+          <w:sz w:val="24"/>
+          <w:szCs w:val="24"/>
+          <w:lang w:val="uk-UA"/>
+        </w:rPr>
+      </w:pPr>
+      <w:r>
+        <w:rPr>
+          <w:rFonts w:ascii="Times New Roman" w:hAnsi="Times New Roman" w:cs="Times New Roman"/>
+          <w:b/>
+          <w:color w:val="FF0000"/>
+          <w:sz w:val="24"/>
+          <w:szCs w:val="24"/>
+          <w:lang w:val="uk-UA"/>
+        </w:rPr>
+        <w:t>Псалом 129</w:t>
+      </w:r>
+    </w:p>
+    <w:p>
+      <w:pPr>
+        <w:spacing w:after="120"/>
+        <w:rPr>
+          <w:lang w:val="uk-UA"/>
+        </w:rPr>
+      </w:pPr>
+      <w:r>
+        <w:rPr>
+          <w:rFonts w:ascii="Times New Roman" w:hAnsi="Times New Roman"/>
+          <w:i/>
+          <w:color w:val="FF0000"/>
+          <w:sz w:val="24"/>
+          <w:lang w:val="uk-UA"/>
         </w:rPr>
         <w:t>Стих:</w:t>
       </w:r>
@@ -6499,7 +4461,7 @@
           <w:rFonts w:ascii="Times New Roman" w:hAnsi="Times New Roman"/>
           <w:i/>
           <w:sz w:val="24"/>
-          <w:lang w:val="ru-MD"/>
+          <w:lang w:val="uk-UA"/>
         </w:rPr>
         <w:t xml:space="preserve"> </w:t>
       </w:r>
@@ -6508,53 +4470,363 @@
           <w:rFonts w:ascii="Times New Roman" w:hAnsi="Times New Roman"/>
           <w:sz w:val="24"/>
           <w:u w:val="single"/>
-          <w:lang w:val="ru-MD"/>
-        </w:rPr>
-        <w:t>Мене́ обсту́плять пра́ведники,* бо Ти добро́ мені́ вчи́ниш.</w:t>
-      </w:r>
-    </w:p>
-    <w:p>
-      <w:pPr>
-        <w:spacing w:after="120"/>
-        <w:jc w:val="both"/>
-        <w:rPr>
-          <w:rFonts w:ascii="Times New Roman" w:hAnsi="Times New Roman" w:cs="Times New Roman"/>
-          <w:sz w:val="24"/>
-          <w:szCs w:val="24"/>
-          <w:lang w:val="ru-MD"/>
-        </w:rPr>
-      </w:pPr>
-      <w:r>
-        <w:rPr>
-          <w:rFonts w:ascii="Times New Roman" w:hAnsi="Times New Roman" w:cs="Times New Roman"/>
-          <w:sz w:val="24"/>
-          <w:szCs w:val="24"/>
-          <w:lang w:val="ru-MD"/>
+          <w:lang w:val="uk-UA"/>
+        </w:rPr>
+        <w:t>З глиби́н взива́ю до Те́бе, Го́споди,* Го́споди, почу́й мій го́лос.</w:t>
+      </w:r>
+    </w:p>
+    <w:p>
+      <w:pPr>
+        <w:spacing w:after="120"/>
+        <w:jc w:val="both"/>
+        <w:rPr>
+          <w:rFonts w:ascii="Times New Roman" w:hAnsi="Times New Roman" w:cs="Times New Roman"/>
+          <w:sz w:val="24"/>
+          <w:szCs w:val="24"/>
+          <w:lang w:val="uk-UA"/>
+        </w:rPr>
+      </w:pPr>
+      <w:r>
+        <w:rPr>
+          <w:rFonts w:ascii="Times New Roman" w:hAnsi="Times New Roman" w:cs="Times New Roman"/>
+          <w:sz w:val="24"/>
+          <w:szCs w:val="24"/>
+          <w:lang w:val="uk-UA"/>
         </w:rPr>
         <w:lastRenderedPageBreak/>
-        <w:t>Нині Христос смерть переміг,* і як прорік, воскрес і радість світові дарував,* щоб усі ми, кличучи, таку пісню співали:* Джерело життя, неприступне світло,* всесильний Спасе, помилуй нас!</w:t>
-      </w:r>
-    </w:p>
-    <w:p>
-      <w:pPr>
-        <w:spacing w:after="120"/>
-        <w:jc w:val="both"/>
-        <w:rPr>
-          <w:rFonts w:ascii="Times New Roman" w:hAnsi="Times New Roman" w:cs="Times New Roman"/>
-          <w:sz w:val="24"/>
-          <w:szCs w:val="24"/>
+        <w:t>Від Те́бе, Го́споди, прису́тнього в усьому́ творі́нні,* куди́ нам грі́шним утіка́ти?* На небеса́х бо сам живе́ш, в а́ді ж перемі́г смерть.* У морські глиби́ни? Та й там Твоя́ рука́, Влади́ко!* Тож до Те́бе прибіга́ємо і, припада́ючи, мо́лимось:* Воскре́слий із ме́ртвих, поми́луй нас!</w:t>
+      </w:r>
+    </w:p>
+    <w:p>
+      <w:pPr>
+        <w:spacing w:after="120"/>
+        <w:rPr>
           <w:lang w:val="uk-UA"/>
         </w:rPr>
       </w:pPr>
       <w:r>
         <w:rPr>
-          <w:rFonts w:ascii="Times New Roman" w:hAnsi="Times New Roman" w:cs="Times New Roman"/>
-          <w:sz w:val="24"/>
-          <w:szCs w:val="24"/>
+          <w:rFonts w:ascii="Times New Roman" w:hAnsi="Times New Roman"/>
+          <w:i/>
+          <w:color w:val="FF0000"/>
+          <w:sz w:val="24"/>
           <w:lang w:val="uk-UA"/>
         </w:rPr>
-        <w:t>Ни́ні Христо́с смерть перемі́г* і, як прорі́к, воскре́с і ра́дість сві́тові дарува́в,* щоб усі́ ми, кли́чучи, таку́ пі́сню співа́ли:* Джерело́ життя́, непристу́пне сві́тло,* всеси́льний Спа́се, поми́луй нас!</w:t>
-      </w:r>
+        <w:t>Стих:</w:t>
+      </w:r>
+      <w:r>
+        <w:rPr>
+          <w:rFonts w:ascii="Times New Roman" w:hAnsi="Times New Roman"/>
+          <w:i/>
+          <w:sz w:val="24"/>
+          <w:lang w:val="uk-UA"/>
+        </w:rPr>
+        <w:t xml:space="preserve"> </w:t>
+      </w:r>
+      <w:r>
+        <w:rPr>
+          <w:rFonts w:ascii="Times New Roman" w:hAnsi="Times New Roman"/>
+          <w:sz w:val="24"/>
+          <w:u w:val="single"/>
+          <w:lang w:val="uk-UA"/>
+        </w:rPr>
+        <w:t>Неха́й бу́дуть Твої́ ву́ха ува́жні,* до го́лосу бла́гання мого́.</w:t>
+      </w:r>
+    </w:p>
+    <w:p>
+      <w:pPr>
+        <w:spacing w:after="120"/>
+        <w:jc w:val="both"/>
+        <w:rPr>
+          <w:rFonts w:ascii="Times New Roman" w:hAnsi="Times New Roman" w:cs="Times New Roman"/>
+          <w:sz w:val="24"/>
+          <w:szCs w:val="24"/>
+          <w:lang w:val="uk-UA"/>
+        </w:rPr>
+      </w:pPr>
+      <w:r>
+        <w:rPr>
+          <w:rFonts w:ascii="Times New Roman" w:hAnsi="Times New Roman" w:cs="Times New Roman"/>
+          <w:sz w:val="24"/>
+          <w:szCs w:val="24"/>
+          <w:lang w:val="uk-UA"/>
+        </w:rPr>
+        <w:t>Хресто́м Твої́м, Хри́сте, хва́лимось* і воскресі́ння Твоє́ оспі́вуємо і сла́вимо,* бо Ти – Бог наш,</w:t>
+      </w:r>
+      <w:r>
+        <w:rPr>
+          <w:rFonts w:ascii="Times New Roman" w:hAnsi="Times New Roman" w:cs="Times New Roman"/>
+          <w:sz w:val="24"/>
+          <w:szCs w:val="24"/>
+          <w:lang w:val="uk-UA"/>
+        </w:rPr>
+        <w:t>*</w:t>
+      </w:r>
+      <w:r>
+        <w:rPr>
+          <w:rFonts w:ascii="Times New Roman" w:hAnsi="Times New Roman" w:cs="Times New Roman"/>
+          <w:sz w:val="24"/>
+          <w:szCs w:val="24"/>
+          <w:lang w:val="uk-UA"/>
+        </w:rPr>
+        <w:t xml:space="preserve"> крім Те́бе ж і́ншого не зна́ємо.</w:t>
+      </w:r>
+    </w:p>
+    <w:p>
+      <w:pPr>
+        <w:spacing w:after="120"/>
+        <w:rPr>
+          <w:lang w:val="ru-MD"/>
+        </w:rPr>
+      </w:pPr>
+      <w:r>
+        <w:rPr>
+          <w:rFonts w:ascii="Times New Roman" w:hAnsi="Times New Roman"/>
+          <w:i/>
+          <w:color w:val="FF0000"/>
+          <w:sz w:val="24"/>
+          <w:lang w:val="ru-MD"/>
+        </w:rPr>
+        <w:t>Стих:</w:t>
+      </w:r>
+      <w:r>
+        <w:rPr>
+          <w:rFonts w:ascii="Times New Roman" w:hAnsi="Times New Roman"/>
+          <w:i/>
+          <w:sz w:val="24"/>
+          <w:lang w:val="ru-MD"/>
+        </w:rPr>
+        <w:t xml:space="preserve"> </w:t>
+      </w:r>
+      <w:r>
+        <w:rPr>
+          <w:rFonts w:ascii="Times New Roman" w:hAnsi="Times New Roman"/>
+          <w:sz w:val="24"/>
+          <w:u w:val="single"/>
+          <w:lang w:val="ru-MD"/>
+        </w:rPr>
+        <w:t>Коли́ Ти, Го́споди, зважа́тимеш на беззако́ння, то хто всто́їться, Го́споди.* Та в Те́бе є проще́ння.</w:t>
+      </w:r>
+    </w:p>
+    <w:p>
+      <w:pPr>
+        <w:spacing w:after="120"/>
+        <w:jc w:val="both"/>
+        <w:rPr>
+          <w:rFonts w:ascii="Times New Roman" w:hAnsi="Times New Roman" w:cs="Times New Roman"/>
+          <w:sz w:val="24"/>
+          <w:szCs w:val="24"/>
+          <w:lang w:val="uk-UA"/>
+        </w:rPr>
+      </w:pPr>
+      <w:r>
+        <w:rPr>
+          <w:rFonts w:ascii="Times New Roman" w:hAnsi="Times New Roman" w:cs="Times New Roman"/>
+          <w:sz w:val="24"/>
+          <w:szCs w:val="24"/>
+          <w:lang w:val="uk-UA"/>
+        </w:rPr>
+        <w:t>За́вжди благословля́ючи Го́спода,* оспі́вуєм його́ воскресі́ння,* бо, ви́терпівши хрест, він сме́ртю смерть подола́в.</w:t>
+      </w:r>
+    </w:p>
+    <w:p>
+      <w:pPr>
+        <w:spacing w:after="120"/>
+        <w:rPr>
+          <w:lang w:val="uk-UA"/>
+        </w:rPr>
+      </w:pPr>
+      <w:r>
+        <w:rPr>
+          <w:rFonts w:ascii="Times New Roman" w:hAnsi="Times New Roman"/>
+          <w:i/>
+          <w:color w:val="FF0000"/>
+          <w:sz w:val="24"/>
+          <w:lang w:val="uk-UA"/>
+        </w:rPr>
+        <w:t>Стих:</w:t>
+      </w:r>
+      <w:r>
+        <w:rPr>
+          <w:rFonts w:ascii="Times New Roman" w:hAnsi="Times New Roman"/>
+          <w:i/>
+          <w:sz w:val="24"/>
+          <w:lang w:val="uk-UA"/>
+        </w:rPr>
+        <w:t xml:space="preserve"> </w:t>
+      </w:r>
+      <w:r>
+        <w:rPr>
+          <w:rFonts w:ascii="Times New Roman" w:hAnsi="Times New Roman"/>
+          <w:sz w:val="24"/>
+          <w:u w:val="single"/>
+          <w:lang w:val="uk-UA"/>
+        </w:rPr>
+        <w:t>За́для І́мени Твого́ наді́юсь на Те́бе, Го́споди, наді́ється душа́ моя́ на сло́во Твоє́;* наді́ється душа́ моя́ на Го́спода.</w:t>
+      </w:r>
+    </w:p>
+    <w:p>
+      <w:pPr>
+        <w:spacing w:after="120"/>
+        <w:jc w:val="both"/>
+        <w:rPr>
+          <w:rFonts w:ascii="Times New Roman" w:hAnsi="Times New Roman" w:cs="Times New Roman"/>
+          <w:sz w:val="24"/>
+          <w:szCs w:val="24"/>
+          <w:lang w:val="uk-UA"/>
+        </w:rPr>
+      </w:pPr>
+      <w:r>
+        <w:rPr>
+          <w:rFonts w:ascii="Times New Roman" w:hAnsi="Times New Roman" w:cs="Times New Roman"/>
+          <w:sz w:val="24"/>
+          <w:szCs w:val="24"/>
+          <w:lang w:val="uk-UA"/>
+        </w:rPr>
+        <w:t>Сла́ва си́лі Твої́й, Го́споди,* бо Ти зни́щив того́, що мав вла́ду сме́рти</w:t>
+      </w:r>
+      <w:r>
+        <w:rPr>
+          <w:rFonts w:ascii="Times New Roman" w:hAnsi="Times New Roman" w:cs="Times New Roman"/>
+          <w:sz w:val="24"/>
+          <w:szCs w:val="24"/>
+          <w:lang w:val="uk-UA"/>
+        </w:rPr>
+        <w:t>,</w:t>
+      </w:r>
+      <w:r>
+        <w:rPr>
+          <w:rFonts w:ascii="Times New Roman" w:hAnsi="Times New Roman" w:cs="Times New Roman"/>
+          <w:sz w:val="24"/>
+          <w:szCs w:val="24"/>
+          <w:lang w:val="uk-UA"/>
+        </w:rPr>
+        <w:t>* і обнови́в нас хресто́м Твої́м,* дару́ючи нам життя́ і нетлі́ння.</w:t>
+      </w:r>
+    </w:p>
+    <w:p>
+      <w:pPr>
+        <w:spacing w:after="120"/>
+        <w:rPr>
+          <w:lang w:val="uk-UA"/>
+        </w:rPr>
+      </w:pPr>
+      <w:r>
+        <w:rPr>
+          <w:rFonts w:ascii="Times New Roman" w:hAnsi="Times New Roman"/>
+          <w:i/>
+          <w:color w:val="FF0000"/>
+          <w:sz w:val="24"/>
+          <w:lang w:val="uk-UA"/>
+        </w:rPr>
+        <w:t>Стих:</w:t>
+      </w:r>
+      <w:r>
+        <w:rPr>
+          <w:rFonts w:ascii="Times New Roman" w:hAnsi="Times New Roman"/>
+          <w:i/>
+          <w:sz w:val="24"/>
+          <w:lang w:val="uk-UA"/>
+        </w:rPr>
+        <w:t xml:space="preserve"> </w:t>
+      </w:r>
+      <w:r>
+        <w:rPr>
+          <w:rFonts w:ascii="Times New Roman" w:hAnsi="Times New Roman"/>
+          <w:sz w:val="24"/>
+          <w:u w:val="single"/>
+          <w:lang w:val="uk-UA"/>
+        </w:rPr>
+        <w:t>Від ра́нньої сторо́жі до но́чі від ра́нньої сторо́жі* неха́й упова́є Ізра́їль на Го́спода.</w:t>
+      </w:r>
+    </w:p>
+    <w:p>
+      <w:pPr>
+        <w:spacing w:after="120"/>
+        <w:jc w:val="both"/>
+        <w:rPr>
+          <w:rFonts w:ascii="Times New Roman" w:hAnsi="Times New Roman" w:cs="Times New Roman"/>
+          <w:sz w:val="24"/>
+          <w:szCs w:val="24"/>
+          <w:lang w:val="uk-UA"/>
+        </w:rPr>
+      </w:pPr>
+      <w:r>
+        <w:rPr>
+          <w:rFonts w:ascii="Times New Roman" w:hAnsi="Times New Roman" w:cs="Times New Roman"/>
+          <w:sz w:val="24"/>
+          <w:szCs w:val="24"/>
+          <w:lang w:val="uk-UA"/>
+        </w:rPr>
+        <w:t>Твоє́ погреб</w:t>
+      </w:r>
+      <w:r>
+        <w:rPr>
+          <w:rFonts w:ascii="Times New Roman" w:hAnsi="Times New Roman" w:cs="Times New Roman"/>
+          <w:sz w:val="24"/>
+          <w:szCs w:val="24"/>
+          <w:lang w:val="uk-UA"/>
+        </w:rPr>
+        <w:t>і́</w:t>
+      </w:r>
+      <w:r>
+        <w:rPr>
+          <w:rFonts w:ascii="Times New Roman" w:hAnsi="Times New Roman" w:cs="Times New Roman"/>
+          <w:sz w:val="24"/>
+          <w:szCs w:val="24"/>
+          <w:lang w:val="uk-UA"/>
+        </w:rPr>
+        <w:t>ння, Го́споди,* зни́щило й розірва́ло око́ви а́ду,* а воскресі́ння з ме́ртвих світ ося́яло,* Го́споди, − сла́ва Тобі́!</w:t>
+      </w:r>
+    </w:p>
+    <w:p>
+      <w:pPr>
+        <w:spacing w:after="120"/>
+        <w:rPr>
+          <w:lang w:val="uk-UA"/>
+        </w:rPr>
+      </w:pPr>
+      <w:r>
+        <w:rPr>
+          <w:rFonts w:ascii="Times New Roman" w:hAnsi="Times New Roman"/>
+          <w:i/>
+          <w:color w:val="FF0000"/>
+          <w:sz w:val="24"/>
+          <w:lang w:val="uk-UA"/>
+        </w:rPr>
+        <w:t>Стих:</w:t>
+      </w:r>
+      <w:r>
+        <w:rPr>
+          <w:rFonts w:ascii="Times New Roman" w:hAnsi="Times New Roman"/>
+          <w:i/>
+          <w:sz w:val="24"/>
+          <w:lang w:val="uk-UA"/>
+        </w:rPr>
+        <w:t xml:space="preserve"> </w:t>
+      </w:r>
+      <w:r>
+        <w:rPr>
+          <w:rFonts w:ascii="Times New Roman" w:hAnsi="Times New Roman"/>
+          <w:sz w:val="24"/>
+          <w:u w:val="single"/>
+          <w:lang w:val="uk-UA"/>
+        </w:rPr>
+        <w:t>Бо в Го́спода ми́лість і відку́плення вели́ке в Ньо́го;* Він ви́зволить Ізра́їля від усьо́го беззако́ння його́.</w:t>
+      </w:r>
+    </w:p>
+    <w:p>
+      <w:pPr>
+        <w:spacing w:after="120"/>
+        <w:jc w:val="both"/>
+        <w:rPr>
+          <w:rFonts w:ascii="Times New Roman" w:hAnsi="Times New Roman" w:cs="Times New Roman"/>
+          <w:i/>
+          <w:sz w:val="24"/>
+          <w:szCs w:val="24"/>
+          <w:lang w:val="uk-UA"/>
+        </w:rPr>
+      </w:pPr>
     </w:p>
     <w:p>
       <w:pPr>
@@ -6563,6 +4835,7 @@
         <w:rPr>
           <w:rFonts w:ascii="Times New Roman" w:hAnsi="Times New Roman" w:cs="Times New Roman"/>
           <w:b/>
+          <w:i/>
           <w:color w:val="FF0000"/>
           <w:sz w:val="24"/>
           <w:szCs w:val="24"/>
@@ -6573,12 +4846,13 @@
         <w:rPr>
           <w:rFonts w:ascii="Times New Roman" w:hAnsi="Times New Roman" w:cs="Times New Roman"/>
           <w:b/>
-          <w:color w:val="FF0000"/>
-          <w:sz w:val="24"/>
-          <w:szCs w:val="24"/>
-          <w:lang w:val="ru-MD"/>
-        </w:rPr>
-        <w:t>Псалом 129</w:t>
+          <w:i/>
+          <w:color w:val="FF0000"/>
+          <w:sz w:val="24"/>
+          <w:szCs w:val="24"/>
+          <w:lang w:val="ru-MD"/>
+        </w:rPr>
+        <w:t>Псалом 116</w:t>
       </w:r>
     </w:p>
     <w:p>
@@ -6614,61 +4888,36 @@
           <w:u w:val="single"/>
           <w:lang w:val="ru-MD"/>
         </w:rPr>
-        <w:t>З глиби́н взива́ю до Те́бе, Го́споди,* Го́споди, почу́й мій го́лос.</w:t>
-      </w:r>
-    </w:p>
-    <w:p>
-      <w:pPr>
-        <w:spacing w:after="120"/>
-        <w:jc w:val="both"/>
-        <w:rPr>
-          <w:rFonts w:ascii="Times New Roman" w:hAnsi="Times New Roman" w:cs="Times New Roman"/>
-          <w:sz w:val="24"/>
-          <w:szCs w:val="24"/>
-          <w:lang w:val="ru-MD"/>
-        </w:rPr>
-      </w:pPr>
-      <w:r>
-        <w:rPr>
-          <w:rFonts w:ascii="Times New Roman" w:hAnsi="Times New Roman" w:cs="Times New Roman"/>
-          <w:sz w:val="24"/>
-          <w:szCs w:val="24"/>
-          <w:lang w:val="ru-MD"/>
-        </w:rPr>
-        <w:t>Від тебе, Господи, присутнього в усьому творінні,* куди нам грішним утікати?* На небесах бо сам живеш, в аді ж переміг смерть.* У морські глибини? Та й там твоя рука, Владико!* Тож до тебе прибігаємо, і припадаючи, молимось:* Воскреслий із мертвих, помилуй нас!</w:t>
-      </w:r>
-    </w:p>
-    <w:p>
-      <w:pPr>
-        <w:spacing w:after="120"/>
-        <w:jc w:val="both"/>
-        <w:rPr>
-          <w:rFonts w:ascii="Times New Roman" w:hAnsi="Times New Roman" w:cs="Times New Roman"/>
-          <w:sz w:val="24"/>
-          <w:szCs w:val="24"/>
-          <w:lang w:val="uk-UA"/>
-        </w:rPr>
-      </w:pPr>
-      <w:r>
-        <w:rPr>
-          <w:rFonts w:ascii="Times New Roman" w:hAnsi="Times New Roman" w:cs="Times New Roman"/>
-          <w:sz w:val="24"/>
-          <w:szCs w:val="24"/>
-          <w:lang w:val="uk-UA"/>
-        </w:rPr>
-        <w:t>Від Те́бе, Го́споди, прису́тнього в усьому́ творі́нні,* куди́ нам грі́шним утіка́ти?* На небеса́х бо сам живе́ш, в а́ді ж перемі́г смерть.* У морські глиби́ни? Та й там Твоя́ рука́, Влади́ко!* Тож до Те́бе прибіга́ємо і, припада́ючи, мо́лимось:* Воскре́слий із ме́ртвих, поми́луй нас!</w:t>
-      </w:r>
-    </w:p>
-    <w:p>
-      <w:pPr>
-        <w:spacing w:after="120"/>
-      </w:pPr>
-      <w:r>
-        <w:rPr>
-          <w:rFonts w:ascii="Times New Roman" w:hAnsi="Times New Roman"/>
-          <w:i/>
-          <w:color w:val="FF0000"/>
-          <w:sz w:val="24"/>
+        <w:t>Хвалі́те Го́спода всі наро́ди!* Прославля́йте Його́ всі лю́ди!</w:t>
+      </w:r>
+    </w:p>
+    <w:p>
+      <w:pPr>
+        <w:spacing w:after="120"/>
+        <w:jc w:val="both"/>
+        <w:rPr>
+          <w:rFonts w:ascii="Times New Roman" w:hAnsi="Times New Roman" w:cs="Times New Roman"/>
+          <w:i/>
+          <w:sz w:val="24"/>
+          <w:szCs w:val="24"/>
+          <w:lang w:val="ru-MD"/>
+        </w:rPr>
+      </w:pPr>
+    </w:p>
+    <w:p>
+      <w:pPr>
+        <w:spacing w:after="120"/>
+        <w:rPr>
+          <w:lang w:val="ru-MD"/>
+        </w:rPr>
+      </w:pPr>
+      <w:r>
+        <w:rPr>
+          <w:rFonts w:ascii="Times New Roman" w:hAnsi="Times New Roman"/>
+          <w:i/>
+          <w:color w:val="FF0000"/>
+          <w:sz w:val="24"/>
+          <w:lang w:val="ru-MD"/>
         </w:rPr>
         <w:t>Стих:</w:t>
       </w:r>
@@ -6677,1322 +4926,197 @@
           <w:rFonts w:ascii="Times New Roman" w:hAnsi="Times New Roman"/>
           <w:i/>
           <w:sz w:val="24"/>
+          <w:lang w:val="ru-MD"/>
         </w:rPr>
         <w:t xml:space="preserve"> </w:t>
       </w:r>
-      <w:proofErr w:type="spellStart"/>
       <w:r>
         <w:rPr>
           <w:rFonts w:ascii="Times New Roman" w:hAnsi="Times New Roman"/>
           <w:sz w:val="24"/>
           <w:u w:val="single"/>
-        </w:rPr>
-        <w:t>Неха́й</w:t>
-      </w:r>
-      <w:proofErr w:type="spellEnd"/>
-      <w:r>
-        <w:rPr>
-          <w:rFonts w:ascii="Times New Roman" w:hAnsi="Times New Roman"/>
-          <w:sz w:val="24"/>
-          <w:u w:val="single"/>
+          <w:lang w:val="ru-MD"/>
+        </w:rPr>
+        <w:t>Вели́ке бо до нас Його́ милосе́рдя,* і ві́рність Го́спода пові́ки.</w:t>
+      </w:r>
+    </w:p>
+    <w:p>
+      <w:pPr>
+        <w:spacing w:after="120"/>
+        <w:jc w:val="both"/>
+        <w:rPr>
+          <w:rFonts w:ascii="Times New Roman" w:hAnsi="Times New Roman" w:cs="Times New Roman"/>
+          <w:i/>
+          <w:sz w:val="24"/>
+          <w:szCs w:val="24"/>
+          <w:lang w:val="ru-MD"/>
+        </w:rPr>
+      </w:pPr>
+    </w:p>
+    <w:p>
+      <w:pPr>
+        <w:spacing w:after="120"/>
+        <w:jc w:val="both"/>
+        <w:rPr>
+          <w:rFonts w:ascii="Times New Roman" w:hAnsi="Times New Roman" w:cs="Times New Roman"/>
+          <w:sz w:val="24"/>
+          <w:szCs w:val="24"/>
+          <w:lang w:val="ru-MD"/>
+        </w:rPr>
+      </w:pPr>
+      <w:r>
+        <w:rPr>
+          <w:rFonts w:ascii="Times New Roman" w:hAnsi="Times New Roman" w:cs="Times New Roman"/>
+          <w:b/>
+          <w:sz w:val="24"/>
+          <w:szCs w:val="24"/>
+          <w:lang w:val="ru-MD"/>
+        </w:rPr>
+        <w:t>Слава:</w:t>
+      </w:r>
+      <w:r>
+        <w:rPr>
+          <w:rFonts w:ascii="Times New Roman" w:hAnsi="Times New Roman" w:cs="Times New Roman"/>
+          <w:sz w:val="24"/>
+          <w:szCs w:val="24"/>
+          <w:lang w:val="ru-MD"/>
         </w:rPr>
         <w:t xml:space="preserve"> </w:t>
       </w:r>
-      <w:proofErr w:type="spellStart"/>
-      <w:r>
-        <w:rPr>
-          <w:rFonts w:ascii="Times New Roman" w:hAnsi="Times New Roman"/>
-          <w:sz w:val="24"/>
-          <w:u w:val="single"/>
-        </w:rPr>
-        <w:t>бу́дуть</w:t>
-      </w:r>
-      <w:proofErr w:type="spellEnd"/>
-      <w:r>
-        <w:rPr>
-          <w:rFonts w:ascii="Times New Roman" w:hAnsi="Times New Roman"/>
-          <w:sz w:val="24"/>
-          <w:u w:val="single"/>
+    </w:p>
+    <w:p>
+      <w:pPr>
+        <w:spacing w:after="120"/>
+        <w:jc w:val="both"/>
+        <w:rPr>
+          <w:rFonts w:ascii="Times New Roman" w:hAnsi="Times New Roman" w:cs="Times New Roman"/>
+          <w:sz w:val="24"/>
+          <w:szCs w:val="24"/>
+          <w:lang w:val="ru-MD"/>
+        </w:rPr>
+      </w:pPr>
+    </w:p>
+    <w:p>
+      <w:pPr>
+        <w:spacing w:after="120"/>
+        <w:jc w:val="both"/>
+        <w:rPr>
+          <w:rFonts w:ascii="Times New Roman" w:hAnsi="Times New Roman" w:cs="Times New Roman"/>
+          <w:sz w:val="24"/>
+          <w:szCs w:val="24"/>
+          <w:lang w:val="ru-MD"/>
+        </w:rPr>
+      </w:pPr>
+      <w:r>
+        <w:rPr>
+          <w:rFonts w:ascii="Times New Roman" w:hAnsi="Times New Roman" w:cs="Times New Roman"/>
+          <w:b/>
+          <w:sz w:val="24"/>
+          <w:szCs w:val="24"/>
+          <w:lang w:val="ru-MD"/>
+        </w:rPr>
+        <w:t>І нині</w:t>
+      </w:r>
+      <w:r>
+        <w:rPr>
+          <w:rFonts w:ascii="Times New Roman" w:hAnsi="Times New Roman" w:cs="Times New Roman"/>
+          <w:sz w:val="24"/>
+          <w:szCs w:val="24"/>
+          <w:lang w:val="ru-MD"/>
         </w:rPr>
         <w:t xml:space="preserve"> </w:t>
       </w:r>
-      <w:proofErr w:type="spellStart"/>
-      <w:r>
-        <w:rPr>
-          <w:rFonts w:ascii="Times New Roman" w:hAnsi="Times New Roman"/>
-          <w:sz w:val="24"/>
-          <w:u w:val="single"/>
-        </w:rPr>
-        <w:t>Твої</w:t>
-      </w:r>
-      <w:proofErr w:type="spellEnd"/>
-      <w:r>
-        <w:rPr>
-          <w:rFonts w:ascii="Times New Roman" w:hAnsi="Times New Roman"/>
-          <w:sz w:val="24"/>
-          <w:u w:val="single"/>
-        </w:rPr>
-        <w:t xml:space="preserve">́ </w:t>
-      </w:r>
-      <w:proofErr w:type="spellStart"/>
-      <w:r>
-        <w:rPr>
-          <w:rFonts w:ascii="Times New Roman" w:hAnsi="Times New Roman"/>
-          <w:sz w:val="24"/>
-          <w:u w:val="single"/>
-        </w:rPr>
-        <w:t>ву́ха</w:t>
-      </w:r>
-      <w:proofErr w:type="spellEnd"/>
-      <w:r>
-        <w:rPr>
-          <w:rFonts w:ascii="Times New Roman" w:hAnsi="Times New Roman"/>
-          <w:sz w:val="24"/>
-          <w:u w:val="single"/>
+      <w:r>
+        <w:rPr>
+          <w:rFonts w:ascii="Times New Roman" w:hAnsi="Times New Roman" w:cs="Times New Roman"/>
+          <w:i/>
+          <w:color w:val="FF0000"/>
+          <w:sz w:val="24"/>
+          <w:szCs w:val="24"/>
+          <w:lang w:val="ru-MD"/>
+        </w:rPr>
+        <w:t>(догмат, г. 6):</w:t>
+      </w:r>
+      <w:r>
+        <w:rPr>
+          <w:rFonts w:ascii="Times New Roman" w:hAnsi="Times New Roman" w:cs="Times New Roman"/>
+          <w:sz w:val="24"/>
+          <w:szCs w:val="24"/>
+          <w:lang w:val="ru-MD"/>
         </w:rPr>
         <w:t xml:space="preserve"> </w:t>
       </w:r>
-      <w:proofErr w:type="spellStart"/>
-      <w:proofErr w:type="gramStart"/>
-      <w:r>
-        <w:rPr>
-          <w:rFonts w:ascii="Times New Roman" w:hAnsi="Times New Roman"/>
-          <w:sz w:val="24"/>
-          <w:u w:val="single"/>
-        </w:rPr>
-        <w:t>ува́жні</w:t>
-      </w:r>
-      <w:proofErr w:type="spellEnd"/>
-      <w:r>
-        <w:rPr>
-          <w:rFonts w:ascii="Times New Roman" w:hAnsi="Times New Roman"/>
-          <w:sz w:val="24"/>
-          <w:u w:val="single"/>
-        </w:rPr>
-        <w:t>,*</w:t>
-      </w:r>
-      <w:proofErr w:type="gramEnd"/>
-      <w:r>
-        <w:rPr>
-          <w:rFonts w:ascii="Times New Roman" w:hAnsi="Times New Roman"/>
-          <w:sz w:val="24"/>
-          <w:u w:val="single"/>
+      <w:r>
+        <w:rPr>
+          <w:rFonts w:ascii="Times New Roman" w:hAnsi="Times New Roman" w:cs="Times New Roman"/>
+          <w:sz w:val="24"/>
+          <w:szCs w:val="24"/>
+          <w:lang w:val="ru-MD"/>
+        </w:rPr>
+        <w:t>Хто ж тебе́ не прославля́тиме, Пресвята́ Ді́во?* Або хто не оспі́вуватиме твого́ пречи́стого різдва́?* Син бо єдиноро́дний, що предві́чно зася́яв від Отця́,* Той ви́йшов з те́бе, Чи́ста, воплоти́вшись несказа́нно.* Бу́вши з при́роди Бо́гом, став за́для нас правди́в</w:t>
+      </w:r>
+      <w:r>
+        <w:rPr>
+          <w:rFonts w:ascii="Times New Roman" w:hAnsi="Times New Roman" w:cs="Times New Roman"/>
+          <w:sz w:val="24"/>
+          <w:szCs w:val="24"/>
+          <w:lang w:val="ru-MD"/>
+        </w:rPr>
+        <w:t>ою</w:t>
+      </w:r>
+      <w:r>
+        <w:rPr>
+          <w:rFonts w:ascii="Times New Roman" w:hAnsi="Times New Roman" w:cs="Times New Roman"/>
+          <w:sz w:val="24"/>
+          <w:szCs w:val="24"/>
+          <w:lang w:val="ru-MD"/>
         </w:rPr>
         <w:t xml:space="preserve"> </w:t>
       </w:r>
-      <w:proofErr w:type="spellStart"/>
-      <w:r>
-        <w:rPr>
-          <w:rFonts w:ascii="Times New Roman" w:hAnsi="Times New Roman"/>
-          <w:sz w:val="24"/>
-          <w:u w:val="single"/>
-        </w:rPr>
-        <w:t>до</w:t>
-      </w:r>
-      <w:proofErr w:type="spellEnd"/>
-      <w:r>
-        <w:rPr>
-          <w:rFonts w:ascii="Times New Roman" w:hAnsi="Times New Roman"/>
-          <w:sz w:val="24"/>
-          <w:u w:val="single"/>
-        </w:rPr>
-        <w:t xml:space="preserve"> </w:t>
-      </w:r>
-      <w:proofErr w:type="spellStart"/>
-      <w:r>
-        <w:rPr>
-          <w:rFonts w:ascii="Times New Roman" w:hAnsi="Times New Roman"/>
-          <w:sz w:val="24"/>
-          <w:u w:val="single"/>
-        </w:rPr>
-        <w:t>го́лосу</w:t>
-      </w:r>
-      <w:proofErr w:type="spellEnd"/>
-      <w:r>
-        <w:rPr>
-          <w:rFonts w:ascii="Times New Roman" w:hAnsi="Times New Roman"/>
-          <w:sz w:val="24"/>
-          <w:u w:val="single"/>
-        </w:rPr>
-        <w:t xml:space="preserve"> </w:t>
-      </w:r>
-      <w:proofErr w:type="spellStart"/>
-      <w:r>
-        <w:rPr>
-          <w:rFonts w:ascii="Times New Roman" w:hAnsi="Times New Roman"/>
-          <w:sz w:val="24"/>
-          <w:u w:val="single"/>
-        </w:rPr>
-        <w:t>бла́гання</w:t>
-      </w:r>
-      <w:proofErr w:type="spellEnd"/>
-      <w:r>
-        <w:rPr>
-          <w:rFonts w:ascii="Times New Roman" w:hAnsi="Times New Roman"/>
-          <w:sz w:val="24"/>
-          <w:u w:val="single"/>
-        </w:rPr>
-        <w:t xml:space="preserve"> </w:t>
-      </w:r>
-      <w:proofErr w:type="spellStart"/>
-      <w:r>
-        <w:rPr>
-          <w:rFonts w:ascii="Times New Roman" w:hAnsi="Times New Roman"/>
-          <w:sz w:val="24"/>
-          <w:u w:val="single"/>
-        </w:rPr>
-        <w:t>мого</w:t>
-      </w:r>
-      <w:proofErr w:type="spellEnd"/>
-      <w:r>
-        <w:rPr>
-          <w:rFonts w:ascii="Times New Roman" w:hAnsi="Times New Roman"/>
-          <w:sz w:val="24"/>
-          <w:u w:val="single"/>
-        </w:rPr>
-        <w:t>́.</w:t>
-      </w:r>
-    </w:p>
-    <w:p>
-      <w:pPr>
-        <w:spacing w:after="120"/>
-        <w:jc w:val="both"/>
-        <w:rPr>
-          <w:rFonts w:ascii="Times New Roman" w:hAnsi="Times New Roman" w:cs="Times New Roman"/>
-          <w:sz w:val="24"/>
-          <w:szCs w:val="24"/>
-        </w:rPr>
-      </w:pPr>
-      <w:proofErr w:type="spellStart"/>
-      <w:r>
-        <w:rPr>
-          <w:rFonts w:ascii="Times New Roman" w:hAnsi="Times New Roman" w:cs="Times New Roman"/>
-          <w:sz w:val="24"/>
-          <w:szCs w:val="24"/>
-        </w:rPr>
-        <w:t>Хрестом</w:t>
-      </w:r>
-      <w:proofErr w:type="spellEnd"/>
-      <w:r>
-        <w:rPr>
-          <w:rFonts w:ascii="Times New Roman" w:hAnsi="Times New Roman" w:cs="Times New Roman"/>
-          <w:sz w:val="24"/>
-          <w:szCs w:val="24"/>
-        </w:rPr>
-        <w:t xml:space="preserve"> твоїм, </w:t>
-      </w:r>
-      <w:proofErr w:type="spellStart"/>
-      <w:r>
-        <w:rPr>
-          <w:rFonts w:ascii="Times New Roman" w:hAnsi="Times New Roman" w:cs="Times New Roman"/>
-          <w:sz w:val="24"/>
-          <w:szCs w:val="24"/>
-        </w:rPr>
-        <w:t>Христе</w:t>
-      </w:r>
-      <w:proofErr w:type="spellEnd"/>
-      <w:r>
-        <w:rPr>
-          <w:rFonts w:ascii="Times New Roman" w:hAnsi="Times New Roman" w:cs="Times New Roman"/>
-          <w:sz w:val="24"/>
-          <w:szCs w:val="24"/>
-        </w:rPr>
-        <w:t xml:space="preserve">, </w:t>
-      </w:r>
-      <w:proofErr w:type="spellStart"/>
-      <w:r>
-        <w:rPr>
-          <w:rFonts w:ascii="Times New Roman" w:hAnsi="Times New Roman" w:cs="Times New Roman"/>
-          <w:sz w:val="24"/>
-          <w:szCs w:val="24"/>
-        </w:rPr>
-        <w:t>хвалимось</w:t>
-      </w:r>
-      <w:proofErr w:type="spellEnd"/>
-      <w:r>
-        <w:rPr>
-          <w:rFonts w:ascii="Times New Roman" w:hAnsi="Times New Roman" w:cs="Times New Roman"/>
-          <w:sz w:val="24"/>
-          <w:szCs w:val="24"/>
-        </w:rPr>
-        <w:t xml:space="preserve">* і </w:t>
-      </w:r>
-      <w:proofErr w:type="spellStart"/>
-      <w:r>
-        <w:rPr>
-          <w:rFonts w:ascii="Times New Roman" w:hAnsi="Times New Roman" w:cs="Times New Roman"/>
-          <w:sz w:val="24"/>
-          <w:szCs w:val="24"/>
-        </w:rPr>
-        <w:t>воскресіння</w:t>
-      </w:r>
-      <w:proofErr w:type="spellEnd"/>
-      <w:r>
-        <w:rPr>
-          <w:rFonts w:ascii="Times New Roman" w:hAnsi="Times New Roman" w:cs="Times New Roman"/>
-          <w:sz w:val="24"/>
-          <w:szCs w:val="24"/>
-        </w:rPr>
-        <w:t xml:space="preserve"> </w:t>
-      </w:r>
-      <w:proofErr w:type="spellStart"/>
-      <w:r>
-        <w:rPr>
-          <w:rFonts w:ascii="Times New Roman" w:hAnsi="Times New Roman" w:cs="Times New Roman"/>
-          <w:sz w:val="24"/>
-          <w:szCs w:val="24"/>
-        </w:rPr>
-        <w:t>твоє</w:t>
-      </w:r>
-      <w:proofErr w:type="spellEnd"/>
-      <w:r>
-        <w:rPr>
-          <w:rFonts w:ascii="Times New Roman" w:hAnsi="Times New Roman" w:cs="Times New Roman"/>
-          <w:sz w:val="24"/>
-          <w:szCs w:val="24"/>
-        </w:rPr>
-        <w:t xml:space="preserve"> </w:t>
-      </w:r>
-      <w:proofErr w:type="spellStart"/>
-      <w:r>
-        <w:rPr>
-          <w:rFonts w:ascii="Times New Roman" w:hAnsi="Times New Roman" w:cs="Times New Roman"/>
-          <w:sz w:val="24"/>
-          <w:szCs w:val="24"/>
-        </w:rPr>
-        <w:t>оспівуємо</w:t>
-      </w:r>
-      <w:proofErr w:type="spellEnd"/>
-      <w:r>
-        <w:rPr>
-          <w:rFonts w:ascii="Times New Roman" w:hAnsi="Times New Roman" w:cs="Times New Roman"/>
-          <w:sz w:val="24"/>
-          <w:szCs w:val="24"/>
-        </w:rPr>
-        <w:t xml:space="preserve"> і </w:t>
-      </w:r>
-      <w:proofErr w:type="spellStart"/>
-      <w:proofErr w:type="gramStart"/>
-      <w:r>
-        <w:rPr>
-          <w:rFonts w:ascii="Times New Roman" w:hAnsi="Times New Roman" w:cs="Times New Roman"/>
-          <w:sz w:val="24"/>
-          <w:szCs w:val="24"/>
-        </w:rPr>
-        <w:t>славимо</w:t>
-      </w:r>
-      <w:proofErr w:type="spellEnd"/>
-      <w:r>
-        <w:rPr>
-          <w:rFonts w:ascii="Times New Roman" w:hAnsi="Times New Roman" w:cs="Times New Roman"/>
-          <w:sz w:val="24"/>
-          <w:szCs w:val="24"/>
-        </w:rPr>
-        <w:t>,*</w:t>
-      </w:r>
-      <w:proofErr w:type="gramEnd"/>
-      <w:r>
-        <w:rPr>
-          <w:rFonts w:ascii="Times New Roman" w:hAnsi="Times New Roman" w:cs="Times New Roman"/>
-          <w:sz w:val="24"/>
-          <w:szCs w:val="24"/>
-        </w:rPr>
-        <w:t xml:space="preserve"> </w:t>
-      </w:r>
-      <w:proofErr w:type="spellStart"/>
-      <w:r>
-        <w:rPr>
-          <w:rFonts w:ascii="Times New Roman" w:hAnsi="Times New Roman" w:cs="Times New Roman"/>
-          <w:sz w:val="24"/>
-          <w:szCs w:val="24"/>
-        </w:rPr>
-        <w:t>бо</w:t>
-      </w:r>
-      <w:proofErr w:type="spellEnd"/>
-      <w:r>
-        <w:rPr>
-          <w:rFonts w:ascii="Times New Roman" w:hAnsi="Times New Roman" w:cs="Times New Roman"/>
-          <w:sz w:val="24"/>
-          <w:szCs w:val="24"/>
-        </w:rPr>
-        <w:t xml:space="preserve"> ти – </w:t>
-      </w:r>
-      <w:proofErr w:type="spellStart"/>
-      <w:r>
-        <w:rPr>
-          <w:rFonts w:ascii="Times New Roman" w:hAnsi="Times New Roman" w:cs="Times New Roman"/>
-          <w:sz w:val="24"/>
-          <w:szCs w:val="24"/>
-        </w:rPr>
-        <w:t>Бог</w:t>
-      </w:r>
-      <w:proofErr w:type="spellEnd"/>
-      <w:r>
-        <w:rPr>
-          <w:rFonts w:ascii="Times New Roman" w:hAnsi="Times New Roman" w:cs="Times New Roman"/>
-          <w:sz w:val="24"/>
-          <w:szCs w:val="24"/>
-        </w:rPr>
-        <w:t xml:space="preserve"> </w:t>
-      </w:r>
-      <w:proofErr w:type="spellStart"/>
-      <w:r>
-        <w:rPr>
-          <w:rFonts w:ascii="Times New Roman" w:hAnsi="Times New Roman" w:cs="Times New Roman"/>
-          <w:sz w:val="24"/>
-          <w:szCs w:val="24"/>
-        </w:rPr>
-        <w:t>наш</w:t>
-      </w:r>
-      <w:proofErr w:type="spellEnd"/>
-      <w:r>
-        <w:rPr>
-          <w:rFonts w:ascii="Times New Roman" w:hAnsi="Times New Roman" w:cs="Times New Roman"/>
-          <w:sz w:val="24"/>
-          <w:szCs w:val="24"/>
-        </w:rPr>
-        <w:t xml:space="preserve">, </w:t>
-      </w:r>
-      <w:proofErr w:type="spellStart"/>
-      <w:r>
-        <w:rPr>
-          <w:rFonts w:ascii="Times New Roman" w:hAnsi="Times New Roman" w:cs="Times New Roman"/>
-          <w:sz w:val="24"/>
-          <w:szCs w:val="24"/>
-        </w:rPr>
-        <w:t>крім</w:t>
-      </w:r>
-      <w:proofErr w:type="spellEnd"/>
-      <w:r>
-        <w:rPr>
-          <w:rFonts w:ascii="Times New Roman" w:hAnsi="Times New Roman" w:cs="Times New Roman"/>
-          <w:sz w:val="24"/>
-          <w:szCs w:val="24"/>
-        </w:rPr>
-        <w:t xml:space="preserve"> </w:t>
-      </w:r>
-      <w:proofErr w:type="spellStart"/>
-      <w:r>
-        <w:rPr>
-          <w:rFonts w:ascii="Times New Roman" w:hAnsi="Times New Roman" w:cs="Times New Roman"/>
-          <w:sz w:val="24"/>
-          <w:szCs w:val="24"/>
-        </w:rPr>
-        <w:t>тебе</w:t>
-      </w:r>
-      <w:proofErr w:type="spellEnd"/>
-      <w:r>
-        <w:rPr>
-          <w:rFonts w:ascii="Times New Roman" w:hAnsi="Times New Roman" w:cs="Times New Roman"/>
-          <w:sz w:val="24"/>
-          <w:szCs w:val="24"/>
-        </w:rPr>
-        <w:t xml:space="preserve"> ж </w:t>
-      </w:r>
-      <w:proofErr w:type="spellStart"/>
-      <w:r>
-        <w:rPr>
-          <w:rFonts w:ascii="Times New Roman" w:hAnsi="Times New Roman" w:cs="Times New Roman"/>
-          <w:sz w:val="24"/>
-          <w:szCs w:val="24"/>
-        </w:rPr>
-        <w:t>іншого</w:t>
-      </w:r>
-      <w:proofErr w:type="spellEnd"/>
-      <w:r>
-        <w:rPr>
-          <w:rFonts w:ascii="Times New Roman" w:hAnsi="Times New Roman" w:cs="Times New Roman"/>
-          <w:sz w:val="24"/>
-          <w:szCs w:val="24"/>
-        </w:rPr>
-        <w:t xml:space="preserve"> </w:t>
-      </w:r>
-      <w:proofErr w:type="spellStart"/>
-      <w:r>
-        <w:rPr>
-          <w:rFonts w:ascii="Times New Roman" w:hAnsi="Times New Roman" w:cs="Times New Roman"/>
-          <w:sz w:val="24"/>
-          <w:szCs w:val="24"/>
-        </w:rPr>
-        <w:t>не</w:t>
-      </w:r>
-      <w:proofErr w:type="spellEnd"/>
-      <w:r>
-        <w:rPr>
-          <w:rFonts w:ascii="Times New Roman" w:hAnsi="Times New Roman" w:cs="Times New Roman"/>
-          <w:sz w:val="24"/>
-          <w:szCs w:val="24"/>
-        </w:rPr>
-        <w:t xml:space="preserve"> </w:t>
-      </w:r>
-      <w:proofErr w:type="spellStart"/>
-      <w:r>
-        <w:rPr>
-          <w:rFonts w:ascii="Times New Roman" w:hAnsi="Times New Roman" w:cs="Times New Roman"/>
-          <w:sz w:val="24"/>
-          <w:szCs w:val="24"/>
-        </w:rPr>
-        <w:t>знаємо</w:t>
-      </w:r>
-      <w:proofErr w:type="spellEnd"/>
-      <w:r>
-        <w:rPr>
-          <w:rFonts w:ascii="Times New Roman" w:hAnsi="Times New Roman" w:cs="Times New Roman"/>
-          <w:sz w:val="24"/>
-          <w:szCs w:val="24"/>
-        </w:rPr>
-        <w:t>.</w:t>
-      </w:r>
-    </w:p>
-    <w:p>
-      <w:pPr>
-        <w:spacing w:after="120"/>
-        <w:jc w:val="both"/>
-        <w:rPr>
-          <w:rFonts w:ascii="Times New Roman" w:hAnsi="Times New Roman" w:cs="Times New Roman"/>
-          <w:sz w:val="24"/>
-          <w:szCs w:val="24"/>
-          <w:lang w:val="uk-UA"/>
-        </w:rPr>
-      </w:pPr>
-      <w:r>
-        <w:rPr>
-          <w:rFonts w:ascii="Times New Roman" w:hAnsi="Times New Roman" w:cs="Times New Roman"/>
-          <w:sz w:val="24"/>
-          <w:szCs w:val="24"/>
-          <w:lang w:val="uk-UA"/>
-        </w:rPr>
-        <w:t>Хресто́м Твої́м, Хри́сте, хва́лимось* і воскресі́ння Твоє́ оспі́вуємо і сла́вимо,* бо Ти – Бог наш, крім Те́бе ж і́ншого не зна́ємо.</w:t>
-      </w:r>
-    </w:p>
-    <w:p>
-      <w:pPr>
-        <w:spacing w:after="120"/>
-        <w:rPr>
-          <w:lang w:val="ru-MD"/>
-        </w:rPr>
-      </w:pPr>
-      <w:r>
-        <w:rPr>
-          <w:rFonts w:ascii="Times New Roman" w:hAnsi="Times New Roman"/>
-          <w:i/>
-          <w:color w:val="FF0000"/>
-          <w:sz w:val="24"/>
-          <w:lang w:val="ru-MD"/>
-        </w:rPr>
-        <w:t>Стих:</w:t>
-      </w:r>
-      <w:r>
-        <w:rPr>
-          <w:rFonts w:ascii="Times New Roman" w:hAnsi="Times New Roman"/>
-          <w:i/>
-          <w:sz w:val="24"/>
-          <w:lang w:val="ru-MD"/>
-        </w:rPr>
-        <w:t xml:space="preserve"> </w:t>
-      </w:r>
-      <w:r>
-        <w:rPr>
-          <w:rFonts w:ascii="Times New Roman" w:hAnsi="Times New Roman"/>
-          <w:sz w:val="24"/>
-          <w:u w:val="single"/>
-          <w:lang w:val="ru-MD"/>
-        </w:rPr>
-        <w:t>Коли́ Ти, Го́споди, зважа́тимеш на беззако́ння, то хто всто́їться, Го́споди.* Та в Те́бе є проще́ння.</w:t>
-      </w:r>
-    </w:p>
-    <w:p>
-      <w:pPr>
-        <w:spacing w:after="120"/>
-        <w:jc w:val="both"/>
-        <w:rPr>
-          <w:rFonts w:ascii="Times New Roman" w:hAnsi="Times New Roman" w:cs="Times New Roman"/>
-          <w:sz w:val="24"/>
-          <w:szCs w:val="24"/>
-          <w:lang w:val="ru-MD"/>
-        </w:rPr>
-      </w:pPr>
-      <w:r>
-        <w:rPr>
-          <w:rFonts w:ascii="Times New Roman" w:hAnsi="Times New Roman" w:cs="Times New Roman"/>
-          <w:sz w:val="24"/>
-          <w:szCs w:val="24"/>
-          <w:lang w:val="ru-MD"/>
-        </w:rPr>
-        <w:t>Завжди благословляючи Господа,* оспівуємо його воскресіння,* бо витерпівши хрест, він смертю смерть подолав.</w:t>
-      </w:r>
-    </w:p>
-    <w:p>
-      <w:pPr>
-        <w:spacing w:after="120"/>
-        <w:jc w:val="both"/>
-        <w:rPr>
-          <w:rFonts w:ascii="Times New Roman" w:hAnsi="Times New Roman" w:cs="Times New Roman"/>
-          <w:sz w:val="24"/>
-          <w:szCs w:val="24"/>
-          <w:lang w:val="uk-UA"/>
-        </w:rPr>
-      </w:pPr>
-      <w:r>
-        <w:rPr>
-          <w:rFonts w:ascii="Times New Roman" w:hAnsi="Times New Roman" w:cs="Times New Roman"/>
-          <w:sz w:val="24"/>
-          <w:szCs w:val="24"/>
-          <w:lang w:val="uk-UA"/>
-        </w:rPr>
-        <w:t>За́вжди благословля́ючи Го́спода,* оспі́вуєм його́ воскресі́ння,* бо, ви́терпівши хрест, він сме́ртю смерть подола́в.</w:t>
-      </w:r>
-    </w:p>
-    <w:p>
-      <w:pPr>
-        <w:spacing w:after="120"/>
-        <w:rPr>
-          <w:lang w:val="ru-MD"/>
-        </w:rPr>
-      </w:pPr>
-      <w:r>
-        <w:rPr>
-          <w:rFonts w:ascii="Times New Roman" w:hAnsi="Times New Roman"/>
-          <w:i/>
-          <w:color w:val="FF0000"/>
-          <w:sz w:val="24"/>
-          <w:lang w:val="ru-MD"/>
-        </w:rPr>
-        <w:t>Стих:</w:t>
-      </w:r>
-      <w:r>
-        <w:rPr>
-          <w:rFonts w:ascii="Times New Roman" w:hAnsi="Times New Roman"/>
-          <w:i/>
-          <w:sz w:val="24"/>
-          <w:lang w:val="ru-MD"/>
-        </w:rPr>
-        <w:t xml:space="preserve"> </w:t>
-      </w:r>
-      <w:r>
-        <w:rPr>
-          <w:rFonts w:ascii="Times New Roman" w:hAnsi="Times New Roman"/>
-          <w:sz w:val="24"/>
-          <w:u w:val="single"/>
-          <w:lang w:val="ru-MD"/>
-        </w:rPr>
-        <w:t>За́для І́мени Твого́ наді́юсь на Те́бе, Го́споди, наді́ється душа́ моя́ на сло́во Твоє́;* наді́ється душа́ моя́ на Го́спода.</w:t>
-      </w:r>
-    </w:p>
-    <w:p>
-      <w:pPr>
-        <w:spacing w:after="120"/>
-        <w:jc w:val="both"/>
-        <w:rPr>
-          <w:rFonts w:ascii="Times New Roman" w:hAnsi="Times New Roman" w:cs="Times New Roman"/>
-          <w:sz w:val="24"/>
-          <w:szCs w:val="24"/>
-          <w:lang w:val="ru-MD"/>
-        </w:rPr>
-      </w:pPr>
-      <w:r>
-        <w:rPr>
-          <w:rFonts w:ascii="Times New Roman" w:hAnsi="Times New Roman" w:cs="Times New Roman"/>
-          <w:sz w:val="24"/>
-          <w:szCs w:val="24"/>
-          <w:lang w:val="ru-MD"/>
-        </w:rPr>
-        <w:t>Слава силі твоїй, Господи,* бо ти знищив того, що мав владу смерти* і обновив нас хрестом твоїм,* даруючи нам життя і нетління.</w:t>
-      </w:r>
-    </w:p>
-    <w:p>
-      <w:pPr>
-        <w:spacing w:after="120"/>
-        <w:jc w:val="both"/>
-        <w:rPr>
-          <w:rFonts w:ascii="Times New Roman" w:hAnsi="Times New Roman" w:cs="Times New Roman"/>
-          <w:sz w:val="24"/>
-          <w:szCs w:val="24"/>
-          <w:lang w:val="uk-UA"/>
-        </w:rPr>
-      </w:pPr>
-      <w:r>
-        <w:rPr>
-          <w:rFonts w:ascii="Times New Roman" w:hAnsi="Times New Roman" w:cs="Times New Roman"/>
-          <w:sz w:val="24"/>
-          <w:szCs w:val="24"/>
-          <w:lang w:val="uk-UA"/>
-        </w:rPr>
-        <w:t>Сла́ва си́лі Твої́й, Го́споди,* бо Ти зни́щив того́, що мав вла́ду сме́рти* і обнови́в нас хресто́м Твої́м,* дару́ючи нам життя́ і нетлі́ння.</w:t>
-      </w:r>
-    </w:p>
-    <w:p>
-      <w:pPr>
-        <w:spacing w:after="120"/>
-        <w:rPr>
-          <w:lang w:val="ru-MD"/>
-        </w:rPr>
-      </w:pPr>
-      <w:r>
-        <w:rPr>
-          <w:rFonts w:ascii="Times New Roman" w:hAnsi="Times New Roman"/>
-          <w:i/>
-          <w:color w:val="FF0000"/>
-          <w:sz w:val="24"/>
-          <w:lang w:val="ru-MD"/>
-        </w:rPr>
-        <w:t>Стих:</w:t>
-      </w:r>
-      <w:r>
-        <w:rPr>
-          <w:rFonts w:ascii="Times New Roman" w:hAnsi="Times New Roman"/>
-          <w:i/>
-          <w:sz w:val="24"/>
-          <w:lang w:val="ru-MD"/>
-        </w:rPr>
-        <w:t xml:space="preserve"> </w:t>
-      </w:r>
-      <w:r>
-        <w:rPr>
-          <w:rFonts w:ascii="Times New Roman" w:hAnsi="Times New Roman"/>
-          <w:sz w:val="24"/>
-          <w:u w:val="single"/>
-          <w:lang w:val="ru-MD"/>
-        </w:rPr>
-        <w:t>Від ра́нньої сторо́жі до но́чі від ра́нньої сторо́жі* неха́й упова́є Ізра́їль на Го́спода.</w:t>
-      </w:r>
-    </w:p>
-    <w:p>
-      <w:pPr>
-        <w:spacing w:after="120"/>
-        <w:jc w:val="both"/>
-        <w:rPr>
-          <w:rFonts w:ascii="Times New Roman" w:eastAsia="Gungsuh" w:hAnsi="Times New Roman" w:cs="Gungsuh"/>
-          <w:sz w:val="24"/>
-          <w:szCs w:val="24"/>
-          <w:lang w:val="ru-MD"/>
-        </w:rPr>
-      </w:pPr>
-      <w:r>
-        <w:rPr>
-          <w:rFonts w:ascii="Times New Roman" w:eastAsia="Gungsuh" w:hAnsi="Times New Roman" w:cs="Gungsuh"/>
-          <w:sz w:val="24"/>
-          <w:szCs w:val="24"/>
-          <w:lang w:val="ru-MD"/>
-        </w:rPr>
-        <w:t>Твоє погребення, Господи,* знищило й розірвало окови аду,* а воскресіння з мертвих світ осяяло,* Господи, − слава тобі!</w:t>
-      </w:r>
-    </w:p>
-    <w:p>
-      <w:pPr>
-        <w:spacing w:after="120"/>
-        <w:jc w:val="both"/>
-        <w:rPr>
-          <w:rFonts w:ascii="Times New Roman" w:hAnsi="Times New Roman" w:cs="Times New Roman"/>
-          <w:sz w:val="24"/>
-          <w:szCs w:val="24"/>
-          <w:lang w:val="uk-UA"/>
-        </w:rPr>
-      </w:pPr>
-      <w:r>
-        <w:rPr>
-          <w:rFonts w:ascii="Times New Roman" w:hAnsi="Times New Roman" w:cs="Times New Roman"/>
-          <w:sz w:val="24"/>
-          <w:szCs w:val="24"/>
-          <w:lang w:val="uk-UA"/>
-        </w:rPr>
-        <w:t>Твоє́ погребе́ння, Го́споди,* зни́щило й розірва́ло око́ви а́ду,* а воскресі́ння з ме́ртвих світ ося́яло,* Го́споди, − сла́ва Тобі́!</w:t>
-      </w:r>
-    </w:p>
-    <w:p>
-      <w:pPr>
-        <w:spacing w:after="120"/>
-        <w:rPr>
-          <w:lang w:val="ru-MD"/>
-        </w:rPr>
-      </w:pPr>
-      <w:r>
-        <w:rPr>
-          <w:rFonts w:ascii="Times New Roman" w:hAnsi="Times New Roman"/>
-          <w:i/>
-          <w:color w:val="FF0000"/>
-          <w:sz w:val="24"/>
-          <w:lang w:val="ru-MD"/>
-        </w:rPr>
-        <w:t>Стих:</w:t>
-      </w:r>
-      <w:r>
-        <w:rPr>
-          <w:rFonts w:ascii="Times New Roman" w:hAnsi="Times New Roman"/>
-          <w:i/>
-          <w:sz w:val="24"/>
-          <w:lang w:val="ru-MD"/>
-        </w:rPr>
-        <w:t xml:space="preserve"> </w:t>
-      </w:r>
-      <w:r>
-        <w:rPr>
-          <w:rFonts w:ascii="Times New Roman" w:hAnsi="Times New Roman"/>
-          <w:sz w:val="24"/>
-          <w:u w:val="single"/>
-          <w:lang w:val="ru-MD"/>
-        </w:rPr>
-        <w:t>Бо в Го́спода ми́лість і відку́плення вели́ке в Ньо́го;* Він ви́зволить Ізра́їля від усьо́го беззако́ння його́.</w:t>
-      </w:r>
-    </w:p>
-    <w:p>
-      <w:pPr>
-        <w:spacing w:after="120"/>
-        <w:jc w:val="both"/>
-        <w:rPr>
-          <w:rFonts w:ascii="Times New Roman" w:hAnsi="Times New Roman" w:cs="Times New Roman"/>
-          <w:i/>
-          <w:sz w:val="24"/>
-          <w:szCs w:val="24"/>
-          <w:lang w:val="ru-MD"/>
-        </w:rPr>
-      </w:pPr>
-    </w:p>
-    <w:p>
-      <w:pPr>
-        <w:spacing w:after="120"/>
-        <w:jc w:val="center"/>
-        <w:rPr>
-          <w:rFonts w:ascii="Times New Roman" w:hAnsi="Times New Roman" w:cs="Times New Roman"/>
-          <w:b/>
-          <w:i/>
-          <w:color w:val="FF0000"/>
-          <w:sz w:val="24"/>
-          <w:szCs w:val="24"/>
-          <w:lang w:val="ru-MD"/>
-        </w:rPr>
-      </w:pPr>
-      <w:r>
-        <w:rPr>
-          <w:rFonts w:ascii="Times New Roman" w:hAnsi="Times New Roman" w:cs="Times New Roman"/>
-          <w:b/>
-          <w:i/>
-          <w:color w:val="FF0000"/>
-          <w:sz w:val="24"/>
-          <w:szCs w:val="24"/>
-          <w:lang w:val="ru-MD"/>
-        </w:rPr>
-        <w:t>Псалом 116</w:t>
-      </w:r>
-    </w:p>
-    <w:p>
-      <w:pPr>
-        <w:spacing w:after="120"/>
-        <w:rPr>
-          <w:lang w:val="ru-MD"/>
-        </w:rPr>
-      </w:pPr>
-      <w:r>
-        <w:rPr>
-          <w:rFonts w:ascii="Times New Roman" w:hAnsi="Times New Roman"/>
-          <w:i/>
-          <w:color w:val="FF0000"/>
-          <w:sz w:val="24"/>
-          <w:lang w:val="ru-MD"/>
-        </w:rPr>
-        <w:t>Стих:</w:t>
-      </w:r>
-      <w:r>
-        <w:rPr>
-          <w:rFonts w:ascii="Times New Roman" w:hAnsi="Times New Roman"/>
-          <w:i/>
-          <w:sz w:val="24"/>
-          <w:lang w:val="ru-MD"/>
-        </w:rPr>
-        <w:t xml:space="preserve"> </w:t>
-      </w:r>
-      <w:r>
-        <w:rPr>
-          <w:rFonts w:ascii="Times New Roman" w:hAnsi="Times New Roman"/>
-          <w:sz w:val="24"/>
-          <w:u w:val="single"/>
-          <w:lang w:val="ru-MD"/>
-        </w:rPr>
-        <w:t>Хвалі́те Го́спода всі наро́ди!* Прославля́йте Його́ всі лю́ди!</w:t>
-      </w:r>
-    </w:p>
-    <w:p>
-      <w:pPr>
-        <w:spacing w:after="120"/>
-        <w:jc w:val="both"/>
-        <w:rPr>
-          <w:rFonts w:ascii="Times New Roman" w:hAnsi="Times New Roman" w:cs="Times New Roman"/>
-          <w:i/>
-          <w:sz w:val="24"/>
-          <w:szCs w:val="24"/>
-          <w:lang w:val="ru-MD"/>
-        </w:rPr>
-      </w:pPr>
-    </w:p>
-    <w:p>
-      <w:pPr>
-        <w:spacing w:after="120"/>
-        <w:rPr>
-          <w:lang w:val="ru-MD"/>
-        </w:rPr>
-      </w:pPr>
-      <w:r>
-        <w:rPr>
-          <w:rFonts w:ascii="Times New Roman" w:hAnsi="Times New Roman"/>
-          <w:i/>
-          <w:color w:val="FF0000"/>
-          <w:sz w:val="24"/>
-          <w:lang w:val="ru-MD"/>
-        </w:rPr>
-        <w:lastRenderedPageBreak/>
-        <w:t>Стих:</w:t>
-      </w:r>
-      <w:r>
-        <w:rPr>
-          <w:rFonts w:ascii="Times New Roman" w:hAnsi="Times New Roman"/>
-          <w:i/>
-          <w:sz w:val="24"/>
-          <w:lang w:val="ru-MD"/>
-        </w:rPr>
-        <w:t xml:space="preserve"> </w:t>
-      </w:r>
-      <w:r>
-        <w:rPr>
-          <w:rFonts w:ascii="Times New Roman" w:hAnsi="Times New Roman"/>
-          <w:sz w:val="24"/>
-          <w:u w:val="single"/>
-          <w:lang w:val="ru-MD"/>
-        </w:rPr>
-        <w:t>Вели́ке бо до нас Його́ милосе́рдя,* і ві́рність Го́спода пові́ки.</w:t>
-      </w:r>
-    </w:p>
-    <w:p>
-      <w:pPr>
-        <w:spacing w:after="120"/>
-        <w:jc w:val="both"/>
-        <w:rPr>
-          <w:rFonts w:ascii="Times New Roman" w:hAnsi="Times New Roman" w:cs="Times New Roman"/>
-          <w:i/>
-          <w:sz w:val="24"/>
-          <w:szCs w:val="24"/>
-          <w:lang w:val="ru-MD"/>
-        </w:rPr>
-      </w:pPr>
-    </w:p>
-    <w:p>
-      <w:pPr>
-        <w:spacing w:after="120"/>
-        <w:jc w:val="both"/>
-        <w:rPr>
-          <w:rFonts w:ascii="Times New Roman" w:hAnsi="Times New Roman" w:cs="Times New Roman"/>
-          <w:sz w:val="24"/>
-          <w:szCs w:val="24"/>
-          <w:lang w:val="ru-MD"/>
-        </w:rPr>
-      </w:pPr>
-      <w:r>
-        <w:rPr>
-          <w:rFonts w:ascii="Times New Roman" w:hAnsi="Times New Roman" w:cs="Times New Roman"/>
-          <w:b/>
-          <w:sz w:val="24"/>
-          <w:szCs w:val="24"/>
-          <w:lang w:val="ru-MD"/>
-        </w:rPr>
-        <w:t>Слава:</w:t>
-      </w:r>
-      <w:r>
-        <w:rPr>
-          <w:rFonts w:ascii="Times New Roman" w:hAnsi="Times New Roman" w:cs="Times New Roman"/>
-          <w:sz w:val="24"/>
-          <w:szCs w:val="24"/>
-          <w:lang w:val="ru-MD"/>
-        </w:rPr>
-        <w:t xml:space="preserve"> </w:t>
-      </w:r>
-    </w:p>
-    <w:p>
-      <w:pPr>
-        <w:spacing w:after="120"/>
-        <w:jc w:val="both"/>
-        <w:rPr>
-          <w:rFonts w:ascii="Times New Roman" w:hAnsi="Times New Roman" w:cs="Times New Roman"/>
-          <w:sz w:val="24"/>
-          <w:szCs w:val="24"/>
-          <w:lang w:val="ru-MD"/>
-        </w:rPr>
-      </w:pPr>
-    </w:p>
-    <w:p>
-      <w:pPr>
-        <w:spacing w:after="120"/>
-        <w:jc w:val="both"/>
-        <w:rPr>
-          <w:rFonts w:ascii="Times New Roman" w:hAnsi="Times New Roman" w:cs="Times New Roman"/>
-          <w:sz w:val="24"/>
-          <w:szCs w:val="24"/>
-        </w:rPr>
-      </w:pPr>
-      <w:r>
-        <w:rPr>
-          <w:rFonts w:ascii="Times New Roman" w:hAnsi="Times New Roman" w:cs="Times New Roman"/>
-          <w:b/>
-          <w:sz w:val="24"/>
-          <w:szCs w:val="24"/>
-          <w:lang w:val="ru-MD"/>
-        </w:rPr>
-        <w:t>І нині</w:t>
-      </w:r>
-      <w:r>
-        <w:rPr>
-          <w:rFonts w:ascii="Times New Roman" w:hAnsi="Times New Roman" w:cs="Times New Roman"/>
-          <w:sz w:val="24"/>
-          <w:szCs w:val="24"/>
-          <w:lang w:val="ru-MD"/>
-        </w:rPr>
-        <w:t xml:space="preserve"> </w:t>
-      </w:r>
-      <w:r>
-        <w:rPr>
-          <w:rFonts w:ascii="Times New Roman" w:hAnsi="Times New Roman" w:cs="Times New Roman"/>
-          <w:i/>
-          <w:color w:val="FF0000"/>
-          <w:sz w:val="24"/>
-          <w:szCs w:val="24"/>
-          <w:lang w:val="ru-MD"/>
-        </w:rPr>
-        <w:t>(догмат, г. 6):</w:t>
-      </w:r>
-      <w:r>
-        <w:rPr>
-          <w:rFonts w:ascii="Times New Roman" w:hAnsi="Times New Roman" w:cs="Times New Roman"/>
-          <w:sz w:val="24"/>
-          <w:szCs w:val="24"/>
-          <w:lang w:val="ru-MD"/>
-        </w:rPr>
-        <w:t xml:space="preserve"> Хто ж тебе не прославлятиме, Пресвята Діво?* Або хто не оспівуватиме твого пречистого Різдва?* Син бо єдинородний, що предвічно засяяв від Отця,* той вийшов з тебе, Чиста, воплотившись несказанно.* Бувши з природи Богом, став задля нас правдивою людиною;* неподільний на дві особи,* але пізнавальний у двох незлитих природах.* </w:t>
-      </w:r>
-      <w:proofErr w:type="spellStart"/>
-      <w:r>
-        <w:rPr>
-          <w:rFonts w:ascii="Times New Roman" w:hAnsi="Times New Roman" w:cs="Times New Roman"/>
-          <w:sz w:val="24"/>
-          <w:szCs w:val="24"/>
-        </w:rPr>
-        <w:t>Його</w:t>
-      </w:r>
-      <w:proofErr w:type="spellEnd"/>
-      <w:r>
-        <w:rPr>
-          <w:rFonts w:ascii="Times New Roman" w:hAnsi="Times New Roman" w:cs="Times New Roman"/>
-          <w:sz w:val="24"/>
-          <w:szCs w:val="24"/>
-        </w:rPr>
-        <w:t xml:space="preserve"> </w:t>
-      </w:r>
-      <w:proofErr w:type="spellStart"/>
-      <w:r>
-        <w:rPr>
-          <w:rFonts w:ascii="Times New Roman" w:hAnsi="Times New Roman" w:cs="Times New Roman"/>
-          <w:sz w:val="24"/>
-          <w:szCs w:val="24"/>
-        </w:rPr>
-        <w:t>моли</w:t>
-      </w:r>
-      <w:proofErr w:type="spellEnd"/>
-      <w:r>
-        <w:rPr>
-          <w:rFonts w:ascii="Times New Roman" w:hAnsi="Times New Roman" w:cs="Times New Roman"/>
-          <w:sz w:val="24"/>
-          <w:szCs w:val="24"/>
-        </w:rPr>
-        <w:t xml:space="preserve">, </w:t>
-      </w:r>
-      <w:proofErr w:type="spellStart"/>
-      <w:r>
-        <w:rPr>
-          <w:rFonts w:ascii="Times New Roman" w:hAnsi="Times New Roman" w:cs="Times New Roman"/>
-          <w:sz w:val="24"/>
-          <w:szCs w:val="24"/>
-        </w:rPr>
-        <w:t>чиста</w:t>
-      </w:r>
-      <w:proofErr w:type="spellEnd"/>
-      <w:r>
-        <w:rPr>
-          <w:rFonts w:ascii="Times New Roman" w:hAnsi="Times New Roman" w:cs="Times New Roman"/>
-          <w:sz w:val="24"/>
-          <w:szCs w:val="24"/>
-        </w:rPr>
-        <w:t xml:space="preserve"> </w:t>
-      </w:r>
-      <w:proofErr w:type="spellStart"/>
-      <w:proofErr w:type="gramStart"/>
-      <w:r>
-        <w:rPr>
-          <w:rFonts w:ascii="Times New Roman" w:hAnsi="Times New Roman" w:cs="Times New Roman"/>
-          <w:sz w:val="24"/>
-          <w:szCs w:val="24"/>
-        </w:rPr>
-        <w:t>Всеблаженна</w:t>
-      </w:r>
-      <w:proofErr w:type="spellEnd"/>
-      <w:r>
-        <w:rPr>
-          <w:rFonts w:ascii="Times New Roman" w:hAnsi="Times New Roman" w:cs="Times New Roman"/>
-          <w:sz w:val="24"/>
-          <w:szCs w:val="24"/>
-        </w:rPr>
-        <w:t>,*</w:t>
-      </w:r>
-      <w:proofErr w:type="gramEnd"/>
-      <w:r>
-        <w:rPr>
-          <w:rFonts w:ascii="Times New Roman" w:hAnsi="Times New Roman" w:cs="Times New Roman"/>
-          <w:sz w:val="24"/>
-          <w:szCs w:val="24"/>
-        </w:rPr>
-        <w:t xml:space="preserve"> </w:t>
-      </w:r>
-      <w:proofErr w:type="spellStart"/>
-      <w:r>
-        <w:rPr>
-          <w:rFonts w:ascii="Times New Roman" w:hAnsi="Times New Roman" w:cs="Times New Roman"/>
-          <w:sz w:val="24"/>
-          <w:szCs w:val="24"/>
-        </w:rPr>
-        <w:t>щоб</w:t>
-      </w:r>
-      <w:proofErr w:type="spellEnd"/>
-      <w:r>
-        <w:rPr>
-          <w:rFonts w:ascii="Times New Roman" w:hAnsi="Times New Roman" w:cs="Times New Roman"/>
-          <w:sz w:val="24"/>
-          <w:szCs w:val="24"/>
-        </w:rPr>
-        <w:t xml:space="preserve"> </w:t>
-      </w:r>
-      <w:proofErr w:type="spellStart"/>
-      <w:r>
-        <w:rPr>
-          <w:rFonts w:ascii="Times New Roman" w:hAnsi="Times New Roman" w:cs="Times New Roman"/>
-          <w:sz w:val="24"/>
-          <w:szCs w:val="24"/>
-        </w:rPr>
-        <w:t>помилував</w:t>
-      </w:r>
-      <w:proofErr w:type="spellEnd"/>
-      <w:r>
-        <w:rPr>
-          <w:rFonts w:ascii="Times New Roman" w:hAnsi="Times New Roman" w:cs="Times New Roman"/>
-          <w:sz w:val="24"/>
-          <w:szCs w:val="24"/>
-        </w:rPr>
-        <w:t xml:space="preserve"> </w:t>
-      </w:r>
-      <w:proofErr w:type="spellStart"/>
-      <w:r>
-        <w:rPr>
-          <w:rFonts w:ascii="Times New Roman" w:hAnsi="Times New Roman" w:cs="Times New Roman"/>
-          <w:sz w:val="24"/>
-          <w:szCs w:val="24"/>
-        </w:rPr>
-        <w:t>душі</w:t>
-      </w:r>
-      <w:proofErr w:type="spellEnd"/>
-      <w:r>
-        <w:rPr>
-          <w:rFonts w:ascii="Times New Roman" w:hAnsi="Times New Roman" w:cs="Times New Roman"/>
-          <w:sz w:val="24"/>
-          <w:szCs w:val="24"/>
-        </w:rPr>
-        <w:t xml:space="preserve"> </w:t>
-      </w:r>
-      <w:proofErr w:type="spellStart"/>
-      <w:r>
-        <w:rPr>
-          <w:rFonts w:ascii="Times New Roman" w:hAnsi="Times New Roman" w:cs="Times New Roman"/>
-          <w:sz w:val="24"/>
-          <w:szCs w:val="24"/>
-        </w:rPr>
-        <w:t>наші</w:t>
-      </w:r>
-      <w:proofErr w:type="spellEnd"/>
-      <w:r>
-        <w:rPr>
-          <w:rFonts w:ascii="Times New Roman" w:hAnsi="Times New Roman" w:cs="Times New Roman"/>
-          <w:sz w:val="24"/>
-          <w:szCs w:val="24"/>
-        </w:rPr>
-        <w:t>.</w:t>
-      </w:r>
-    </w:p>
-    <w:p>
-      <w:pPr>
-        <w:spacing w:after="120"/>
-        <w:jc w:val="both"/>
-        <w:rPr>
-          <w:rFonts w:ascii="Times New Roman" w:hAnsi="Times New Roman" w:cs="Times New Roman"/>
-          <w:sz w:val="24"/>
-          <w:szCs w:val="24"/>
-        </w:rPr>
-      </w:pPr>
-      <w:r>
-        <w:rPr>
-          <w:rFonts w:ascii="Times New Roman" w:hAnsi="Times New Roman" w:cs="Times New Roman"/>
-          <w:sz w:val="24"/>
-          <w:szCs w:val="24"/>
-          <w:lang w:val="ru-MD"/>
-        </w:rPr>
-        <w:t xml:space="preserve">Хто ж тебе́ не прославля́тиме, Пресвята́ Ді́во?* Або хто не оспі́вуватиме твого́ пречи́стого різдва́?* Син бо єдиноро́дний, що предві́чно зася́яв від Отця́,* Той ви́йшов з те́бе, Чи́ста, воплоти́вшись несказа́нно.* Бу́вши з при́роди Бо́гом, став за́для нас правди́вим Людиною;* неподі́льний на дві осо́би,* але́ пізнава́льний у двох незли́тих приро́дах.* </w:t>
-      </w:r>
-      <w:proofErr w:type="spellStart"/>
-      <w:r>
-        <w:rPr>
-          <w:rFonts w:ascii="Times New Roman" w:hAnsi="Times New Roman" w:cs="Times New Roman"/>
-          <w:sz w:val="24"/>
-          <w:szCs w:val="24"/>
-        </w:rPr>
-        <w:t>Його</w:t>
-      </w:r>
-      <w:proofErr w:type="spellEnd"/>
-      <w:r>
-        <w:rPr>
-          <w:rFonts w:ascii="Times New Roman" w:hAnsi="Times New Roman" w:cs="Times New Roman"/>
-          <w:sz w:val="24"/>
-          <w:szCs w:val="24"/>
-        </w:rPr>
-        <w:t xml:space="preserve">́ </w:t>
-      </w:r>
-      <w:proofErr w:type="spellStart"/>
-      <w:r>
-        <w:rPr>
-          <w:rFonts w:ascii="Times New Roman" w:hAnsi="Times New Roman" w:cs="Times New Roman"/>
-          <w:sz w:val="24"/>
-          <w:szCs w:val="24"/>
-        </w:rPr>
-        <w:t>моли</w:t>
-      </w:r>
-      <w:proofErr w:type="spellEnd"/>
-      <w:r>
-        <w:rPr>
-          <w:rFonts w:ascii="Times New Roman" w:hAnsi="Times New Roman" w:cs="Times New Roman"/>
-          <w:sz w:val="24"/>
-          <w:szCs w:val="24"/>
-        </w:rPr>
-        <w:t xml:space="preserve">́, </w:t>
-      </w:r>
-      <w:proofErr w:type="spellStart"/>
-      <w:r>
-        <w:rPr>
-          <w:rFonts w:ascii="Times New Roman" w:hAnsi="Times New Roman" w:cs="Times New Roman"/>
-          <w:sz w:val="24"/>
-          <w:szCs w:val="24"/>
-        </w:rPr>
-        <w:t>чи́ста</w:t>
-      </w:r>
-      <w:proofErr w:type="spellEnd"/>
-      <w:r>
-        <w:rPr>
-          <w:rFonts w:ascii="Times New Roman" w:hAnsi="Times New Roman" w:cs="Times New Roman"/>
-          <w:sz w:val="24"/>
-          <w:szCs w:val="24"/>
-        </w:rPr>
-        <w:t xml:space="preserve"> </w:t>
-      </w:r>
-      <w:proofErr w:type="spellStart"/>
-      <w:proofErr w:type="gramStart"/>
-      <w:r>
-        <w:rPr>
-          <w:rFonts w:ascii="Times New Roman" w:hAnsi="Times New Roman" w:cs="Times New Roman"/>
-          <w:sz w:val="24"/>
-          <w:szCs w:val="24"/>
-        </w:rPr>
-        <w:t>Всеблаже́нна</w:t>
-      </w:r>
-      <w:proofErr w:type="spellEnd"/>
-      <w:r>
-        <w:rPr>
-          <w:rFonts w:ascii="Times New Roman" w:hAnsi="Times New Roman" w:cs="Times New Roman"/>
-          <w:sz w:val="24"/>
-          <w:szCs w:val="24"/>
-        </w:rPr>
-        <w:t>,*</w:t>
-      </w:r>
-      <w:proofErr w:type="gramEnd"/>
-      <w:r>
-        <w:rPr>
-          <w:rFonts w:ascii="Times New Roman" w:hAnsi="Times New Roman" w:cs="Times New Roman"/>
-          <w:sz w:val="24"/>
-          <w:szCs w:val="24"/>
-        </w:rPr>
-        <w:t xml:space="preserve"> </w:t>
-      </w:r>
-      <w:proofErr w:type="spellStart"/>
-      <w:r>
-        <w:rPr>
-          <w:rFonts w:ascii="Times New Roman" w:hAnsi="Times New Roman" w:cs="Times New Roman"/>
-          <w:sz w:val="24"/>
-          <w:szCs w:val="24"/>
-        </w:rPr>
-        <w:t>щоб</w:t>
-      </w:r>
-      <w:proofErr w:type="spellEnd"/>
-      <w:r>
-        <w:rPr>
-          <w:rFonts w:ascii="Times New Roman" w:hAnsi="Times New Roman" w:cs="Times New Roman"/>
-          <w:sz w:val="24"/>
-          <w:szCs w:val="24"/>
-        </w:rPr>
-        <w:t xml:space="preserve"> </w:t>
-      </w:r>
-      <w:proofErr w:type="spellStart"/>
-      <w:r>
-        <w:rPr>
-          <w:rFonts w:ascii="Times New Roman" w:hAnsi="Times New Roman" w:cs="Times New Roman"/>
-          <w:sz w:val="24"/>
-          <w:szCs w:val="24"/>
-        </w:rPr>
-        <w:t>поми́лував</w:t>
-      </w:r>
-      <w:proofErr w:type="spellEnd"/>
-      <w:r>
-        <w:rPr>
-          <w:rFonts w:ascii="Times New Roman" w:hAnsi="Times New Roman" w:cs="Times New Roman"/>
-          <w:sz w:val="24"/>
-          <w:szCs w:val="24"/>
-        </w:rPr>
-        <w:t xml:space="preserve"> </w:t>
-      </w:r>
-      <w:proofErr w:type="spellStart"/>
-      <w:r>
-        <w:rPr>
-          <w:rFonts w:ascii="Times New Roman" w:hAnsi="Times New Roman" w:cs="Times New Roman"/>
-          <w:sz w:val="24"/>
-          <w:szCs w:val="24"/>
-        </w:rPr>
-        <w:t>ду́ші</w:t>
-      </w:r>
-      <w:proofErr w:type="spellEnd"/>
-      <w:r>
-        <w:rPr>
-          <w:rFonts w:ascii="Times New Roman" w:hAnsi="Times New Roman" w:cs="Times New Roman"/>
-          <w:sz w:val="24"/>
-          <w:szCs w:val="24"/>
-        </w:rPr>
-        <w:t xml:space="preserve"> </w:t>
-      </w:r>
-      <w:proofErr w:type="spellStart"/>
-      <w:r>
-        <w:rPr>
-          <w:rFonts w:ascii="Times New Roman" w:hAnsi="Times New Roman" w:cs="Times New Roman"/>
-          <w:sz w:val="24"/>
-          <w:szCs w:val="24"/>
-        </w:rPr>
-        <w:t>на́ші</w:t>
-      </w:r>
-      <w:proofErr w:type="spellEnd"/>
-      <w:r>
-        <w:rPr>
-          <w:rFonts w:ascii="Times New Roman" w:hAnsi="Times New Roman" w:cs="Times New Roman"/>
-          <w:sz w:val="24"/>
-          <w:szCs w:val="24"/>
-        </w:rPr>
-        <w:t>.</w:t>
+      <w:r>
+        <w:rPr>
+          <w:rFonts w:ascii="Times New Roman" w:hAnsi="Times New Roman" w:cs="Times New Roman"/>
+          <w:sz w:val="24"/>
+          <w:szCs w:val="24"/>
+          <w:lang w:val="ru-MD"/>
+        </w:rPr>
+        <w:t>л</w:t>
+      </w:r>
+      <w:r>
+        <w:rPr>
+          <w:rFonts w:ascii="Times New Roman" w:hAnsi="Times New Roman" w:cs="Times New Roman"/>
+          <w:sz w:val="24"/>
+          <w:szCs w:val="24"/>
+          <w:lang w:val="ru-MD"/>
+        </w:rPr>
+        <w:t>юд</w:t>
+      </w:r>
+      <w:r>
+        <w:rPr>
+          <w:rFonts w:ascii="Times New Roman" w:hAnsi="Times New Roman" w:cs="Times New Roman"/>
+          <w:sz w:val="24"/>
+          <w:szCs w:val="24"/>
+          <w:lang w:val="ru-MD"/>
+        </w:rPr>
+        <w:t>и́</w:t>
+      </w:r>
+      <w:r>
+        <w:rPr>
+          <w:rFonts w:ascii="Times New Roman" w:hAnsi="Times New Roman" w:cs="Times New Roman"/>
+          <w:sz w:val="24"/>
+          <w:szCs w:val="24"/>
+          <w:lang w:val="ru-MD"/>
+        </w:rPr>
+        <w:t xml:space="preserve">ною;* неподі́льний на дві осо́би,* але́ пізнава́льний у двох незли́тих приро́дах.* </w:t>
+      </w:r>
+      <w:r>
+        <w:rPr>
+          <w:rFonts w:ascii="Times New Roman" w:hAnsi="Times New Roman" w:cs="Times New Roman"/>
+          <w:sz w:val="24"/>
+          <w:szCs w:val="24"/>
+          <w:lang w:val="ru-MD"/>
+        </w:rPr>
+        <w:t>Його́ моли́, чи́ста Всеблаже́нна,* щоб поми́лував ду́ші на́ші.</w:t>
       </w:r>
     </w:p>
     <w:p>
@@ -8006,6 +5130,7 @@
           <w:color w:val="FF0000"/>
           <w:sz w:val="24"/>
           <w:szCs w:val="24"/>
+          <w:lang w:val="ru-MD"/>
         </w:rPr>
       </w:pPr>
     </w:p>
@@ -8191,6 +5316,7 @@
           <w:szCs w:val="24"/>
           <w:lang w:val="ru-MD"/>
         </w:rPr>
+        <w:lastRenderedPageBreak/>
         <w:t>Священник благословляє до сходу і каже:</w:t>
       </w:r>
       <w:r>
@@ -8588,7 +5714,6 @@
           <w:color w:val="FF0000"/>
           <w:lang w:val="ru-MD"/>
         </w:rPr>
-        <w:lastRenderedPageBreak/>
         <w:t>Єктенія усильного благання</w:t>
       </w:r>
     </w:p>
@@ -9052,6 +6177,7 @@
           <w:szCs w:val="24"/>
           <w:lang w:val="ru-MD"/>
         </w:rPr>
+        <w:lastRenderedPageBreak/>
         <w:t xml:space="preserve">Священник: </w:t>
       </w:r>
       <w:r>
@@ -9325,453 +6451,453 @@
           <w:color w:val="FF0000"/>
           <w:lang w:val="ru-MD"/>
         </w:rPr>
+        <w:t>Прохальна єктенія</w:t>
+      </w:r>
+    </w:p>
+    <w:p>
+      <w:pPr>
+        <w:spacing w:after="120"/>
+        <w:jc w:val="both"/>
+        <w:rPr>
+          <w:rFonts w:ascii="Times New Roman" w:hAnsi="Times New Roman" w:cs="Times New Roman"/>
+          <w:sz w:val="24"/>
+          <w:szCs w:val="24"/>
+          <w:lang w:val="ru-MD"/>
+        </w:rPr>
+      </w:pPr>
+      <w:r>
+        <w:rPr>
+          <w:rFonts w:ascii="Times New Roman" w:hAnsi="Times New Roman" w:cs="Times New Roman"/>
+          <w:sz w:val="24"/>
+          <w:szCs w:val="24"/>
+          <w:lang w:val="ru-MD"/>
+        </w:rPr>
+        <w:t>Сповнім вечірню молитву нашу Господеві.</w:t>
+      </w:r>
+    </w:p>
+    <w:p>
+      <w:pPr>
+        <w:spacing w:after="120"/>
+        <w:jc w:val="both"/>
+        <w:rPr>
+          <w:rFonts w:ascii="Times New Roman" w:hAnsi="Times New Roman" w:cs="Times New Roman"/>
+          <w:sz w:val="24"/>
+          <w:szCs w:val="24"/>
+          <w:lang w:val="ru-MD"/>
+        </w:rPr>
+      </w:pPr>
+      <w:r>
+        <w:rPr>
+          <w:rFonts w:ascii="Times New Roman" w:hAnsi="Times New Roman" w:cs="Times New Roman"/>
+          <w:i/>
+          <w:color w:val="FF0000"/>
+          <w:sz w:val="24"/>
+          <w:szCs w:val="24"/>
+          <w:lang w:val="ru-MD"/>
+        </w:rPr>
+        <w:t>Вірні:</w:t>
+      </w:r>
+      <w:r>
+        <w:rPr>
+          <w:rFonts w:ascii="Times New Roman" w:hAnsi="Times New Roman" w:cs="Times New Roman"/>
+          <w:color w:val="FF0000"/>
+          <w:sz w:val="24"/>
+          <w:szCs w:val="24"/>
+          <w:lang w:val="ru-MD"/>
+        </w:rPr>
+        <w:t xml:space="preserve"> </w:t>
+      </w:r>
+      <w:r>
+        <w:rPr>
+          <w:rFonts w:ascii="Times New Roman" w:hAnsi="Times New Roman" w:cs="Times New Roman"/>
+          <w:sz w:val="24"/>
+          <w:szCs w:val="24"/>
+          <w:lang w:val="ru-MD"/>
+        </w:rPr>
+        <w:t>Господи, помилуй.</w:t>
+      </w:r>
+    </w:p>
+    <w:p>
+      <w:pPr>
+        <w:spacing w:after="120"/>
+        <w:rPr>
+          <w:rFonts w:ascii="Times New Roman" w:hAnsi="Times New Roman"/>
+          <w:lang w:val="ru-MD"/>
+        </w:rPr>
+      </w:pPr>
+      <w:r>
+        <w:rPr>
+          <w:rFonts w:ascii="Times New Roman" w:hAnsi="Times New Roman" w:cs="Times New Roman"/>
+          <w:sz w:val="24"/>
+          <w:szCs w:val="24"/>
+          <w:lang w:val="ru-MD"/>
+        </w:rPr>
+        <w:t>Заступи, спаси, помилуй і охорони нас, Боже, Твоєю благодаттю</w:t>
+      </w:r>
+    </w:p>
+    <w:p>
+      <w:pPr>
+        <w:spacing w:after="120"/>
+        <w:jc w:val="both"/>
+        <w:rPr>
+          <w:rFonts w:ascii="Times New Roman" w:hAnsi="Times New Roman" w:cs="Times New Roman"/>
+          <w:sz w:val="24"/>
+          <w:szCs w:val="24"/>
+          <w:lang w:val="ru-MD"/>
+        </w:rPr>
+      </w:pPr>
+      <w:r>
+        <w:rPr>
+          <w:rFonts w:ascii="Times New Roman" w:hAnsi="Times New Roman" w:cs="Times New Roman"/>
+          <w:i/>
+          <w:color w:val="FF0000"/>
+          <w:sz w:val="24"/>
+          <w:szCs w:val="24"/>
+          <w:lang w:val="ru-MD"/>
+        </w:rPr>
+        <w:t>Вірні:</w:t>
+      </w:r>
+      <w:r>
+        <w:rPr>
+          <w:rFonts w:ascii="Times New Roman" w:hAnsi="Times New Roman" w:cs="Times New Roman"/>
+          <w:color w:val="FF0000"/>
+          <w:sz w:val="24"/>
+          <w:szCs w:val="24"/>
+          <w:lang w:val="ru-MD"/>
+        </w:rPr>
+        <w:t xml:space="preserve"> </w:t>
+      </w:r>
+      <w:r>
+        <w:rPr>
+          <w:rFonts w:ascii="Times New Roman" w:hAnsi="Times New Roman" w:cs="Times New Roman"/>
+          <w:sz w:val="24"/>
+          <w:szCs w:val="24"/>
+          <w:lang w:val="ru-MD"/>
+        </w:rPr>
+        <w:t>Господи, помилуй.</w:t>
+      </w:r>
+    </w:p>
+    <w:p>
+      <w:pPr>
+        <w:spacing w:after="120"/>
+        <w:jc w:val="both"/>
+        <w:rPr>
+          <w:rFonts w:ascii="Times New Roman" w:hAnsi="Times New Roman" w:cs="Times New Roman"/>
+          <w:sz w:val="24"/>
+          <w:szCs w:val="24"/>
+          <w:lang w:val="ru-MD"/>
+        </w:rPr>
+      </w:pPr>
+      <w:r>
+        <w:rPr>
+          <w:rFonts w:ascii="Times New Roman" w:hAnsi="Times New Roman" w:cs="Times New Roman"/>
+          <w:sz w:val="24"/>
+          <w:szCs w:val="24"/>
+          <w:lang w:val="ru-MD"/>
+        </w:rPr>
+        <w:t>Вечора всього досконалого, святого, мирного і безгрішного у Господа просім.</w:t>
+      </w:r>
+    </w:p>
+    <w:p>
+      <w:pPr>
+        <w:spacing w:after="120"/>
+        <w:rPr>
+          <w:rFonts w:ascii="Times New Roman" w:hAnsi="Times New Roman"/>
+          <w:lang w:val="ru-MD"/>
+        </w:rPr>
+      </w:pPr>
+      <w:r>
+        <w:rPr>
+          <w:rFonts w:ascii="Times New Roman" w:hAnsi="Times New Roman" w:cs="Times New Roman"/>
+          <w:i/>
+          <w:color w:val="FF4400"/>
+          <w:sz w:val="24"/>
+          <w:szCs w:val="24"/>
+          <w:lang w:val="ru-MD"/>
+        </w:rPr>
+        <w:t>Вірні:</w:t>
+      </w:r>
+      <w:r>
+        <w:rPr>
+          <w:rFonts w:ascii="Times New Roman" w:hAnsi="Times New Roman" w:cs="Times New Roman"/>
+          <w:sz w:val="24"/>
+          <w:szCs w:val="24"/>
+          <w:lang w:val="ru-MD"/>
+        </w:rPr>
+        <w:t xml:space="preserve"> Пода́й, Го́споди.</w:t>
+      </w:r>
+    </w:p>
+    <w:p>
+      <w:pPr>
+        <w:spacing w:after="120"/>
+        <w:rPr>
+          <w:rFonts w:ascii="Times New Roman" w:hAnsi="Times New Roman"/>
+          <w:lang w:val="ru-MD"/>
+        </w:rPr>
+      </w:pPr>
+      <w:r>
+        <w:rPr>
+          <w:rFonts w:ascii="Times New Roman" w:hAnsi="Times New Roman" w:cs="Times New Roman"/>
+          <w:sz w:val="24"/>
+          <w:szCs w:val="24"/>
+          <w:lang w:val="ru-MD"/>
+        </w:rPr>
+        <w:t>Ангела миру, вірного наставника, охоронця душ і тіл наших у Господа просім.</w:t>
+      </w:r>
+    </w:p>
+    <w:p>
+      <w:pPr>
+        <w:spacing w:after="120"/>
+        <w:rPr>
+          <w:rFonts w:ascii="Times New Roman" w:hAnsi="Times New Roman"/>
+          <w:lang w:val="ru-MD"/>
+        </w:rPr>
+      </w:pPr>
+      <w:r>
+        <w:rPr>
+          <w:rFonts w:ascii="Times New Roman" w:hAnsi="Times New Roman" w:cs="Times New Roman"/>
+          <w:i/>
+          <w:color w:val="FF4400"/>
+          <w:sz w:val="24"/>
+          <w:szCs w:val="24"/>
+          <w:lang w:val="ru-MD"/>
+        </w:rPr>
+        <w:t>Вірні:</w:t>
+      </w:r>
+      <w:r>
+        <w:rPr>
+          <w:rFonts w:ascii="Times New Roman" w:hAnsi="Times New Roman" w:cs="Times New Roman"/>
+          <w:sz w:val="24"/>
+          <w:szCs w:val="24"/>
+          <w:lang w:val="ru-MD"/>
+        </w:rPr>
+        <w:t xml:space="preserve"> Пода́й, Го́споди.</w:t>
+      </w:r>
+    </w:p>
+    <w:p>
+      <w:pPr>
+        <w:spacing w:after="120"/>
+        <w:rPr>
+          <w:rFonts w:ascii="Times New Roman" w:hAnsi="Times New Roman"/>
+          <w:lang w:val="ru-MD"/>
+        </w:rPr>
+      </w:pPr>
+      <w:r>
+        <w:rPr>
+          <w:rFonts w:ascii="Times New Roman" w:hAnsi="Times New Roman" w:cs="Times New Roman"/>
+          <w:sz w:val="24"/>
+          <w:szCs w:val="24"/>
+          <w:lang w:val="ru-MD"/>
+        </w:rPr>
+        <w:t>Прощення й відпущення гріхів, і прогрішень наших у Господа просім.</w:t>
+      </w:r>
+    </w:p>
+    <w:p>
+      <w:pPr>
+        <w:spacing w:after="120"/>
+        <w:rPr>
+          <w:rFonts w:ascii="Times New Roman" w:hAnsi="Times New Roman"/>
+          <w:lang w:val="ru-MD"/>
+        </w:rPr>
+      </w:pPr>
+      <w:r>
+        <w:rPr>
+          <w:rFonts w:ascii="Times New Roman" w:hAnsi="Times New Roman" w:cs="Times New Roman"/>
+          <w:i/>
+          <w:color w:val="FF4400"/>
+          <w:sz w:val="24"/>
+          <w:szCs w:val="24"/>
+          <w:lang w:val="ru-MD"/>
+        </w:rPr>
+        <w:t>Вірні:</w:t>
+      </w:r>
+      <w:r>
+        <w:rPr>
+          <w:rFonts w:ascii="Times New Roman" w:hAnsi="Times New Roman" w:cs="Times New Roman"/>
+          <w:sz w:val="24"/>
+          <w:szCs w:val="24"/>
+          <w:lang w:val="ru-MD"/>
+        </w:rPr>
+        <w:t xml:space="preserve"> Пода́й, Го́споди.</w:t>
+      </w:r>
+    </w:p>
+    <w:p>
+      <w:pPr>
+        <w:spacing w:after="120"/>
+        <w:rPr>
+          <w:rFonts w:ascii="Times New Roman" w:hAnsi="Times New Roman"/>
+          <w:lang w:val="ru-MD"/>
+        </w:rPr>
+      </w:pPr>
+      <w:r>
+        <w:rPr>
+          <w:rFonts w:ascii="Times New Roman" w:hAnsi="Times New Roman" w:cs="Times New Roman"/>
+          <w:sz w:val="24"/>
+          <w:szCs w:val="24"/>
+          <w:lang w:val="ru-MD"/>
+        </w:rPr>
+        <w:t>Доброго й пожиточного для душ наших і миру для світу у Господа просім.</w:t>
+      </w:r>
+    </w:p>
+    <w:p>
+      <w:pPr>
+        <w:spacing w:after="120"/>
+        <w:rPr>
+          <w:rFonts w:ascii="Times New Roman" w:hAnsi="Times New Roman"/>
+          <w:lang w:val="ru-MD"/>
+        </w:rPr>
+      </w:pPr>
+      <w:r>
+        <w:rPr>
+          <w:rFonts w:ascii="Times New Roman" w:hAnsi="Times New Roman" w:cs="Times New Roman"/>
+          <w:i/>
+          <w:color w:val="FF4400"/>
+          <w:sz w:val="24"/>
+          <w:szCs w:val="24"/>
+          <w:lang w:val="ru-MD"/>
+        </w:rPr>
+        <w:t>Вірні:</w:t>
+      </w:r>
+      <w:r>
+        <w:rPr>
+          <w:rFonts w:ascii="Times New Roman" w:hAnsi="Times New Roman" w:cs="Times New Roman"/>
+          <w:sz w:val="24"/>
+          <w:szCs w:val="24"/>
+          <w:lang w:val="ru-MD"/>
+        </w:rPr>
+        <w:t xml:space="preserve"> Пода́й, Го́споди.</w:t>
+      </w:r>
+    </w:p>
+    <w:p>
+      <w:pPr>
+        <w:spacing w:after="120"/>
+        <w:rPr>
+          <w:rFonts w:ascii="Times New Roman" w:hAnsi="Times New Roman"/>
+          <w:lang w:val="ru-MD"/>
+        </w:rPr>
+      </w:pPr>
+      <w:r>
+        <w:rPr>
+          <w:rFonts w:ascii="Times New Roman" w:hAnsi="Times New Roman" w:cs="Times New Roman"/>
+          <w:sz w:val="24"/>
+          <w:szCs w:val="24"/>
+          <w:lang w:val="ru-MD"/>
+        </w:rPr>
+        <w:t>Останок життя нашого в мирі й покаянні завершити у Господа просім.</w:t>
+      </w:r>
+    </w:p>
+    <w:p>
+      <w:pPr>
+        <w:spacing w:after="120"/>
+        <w:rPr>
+          <w:rFonts w:ascii="Times New Roman" w:hAnsi="Times New Roman"/>
+          <w:lang w:val="ru-MD"/>
+        </w:rPr>
+      </w:pPr>
+      <w:r>
+        <w:rPr>
+          <w:rFonts w:ascii="Times New Roman" w:hAnsi="Times New Roman" w:cs="Times New Roman"/>
+          <w:i/>
+          <w:color w:val="FF4400"/>
+          <w:sz w:val="24"/>
+          <w:szCs w:val="24"/>
+          <w:lang w:val="ru-MD"/>
+        </w:rPr>
+        <w:t>Вірні:</w:t>
+      </w:r>
+      <w:r>
+        <w:rPr>
+          <w:rFonts w:ascii="Times New Roman" w:hAnsi="Times New Roman" w:cs="Times New Roman"/>
+          <w:sz w:val="24"/>
+          <w:szCs w:val="24"/>
+          <w:lang w:val="ru-MD"/>
+        </w:rPr>
+        <w:t xml:space="preserve"> Пода́й, Го́споди.</w:t>
+      </w:r>
+    </w:p>
+    <w:p>
+      <w:pPr>
+        <w:spacing w:after="120"/>
+        <w:rPr>
+          <w:rFonts w:ascii="Times New Roman" w:hAnsi="Times New Roman"/>
+          <w:lang w:val="ru-MD"/>
+        </w:rPr>
+      </w:pPr>
+      <w:r>
+        <w:rPr>
+          <w:rFonts w:ascii="Times New Roman" w:hAnsi="Times New Roman" w:cs="Times New Roman"/>
+          <w:sz w:val="24"/>
+          <w:szCs w:val="24"/>
+          <w:lang w:val="ru-MD"/>
+        </w:rPr>
+        <w:t>Християнської кончини життя нашого – безболізної, бездоганної, мирної – і оправдання на страшному суді Христовому просім.</w:t>
+      </w:r>
+    </w:p>
+    <w:p>
+      <w:pPr>
+        <w:spacing w:after="120"/>
+        <w:rPr>
+          <w:rFonts w:ascii="Times New Roman" w:hAnsi="Times New Roman"/>
+          <w:lang w:val="ru-MD"/>
+        </w:rPr>
+      </w:pPr>
+      <w:r>
+        <w:rPr>
+          <w:rFonts w:ascii="Times New Roman" w:hAnsi="Times New Roman" w:cs="Times New Roman"/>
+          <w:i/>
+          <w:color w:val="FF4400"/>
+          <w:sz w:val="24"/>
+          <w:szCs w:val="24"/>
+          <w:lang w:val="ru-MD"/>
+        </w:rPr>
+        <w:t>Вірні:</w:t>
+      </w:r>
+      <w:r>
+        <w:rPr>
+          <w:rFonts w:ascii="Times New Roman" w:hAnsi="Times New Roman" w:cs="Times New Roman"/>
+          <w:sz w:val="24"/>
+          <w:szCs w:val="24"/>
+          <w:lang w:val="ru-MD"/>
+        </w:rPr>
+        <w:t xml:space="preserve"> Пода́й, Го́споди.</w:t>
+      </w:r>
+    </w:p>
+    <w:p>
+      <w:pPr>
+        <w:spacing w:after="120"/>
+        <w:rPr>
+          <w:rFonts w:ascii="Times New Roman" w:hAnsi="Times New Roman"/>
+          <w:lang w:val="ru-MD"/>
+        </w:rPr>
+      </w:pPr>
+      <w:r>
+        <w:rPr>
+          <w:rFonts w:ascii="Times New Roman" w:hAnsi="Times New Roman" w:cs="Times New Roman"/>
+          <w:sz w:val="24"/>
+          <w:szCs w:val="24"/>
+          <w:lang w:val="ru-MD"/>
+        </w:rPr>
+        <w:t>Пресвяту, пречисту, преблагословенну, славну Владичицю нашу Богородицю і приснодіву Марію, з усіма святими пом’янувши, самих себе, і один одного, і все життя наше Христу Богові віддаймо.</w:t>
+      </w:r>
+    </w:p>
+    <w:p>
+      <w:pPr>
+        <w:spacing w:after="120"/>
+        <w:rPr>
+          <w:rFonts w:ascii="Times New Roman" w:hAnsi="Times New Roman"/>
+          <w:lang w:val="ru-MD"/>
+        </w:rPr>
+      </w:pPr>
+      <w:r>
+        <w:rPr>
+          <w:rFonts w:ascii="Times New Roman" w:hAnsi="Times New Roman" w:cs="Times New Roman"/>
+          <w:i/>
+          <w:color w:val="FF4400"/>
+          <w:sz w:val="24"/>
+          <w:szCs w:val="24"/>
+          <w:lang w:val="ru-MD"/>
+        </w:rPr>
         <w:lastRenderedPageBreak/>
-        <w:t>Прохальна єктенія</w:t>
-      </w:r>
-    </w:p>
-    <w:p>
-      <w:pPr>
-        <w:spacing w:after="120"/>
-        <w:jc w:val="both"/>
-        <w:rPr>
-          <w:rFonts w:ascii="Times New Roman" w:hAnsi="Times New Roman" w:cs="Times New Roman"/>
-          <w:sz w:val="24"/>
-          <w:szCs w:val="24"/>
-          <w:lang w:val="ru-MD"/>
-        </w:rPr>
-      </w:pPr>
-      <w:r>
-        <w:rPr>
-          <w:rFonts w:ascii="Times New Roman" w:hAnsi="Times New Roman" w:cs="Times New Roman"/>
-          <w:sz w:val="24"/>
-          <w:szCs w:val="24"/>
-          <w:lang w:val="ru-MD"/>
-        </w:rPr>
-        <w:t>Сповнім вечірню молитву нашу Господеві.</w:t>
-      </w:r>
-    </w:p>
-    <w:p>
-      <w:pPr>
-        <w:spacing w:after="120"/>
-        <w:jc w:val="both"/>
-        <w:rPr>
-          <w:rFonts w:ascii="Times New Roman" w:hAnsi="Times New Roman" w:cs="Times New Roman"/>
-          <w:sz w:val="24"/>
-          <w:szCs w:val="24"/>
-          <w:lang w:val="ru-MD"/>
-        </w:rPr>
-      </w:pPr>
-      <w:r>
-        <w:rPr>
-          <w:rFonts w:ascii="Times New Roman" w:hAnsi="Times New Roman" w:cs="Times New Roman"/>
-          <w:i/>
-          <w:color w:val="FF0000"/>
-          <w:sz w:val="24"/>
-          <w:szCs w:val="24"/>
-          <w:lang w:val="ru-MD"/>
-        </w:rPr>
-        <w:t>Вірні:</w:t>
-      </w:r>
-      <w:r>
-        <w:rPr>
-          <w:rFonts w:ascii="Times New Roman" w:hAnsi="Times New Roman" w:cs="Times New Roman"/>
-          <w:color w:val="FF0000"/>
-          <w:sz w:val="24"/>
-          <w:szCs w:val="24"/>
-          <w:lang w:val="ru-MD"/>
-        </w:rPr>
-        <w:t xml:space="preserve"> </w:t>
-      </w:r>
-      <w:r>
-        <w:rPr>
-          <w:rFonts w:ascii="Times New Roman" w:hAnsi="Times New Roman" w:cs="Times New Roman"/>
-          <w:sz w:val="24"/>
-          <w:szCs w:val="24"/>
-          <w:lang w:val="ru-MD"/>
-        </w:rPr>
-        <w:t>Господи, помилуй.</w:t>
-      </w:r>
-    </w:p>
-    <w:p>
-      <w:pPr>
-        <w:spacing w:after="120"/>
-        <w:rPr>
-          <w:rFonts w:ascii="Times New Roman" w:hAnsi="Times New Roman"/>
-          <w:lang w:val="ru-MD"/>
-        </w:rPr>
-      </w:pPr>
-      <w:r>
-        <w:rPr>
-          <w:rFonts w:ascii="Times New Roman" w:hAnsi="Times New Roman" w:cs="Times New Roman"/>
-          <w:sz w:val="24"/>
-          <w:szCs w:val="24"/>
-          <w:lang w:val="ru-MD"/>
-        </w:rPr>
-        <w:t>Заступи, спаси, помилуй і охорони нас, Боже, Твоєю благодаттю</w:t>
-      </w:r>
-    </w:p>
-    <w:p>
-      <w:pPr>
-        <w:spacing w:after="120"/>
-        <w:jc w:val="both"/>
-        <w:rPr>
-          <w:rFonts w:ascii="Times New Roman" w:hAnsi="Times New Roman" w:cs="Times New Roman"/>
-          <w:sz w:val="24"/>
-          <w:szCs w:val="24"/>
-          <w:lang w:val="ru-MD"/>
-        </w:rPr>
-      </w:pPr>
-      <w:r>
-        <w:rPr>
-          <w:rFonts w:ascii="Times New Roman" w:hAnsi="Times New Roman" w:cs="Times New Roman"/>
-          <w:i/>
-          <w:color w:val="FF0000"/>
-          <w:sz w:val="24"/>
-          <w:szCs w:val="24"/>
-          <w:lang w:val="ru-MD"/>
-        </w:rPr>
-        <w:t>Вірні:</w:t>
-      </w:r>
-      <w:r>
-        <w:rPr>
-          <w:rFonts w:ascii="Times New Roman" w:hAnsi="Times New Roman" w:cs="Times New Roman"/>
-          <w:color w:val="FF0000"/>
-          <w:sz w:val="24"/>
-          <w:szCs w:val="24"/>
-          <w:lang w:val="ru-MD"/>
-        </w:rPr>
-        <w:t xml:space="preserve"> </w:t>
-      </w:r>
-      <w:r>
-        <w:rPr>
-          <w:rFonts w:ascii="Times New Roman" w:hAnsi="Times New Roman" w:cs="Times New Roman"/>
-          <w:sz w:val="24"/>
-          <w:szCs w:val="24"/>
-          <w:lang w:val="ru-MD"/>
-        </w:rPr>
-        <w:t>Господи, помилуй.</w:t>
-      </w:r>
-    </w:p>
-    <w:p>
-      <w:pPr>
-        <w:spacing w:after="120"/>
-        <w:jc w:val="both"/>
-        <w:rPr>
-          <w:rFonts w:ascii="Times New Roman" w:hAnsi="Times New Roman" w:cs="Times New Roman"/>
-          <w:sz w:val="24"/>
-          <w:szCs w:val="24"/>
-          <w:lang w:val="ru-MD"/>
-        </w:rPr>
-      </w:pPr>
-      <w:r>
-        <w:rPr>
-          <w:rFonts w:ascii="Times New Roman" w:hAnsi="Times New Roman" w:cs="Times New Roman"/>
-          <w:sz w:val="24"/>
-          <w:szCs w:val="24"/>
-          <w:lang w:val="ru-MD"/>
-        </w:rPr>
-        <w:t>Вечора всього досконалого, святого, мирного і безгрішного у Господа просім.</w:t>
-      </w:r>
-    </w:p>
-    <w:p>
-      <w:pPr>
-        <w:spacing w:after="120"/>
-        <w:rPr>
-          <w:rFonts w:ascii="Times New Roman" w:hAnsi="Times New Roman"/>
-          <w:lang w:val="ru-MD"/>
-        </w:rPr>
-      </w:pPr>
-      <w:r>
-        <w:rPr>
-          <w:rFonts w:ascii="Times New Roman" w:hAnsi="Times New Roman" w:cs="Times New Roman"/>
-          <w:i/>
-          <w:color w:val="FF4400"/>
-          <w:sz w:val="24"/>
-          <w:szCs w:val="24"/>
-          <w:lang w:val="ru-MD"/>
-        </w:rPr>
-        <w:t>Вірні:</w:t>
-      </w:r>
-      <w:r>
-        <w:rPr>
-          <w:rFonts w:ascii="Times New Roman" w:hAnsi="Times New Roman" w:cs="Times New Roman"/>
-          <w:sz w:val="24"/>
-          <w:szCs w:val="24"/>
-          <w:lang w:val="ru-MD"/>
-        </w:rPr>
-        <w:t xml:space="preserve"> Пода́й, Го́споди.</w:t>
-      </w:r>
-    </w:p>
-    <w:p>
-      <w:pPr>
-        <w:spacing w:after="120"/>
-        <w:rPr>
-          <w:rFonts w:ascii="Times New Roman" w:hAnsi="Times New Roman"/>
-          <w:lang w:val="ru-MD"/>
-        </w:rPr>
-      </w:pPr>
-      <w:r>
-        <w:rPr>
-          <w:rFonts w:ascii="Times New Roman" w:hAnsi="Times New Roman" w:cs="Times New Roman"/>
-          <w:sz w:val="24"/>
-          <w:szCs w:val="24"/>
-          <w:lang w:val="ru-MD"/>
-        </w:rPr>
-        <w:t>Ангела миру, вірного наставника, охоронця душ і тіл наших у Господа просім.</w:t>
-      </w:r>
-    </w:p>
-    <w:p>
-      <w:pPr>
-        <w:spacing w:after="120"/>
-        <w:rPr>
-          <w:rFonts w:ascii="Times New Roman" w:hAnsi="Times New Roman"/>
-          <w:lang w:val="ru-MD"/>
-        </w:rPr>
-      </w:pPr>
-      <w:r>
-        <w:rPr>
-          <w:rFonts w:ascii="Times New Roman" w:hAnsi="Times New Roman" w:cs="Times New Roman"/>
-          <w:i/>
-          <w:color w:val="FF4400"/>
-          <w:sz w:val="24"/>
-          <w:szCs w:val="24"/>
-          <w:lang w:val="ru-MD"/>
-        </w:rPr>
-        <w:t>Вірні:</w:t>
-      </w:r>
-      <w:r>
-        <w:rPr>
-          <w:rFonts w:ascii="Times New Roman" w:hAnsi="Times New Roman" w:cs="Times New Roman"/>
-          <w:sz w:val="24"/>
-          <w:szCs w:val="24"/>
-          <w:lang w:val="ru-MD"/>
-        </w:rPr>
-        <w:t xml:space="preserve"> Пода́й, Го́споди.</w:t>
-      </w:r>
-    </w:p>
-    <w:p>
-      <w:pPr>
-        <w:spacing w:after="120"/>
-        <w:rPr>
-          <w:rFonts w:ascii="Times New Roman" w:hAnsi="Times New Roman"/>
-          <w:lang w:val="ru-MD"/>
-        </w:rPr>
-      </w:pPr>
-      <w:r>
-        <w:rPr>
-          <w:rFonts w:ascii="Times New Roman" w:hAnsi="Times New Roman" w:cs="Times New Roman"/>
-          <w:sz w:val="24"/>
-          <w:szCs w:val="24"/>
-          <w:lang w:val="ru-MD"/>
-        </w:rPr>
-        <w:t>Прощення й відпущення гріхів, і прогрішень наших у Господа просім.</w:t>
-      </w:r>
-    </w:p>
-    <w:p>
-      <w:pPr>
-        <w:spacing w:after="120"/>
-        <w:rPr>
-          <w:rFonts w:ascii="Times New Roman" w:hAnsi="Times New Roman"/>
-          <w:lang w:val="ru-MD"/>
-        </w:rPr>
-      </w:pPr>
-      <w:r>
-        <w:rPr>
-          <w:rFonts w:ascii="Times New Roman" w:hAnsi="Times New Roman" w:cs="Times New Roman"/>
-          <w:i/>
-          <w:color w:val="FF4400"/>
-          <w:sz w:val="24"/>
-          <w:szCs w:val="24"/>
-          <w:lang w:val="ru-MD"/>
-        </w:rPr>
-        <w:t>Вірні:</w:t>
-      </w:r>
-      <w:r>
-        <w:rPr>
-          <w:rFonts w:ascii="Times New Roman" w:hAnsi="Times New Roman" w:cs="Times New Roman"/>
-          <w:sz w:val="24"/>
-          <w:szCs w:val="24"/>
-          <w:lang w:val="ru-MD"/>
-        </w:rPr>
-        <w:t xml:space="preserve"> Пода́й, Го́споди.</w:t>
-      </w:r>
-    </w:p>
-    <w:p>
-      <w:pPr>
-        <w:spacing w:after="120"/>
-        <w:rPr>
-          <w:rFonts w:ascii="Times New Roman" w:hAnsi="Times New Roman"/>
-          <w:lang w:val="ru-MD"/>
-        </w:rPr>
-      </w:pPr>
-      <w:r>
-        <w:rPr>
-          <w:rFonts w:ascii="Times New Roman" w:hAnsi="Times New Roman" w:cs="Times New Roman"/>
-          <w:sz w:val="24"/>
-          <w:szCs w:val="24"/>
-          <w:lang w:val="ru-MD"/>
-        </w:rPr>
-        <w:t>Доброго й пожиточного для душ наших і миру для світу у Господа просім.</w:t>
-      </w:r>
-    </w:p>
-    <w:p>
-      <w:pPr>
-        <w:spacing w:after="120"/>
-        <w:rPr>
-          <w:rFonts w:ascii="Times New Roman" w:hAnsi="Times New Roman"/>
-          <w:lang w:val="ru-MD"/>
-        </w:rPr>
-      </w:pPr>
-      <w:r>
-        <w:rPr>
-          <w:rFonts w:ascii="Times New Roman" w:hAnsi="Times New Roman" w:cs="Times New Roman"/>
-          <w:i/>
-          <w:color w:val="FF4400"/>
-          <w:sz w:val="24"/>
-          <w:szCs w:val="24"/>
-          <w:lang w:val="ru-MD"/>
-        </w:rPr>
-        <w:t>Вірні:</w:t>
-      </w:r>
-      <w:r>
-        <w:rPr>
-          <w:rFonts w:ascii="Times New Roman" w:hAnsi="Times New Roman" w:cs="Times New Roman"/>
-          <w:sz w:val="24"/>
-          <w:szCs w:val="24"/>
-          <w:lang w:val="ru-MD"/>
-        </w:rPr>
-        <w:t xml:space="preserve"> Пода́й, Го́споди.</w:t>
-      </w:r>
-    </w:p>
-    <w:p>
-      <w:pPr>
-        <w:spacing w:after="120"/>
-        <w:rPr>
-          <w:rFonts w:ascii="Times New Roman" w:hAnsi="Times New Roman"/>
-          <w:lang w:val="ru-MD"/>
-        </w:rPr>
-      </w:pPr>
-      <w:r>
-        <w:rPr>
-          <w:rFonts w:ascii="Times New Roman" w:hAnsi="Times New Roman" w:cs="Times New Roman"/>
-          <w:sz w:val="24"/>
-          <w:szCs w:val="24"/>
-          <w:lang w:val="ru-MD"/>
-        </w:rPr>
-        <w:t>Останок життя нашого в мирі й покаянні завершити у Господа просім.</w:t>
-      </w:r>
-    </w:p>
-    <w:p>
-      <w:pPr>
-        <w:spacing w:after="120"/>
-        <w:rPr>
-          <w:rFonts w:ascii="Times New Roman" w:hAnsi="Times New Roman"/>
-          <w:lang w:val="ru-MD"/>
-        </w:rPr>
-      </w:pPr>
-      <w:r>
-        <w:rPr>
-          <w:rFonts w:ascii="Times New Roman" w:hAnsi="Times New Roman" w:cs="Times New Roman"/>
-          <w:i/>
-          <w:color w:val="FF4400"/>
-          <w:sz w:val="24"/>
-          <w:szCs w:val="24"/>
-          <w:lang w:val="ru-MD"/>
-        </w:rPr>
-        <w:t>Вірні:</w:t>
-      </w:r>
-      <w:r>
-        <w:rPr>
-          <w:rFonts w:ascii="Times New Roman" w:hAnsi="Times New Roman" w:cs="Times New Roman"/>
-          <w:sz w:val="24"/>
-          <w:szCs w:val="24"/>
-          <w:lang w:val="ru-MD"/>
-        </w:rPr>
-        <w:t xml:space="preserve"> Пода́й, Го́споди.</w:t>
-      </w:r>
-    </w:p>
-    <w:p>
-      <w:pPr>
-        <w:spacing w:after="120"/>
-        <w:rPr>
-          <w:rFonts w:ascii="Times New Roman" w:hAnsi="Times New Roman"/>
-          <w:lang w:val="ru-MD"/>
-        </w:rPr>
-      </w:pPr>
-      <w:r>
-        <w:rPr>
-          <w:rFonts w:ascii="Times New Roman" w:hAnsi="Times New Roman" w:cs="Times New Roman"/>
-          <w:sz w:val="24"/>
-          <w:szCs w:val="24"/>
-          <w:lang w:val="ru-MD"/>
-        </w:rPr>
-        <w:t>Християнської кончини життя нашого – безболізної, бездоганної, мирної – і оправдання на страшному суді Христовому просім.</w:t>
-      </w:r>
-    </w:p>
-    <w:p>
-      <w:pPr>
-        <w:spacing w:after="120"/>
-        <w:rPr>
-          <w:rFonts w:ascii="Times New Roman" w:hAnsi="Times New Roman"/>
-          <w:lang w:val="ru-MD"/>
-        </w:rPr>
-      </w:pPr>
-      <w:r>
-        <w:rPr>
-          <w:rFonts w:ascii="Times New Roman" w:hAnsi="Times New Roman" w:cs="Times New Roman"/>
-          <w:i/>
-          <w:color w:val="FF4400"/>
-          <w:sz w:val="24"/>
-          <w:szCs w:val="24"/>
-          <w:lang w:val="ru-MD"/>
-        </w:rPr>
-        <w:t>Вірні:</w:t>
-      </w:r>
-      <w:r>
-        <w:rPr>
-          <w:rFonts w:ascii="Times New Roman" w:hAnsi="Times New Roman" w:cs="Times New Roman"/>
-          <w:sz w:val="24"/>
-          <w:szCs w:val="24"/>
-          <w:lang w:val="ru-MD"/>
-        </w:rPr>
-        <w:t xml:space="preserve"> Пода́й, Го́споди.</w:t>
-      </w:r>
-    </w:p>
-    <w:p>
-      <w:pPr>
-        <w:spacing w:after="120"/>
-        <w:rPr>
-          <w:rFonts w:ascii="Times New Roman" w:hAnsi="Times New Roman"/>
-          <w:lang w:val="ru-MD"/>
-        </w:rPr>
-      </w:pPr>
-      <w:r>
-        <w:rPr>
-          <w:rFonts w:ascii="Times New Roman" w:hAnsi="Times New Roman" w:cs="Times New Roman"/>
-          <w:sz w:val="24"/>
-          <w:szCs w:val="24"/>
-          <w:lang w:val="ru-MD"/>
-        </w:rPr>
-        <w:t>Пресвяту, пречисту, преблагословенну, славну Владичицю нашу Богородицю і приснодіву Марію, з усіма святими пом’янувши, самих себе, і один одного, і все життя наше Христу Богові віддаймо.</w:t>
-      </w:r>
-    </w:p>
-    <w:p>
-      <w:pPr>
-        <w:spacing w:after="120"/>
-        <w:rPr>
-          <w:rFonts w:ascii="Times New Roman" w:hAnsi="Times New Roman"/>
-          <w:lang w:val="ru-MD"/>
-        </w:rPr>
-      </w:pPr>
-      <w:r>
-        <w:rPr>
-          <w:rFonts w:ascii="Times New Roman" w:hAnsi="Times New Roman" w:cs="Times New Roman"/>
-          <w:i/>
-          <w:color w:val="FF4400"/>
-          <w:sz w:val="24"/>
-          <w:szCs w:val="24"/>
-          <w:lang w:val="ru-MD"/>
-        </w:rPr>
         <w:t>Вірні:</w:t>
       </w:r>
       <w:r>
@@ -10059,7 +7185,6 @@
           <w:szCs w:val="24"/>
           <w:lang w:val="ru-MD"/>
         </w:rPr>
-        <w:lastRenderedPageBreak/>
         <w:t>Священник читає молитву:</w:t>
       </w:r>
       <w:r>
@@ -10210,20 +7335,8 @@
           <w:szCs w:val="24"/>
           <w:lang w:val="ru-MD"/>
         </w:rPr>
-        <w:t xml:space="preserve"> Воскресіння твоє, Христе Спасе,* ангели оспівують на небесах,* і нас на землі сподоби чистим серцем* тебе співом прославляти.</w:t>
-      </w:r>
-    </w:p>
-    <w:p>
-      <w:pPr>
-        <w:spacing w:after="120"/>
-        <w:jc w:val="both"/>
-        <w:rPr>
-          <w:rFonts w:ascii="Times New Roman" w:hAnsi="Times New Roman" w:cs="Times New Roman"/>
-          <w:sz w:val="24"/>
-          <w:szCs w:val="24"/>
-          <w:lang w:val="ru-MD"/>
-        </w:rPr>
-      </w:pPr>
+        <w:t xml:space="preserve"> </w:t>
+      </w:r>
       <w:r>
         <w:rPr>
           <w:rFonts w:ascii="Times New Roman" w:hAnsi="Times New Roman" w:cs="Times New Roman"/>
@@ -10279,27 +7392,6 @@
           <w:rFonts w:ascii="Times New Roman" w:hAnsi="Times New Roman" w:cs="Times New Roman"/>
           <w:sz w:val="24"/>
           <w:szCs w:val="24"/>
-          <w:lang w:val="ru-MD"/>
-        </w:rPr>
-      </w:pPr>
-      <w:r>
-        <w:rPr>
-          <w:rFonts w:ascii="Times New Roman" w:hAnsi="Times New Roman" w:cs="Times New Roman"/>
-          <w:sz w:val="24"/>
-          <w:szCs w:val="24"/>
-          <w:lang w:val="ru-MD"/>
-        </w:rPr>
-        <w:t>Як всемогутній, ти розбив мідні брами* і знищив адові затвори,* та воскресив впалий рід людський.* Тому ми однодумно кличемо:* Ти, що воскрес із мертвих, Господи, – слава тобі!</w:t>
-      </w:r>
-    </w:p>
-    <w:p>
-      <w:pPr>
-        <w:spacing w:after="120"/>
-        <w:jc w:val="both"/>
-        <w:rPr>
-          <w:rFonts w:ascii="Times New Roman" w:hAnsi="Times New Roman" w:cs="Times New Roman"/>
-          <w:sz w:val="24"/>
-          <w:szCs w:val="24"/>
           <w:lang w:val="uk-UA"/>
         </w:rPr>
       </w:pPr>
@@ -10358,27 +7450,6 @@
           <w:rFonts w:ascii="Times New Roman" w:hAnsi="Times New Roman" w:cs="Times New Roman"/>
           <w:sz w:val="24"/>
           <w:szCs w:val="24"/>
-          <w:lang w:val="ru-MD"/>
-        </w:rPr>
-      </w:pPr>
-      <w:r>
-        <w:rPr>
-          <w:rFonts w:ascii="Times New Roman" w:hAnsi="Times New Roman" w:cs="Times New Roman"/>
-          <w:sz w:val="24"/>
-          <w:szCs w:val="24"/>
-          <w:lang w:val="ru-MD"/>
-        </w:rPr>
-        <w:t>Христос, бажаючи нас підняти з давнього тління,* дає себе до хреста прибити і в гробі покласти.* Жінки мироносиці його з сльозами шукали,* і, ридаючи, казали: Горе нам, Спасе всіх!* Як то ти зволив себе в гробі покласти?* Ти ж добровільно поклався, як же тебе викрадено?* Як тебе перенесено? Яке ж то місце скрило твоє життєдайне тіло?* Але, як ти нам обіцяв, Владико,* появися й утихомир наше гірке ридання.* Коли ж вони ридали, ангел до них промовив:* Перестаньте плакати і благовістіть апостолам, що Господь воскрес,* даючи світові очищення і велику милість.</w:t>
-      </w:r>
-    </w:p>
-    <w:p>
-      <w:pPr>
-        <w:spacing w:after="120"/>
-        <w:jc w:val="both"/>
-        <w:rPr>
-          <w:rFonts w:ascii="Times New Roman" w:hAnsi="Times New Roman" w:cs="Times New Roman"/>
-          <w:sz w:val="24"/>
-          <w:szCs w:val="24"/>
           <w:lang w:val="uk-UA"/>
         </w:rPr>
       </w:pPr>
@@ -10389,170 +7460,46 @@
           <w:szCs w:val="24"/>
           <w:lang w:val="uk-UA"/>
         </w:rPr>
-        <w:t>Христо́с, бажа́ючи нас підня́ти з да́внього тлі́ння,* дає́ Себе́ до хреста́ приби́ти, і в гро́бі покла́сти.* Жінки́ мироно́сиці Його́ з сльоза́ми шука́ли* і, рида́ючи, каза́ли: Го́ре нам, Спа́се всіх!* Як то Ти зво́лив Себе́ в гро́бі покла́сти?* Ти ж доброві́льно покла́вся, як же Тебе́ ви́крадено?* Як Тебе́ перене́сено? Яке́ ж то мі́сце скри́ло Твоє́ життєда́йне ті́ло?* Але́, як Ти нам обіця́в, Влади́ко,* появи́ся й утихоми́р на́ше гірке́ рида́ння.* Коли́ ж вони́ рида́ли, а́нгел до них промо́вив:* Переста́ньте пла́кати і благовісті́ть апо́столам, що Госпо́дь воскре́с,* даючи́ сві́тові очи́щення і вели́ку ми́лість.</w:t>
-      </w:r>
-    </w:p>
-    <w:p>
-      <w:pPr>
-        <w:spacing w:after="120"/>
-        <w:rPr>
-          <w:lang w:val="ru-MD"/>
-        </w:rPr>
-      </w:pPr>
-      <w:r>
-        <w:rPr>
-          <w:rFonts w:ascii="Times New Roman" w:hAnsi="Times New Roman"/>
-          <w:i/>
-          <w:color w:val="FF0000"/>
-          <w:sz w:val="24"/>
-        </w:rPr>
+        <w:t>Христо́с, бажа́ючи нас підня́ти з да́внього тлі́ння,* дає́ Себе́ до хреста́ приби́ти і в гро́бі покла́сти.* Жінки́ мироно́сиці Його́ з сльоза́ми шука́ли* і, рида́ючи, каза́ли: Го́ре нам, Спа́се всіх!* Як то Ти зво́лив Себе́ в гро́бі покла́сти?* Ти ж доброві́льно покла́вся, як же Тебе́ ви́крадено?* Як Тебе́ перене́сено? Яке́ ж то мі́сце скри́ло Твоє́ життєда́йне ті́ло?* Але́, як Ти нам обіця́в, Влади́ко,* появи́ся й утихоми́р на́ше гірке́ рида́ння.* Коли́ ж вони́ рида́ли, а́нгел до них промо́вив:* Переста́ньте пла́кати і благовісті́ть апо́столам, що Госпо́дь воскре́с,* даючи́ сві́тові очи́щення і вели́ку ми́лість.</w:t>
+      </w:r>
+    </w:p>
+    <w:p>
+      <w:pPr>
+        <w:spacing w:after="120"/>
+        <w:rPr>
+          <w:lang w:val="ru-MD"/>
+        </w:rPr>
+      </w:pPr>
+      <w:r>
+        <w:rPr>
+          <w:rFonts w:ascii="Times New Roman" w:hAnsi="Times New Roman"/>
+          <w:i/>
+          <w:color w:val="FF0000"/>
+          <w:sz w:val="24"/>
+          <w:lang w:val="uk-UA"/>
+        </w:rPr>
+        <w:lastRenderedPageBreak/>
         <w:t xml:space="preserve">Стих: </w:t>
       </w:r>
-      <w:proofErr w:type="spellStart"/>
       <w:r>
         <w:rPr>
           <w:rFonts w:ascii="Times New Roman" w:hAnsi="Times New Roman"/>
           <w:sz w:val="24"/>
           <w:u w:val="single"/>
-        </w:rPr>
-        <w:t>До́мові</w:t>
-      </w:r>
-      <w:proofErr w:type="spellEnd"/>
-      <w:r>
-        <w:rPr>
-          <w:rFonts w:ascii="Times New Roman" w:hAnsi="Times New Roman"/>
-          <w:sz w:val="24"/>
-          <w:u w:val="single"/>
+          <w:lang w:val="uk-UA"/>
+        </w:rPr>
+        <w:t>До́мові Твоє́му, Го́споди,* нале́жить свя́тість на до́вгі лі́та.</w:t>
+      </w:r>
+      <w:r>
+        <w:rPr>
+          <w:rFonts w:ascii="Times New Roman" w:hAnsi="Times New Roman"/>
+          <w:i/>
+          <w:color w:val="FF0000"/>
+          <w:sz w:val="24"/>
+          <w:lang w:val="uk-UA"/>
         </w:rPr>
         <w:t xml:space="preserve"> </w:t>
       </w:r>
-      <w:proofErr w:type="spellStart"/>
-      <w:r>
-        <w:rPr>
-          <w:rFonts w:ascii="Times New Roman" w:hAnsi="Times New Roman"/>
-          <w:sz w:val="24"/>
-          <w:u w:val="single"/>
-        </w:rPr>
-        <w:t>Твоє́му</w:t>
-      </w:r>
-      <w:proofErr w:type="spellEnd"/>
-      <w:r>
-        <w:rPr>
-          <w:rFonts w:ascii="Times New Roman" w:hAnsi="Times New Roman"/>
-          <w:sz w:val="24"/>
-          <w:u w:val="single"/>
-        </w:rPr>
-        <w:t xml:space="preserve">, </w:t>
-      </w:r>
-      <w:proofErr w:type="spellStart"/>
-      <w:proofErr w:type="gramStart"/>
-      <w:r>
-        <w:rPr>
-          <w:rFonts w:ascii="Times New Roman" w:hAnsi="Times New Roman"/>
-          <w:sz w:val="24"/>
-          <w:u w:val="single"/>
-        </w:rPr>
-        <w:t>Го́споди</w:t>
-      </w:r>
-      <w:proofErr w:type="spellEnd"/>
-      <w:r>
-        <w:rPr>
-          <w:rFonts w:ascii="Times New Roman" w:hAnsi="Times New Roman"/>
-          <w:sz w:val="24"/>
-          <w:u w:val="single"/>
-        </w:rPr>
-        <w:t>,*</w:t>
-      </w:r>
-      <w:proofErr w:type="gramEnd"/>
-      <w:r>
-        <w:rPr>
-          <w:rFonts w:ascii="Times New Roman" w:hAnsi="Times New Roman"/>
-          <w:sz w:val="24"/>
-          <w:u w:val="single"/>
-        </w:rPr>
-        <w:t xml:space="preserve"> </w:t>
-      </w:r>
-      <w:proofErr w:type="spellStart"/>
-      <w:r>
-        <w:rPr>
-          <w:rFonts w:ascii="Times New Roman" w:hAnsi="Times New Roman"/>
-          <w:sz w:val="24"/>
-          <w:u w:val="single"/>
-        </w:rPr>
-        <w:t>нале́жить</w:t>
-      </w:r>
-      <w:proofErr w:type="spellEnd"/>
-      <w:r>
-        <w:rPr>
-          <w:rFonts w:ascii="Times New Roman" w:hAnsi="Times New Roman"/>
-          <w:sz w:val="24"/>
-          <w:u w:val="single"/>
-        </w:rPr>
-        <w:t xml:space="preserve"> </w:t>
-      </w:r>
-      <w:proofErr w:type="spellStart"/>
-      <w:r>
-        <w:rPr>
-          <w:rFonts w:ascii="Times New Roman" w:hAnsi="Times New Roman"/>
-          <w:sz w:val="24"/>
-          <w:u w:val="single"/>
-        </w:rPr>
-        <w:t>свя́тість</w:t>
-      </w:r>
-      <w:proofErr w:type="spellEnd"/>
-      <w:r>
-        <w:rPr>
-          <w:rFonts w:ascii="Times New Roman" w:hAnsi="Times New Roman"/>
-          <w:sz w:val="24"/>
-          <w:u w:val="single"/>
-        </w:rPr>
-        <w:t xml:space="preserve"> на </w:t>
-      </w:r>
-      <w:proofErr w:type="spellStart"/>
-      <w:r>
-        <w:rPr>
-          <w:rFonts w:ascii="Times New Roman" w:hAnsi="Times New Roman"/>
-          <w:sz w:val="24"/>
-          <w:u w:val="single"/>
-        </w:rPr>
-        <w:t>до́вгі</w:t>
-      </w:r>
-      <w:proofErr w:type="spellEnd"/>
-      <w:r>
-        <w:rPr>
-          <w:rFonts w:ascii="Times New Roman" w:hAnsi="Times New Roman"/>
-          <w:sz w:val="24"/>
-          <w:u w:val="single"/>
-        </w:rPr>
-        <w:t xml:space="preserve"> </w:t>
-      </w:r>
-      <w:proofErr w:type="spellStart"/>
-      <w:r>
-        <w:rPr>
-          <w:rFonts w:ascii="Times New Roman" w:hAnsi="Times New Roman"/>
-          <w:sz w:val="24"/>
-          <w:u w:val="single"/>
-        </w:rPr>
-        <w:t>лі́та</w:t>
-      </w:r>
-      <w:proofErr w:type="spellEnd"/>
-      <w:r>
-        <w:rPr>
-          <w:rFonts w:ascii="Times New Roman" w:hAnsi="Times New Roman"/>
-          <w:sz w:val="24"/>
-          <w:u w:val="single"/>
-        </w:rPr>
-        <w:t>.</w:t>
-      </w:r>
-      <w:r>
-        <w:rPr>
-          <w:rFonts w:ascii="Times New Roman" w:hAnsi="Times New Roman"/>
-          <w:i/>
-          <w:color w:val="FF0000"/>
-          <w:sz w:val="24"/>
-        </w:rPr>
-        <w:t xml:space="preserve"> </w:t>
-      </w:r>
       <w:r>
         <w:rPr>
           <w:rFonts w:ascii="Times New Roman" w:hAnsi="Times New Roman"/>
@@ -10572,27 +7519,6 @@
           <w:rFonts w:ascii="Times New Roman" w:hAnsi="Times New Roman" w:cs="Times New Roman"/>
           <w:sz w:val="24"/>
           <w:szCs w:val="24"/>
-          <w:lang w:val="ru-MD"/>
-        </w:rPr>
-      </w:pPr>
-      <w:r>
-        <w:rPr>
-          <w:rFonts w:ascii="Times New Roman" w:hAnsi="Times New Roman" w:cs="Times New Roman"/>
-          <w:sz w:val="24"/>
-          <w:szCs w:val="24"/>
-          <w:lang w:val="ru-MD"/>
-        </w:rPr>
-        <w:t>Добровільно розп'ятий, Христе,* твоїм погребенням ти полонив смерть* і третього дня воскрес, як Бог у славі,* даючи світові безконечне життя і велику милість.</w:t>
-      </w:r>
-    </w:p>
-    <w:p>
-      <w:pPr>
-        <w:spacing w:after="120"/>
-        <w:jc w:val="both"/>
-        <w:rPr>
-          <w:rFonts w:ascii="Times New Roman" w:hAnsi="Times New Roman" w:cs="Times New Roman"/>
-          <w:sz w:val="24"/>
-          <w:szCs w:val="24"/>
           <w:lang w:val="uk-UA"/>
         </w:rPr>
       </w:pPr>
@@ -10603,7 +7529,25 @@
           <w:szCs w:val="24"/>
           <w:lang w:val="uk-UA"/>
         </w:rPr>
-        <w:t>Доброві́льно розп’я́тий, Хри́сте,* Твої́м погребе́нням Ти полони́в смерть* і тре́тього дня воскре́с, як Бог у сла́ві,* даючи́ сві́тові безконе́чне життя́ і вели́ку ми́лість.</w:t>
+        <w:t>Доброві́льно розп’я́тий, Хри́сте,* Твої́м погребе́нням Ти полони́в смерть* і тре́тього дня воскре́с, як Бог</w:t>
+      </w:r>
+      <w:r>
+        <w:rPr>
+          <w:rFonts w:ascii="Times New Roman" w:hAnsi="Times New Roman" w:cs="Times New Roman"/>
+          <w:sz w:val="24"/>
+          <w:szCs w:val="24"/>
+          <w:lang w:val="uk-UA"/>
+        </w:rPr>
+        <w:t>,</w:t>
+      </w:r>
+      <w:r>
+        <w:rPr>
+          <w:rFonts w:ascii="Times New Roman" w:hAnsi="Times New Roman" w:cs="Times New Roman"/>
+          <w:sz w:val="24"/>
+          <w:szCs w:val="24"/>
+          <w:lang w:val="uk-UA"/>
+        </w:rPr>
+        <w:t xml:space="preserve"> у сла́ві,* даючи́ сві́тові безконе́чне життя́ і вели́ку ми́лість.</w:t>
       </w:r>
     </w:p>
     <w:p>
@@ -10645,18 +7589,7 @@
           <w:highlight w:val="yellow"/>
           <w:lang w:val="ru-MD"/>
         </w:rPr>
-        <w:t xml:space="preserve">Христос Господь, мій Творець і Спаситель, Пречиста,* вийшов з твого лона і в мене зодягнувся,* визволивши Адама з первісного прокляття.* Тому тобі, Пречиста, як </w:t>
-      </w:r>
-      <w:r>
-        <w:rPr>
-          <w:rFonts w:ascii="Times New Roman" w:hAnsi="Times New Roman" w:cs="Times New Roman"/>
-          <w:sz w:val="24"/>
-          <w:szCs w:val="24"/>
-          <w:highlight w:val="yellow"/>
-          <w:lang w:val="ru-MD"/>
-        </w:rPr>
-        <w:lastRenderedPageBreak/>
-        <w:t>Богоматері й Діві,* невгомонно співаємо з ангелом:* Радуйся! Справді, радуйся Владарко,* Провіднице і Покрове, та й спасіння душ наших.</w:t>
+        <w:t>Христос Господь, мій Творець і Спаситель, Пречиста,* вийшов з твого лона і в мене зодягнувся,* визволивши Адама з первісного прокляття.* Тому тобі, Пречиста, як Богоматері й Діві,* невгомонно співаємо з ангелом:* Радуйся! Справді, радуйся Владарко,* Провіднице і Покрове, та й спасіння душ наших.</w:t>
       </w:r>
     </w:p>
     <w:p>
@@ -11236,6 +8169,7 @@
           <w:szCs w:val="24"/>
           <w:lang w:val="ru-MD"/>
         </w:rPr>
+        <w:lastRenderedPageBreak/>
         <w:t>Священник:</w:t>
       </w:r>
       <w:r>
@@ -11362,7 +8296,6 @@
           <w:szCs w:val="24"/>
           <w:lang w:val="ru-MD"/>
         </w:rPr>
-        <w:lastRenderedPageBreak/>
         <w:t>Вірні:</w:t>
       </w:r>
       <w:r>
@@ -11829,6 +8762,7 @@
           <w:i/>
           <w:sz w:val="24"/>
           <w:szCs w:val="24"/>
+          <w:lang w:val="ru-MD"/>
         </w:rPr>
       </w:pPr>
       <w:r>
@@ -11847,6 +8781,7 @@
           <w:color w:val="FF0000"/>
           <w:sz w:val="24"/>
           <w:szCs w:val="24"/>
+          <w:lang w:val="ru-MD"/>
         </w:rPr>
         <w:t>(2 р.)</w:t>
       </w:r>
@@ -11856,6 +8791,7 @@
           <w:i/>
           <w:sz w:val="24"/>
           <w:szCs w:val="24"/>
+          <w:lang w:val="ru-MD"/>
         </w:rPr>
         <w:t>.</w:t>
       </w:r>
@@ -11870,6 +8806,7 @@
           <w:color w:val="FF0000"/>
           <w:sz w:val="24"/>
           <w:szCs w:val="24"/>
+          <w:lang w:val="ru-MD"/>
         </w:rPr>
       </w:pPr>
     </w:p>
@@ -14439,6 +11376,7 @@
           <w:color w:val="000000"/>
           <w:sz w:val="24"/>
           <w:szCs w:val="24"/>
+          <w:lang w:val="ru-MD"/>
         </w:rPr>
       </w:pPr>
       <w:r>
@@ -14472,1056 +11410,48 @@
         <w:lastRenderedPageBreak/>
         <w:t xml:space="preserve">охорони життя наше знаменням і печаттю </w:t>
       </w:r>
-      <w:proofErr w:type="spellStart"/>
       <w:r>
         <w:rPr>
           <w:rFonts w:ascii="Times New Roman" w:hAnsi="Times New Roman" w:cs="Times New Roman"/>
           <w:color w:val="000000"/>
           <w:sz w:val="24"/>
           <w:szCs w:val="24"/>
-        </w:rPr>
-        <w:t>Святого</w:t>
-      </w:r>
-      <w:proofErr w:type="spellEnd"/>
-      <w:r>
+          <w:lang w:val="ru-MD"/>
+        </w:rPr>
+        <w:t>Святого твого Духа. Направ стопи наші на шлях мирний, дай нам бачити ранішній день у радості, щоб ми тобі засилали ранішні молитви, бо твоє є володіння і твоє є царство і сила, і слава Отця, і Сина, і Святого Духа, нині і повсякчас, і на віки віків. Амінь.</w:t>
+      </w:r>
+    </w:p>
+    <w:p>
+      <w:pPr>
+        <w:spacing w:after="120"/>
+        <w:jc w:val="both"/>
         <w:rPr>
           <w:rFonts w:ascii="Times New Roman" w:hAnsi="Times New Roman" w:cs="Times New Roman"/>
           <w:color w:val="000000"/>
           <w:sz w:val="24"/>
           <w:szCs w:val="24"/>
-        </w:rPr>
-        <w:t xml:space="preserve"> твого </w:t>
-      </w:r>
-      <w:proofErr w:type="spellStart"/>
+          <w:lang w:val="ru-MD"/>
+        </w:rPr>
+      </w:pPr>
+      <w:r>
+        <w:rPr>
+          <w:rFonts w:ascii="Times New Roman" w:hAnsi="Times New Roman" w:cs="Times New Roman"/>
+          <w:color w:val="FF0000"/>
+          <w:sz w:val="24"/>
+          <w:szCs w:val="24"/>
+          <w:lang w:val="ru-MD"/>
+        </w:rPr>
+        <w:t>4.</w:t>
+      </w:r>
       <w:r>
         <w:rPr>
           <w:rFonts w:ascii="Times New Roman" w:hAnsi="Times New Roman" w:cs="Times New Roman"/>
           <w:color w:val="000000"/>
           <w:sz w:val="24"/>
           <w:szCs w:val="24"/>
-        </w:rPr>
-        <w:t>Духа</w:t>
-      </w:r>
-      <w:proofErr w:type="spellEnd"/>
-      <w:r>
-        <w:rPr>
-          <w:rFonts w:ascii="Times New Roman" w:hAnsi="Times New Roman" w:cs="Times New Roman"/>
-          <w:color w:val="000000"/>
-          <w:sz w:val="24"/>
-          <w:szCs w:val="24"/>
-        </w:rPr>
-        <w:t xml:space="preserve">. </w:t>
-      </w:r>
-      <w:proofErr w:type="spellStart"/>
-      <w:r>
-        <w:rPr>
-          <w:rFonts w:ascii="Times New Roman" w:hAnsi="Times New Roman" w:cs="Times New Roman"/>
-          <w:color w:val="000000"/>
-          <w:sz w:val="24"/>
-          <w:szCs w:val="24"/>
-        </w:rPr>
-        <w:t>Направ</w:t>
-      </w:r>
-      <w:proofErr w:type="spellEnd"/>
-      <w:r>
-        <w:rPr>
-          <w:rFonts w:ascii="Times New Roman" w:hAnsi="Times New Roman" w:cs="Times New Roman"/>
-          <w:color w:val="000000"/>
-          <w:sz w:val="24"/>
-          <w:szCs w:val="24"/>
-        </w:rPr>
-        <w:t xml:space="preserve"> </w:t>
-      </w:r>
-      <w:proofErr w:type="spellStart"/>
-      <w:r>
-        <w:rPr>
-          <w:rFonts w:ascii="Times New Roman" w:hAnsi="Times New Roman" w:cs="Times New Roman"/>
-          <w:color w:val="000000"/>
-          <w:sz w:val="24"/>
-          <w:szCs w:val="24"/>
-        </w:rPr>
-        <w:t>стопи</w:t>
-      </w:r>
-      <w:proofErr w:type="spellEnd"/>
-      <w:r>
-        <w:rPr>
-          <w:rFonts w:ascii="Times New Roman" w:hAnsi="Times New Roman" w:cs="Times New Roman"/>
-          <w:color w:val="000000"/>
-          <w:sz w:val="24"/>
-          <w:szCs w:val="24"/>
-        </w:rPr>
-        <w:t xml:space="preserve"> </w:t>
-      </w:r>
-      <w:proofErr w:type="spellStart"/>
-      <w:r>
-        <w:rPr>
-          <w:rFonts w:ascii="Times New Roman" w:hAnsi="Times New Roman" w:cs="Times New Roman"/>
-          <w:color w:val="000000"/>
-          <w:sz w:val="24"/>
-          <w:szCs w:val="24"/>
-        </w:rPr>
-        <w:t>наші</w:t>
-      </w:r>
-      <w:proofErr w:type="spellEnd"/>
-      <w:r>
-        <w:rPr>
-          <w:rFonts w:ascii="Times New Roman" w:hAnsi="Times New Roman" w:cs="Times New Roman"/>
-          <w:color w:val="000000"/>
-          <w:sz w:val="24"/>
-          <w:szCs w:val="24"/>
-        </w:rPr>
-        <w:t xml:space="preserve"> на </w:t>
-      </w:r>
-      <w:proofErr w:type="spellStart"/>
-      <w:r>
-        <w:rPr>
-          <w:rFonts w:ascii="Times New Roman" w:hAnsi="Times New Roman" w:cs="Times New Roman"/>
-          <w:color w:val="000000"/>
-          <w:sz w:val="24"/>
-          <w:szCs w:val="24"/>
-        </w:rPr>
-        <w:t>шлях</w:t>
-      </w:r>
-      <w:proofErr w:type="spellEnd"/>
-      <w:r>
-        <w:rPr>
-          <w:rFonts w:ascii="Times New Roman" w:hAnsi="Times New Roman" w:cs="Times New Roman"/>
-          <w:color w:val="000000"/>
-          <w:sz w:val="24"/>
-          <w:szCs w:val="24"/>
-        </w:rPr>
-        <w:t xml:space="preserve"> </w:t>
-      </w:r>
-      <w:proofErr w:type="spellStart"/>
-      <w:r>
-        <w:rPr>
-          <w:rFonts w:ascii="Times New Roman" w:hAnsi="Times New Roman" w:cs="Times New Roman"/>
-          <w:color w:val="000000"/>
-          <w:sz w:val="24"/>
-          <w:szCs w:val="24"/>
-        </w:rPr>
-        <w:t>мирний</w:t>
-      </w:r>
-      <w:proofErr w:type="spellEnd"/>
-      <w:r>
-        <w:rPr>
-          <w:rFonts w:ascii="Times New Roman" w:hAnsi="Times New Roman" w:cs="Times New Roman"/>
-          <w:color w:val="000000"/>
-          <w:sz w:val="24"/>
-          <w:szCs w:val="24"/>
-        </w:rPr>
-        <w:t xml:space="preserve">, </w:t>
-      </w:r>
-      <w:proofErr w:type="spellStart"/>
-      <w:r>
-        <w:rPr>
-          <w:rFonts w:ascii="Times New Roman" w:hAnsi="Times New Roman" w:cs="Times New Roman"/>
-          <w:color w:val="000000"/>
-          <w:sz w:val="24"/>
-          <w:szCs w:val="24"/>
-        </w:rPr>
-        <w:t>дай</w:t>
-      </w:r>
-      <w:proofErr w:type="spellEnd"/>
-      <w:r>
-        <w:rPr>
-          <w:rFonts w:ascii="Times New Roman" w:hAnsi="Times New Roman" w:cs="Times New Roman"/>
-          <w:color w:val="000000"/>
-          <w:sz w:val="24"/>
-          <w:szCs w:val="24"/>
-        </w:rPr>
-        <w:t xml:space="preserve"> </w:t>
-      </w:r>
-      <w:proofErr w:type="spellStart"/>
-      <w:r>
-        <w:rPr>
-          <w:rFonts w:ascii="Times New Roman" w:hAnsi="Times New Roman" w:cs="Times New Roman"/>
-          <w:color w:val="000000"/>
-          <w:sz w:val="24"/>
-          <w:szCs w:val="24"/>
-        </w:rPr>
-        <w:t>нам</w:t>
-      </w:r>
-      <w:proofErr w:type="spellEnd"/>
-      <w:r>
-        <w:rPr>
-          <w:rFonts w:ascii="Times New Roman" w:hAnsi="Times New Roman" w:cs="Times New Roman"/>
-          <w:color w:val="000000"/>
-          <w:sz w:val="24"/>
-          <w:szCs w:val="24"/>
-        </w:rPr>
-        <w:t xml:space="preserve"> </w:t>
-      </w:r>
-      <w:proofErr w:type="spellStart"/>
-      <w:r>
-        <w:rPr>
-          <w:rFonts w:ascii="Times New Roman" w:hAnsi="Times New Roman" w:cs="Times New Roman"/>
-          <w:color w:val="000000"/>
-          <w:sz w:val="24"/>
-          <w:szCs w:val="24"/>
-        </w:rPr>
-        <w:t>бачити</w:t>
-      </w:r>
-      <w:proofErr w:type="spellEnd"/>
-      <w:r>
-        <w:rPr>
-          <w:rFonts w:ascii="Times New Roman" w:hAnsi="Times New Roman" w:cs="Times New Roman"/>
-          <w:color w:val="000000"/>
-          <w:sz w:val="24"/>
-          <w:szCs w:val="24"/>
-        </w:rPr>
-        <w:t xml:space="preserve"> </w:t>
-      </w:r>
-      <w:proofErr w:type="spellStart"/>
-      <w:r>
-        <w:rPr>
-          <w:rFonts w:ascii="Times New Roman" w:hAnsi="Times New Roman" w:cs="Times New Roman"/>
-          <w:color w:val="000000"/>
-          <w:sz w:val="24"/>
-          <w:szCs w:val="24"/>
-        </w:rPr>
-        <w:t>ранішній</w:t>
-      </w:r>
-      <w:proofErr w:type="spellEnd"/>
-      <w:r>
-        <w:rPr>
-          <w:rFonts w:ascii="Times New Roman" w:hAnsi="Times New Roman" w:cs="Times New Roman"/>
-          <w:color w:val="000000"/>
-          <w:sz w:val="24"/>
-          <w:szCs w:val="24"/>
-        </w:rPr>
-        <w:t xml:space="preserve"> </w:t>
-      </w:r>
-      <w:proofErr w:type="spellStart"/>
-      <w:r>
-        <w:rPr>
-          <w:rFonts w:ascii="Times New Roman" w:hAnsi="Times New Roman" w:cs="Times New Roman"/>
-          <w:color w:val="000000"/>
-          <w:sz w:val="24"/>
-          <w:szCs w:val="24"/>
-        </w:rPr>
-        <w:t>день</w:t>
-      </w:r>
-      <w:proofErr w:type="spellEnd"/>
-      <w:r>
-        <w:rPr>
-          <w:rFonts w:ascii="Times New Roman" w:hAnsi="Times New Roman" w:cs="Times New Roman"/>
-          <w:color w:val="000000"/>
-          <w:sz w:val="24"/>
-          <w:szCs w:val="24"/>
-        </w:rPr>
-        <w:t xml:space="preserve"> у </w:t>
-      </w:r>
-      <w:proofErr w:type="spellStart"/>
-      <w:r>
-        <w:rPr>
-          <w:rFonts w:ascii="Times New Roman" w:hAnsi="Times New Roman" w:cs="Times New Roman"/>
-          <w:color w:val="000000"/>
-          <w:sz w:val="24"/>
-          <w:szCs w:val="24"/>
-        </w:rPr>
-        <w:t>радості</w:t>
-      </w:r>
-      <w:proofErr w:type="spellEnd"/>
-      <w:r>
-        <w:rPr>
-          <w:rFonts w:ascii="Times New Roman" w:hAnsi="Times New Roman" w:cs="Times New Roman"/>
-          <w:color w:val="000000"/>
-          <w:sz w:val="24"/>
-          <w:szCs w:val="24"/>
-        </w:rPr>
-        <w:t xml:space="preserve">, </w:t>
-      </w:r>
-      <w:proofErr w:type="spellStart"/>
-      <w:r>
-        <w:rPr>
-          <w:rFonts w:ascii="Times New Roman" w:hAnsi="Times New Roman" w:cs="Times New Roman"/>
-          <w:color w:val="000000"/>
-          <w:sz w:val="24"/>
-          <w:szCs w:val="24"/>
-        </w:rPr>
-        <w:t>щоб</w:t>
-      </w:r>
-      <w:proofErr w:type="spellEnd"/>
-      <w:r>
-        <w:rPr>
-          <w:rFonts w:ascii="Times New Roman" w:hAnsi="Times New Roman" w:cs="Times New Roman"/>
-          <w:color w:val="000000"/>
-          <w:sz w:val="24"/>
-          <w:szCs w:val="24"/>
-        </w:rPr>
-        <w:t xml:space="preserve"> ми </w:t>
-      </w:r>
-      <w:proofErr w:type="spellStart"/>
-      <w:r>
-        <w:rPr>
-          <w:rFonts w:ascii="Times New Roman" w:hAnsi="Times New Roman" w:cs="Times New Roman"/>
-          <w:color w:val="000000"/>
-          <w:sz w:val="24"/>
-          <w:szCs w:val="24"/>
-        </w:rPr>
-        <w:t>тобі</w:t>
-      </w:r>
-      <w:proofErr w:type="spellEnd"/>
-      <w:r>
-        <w:rPr>
-          <w:rFonts w:ascii="Times New Roman" w:hAnsi="Times New Roman" w:cs="Times New Roman"/>
-          <w:color w:val="000000"/>
-          <w:sz w:val="24"/>
-          <w:szCs w:val="24"/>
-        </w:rPr>
-        <w:t xml:space="preserve"> </w:t>
-      </w:r>
-      <w:proofErr w:type="spellStart"/>
-      <w:r>
-        <w:rPr>
-          <w:rFonts w:ascii="Times New Roman" w:hAnsi="Times New Roman" w:cs="Times New Roman"/>
-          <w:color w:val="000000"/>
-          <w:sz w:val="24"/>
-          <w:szCs w:val="24"/>
-        </w:rPr>
-        <w:t>засилали</w:t>
-      </w:r>
-      <w:proofErr w:type="spellEnd"/>
-      <w:r>
-        <w:rPr>
-          <w:rFonts w:ascii="Times New Roman" w:hAnsi="Times New Roman" w:cs="Times New Roman"/>
-          <w:color w:val="000000"/>
-          <w:sz w:val="24"/>
-          <w:szCs w:val="24"/>
-        </w:rPr>
-        <w:t xml:space="preserve"> </w:t>
-      </w:r>
-      <w:proofErr w:type="spellStart"/>
-      <w:r>
-        <w:rPr>
-          <w:rFonts w:ascii="Times New Roman" w:hAnsi="Times New Roman" w:cs="Times New Roman"/>
-          <w:color w:val="000000"/>
-          <w:sz w:val="24"/>
-          <w:szCs w:val="24"/>
-        </w:rPr>
-        <w:t>ранішні</w:t>
-      </w:r>
-      <w:proofErr w:type="spellEnd"/>
-      <w:r>
-        <w:rPr>
-          <w:rFonts w:ascii="Times New Roman" w:hAnsi="Times New Roman" w:cs="Times New Roman"/>
-          <w:color w:val="000000"/>
-          <w:sz w:val="24"/>
-          <w:szCs w:val="24"/>
-        </w:rPr>
-        <w:t xml:space="preserve"> </w:t>
-      </w:r>
-      <w:proofErr w:type="spellStart"/>
-      <w:r>
-        <w:rPr>
-          <w:rFonts w:ascii="Times New Roman" w:hAnsi="Times New Roman" w:cs="Times New Roman"/>
-          <w:color w:val="000000"/>
-          <w:sz w:val="24"/>
-          <w:szCs w:val="24"/>
-        </w:rPr>
-        <w:t>молитви</w:t>
-      </w:r>
-      <w:proofErr w:type="spellEnd"/>
-      <w:r>
-        <w:rPr>
-          <w:rFonts w:ascii="Times New Roman" w:hAnsi="Times New Roman" w:cs="Times New Roman"/>
-          <w:color w:val="000000"/>
-          <w:sz w:val="24"/>
-          <w:szCs w:val="24"/>
-        </w:rPr>
-        <w:t xml:space="preserve">, </w:t>
-      </w:r>
-      <w:proofErr w:type="spellStart"/>
-      <w:r>
-        <w:rPr>
-          <w:rFonts w:ascii="Times New Roman" w:hAnsi="Times New Roman" w:cs="Times New Roman"/>
-          <w:color w:val="000000"/>
-          <w:sz w:val="24"/>
-          <w:szCs w:val="24"/>
-        </w:rPr>
-        <w:t>бо</w:t>
-      </w:r>
-      <w:proofErr w:type="spellEnd"/>
-      <w:r>
-        <w:rPr>
-          <w:rFonts w:ascii="Times New Roman" w:hAnsi="Times New Roman" w:cs="Times New Roman"/>
-          <w:color w:val="000000"/>
-          <w:sz w:val="24"/>
-          <w:szCs w:val="24"/>
-        </w:rPr>
-        <w:t xml:space="preserve"> </w:t>
-      </w:r>
-      <w:proofErr w:type="spellStart"/>
-      <w:r>
-        <w:rPr>
-          <w:rFonts w:ascii="Times New Roman" w:hAnsi="Times New Roman" w:cs="Times New Roman"/>
-          <w:color w:val="000000"/>
-          <w:sz w:val="24"/>
-          <w:szCs w:val="24"/>
-        </w:rPr>
-        <w:t>твоє</w:t>
-      </w:r>
-      <w:proofErr w:type="spellEnd"/>
-      <w:r>
-        <w:rPr>
-          <w:rFonts w:ascii="Times New Roman" w:hAnsi="Times New Roman" w:cs="Times New Roman"/>
-          <w:color w:val="000000"/>
-          <w:sz w:val="24"/>
-          <w:szCs w:val="24"/>
-        </w:rPr>
-        <w:t xml:space="preserve"> є </w:t>
-      </w:r>
-      <w:proofErr w:type="spellStart"/>
-      <w:r>
-        <w:rPr>
-          <w:rFonts w:ascii="Times New Roman" w:hAnsi="Times New Roman" w:cs="Times New Roman"/>
-          <w:color w:val="000000"/>
-          <w:sz w:val="24"/>
-          <w:szCs w:val="24"/>
-        </w:rPr>
-        <w:t>володіння</w:t>
-      </w:r>
-      <w:proofErr w:type="spellEnd"/>
-      <w:r>
-        <w:rPr>
-          <w:rFonts w:ascii="Times New Roman" w:hAnsi="Times New Roman" w:cs="Times New Roman"/>
-          <w:color w:val="000000"/>
-          <w:sz w:val="24"/>
-          <w:szCs w:val="24"/>
-        </w:rPr>
-        <w:t xml:space="preserve"> і </w:t>
-      </w:r>
-      <w:proofErr w:type="spellStart"/>
-      <w:r>
-        <w:rPr>
-          <w:rFonts w:ascii="Times New Roman" w:hAnsi="Times New Roman" w:cs="Times New Roman"/>
-          <w:color w:val="000000"/>
-          <w:sz w:val="24"/>
-          <w:szCs w:val="24"/>
-        </w:rPr>
-        <w:t>твоє</w:t>
-      </w:r>
-      <w:proofErr w:type="spellEnd"/>
-      <w:r>
-        <w:rPr>
-          <w:rFonts w:ascii="Times New Roman" w:hAnsi="Times New Roman" w:cs="Times New Roman"/>
-          <w:color w:val="000000"/>
-          <w:sz w:val="24"/>
-          <w:szCs w:val="24"/>
-        </w:rPr>
-        <w:t xml:space="preserve"> є </w:t>
-      </w:r>
-      <w:proofErr w:type="spellStart"/>
-      <w:r>
-        <w:rPr>
-          <w:rFonts w:ascii="Times New Roman" w:hAnsi="Times New Roman" w:cs="Times New Roman"/>
-          <w:color w:val="000000"/>
-          <w:sz w:val="24"/>
-          <w:szCs w:val="24"/>
-        </w:rPr>
-        <w:t>царство</w:t>
-      </w:r>
-      <w:proofErr w:type="spellEnd"/>
-      <w:r>
-        <w:rPr>
-          <w:rFonts w:ascii="Times New Roman" w:hAnsi="Times New Roman" w:cs="Times New Roman"/>
-          <w:color w:val="000000"/>
-          <w:sz w:val="24"/>
-          <w:szCs w:val="24"/>
-        </w:rPr>
-        <w:t xml:space="preserve"> і </w:t>
-      </w:r>
-      <w:proofErr w:type="spellStart"/>
-      <w:r>
-        <w:rPr>
-          <w:rFonts w:ascii="Times New Roman" w:hAnsi="Times New Roman" w:cs="Times New Roman"/>
-          <w:color w:val="000000"/>
-          <w:sz w:val="24"/>
-          <w:szCs w:val="24"/>
-        </w:rPr>
-        <w:t>сила</w:t>
-      </w:r>
-      <w:proofErr w:type="spellEnd"/>
-      <w:r>
-        <w:rPr>
-          <w:rFonts w:ascii="Times New Roman" w:hAnsi="Times New Roman" w:cs="Times New Roman"/>
-          <w:color w:val="000000"/>
-          <w:sz w:val="24"/>
-          <w:szCs w:val="24"/>
-        </w:rPr>
-        <w:t xml:space="preserve">, і </w:t>
-      </w:r>
-      <w:proofErr w:type="spellStart"/>
-      <w:r>
-        <w:rPr>
-          <w:rFonts w:ascii="Times New Roman" w:hAnsi="Times New Roman" w:cs="Times New Roman"/>
-          <w:color w:val="000000"/>
-          <w:sz w:val="24"/>
-          <w:szCs w:val="24"/>
-        </w:rPr>
-        <w:t>слава</w:t>
-      </w:r>
-      <w:proofErr w:type="spellEnd"/>
-      <w:r>
-        <w:rPr>
-          <w:rFonts w:ascii="Times New Roman" w:hAnsi="Times New Roman" w:cs="Times New Roman"/>
-          <w:color w:val="000000"/>
-          <w:sz w:val="24"/>
-          <w:szCs w:val="24"/>
-        </w:rPr>
-        <w:t xml:space="preserve"> </w:t>
-      </w:r>
-      <w:proofErr w:type="spellStart"/>
-      <w:r>
-        <w:rPr>
-          <w:rFonts w:ascii="Times New Roman" w:hAnsi="Times New Roman" w:cs="Times New Roman"/>
-          <w:color w:val="000000"/>
-          <w:sz w:val="24"/>
-          <w:szCs w:val="24"/>
-        </w:rPr>
-        <w:t>Отця</w:t>
-      </w:r>
-      <w:proofErr w:type="spellEnd"/>
-      <w:r>
-        <w:rPr>
-          <w:rFonts w:ascii="Times New Roman" w:hAnsi="Times New Roman" w:cs="Times New Roman"/>
-          <w:color w:val="000000"/>
-          <w:sz w:val="24"/>
-          <w:szCs w:val="24"/>
-        </w:rPr>
-        <w:t xml:space="preserve">, і </w:t>
-      </w:r>
-      <w:proofErr w:type="spellStart"/>
-      <w:r>
-        <w:rPr>
-          <w:rFonts w:ascii="Times New Roman" w:hAnsi="Times New Roman" w:cs="Times New Roman"/>
-          <w:color w:val="000000"/>
-          <w:sz w:val="24"/>
-          <w:szCs w:val="24"/>
-        </w:rPr>
-        <w:t>Сина</w:t>
-      </w:r>
-      <w:proofErr w:type="spellEnd"/>
-      <w:r>
-        <w:rPr>
-          <w:rFonts w:ascii="Times New Roman" w:hAnsi="Times New Roman" w:cs="Times New Roman"/>
-          <w:color w:val="000000"/>
-          <w:sz w:val="24"/>
-          <w:szCs w:val="24"/>
-        </w:rPr>
-        <w:t xml:space="preserve">, і </w:t>
-      </w:r>
-      <w:proofErr w:type="spellStart"/>
-      <w:r>
-        <w:rPr>
-          <w:rFonts w:ascii="Times New Roman" w:hAnsi="Times New Roman" w:cs="Times New Roman"/>
-          <w:color w:val="000000"/>
-          <w:sz w:val="24"/>
-          <w:szCs w:val="24"/>
-        </w:rPr>
-        <w:t>Святого</w:t>
-      </w:r>
-      <w:proofErr w:type="spellEnd"/>
-      <w:r>
-        <w:rPr>
-          <w:rFonts w:ascii="Times New Roman" w:hAnsi="Times New Roman" w:cs="Times New Roman"/>
-          <w:color w:val="000000"/>
-          <w:sz w:val="24"/>
-          <w:szCs w:val="24"/>
-        </w:rPr>
-        <w:t xml:space="preserve"> </w:t>
-      </w:r>
-      <w:proofErr w:type="spellStart"/>
-      <w:r>
-        <w:rPr>
-          <w:rFonts w:ascii="Times New Roman" w:hAnsi="Times New Roman" w:cs="Times New Roman"/>
-          <w:color w:val="000000"/>
-          <w:sz w:val="24"/>
-          <w:szCs w:val="24"/>
-        </w:rPr>
-        <w:t>Духа</w:t>
-      </w:r>
-      <w:proofErr w:type="spellEnd"/>
-      <w:r>
-        <w:rPr>
-          <w:rFonts w:ascii="Times New Roman" w:hAnsi="Times New Roman" w:cs="Times New Roman"/>
-          <w:color w:val="000000"/>
-          <w:sz w:val="24"/>
-          <w:szCs w:val="24"/>
-        </w:rPr>
-        <w:t xml:space="preserve">, нині і </w:t>
-      </w:r>
-      <w:proofErr w:type="spellStart"/>
-      <w:r>
-        <w:rPr>
-          <w:rFonts w:ascii="Times New Roman" w:hAnsi="Times New Roman" w:cs="Times New Roman"/>
-          <w:color w:val="000000"/>
-          <w:sz w:val="24"/>
-          <w:szCs w:val="24"/>
-        </w:rPr>
-        <w:t>повсякчас</w:t>
-      </w:r>
-      <w:proofErr w:type="spellEnd"/>
-      <w:r>
-        <w:rPr>
-          <w:rFonts w:ascii="Times New Roman" w:hAnsi="Times New Roman" w:cs="Times New Roman"/>
-          <w:color w:val="000000"/>
-          <w:sz w:val="24"/>
-          <w:szCs w:val="24"/>
-        </w:rPr>
-        <w:t xml:space="preserve">, і на </w:t>
-      </w:r>
-      <w:proofErr w:type="spellStart"/>
-      <w:r>
-        <w:rPr>
-          <w:rFonts w:ascii="Times New Roman" w:hAnsi="Times New Roman" w:cs="Times New Roman"/>
-          <w:color w:val="000000"/>
-          <w:sz w:val="24"/>
-          <w:szCs w:val="24"/>
-        </w:rPr>
-        <w:t>віки</w:t>
-      </w:r>
-      <w:proofErr w:type="spellEnd"/>
-      <w:r>
-        <w:rPr>
-          <w:rFonts w:ascii="Times New Roman" w:hAnsi="Times New Roman" w:cs="Times New Roman"/>
-          <w:color w:val="000000"/>
-          <w:sz w:val="24"/>
-          <w:szCs w:val="24"/>
-        </w:rPr>
-        <w:t xml:space="preserve"> </w:t>
-      </w:r>
-      <w:proofErr w:type="spellStart"/>
-      <w:r>
-        <w:rPr>
-          <w:rFonts w:ascii="Times New Roman" w:hAnsi="Times New Roman" w:cs="Times New Roman"/>
-          <w:color w:val="000000"/>
-          <w:sz w:val="24"/>
-          <w:szCs w:val="24"/>
-        </w:rPr>
-        <w:t>віків</w:t>
-      </w:r>
-      <w:proofErr w:type="spellEnd"/>
-      <w:r>
-        <w:rPr>
-          <w:rFonts w:ascii="Times New Roman" w:hAnsi="Times New Roman" w:cs="Times New Roman"/>
-          <w:color w:val="000000"/>
-          <w:sz w:val="24"/>
-          <w:szCs w:val="24"/>
-        </w:rPr>
-        <w:t xml:space="preserve">. </w:t>
-      </w:r>
-      <w:proofErr w:type="spellStart"/>
-      <w:r>
-        <w:rPr>
-          <w:rFonts w:ascii="Times New Roman" w:hAnsi="Times New Roman" w:cs="Times New Roman"/>
-          <w:color w:val="000000"/>
-          <w:sz w:val="24"/>
-          <w:szCs w:val="24"/>
-        </w:rPr>
-        <w:t>Амінь</w:t>
-      </w:r>
-      <w:proofErr w:type="spellEnd"/>
-      <w:r>
-        <w:rPr>
-          <w:rFonts w:ascii="Times New Roman" w:hAnsi="Times New Roman" w:cs="Times New Roman"/>
-          <w:color w:val="000000"/>
-          <w:sz w:val="24"/>
-          <w:szCs w:val="24"/>
-        </w:rPr>
-        <w:t>.</w:t>
-      </w:r>
-    </w:p>
-    <w:p>
-      <w:pPr>
-        <w:spacing w:after="120"/>
-        <w:jc w:val="both"/>
-        <w:rPr>
-          <w:rFonts w:ascii="Times New Roman" w:hAnsi="Times New Roman" w:cs="Times New Roman"/>
-          <w:color w:val="000000"/>
-          <w:sz w:val="24"/>
-          <w:szCs w:val="24"/>
-          <w:lang w:val="ru-MD"/>
-        </w:rPr>
-      </w:pPr>
-      <w:r>
-        <w:rPr>
-          <w:rFonts w:ascii="Times New Roman" w:hAnsi="Times New Roman" w:cs="Times New Roman"/>
-          <w:color w:val="FF0000"/>
-          <w:sz w:val="24"/>
-          <w:szCs w:val="24"/>
-        </w:rPr>
-        <w:t>4.</w:t>
-      </w:r>
-      <w:r>
-        <w:rPr>
-          <w:rFonts w:ascii="Times New Roman" w:hAnsi="Times New Roman" w:cs="Times New Roman"/>
-          <w:color w:val="000000"/>
-          <w:sz w:val="24"/>
-          <w:szCs w:val="24"/>
-        </w:rPr>
-        <w:t xml:space="preserve"> </w:t>
-      </w:r>
-      <w:proofErr w:type="spellStart"/>
-      <w:r>
-        <w:rPr>
-          <w:rFonts w:ascii="Times New Roman" w:hAnsi="Times New Roman" w:cs="Times New Roman"/>
-          <w:color w:val="000000"/>
-          <w:sz w:val="24"/>
-          <w:szCs w:val="24"/>
-        </w:rPr>
-        <w:t>Владико</w:t>
-      </w:r>
-      <w:proofErr w:type="spellEnd"/>
-      <w:r>
-        <w:rPr>
-          <w:rFonts w:ascii="Times New Roman" w:hAnsi="Times New Roman" w:cs="Times New Roman"/>
-          <w:color w:val="000000"/>
-          <w:sz w:val="24"/>
-          <w:szCs w:val="24"/>
-        </w:rPr>
-        <w:t xml:space="preserve">, </w:t>
-      </w:r>
-      <w:proofErr w:type="spellStart"/>
-      <w:r>
-        <w:rPr>
-          <w:rFonts w:ascii="Times New Roman" w:hAnsi="Times New Roman" w:cs="Times New Roman"/>
-          <w:color w:val="000000"/>
-          <w:sz w:val="24"/>
-          <w:szCs w:val="24"/>
-        </w:rPr>
-        <w:t>Боже</w:t>
-      </w:r>
-      <w:proofErr w:type="spellEnd"/>
-      <w:r>
-        <w:rPr>
-          <w:rFonts w:ascii="Times New Roman" w:hAnsi="Times New Roman" w:cs="Times New Roman"/>
-          <w:color w:val="000000"/>
-          <w:sz w:val="24"/>
-          <w:szCs w:val="24"/>
-        </w:rPr>
-        <w:t xml:space="preserve"> </w:t>
-      </w:r>
-      <w:proofErr w:type="spellStart"/>
-      <w:r>
-        <w:rPr>
-          <w:rFonts w:ascii="Times New Roman" w:hAnsi="Times New Roman" w:cs="Times New Roman"/>
-          <w:color w:val="000000"/>
-          <w:sz w:val="24"/>
-          <w:szCs w:val="24"/>
-        </w:rPr>
-        <w:t>святий</w:t>
-      </w:r>
-      <w:proofErr w:type="spellEnd"/>
-      <w:r>
-        <w:rPr>
-          <w:rFonts w:ascii="Times New Roman" w:hAnsi="Times New Roman" w:cs="Times New Roman"/>
-          <w:color w:val="000000"/>
-          <w:sz w:val="24"/>
-          <w:szCs w:val="24"/>
-        </w:rPr>
-        <w:t xml:space="preserve"> і </w:t>
-      </w:r>
-      <w:proofErr w:type="spellStart"/>
-      <w:r>
-        <w:rPr>
-          <w:rFonts w:ascii="Times New Roman" w:hAnsi="Times New Roman" w:cs="Times New Roman"/>
-          <w:color w:val="000000"/>
-          <w:sz w:val="24"/>
-          <w:szCs w:val="24"/>
-        </w:rPr>
-        <w:t>неосяжний</w:t>
-      </w:r>
-      <w:proofErr w:type="spellEnd"/>
-      <w:r>
-        <w:rPr>
-          <w:rFonts w:ascii="Times New Roman" w:hAnsi="Times New Roman" w:cs="Times New Roman"/>
-          <w:color w:val="000000"/>
-          <w:sz w:val="24"/>
-          <w:szCs w:val="24"/>
-        </w:rPr>
-        <w:t xml:space="preserve">, що </w:t>
-      </w:r>
-      <w:proofErr w:type="spellStart"/>
-      <w:r>
-        <w:rPr>
-          <w:rFonts w:ascii="Times New Roman" w:hAnsi="Times New Roman" w:cs="Times New Roman"/>
-          <w:color w:val="000000"/>
-          <w:sz w:val="24"/>
-          <w:szCs w:val="24"/>
-        </w:rPr>
-        <w:t>казав</w:t>
-      </w:r>
-      <w:proofErr w:type="spellEnd"/>
-      <w:r>
-        <w:rPr>
-          <w:rFonts w:ascii="Times New Roman" w:hAnsi="Times New Roman" w:cs="Times New Roman"/>
-          <w:color w:val="000000"/>
-          <w:sz w:val="24"/>
-          <w:szCs w:val="24"/>
-        </w:rPr>
-        <w:t xml:space="preserve"> </w:t>
-      </w:r>
-      <w:proofErr w:type="spellStart"/>
-      <w:r>
-        <w:rPr>
-          <w:rFonts w:ascii="Times New Roman" w:hAnsi="Times New Roman" w:cs="Times New Roman"/>
-          <w:color w:val="000000"/>
-          <w:sz w:val="24"/>
-          <w:szCs w:val="24"/>
-        </w:rPr>
-        <w:t>із</w:t>
-      </w:r>
-      <w:proofErr w:type="spellEnd"/>
-      <w:r>
-        <w:rPr>
-          <w:rFonts w:ascii="Times New Roman" w:hAnsi="Times New Roman" w:cs="Times New Roman"/>
-          <w:color w:val="000000"/>
-          <w:sz w:val="24"/>
-          <w:szCs w:val="24"/>
-        </w:rPr>
-        <w:t xml:space="preserve"> </w:t>
-      </w:r>
-      <w:proofErr w:type="spellStart"/>
-      <w:r>
-        <w:rPr>
-          <w:rFonts w:ascii="Times New Roman" w:hAnsi="Times New Roman" w:cs="Times New Roman"/>
-          <w:color w:val="000000"/>
-          <w:sz w:val="24"/>
-          <w:szCs w:val="24"/>
-        </w:rPr>
-        <w:t>темряви</w:t>
-      </w:r>
-      <w:proofErr w:type="spellEnd"/>
-      <w:r>
-        <w:rPr>
-          <w:rFonts w:ascii="Times New Roman" w:hAnsi="Times New Roman" w:cs="Times New Roman"/>
-          <w:color w:val="000000"/>
-          <w:sz w:val="24"/>
-          <w:szCs w:val="24"/>
-        </w:rPr>
-        <w:t xml:space="preserve"> </w:t>
-      </w:r>
-      <w:proofErr w:type="spellStart"/>
-      <w:r>
-        <w:rPr>
-          <w:rFonts w:ascii="Times New Roman" w:hAnsi="Times New Roman" w:cs="Times New Roman"/>
-          <w:color w:val="000000"/>
-          <w:sz w:val="24"/>
-          <w:szCs w:val="24"/>
-        </w:rPr>
-        <w:t>світлові</w:t>
-      </w:r>
-      <w:proofErr w:type="spellEnd"/>
-      <w:r>
-        <w:rPr>
-          <w:rFonts w:ascii="Times New Roman" w:hAnsi="Times New Roman" w:cs="Times New Roman"/>
-          <w:color w:val="000000"/>
-          <w:sz w:val="24"/>
-          <w:szCs w:val="24"/>
-        </w:rPr>
-        <w:t xml:space="preserve"> </w:t>
-      </w:r>
-      <w:proofErr w:type="spellStart"/>
-      <w:r>
-        <w:rPr>
-          <w:rFonts w:ascii="Times New Roman" w:hAnsi="Times New Roman" w:cs="Times New Roman"/>
-          <w:color w:val="000000"/>
-          <w:sz w:val="24"/>
-          <w:szCs w:val="24"/>
-        </w:rPr>
-        <w:t>засіяти</w:t>
-      </w:r>
-      <w:proofErr w:type="spellEnd"/>
-      <w:r>
-        <w:rPr>
-          <w:rFonts w:ascii="Times New Roman" w:hAnsi="Times New Roman" w:cs="Times New Roman"/>
-          <w:color w:val="000000"/>
-          <w:sz w:val="24"/>
-          <w:szCs w:val="24"/>
-        </w:rPr>
-        <w:t xml:space="preserve">, що </w:t>
-      </w:r>
-      <w:proofErr w:type="spellStart"/>
-      <w:r>
-        <w:rPr>
-          <w:rFonts w:ascii="Times New Roman" w:hAnsi="Times New Roman" w:cs="Times New Roman"/>
-          <w:color w:val="000000"/>
-          <w:sz w:val="24"/>
-          <w:szCs w:val="24"/>
-        </w:rPr>
-        <w:t>заспокоїв</w:t>
-      </w:r>
-      <w:proofErr w:type="spellEnd"/>
-      <w:r>
-        <w:rPr>
-          <w:rFonts w:ascii="Times New Roman" w:hAnsi="Times New Roman" w:cs="Times New Roman"/>
-          <w:color w:val="000000"/>
-          <w:sz w:val="24"/>
-          <w:szCs w:val="24"/>
-        </w:rPr>
-        <w:t xml:space="preserve"> нас у </w:t>
-      </w:r>
-      <w:proofErr w:type="spellStart"/>
-      <w:r>
-        <w:rPr>
-          <w:rFonts w:ascii="Times New Roman" w:hAnsi="Times New Roman" w:cs="Times New Roman"/>
-          <w:color w:val="000000"/>
-          <w:sz w:val="24"/>
-          <w:szCs w:val="24"/>
-        </w:rPr>
-        <w:t>нічному</w:t>
-      </w:r>
-      <w:proofErr w:type="spellEnd"/>
-      <w:r>
-        <w:rPr>
-          <w:rFonts w:ascii="Times New Roman" w:hAnsi="Times New Roman" w:cs="Times New Roman"/>
-          <w:color w:val="000000"/>
-          <w:sz w:val="24"/>
-          <w:szCs w:val="24"/>
-        </w:rPr>
-        <w:t xml:space="preserve"> </w:t>
-      </w:r>
-      <w:proofErr w:type="spellStart"/>
-      <w:r>
-        <w:rPr>
-          <w:rFonts w:ascii="Times New Roman" w:hAnsi="Times New Roman" w:cs="Times New Roman"/>
-          <w:color w:val="000000"/>
-          <w:sz w:val="24"/>
-          <w:szCs w:val="24"/>
-        </w:rPr>
-        <w:t>сні</w:t>
-      </w:r>
-      <w:proofErr w:type="spellEnd"/>
-      <w:r>
-        <w:rPr>
-          <w:rFonts w:ascii="Times New Roman" w:hAnsi="Times New Roman" w:cs="Times New Roman"/>
-          <w:color w:val="000000"/>
-          <w:sz w:val="24"/>
-          <w:szCs w:val="24"/>
-        </w:rPr>
-        <w:t xml:space="preserve"> й </w:t>
-      </w:r>
-      <w:proofErr w:type="spellStart"/>
-      <w:r>
-        <w:rPr>
-          <w:rFonts w:ascii="Times New Roman" w:hAnsi="Times New Roman" w:cs="Times New Roman"/>
-          <w:color w:val="000000"/>
-          <w:sz w:val="24"/>
-          <w:szCs w:val="24"/>
-        </w:rPr>
-        <w:t>підвів</w:t>
-      </w:r>
-      <w:proofErr w:type="spellEnd"/>
-      <w:r>
-        <w:rPr>
-          <w:rFonts w:ascii="Times New Roman" w:hAnsi="Times New Roman" w:cs="Times New Roman"/>
-          <w:color w:val="000000"/>
-          <w:sz w:val="24"/>
-          <w:szCs w:val="24"/>
-        </w:rPr>
-        <w:t xml:space="preserve"> </w:t>
-      </w:r>
-      <w:proofErr w:type="spellStart"/>
-      <w:r>
-        <w:rPr>
-          <w:rFonts w:ascii="Times New Roman" w:hAnsi="Times New Roman" w:cs="Times New Roman"/>
-          <w:color w:val="000000"/>
-          <w:sz w:val="24"/>
-          <w:szCs w:val="24"/>
-        </w:rPr>
-        <w:t>до</w:t>
-      </w:r>
-      <w:proofErr w:type="spellEnd"/>
-      <w:r>
-        <w:rPr>
-          <w:rFonts w:ascii="Times New Roman" w:hAnsi="Times New Roman" w:cs="Times New Roman"/>
-          <w:color w:val="000000"/>
-          <w:sz w:val="24"/>
-          <w:szCs w:val="24"/>
-        </w:rPr>
-        <w:t xml:space="preserve"> </w:t>
-      </w:r>
-      <w:proofErr w:type="spellStart"/>
-      <w:r>
-        <w:rPr>
-          <w:rFonts w:ascii="Times New Roman" w:hAnsi="Times New Roman" w:cs="Times New Roman"/>
-          <w:color w:val="000000"/>
-          <w:sz w:val="24"/>
-          <w:szCs w:val="24"/>
-        </w:rPr>
-        <w:t>величання</w:t>
-      </w:r>
-      <w:proofErr w:type="spellEnd"/>
-      <w:r>
-        <w:rPr>
-          <w:rFonts w:ascii="Times New Roman" w:hAnsi="Times New Roman" w:cs="Times New Roman"/>
-          <w:color w:val="000000"/>
-          <w:sz w:val="24"/>
-          <w:szCs w:val="24"/>
-        </w:rPr>
-        <w:t xml:space="preserve"> і </w:t>
-      </w:r>
-      <w:proofErr w:type="spellStart"/>
-      <w:r>
-        <w:rPr>
-          <w:rFonts w:ascii="Times New Roman" w:hAnsi="Times New Roman" w:cs="Times New Roman"/>
-          <w:color w:val="000000"/>
-          <w:sz w:val="24"/>
-          <w:szCs w:val="24"/>
-        </w:rPr>
-        <w:t>моління</w:t>
-      </w:r>
-      <w:proofErr w:type="spellEnd"/>
-      <w:r>
-        <w:rPr>
-          <w:rFonts w:ascii="Times New Roman" w:hAnsi="Times New Roman" w:cs="Times New Roman"/>
-          <w:color w:val="000000"/>
-          <w:sz w:val="24"/>
-          <w:szCs w:val="24"/>
-        </w:rPr>
-        <w:t xml:space="preserve"> </w:t>
-      </w:r>
-      <w:proofErr w:type="spellStart"/>
-      <w:r>
-        <w:rPr>
-          <w:rFonts w:ascii="Times New Roman" w:hAnsi="Times New Roman" w:cs="Times New Roman"/>
-          <w:color w:val="000000"/>
-          <w:sz w:val="24"/>
-          <w:szCs w:val="24"/>
-        </w:rPr>
-        <w:t>твоєї</w:t>
-      </w:r>
-      <w:proofErr w:type="spellEnd"/>
-      <w:r>
-        <w:rPr>
-          <w:rFonts w:ascii="Times New Roman" w:hAnsi="Times New Roman" w:cs="Times New Roman"/>
-          <w:color w:val="000000"/>
-          <w:sz w:val="24"/>
-          <w:szCs w:val="24"/>
-        </w:rPr>
-        <w:t xml:space="preserve"> </w:t>
-      </w:r>
-      <w:proofErr w:type="spellStart"/>
-      <w:r>
-        <w:rPr>
-          <w:rFonts w:ascii="Times New Roman" w:hAnsi="Times New Roman" w:cs="Times New Roman"/>
-          <w:color w:val="000000"/>
-          <w:sz w:val="24"/>
-          <w:szCs w:val="24"/>
-        </w:rPr>
-        <w:t>доброти</w:t>
-      </w:r>
-      <w:proofErr w:type="spellEnd"/>
-      <w:r>
-        <w:rPr>
-          <w:rFonts w:ascii="Times New Roman" w:hAnsi="Times New Roman" w:cs="Times New Roman"/>
-          <w:color w:val="000000"/>
-          <w:sz w:val="24"/>
-          <w:szCs w:val="24"/>
-        </w:rPr>
-        <w:t xml:space="preserve">! </w:t>
+          <w:lang w:val="ru-MD"/>
+        </w:rPr>
+        <w:t xml:space="preserve"> Владико, Боже святий і неосяжний, що казав із темряви світлові засіяти, що заспокоїв нас у нічному сні й підвів до величання і моління твоєї доброти! </w:t>
       </w:r>
       <w:r>
         <w:rPr>
@@ -17295,45 +13225,15 @@
         </w:rPr>
         <w:t xml:space="preserve">[Від ночі лине дух наш до тебе, Боже, бо світлом є повеління твої. Навчи нас, Боже, правди твоєї, заповідей твоїх і виправдань твоїх. Просвіти наші духовні очі, щоб ми не заснули в гріхах на смерть. Віджени всяку мряку від сердець наших, даруй нам сонце правди і охорони життя наше знаменням і печаттю </w:t>
       </w:r>
-      <w:proofErr w:type="spellStart"/>
       <w:r>
         <w:rPr>
           <w:rFonts w:ascii="Times New Roman" w:hAnsi="Times New Roman" w:cs="Times New Roman"/>
           <w:sz w:val="24"/>
           <w:szCs w:val="24"/>
           <w:u w:val="single"/>
-        </w:rPr>
-        <w:t>Святого</w:t>
-      </w:r>
-      <w:proofErr w:type="spellEnd"/>
-      <w:r>
-        <w:rPr>
-          <w:rFonts w:ascii="Times New Roman" w:hAnsi="Times New Roman" w:cs="Times New Roman"/>
-          <w:sz w:val="24"/>
-          <w:szCs w:val="24"/>
-          <w:u w:val="single"/>
-        </w:rPr>
-        <w:t xml:space="preserve"> твого </w:t>
-      </w:r>
-      <w:proofErr w:type="spellStart"/>
-      <w:r>
-        <w:rPr>
-          <w:rFonts w:ascii="Times New Roman" w:hAnsi="Times New Roman" w:cs="Times New Roman"/>
-          <w:sz w:val="24"/>
-          <w:szCs w:val="24"/>
-          <w:u w:val="single"/>
-        </w:rPr>
-        <w:t>Духа</w:t>
-      </w:r>
-      <w:proofErr w:type="spellEnd"/>
-      <w:r>
-        <w:rPr>
-          <w:rFonts w:ascii="Times New Roman" w:hAnsi="Times New Roman" w:cs="Times New Roman"/>
-          <w:sz w:val="24"/>
-          <w:szCs w:val="24"/>
-          <w:u w:val="single"/>
-        </w:rPr>
-        <w:t xml:space="preserve">. </w:t>
+          <w:lang w:val="ru-MD"/>
+        </w:rPr>
+        <w:t xml:space="preserve">Святого твого Духа. </w:t>
       </w:r>
       <w:r>
         <w:rPr>
@@ -17932,6 +13832,7 @@
           <w:b/>
           <w:sz w:val="24"/>
           <w:szCs w:val="24"/>
+          <w:lang w:val="ru-MD"/>
         </w:rPr>
         <w:t>Слава і нині</w:t>
       </w:r>
@@ -17940,134 +13841,9 @@
           <w:rFonts w:ascii="Times New Roman" w:hAnsi="Times New Roman" w:cs="Times New Roman"/>
           <w:sz w:val="24"/>
           <w:szCs w:val="24"/>
-        </w:rPr>
-        <w:t xml:space="preserve">: </w:t>
-      </w:r>
-      <w:proofErr w:type="spellStart"/>
-      <w:r>
-        <w:rPr>
-          <w:rFonts w:ascii="Times New Roman" w:hAnsi="Times New Roman" w:cs="Times New Roman"/>
-          <w:sz w:val="24"/>
-          <w:szCs w:val="24"/>
-        </w:rPr>
-        <w:t>Гедеон</w:t>
-      </w:r>
-      <w:proofErr w:type="spellEnd"/>
-      <w:r>
-        <w:rPr>
-          <w:rFonts w:ascii="Times New Roman" w:hAnsi="Times New Roman" w:cs="Times New Roman"/>
-          <w:sz w:val="24"/>
-          <w:szCs w:val="24"/>
-        </w:rPr>
-        <w:t xml:space="preserve"> </w:t>
-      </w:r>
-      <w:proofErr w:type="spellStart"/>
-      <w:r>
-        <w:rPr>
-          <w:rFonts w:ascii="Times New Roman" w:hAnsi="Times New Roman" w:cs="Times New Roman"/>
-          <w:sz w:val="24"/>
-          <w:szCs w:val="24"/>
-        </w:rPr>
-        <w:t>проображає</w:t>
-      </w:r>
-      <w:proofErr w:type="spellEnd"/>
-      <w:r>
-        <w:rPr>
-          <w:rFonts w:ascii="Times New Roman" w:hAnsi="Times New Roman" w:cs="Times New Roman"/>
-          <w:sz w:val="24"/>
-          <w:szCs w:val="24"/>
-        </w:rPr>
-        <w:t xml:space="preserve"> </w:t>
-      </w:r>
-      <w:proofErr w:type="spellStart"/>
-      <w:r>
-        <w:rPr>
-          <w:rFonts w:ascii="Times New Roman" w:hAnsi="Times New Roman" w:cs="Times New Roman"/>
-          <w:sz w:val="24"/>
-          <w:szCs w:val="24"/>
-        </w:rPr>
-        <w:t>зачаття</w:t>
-      </w:r>
-      <w:proofErr w:type="spellEnd"/>
-      <w:r>
-        <w:rPr>
-          <w:rFonts w:ascii="Times New Roman" w:hAnsi="Times New Roman" w:cs="Times New Roman"/>
-          <w:sz w:val="24"/>
-          <w:szCs w:val="24"/>
-        </w:rPr>
-        <w:t xml:space="preserve">* і </w:t>
-      </w:r>
-      <w:proofErr w:type="spellStart"/>
-      <w:r>
-        <w:rPr>
-          <w:rFonts w:ascii="Times New Roman" w:hAnsi="Times New Roman" w:cs="Times New Roman"/>
-          <w:sz w:val="24"/>
-          <w:szCs w:val="24"/>
-        </w:rPr>
-        <w:t>Давид</w:t>
-      </w:r>
-      <w:proofErr w:type="spellEnd"/>
-      <w:r>
-        <w:rPr>
-          <w:rFonts w:ascii="Times New Roman" w:hAnsi="Times New Roman" w:cs="Times New Roman"/>
-          <w:sz w:val="24"/>
-          <w:szCs w:val="24"/>
-        </w:rPr>
-        <w:t xml:space="preserve"> </w:t>
-      </w:r>
-      <w:proofErr w:type="spellStart"/>
-      <w:r>
-        <w:rPr>
-          <w:rFonts w:ascii="Times New Roman" w:hAnsi="Times New Roman" w:cs="Times New Roman"/>
-          <w:sz w:val="24"/>
-          <w:szCs w:val="24"/>
-        </w:rPr>
-        <w:t>провіщає</w:t>
-      </w:r>
-      <w:proofErr w:type="spellEnd"/>
-      <w:r>
-        <w:rPr>
-          <w:rFonts w:ascii="Times New Roman" w:hAnsi="Times New Roman" w:cs="Times New Roman"/>
-          <w:sz w:val="24"/>
-          <w:szCs w:val="24"/>
-        </w:rPr>
-        <w:t xml:space="preserve"> </w:t>
-      </w:r>
-      <w:proofErr w:type="spellStart"/>
-      <w:r>
-        <w:rPr>
-          <w:rFonts w:ascii="Times New Roman" w:hAnsi="Times New Roman" w:cs="Times New Roman"/>
-          <w:sz w:val="24"/>
-          <w:szCs w:val="24"/>
-        </w:rPr>
-        <w:t>твоє</w:t>
-      </w:r>
-      <w:proofErr w:type="spellEnd"/>
-      <w:r>
-        <w:rPr>
-          <w:rFonts w:ascii="Times New Roman" w:hAnsi="Times New Roman" w:cs="Times New Roman"/>
-          <w:sz w:val="24"/>
-          <w:szCs w:val="24"/>
-        </w:rPr>
-        <w:t xml:space="preserve"> Різдво, </w:t>
-      </w:r>
-      <w:proofErr w:type="gramStart"/>
-      <w:r>
-        <w:rPr>
-          <w:rFonts w:ascii="Times New Roman" w:hAnsi="Times New Roman" w:cs="Times New Roman"/>
-          <w:sz w:val="24"/>
-          <w:szCs w:val="24"/>
-        </w:rPr>
-        <w:t>Богородице.*</w:t>
-      </w:r>
-      <w:proofErr w:type="gramEnd"/>
-      <w:r>
-        <w:rPr>
-          <w:rFonts w:ascii="Times New Roman" w:hAnsi="Times New Roman" w:cs="Times New Roman"/>
-          <w:sz w:val="24"/>
-          <w:szCs w:val="24"/>
-        </w:rPr>
-        <w:t xml:space="preserve"> </w:t>
+          <w:lang w:val="ru-MD"/>
+        </w:rPr>
+        <w:t xml:space="preserve">: Гедеон проображає зачаття* і Давид провіщає твоє Різдво, Богородице.* </w:t>
       </w:r>
       <w:r>
         <w:rPr>
@@ -18616,6 +14392,7 @@
           <w:rFonts w:ascii="Times New Roman" w:hAnsi="Times New Roman" w:cs="Times New Roman"/>
           <w:sz w:val="24"/>
           <w:szCs w:val="24"/>
+          <w:lang w:val="ru-MD"/>
         </w:rPr>
       </w:pPr>
       <w:r>
@@ -18627,113 +14404,14 @@
         </w:rPr>
         <w:t xml:space="preserve">Ангельський хор здивувався,* бачивши до мертвих зарахованим тебе, Спасе,* що силу смерти знищив, і з собою </w:t>
       </w:r>
-      <w:proofErr w:type="spellStart"/>
-      <w:r>
-        <w:rPr>
-          <w:rFonts w:ascii="Times New Roman" w:hAnsi="Times New Roman" w:cs="Times New Roman"/>
-          <w:sz w:val="24"/>
-          <w:szCs w:val="24"/>
-        </w:rPr>
-        <w:t>Адама</w:t>
-      </w:r>
-      <w:proofErr w:type="spellEnd"/>
-      <w:r>
-        <w:rPr>
-          <w:rFonts w:ascii="Times New Roman" w:hAnsi="Times New Roman" w:cs="Times New Roman"/>
-          <w:sz w:val="24"/>
-          <w:szCs w:val="24"/>
-        </w:rPr>
-        <w:t xml:space="preserve"> </w:t>
-      </w:r>
-      <w:proofErr w:type="spellStart"/>
-      <w:r>
-        <w:rPr>
-          <w:rFonts w:ascii="Times New Roman" w:hAnsi="Times New Roman" w:cs="Times New Roman"/>
-          <w:sz w:val="24"/>
-          <w:szCs w:val="24"/>
-        </w:rPr>
-        <w:t>підняв</w:t>
-      </w:r>
-      <w:proofErr w:type="spellEnd"/>
-      <w:r>
-        <w:rPr>
-          <w:rFonts w:ascii="Times New Roman" w:hAnsi="Times New Roman" w:cs="Times New Roman"/>
-          <w:sz w:val="24"/>
-          <w:szCs w:val="24"/>
-        </w:rPr>
-        <w:t xml:space="preserve">* </w:t>
-      </w:r>
-      <w:proofErr w:type="spellStart"/>
-      <w:r>
-        <w:rPr>
-          <w:rFonts w:ascii="Times New Roman" w:hAnsi="Times New Roman" w:cs="Times New Roman"/>
-          <w:sz w:val="24"/>
-          <w:szCs w:val="24"/>
-        </w:rPr>
-        <w:t>та</w:t>
-      </w:r>
-      <w:proofErr w:type="spellEnd"/>
-      <w:r>
-        <w:rPr>
-          <w:rFonts w:ascii="Times New Roman" w:hAnsi="Times New Roman" w:cs="Times New Roman"/>
-          <w:sz w:val="24"/>
-          <w:szCs w:val="24"/>
-        </w:rPr>
-        <w:t xml:space="preserve"> з </w:t>
-      </w:r>
-      <w:proofErr w:type="spellStart"/>
-      <w:r>
-        <w:rPr>
-          <w:rFonts w:ascii="Times New Roman" w:hAnsi="Times New Roman" w:cs="Times New Roman"/>
-          <w:sz w:val="24"/>
-          <w:szCs w:val="24"/>
-        </w:rPr>
-        <w:t>аду</w:t>
-      </w:r>
-      <w:proofErr w:type="spellEnd"/>
-      <w:r>
-        <w:rPr>
-          <w:rFonts w:ascii="Times New Roman" w:hAnsi="Times New Roman" w:cs="Times New Roman"/>
-          <w:sz w:val="24"/>
-          <w:szCs w:val="24"/>
-        </w:rPr>
-        <w:t xml:space="preserve"> </w:t>
-      </w:r>
-      <w:proofErr w:type="spellStart"/>
-      <w:r>
-        <w:rPr>
-          <w:rFonts w:ascii="Times New Roman" w:hAnsi="Times New Roman" w:cs="Times New Roman"/>
-          <w:sz w:val="24"/>
-          <w:szCs w:val="24"/>
-        </w:rPr>
-        <w:t>всіх</w:t>
-      </w:r>
-      <w:proofErr w:type="spellEnd"/>
-      <w:r>
-        <w:rPr>
-          <w:rFonts w:ascii="Times New Roman" w:hAnsi="Times New Roman" w:cs="Times New Roman"/>
-          <w:sz w:val="24"/>
-          <w:szCs w:val="24"/>
-        </w:rPr>
-        <w:t xml:space="preserve"> </w:t>
-      </w:r>
-      <w:proofErr w:type="spellStart"/>
-      <w:r>
-        <w:rPr>
-          <w:rFonts w:ascii="Times New Roman" w:hAnsi="Times New Roman" w:cs="Times New Roman"/>
-          <w:sz w:val="24"/>
-          <w:szCs w:val="24"/>
-        </w:rPr>
-        <w:t>визволив</w:t>
-      </w:r>
-      <w:proofErr w:type="spellEnd"/>
-      <w:r>
-        <w:rPr>
-          <w:rFonts w:ascii="Times New Roman" w:hAnsi="Times New Roman" w:cs="Times New Roman"/>
-          <w:sz w:val="24"/>
-          <w:szCs w:val="24"/>
-        </w:rPr>
-        <w:t>.</w:t>
+      <w:r>
+        <w:rPr>
+          <w:rFonts w:ascii="Times New Roman" w:hAnsi="Times New Roman" w:cs="Times New Roman"/>
+          <w:sz w:val="24"/>
+          <w:szCs w:val="24"/>
+          <w:lang w:val="ru-MD"/>
+        </w:rPr>
+        <w:t>Адама підняв* та з аду всіх визволив.</w:t>
       </w:r>
     </w:p>
     <w:p>
@@ -22840,349 +18518,17 @@
           <w:rFonts w:ascii="Times New Roman" w:hAnsi="Times New Roman" w:cs="Times New Roman"/>
           <w:sz w:val="24"/>
           <w:szCs w:val="24"/>
-        </w:rPr>
-      </w:pPr>
-      <w:proofErr w:type="spellStart"/>
-      <w:r>
-        <w:rPr>
-          <w:rFonts w:ascii="Times New Roman" w:hAnsi="Times New Roman" w:cs="Times New Roman"/>
-          <w:sz w:val="24"/>
-          <w:szCs w:val="24"/>
-        </w:rPr>
-        <w:t>Вже</w:t>
-      </w:r>
-      <w:proofErr w:type="spellEnd"/>
-      <w:r>
-        <w:rPr>
-          <w:rFonts w:ascii="Times New Roman" w:hAnsi="Times New Roman" w:cs="Times New Roman"/>
-          <w:sz w:val="24"/>
-          <w:szCs w:val="24"/>
-        </w:rPr>
-        <w:t xml:space="preserve"> </w:t>
-      </w:r>
-      <w:proofErr w:type="spellStart"/>
-      <w:r>
-        <w:rPr>
-          <w:rFonts w:ascii="Times New Roman" w:hAnsi="Times New Roman" w:cs="Times New Roman"/>
-          <w:sz w:val="24"/>
-          <w:szCs w:val="24"/>
-        </w:rPr>
-        <w:t>більше</w:t>
-      </w:r>
-      <w:proofErr w:type="spellEnd"/>
-      <w:r>
-        <w:rPr>
-          <w:rFonts w:ascii="Times New Roman" w:hAnsi="Times New Roman" w:cs="Times New Roman"/>
-          <w:sz w:val="24"/>
-          <w:szCs w:val="24"/>
-        </w:rPr>
-        <w:t xml:space="preserve"> </w:t>
-      </w:r>
-      <w:proofErr w:type="spellStart"/>
-      <w:r>
-        <w:rPr>
-          <w:rFonts w:ascii="Times New Roman" w:hAnsi="Times New Roman" w:cs="Times New Roman"/>
-          <w:sz w:val="24"/>
-          <w:szCs w:val="24"/>
-        </w:rPr>
-        <w:t>змій</w:t>
-      </w:r>
-      <w:proofErr w:type="spellEnd"/>
-      <w:r>
-        <w:rPr>
-          <w:rFonts w:ascii="Times New Roman" w:hAnsi="Times New Roman" w:cs="Times New Roman"/>
-          <w:sz w:val="24"/>
-          <w:szCs w:val="24"/>
-        </w:rPr>
-        <w:t xml:space="preserve"> </w:t>
-      </w:r>
-      <w:proofErr w:type="spellStart"/>
-      <w:r>
-        <w:rPr>
-          <w:rFonts w:ascii="Times New Roman" w:hAnsi="Times New Roman" w:cs="Times New Roman"/>
-          <w:sz w:val="24"/>
-          <w:szCs w:val="24"/>
-        </w:rPr>
-        <w:t>не</w:t>
-      </w:r>
-      <w:proofErr w:type="spellEnd"/>
-      <w:r>
-        <w:rPr>
-          <w:rFonts w:ascii="Times New Roman" w:hAnsi="Times New Roman" w:cs="Times New Roman"/>
-          <w:sz w:val="24"/>
-          <w:szCs w:val="24"/>
-        </w:rPr>
-        <w:t xml:space="preserve"> </w:t>
-      </w:r>
-      <w:proofErr w:type="spellStart"/>
-      <w:r>
-        <w:rPr>
-          <w:rFonts w:ascii="Times New Roman" w:hAnsi="Times New Roman" w:cs="Times New Roman"/>
-          <w:sz w:val="24"/>
-          <w:szCs w:val="24"/>
-        </w:rPr>
-        <w:t>улещує</w:t>
-      </w:r>
-      <w:proofErr w:type="spellEnd"/>
-      <w:r>
-        <w:rPr>
-          <w:rFonts w:ascii="Times New Roman" w:hAnsi="Times New Roman" w:cs="Times New Roman"/>
-          <w:sz w:val="24"/>
-          <w:szCs w:val="24"/>
-        </w:rPr>
-        <w:t xml:space="preserve"> </w:t>
-      </w:r>
-      <w:proofErr w:type="spellStart"/>
-      <w:r>
-        <w:rPr>
-          <w:rFonts w:ascii="Times New Roman" w:hAnsi="Times New Roman" w:cs="Times New Roman"/>
-          <w:sz w:val="24"/>
-          <w:szCs w:val="24"/>
-        </w:rPr>
-        <w:t>мене</w:t>
-      </w:r>
-      <w:proofErr w:type="spellEnd"/>
-      <w:r>
-        <w:rPr>
-          <w:rFonts w:ascii="Times New Roman" w:hAnsi="Times New Roman" w:cs="Times New Roman"/>
-          <w:sz w:val="24"/>
-          <w:szCs w:val="24"/>
-        </w:rPr>
-        <w:t xml:space="preserve"> </w:t>
-      </w:r>
-      <w:proofErr w:type="spellStart"/>
-      <w:r>
-        <w:rPr>
-          <w:rFonts w:ascii="Times New Roman" w:hAnsi="Times New Roman" w:cs="Times New Roman"/>
-          <w:sz w:val="24"/>
-          <w:szCs w:val="24"/>
-        </w:rPr>
-        <w:t>оманливим</w:t>
-      </w:r>
-      <w:proofErr w:type="spellEnd"/>
-      <w:r>
-        <w:rPr>
-          <w:rFonts w:ascii="Times New Roman" w:hAnsi="Times New Roman" w:cs="Times New Roman"/>
-          <w:sz w:val="24"/>
-          <w:szCs w:val="24"/>
-        </w:rPr>
-        <w:t xml:space="preserve"> </w:t>
-      </w:r>
-      <w:proofErr w:type="spellStart"/>
-      <w:r>
-        <w:rPr>
-          <w:rFonts w:ascii="Times New Roman" w:hAnsi="Times New Roman" w:cs="Times New Roman"/>
-          <w:sz w:val="24"/>
-          <w:szCs w:val="24"/>
-        </w:rPr>
-        <w:t>обоженням</w:t>
-      </w:r>
-      <w:proofErr w:type="spellEnd"/>
-      <w:r>
-        <w:rPr>
-          <w:rFonts w:ascii="Times New Roman" w:hAnsi="Times New Roman" w:cs="Times New Roman"/>
-          <w:sz w:val="24"/>
-          <w:szCs w:val="24"/>
-        </w:rPr>
-        <w:t xml:space="preserve">, </w:t>
-      </w:r>
-      <w:proofErr w:type="spellStart"/>
-      <w:r>
-        <w:rPr>
-          <w:rFonts w:ascii="Times New Roman" w:hAnsi="Times New Roman" w:cs="Times New Roman"/>
-          <w:sz w:val="24"/>
-          <w:szCs w:val="24"/>
-        </w:rPr>
-        <w:t>Христос</w:t>
-      </w:r>
-      <w:proofErr w:type="spellEnd"/>
-      <w:r>
-        <w:rPr>
-          <w:rFonts w:ascii="Times New Roman" w:hAnsi="Times New Roman" w:cs="Times New Roman"/>
-          <w:sz w:val="24"/>
-          <w:szCs w:val="24"/>
-        </w:rPr>
-        <w:t xml:space="preserve"> </w:t>
-      </w:r>
-      <w:proofErr w:type="spellStart"/>
-      <w:r>
-        <w:rPr>
-          <w:rFonts w:ascii="Times New Roman" w:hAnsi="Times New Roman" w:cs="Times New Roman"/>
-          <w:sz w:val="24"/>
-          <w:szCs w:val="24"/>
-        </w:rPr>
-        <w:t>бо</w:t>
-      </w:r>
-      <w:proofErr w:type="spellEnd"/>
-      <w:r>
-        <w:rPr>
-          <w:rFonts w:ascii="Times New Roman" w:hAnsi="Times New Roman" w:cs="Times New Roman"/>
-          <w:sz w:val="24"/>
-          <w:szCs w:val="24"/>
-        </w:rPr>
-        <w:t xml:space="preserve">, </w:t>
-      </w:r>
-      <w:proofErr w:type="spellStart"/>
-      <w:r>
-        <w:rPr>
-          <w:rFonts w:ascii="Times New Roman" w:hAnsi="Times New Roman" w:cs="Times New Roman"/>
-          <w:sz w:val="24"/>
-          <w:szCs w:val="24"/>
-        </w:rPr>
-        <w:t>Божественний</w:t>
-      </w:r>
-      <w:proofErr w:type="spellEnd"/>
-      <w:r>
-        <w:rPr>
-          <w:rFonts w:ascii="Times New Roman" w:hAnsi="Times New Roman" w:cs="Times New Roman"/>
-          <w:sz w:val="24"/>
-          <w:szCs w:val="24"/>
-        </w:rPr>
-        <w:t xml:space="preserve"> </w:t>
-      </w:r>
-      <w:proofErr w:type="spellStart"/>
-      <w:r>
-        <w:rPr>
-          <w:rFonts w:ascii="Times New Roman" w:hAnsi="Times New Roman" w:cs="Times New Roman"/>
-          <w:sz w:val="24"/>
-          <w:szCs w:val="24"/>
-        </w:rPr>
-        <w:t>Творець</w:t>
-      </w:r>
-      <w:proofErr w:type="spellEnd"/>
-      <w:r>
-        <w:rPr>
-          <w:rFonts w:ascii="Times New Roman" w:hAnsi="Times New Roman" w:cs="Times New Roman"/>
-          <w:sz w:val="24"/>
-          <w:szCs w:val="24"/>
-        </w:rPr>
-        <w:t xml:space="preserve"> </w:t>
-      </w:r>
-      <w:proofErr w:type="spellStart"/>
-      <w:r>
-        <w:rPr>
-          <w:rFonts w:ascii="Times New Roman" w:hAnsi="Times New Roman" w:cs="Times New Roman"/>
-          <w:sz w:val="24"/>
-          <w:szCs w:val="24"/>
-        </w:rPr>
-        <w:t>людського</w:t>
-      </w:r>
-      <w:proofErr w:type="spellEnd"/>
-      <w:r>
-        <w:rPr>
-          <w:rFonts w:ascii="Times New Roman" w:hAnsi="Times New Roman" w:cs="Times New Roman"/>
-          <w:sz w:val="24"/>
-          <w:szCs w:val="24"/>
-        </w:rPr>
-        <w:t xml:space="preserve"> </w:t>
-      </w:r>
-      <w:proofErr w:type="spellStart"/>
-      <w:r>
-        <w:rPr>
-          <w:rFonts w:ascii="Times New Roman" w:hAnsi="Times New Roman" w:cs="Times New Roman"/>
-          <w:sz w:val="24"/>
-          <w:szCs w:val="24"/>
-        </w:rPr>
-        <w:t>єства</w:t>
-      </w:r>
-      <w:proofErr w:type="spellEnd"/>
-      <w:r>
-        <w:rPr>
-          <w:rFonts w:ascii="Times New Roman" w:hAnsi="Times New Roman" w:cs="Times New Roman"/>
-          <w:sz w:val="24"/>
-          <w:szCs w:val="24"/>
-        </w:rPr>
-        <w:t xml:space="preserve">, нині </w:t>
-      </w:r>
-      <w:proofErr w:type="spellStart"/>
-      <w:r>
-        <w:rPr>
-          <w:rFonts w:ascii="Times New Roman" w:hAnsi="Times New Roman" w:cs="Times New Roman"/>
-          <w:sz w:val="24"/>
-          <w:szCs w:val="24"/>
-        </w:rPr>
-        <w:t>дорогу</w:t>
-      </w:r>
-      <w:proofErr w:type="spellEnd"/>
-      <w:r>
-        <w:rPr>
-          <w:rFonts w:ascii="Times New Roman" w:hAnsi="Times New Roman" w:cs="Times New Roman"/>
-          <w:sz w:val="24"/>
-          <w:szCs w:val="24"/>
-        </w:rPr>
-        <w:t xml:space="preserve"> </w:t>
-      </w:r>
-      <w:proofErr w:type="spellStart"/>
-      <w:r>
-        <w:rPr>
-          <w:rFonts w:ascii="Times New Roman" w:hAnsi="Times New Roman" w:cs="Times New Roman"/>
-          <w:sz w:val="24"/>
-          <w:szCs w:val="24"/>
-        </w:rPr>
-        <w:t>життя</w:t>
-      </w:r>
-      <w:proofErr w:type="spellEnd"/>
-      <w:r>
-        <w:rPr>
-          <w:rFonts w:ascii="Times New Roman" w:hAnsi="Times New Roman" w:cs="Times New Roman"/>
-          <w:sz w:val="24"/>
-          <w:szCs w:val="24"/>
-        </w:rPr>
-        <w:t xml:space="preserve"> </w:t>
-      </w:r>
-      <w:proofErr w:type="spellStart"/>
-      <w:r>
-        <w:rPr>
-          <w:rFonts w:ascii="Times New Roman" w:hAnsi="Times New Roman" w:cs="Times New Roman"/>
-          <w:sz w:val="24"/>
-          <w:szCs w:val="24"/>
-        </w:rPr>
-        <w:t>мені</w:t>
-      </w:r>
-      <w:proofErr w:type="spellEnd"/>
-      <w:r>
-        <w:rPr>
-          <w:rFonts w:ascii="Times New Roman" w:hAnsi="Times New Roman" w:cs="Times New Roman"/>
-          <w:sz w:val="24"/>
-          <w:szCs w:val="24"/>
-        </w:rPr>
-        <w:t xml:space="preserve"> </w:t>
-      </w:r>
-      <w:proofErr w:type="spellStart"/>
-      <w:r>
-        <w:rPr>
-          <w:rFonts w:ascii="Times New Roman" w:hAnsi="Times New Roman" w:cs="Times New Roman"/>
-          <w:sz w:val="24"/>
-          <w:szCs w:val="24"/>
-        </w:rPr>
-        <w:t>вільно</w:t>
-      </w:r>
-      <w:proofErr w:type="spellEnd"/>
-      <w:r>
-        <w:rPr>
-          <w:rFonts w:ascii="Times New Roman" w:hAnsi="Times New Roman" w:cs="Times New Roman"/>
-          <w:sz w:val="24"/>
-          <w:szCs w:val="24"/>
-        </w:rPr>
-        <w:t xml:space="preserve"> </w:t>
-      </w:r>
-      <w:proofErr w:type="spellStart"/>
-      <w:r>
-        <w:rPr>
-          <w:rFonts w:ascii="Times New Roman" w:hAnsi="Times New Roman" w:cs="Times New Roman"/>
-          <w:sz w:val="24"/>
-          <w:szCs w:val="24"/>
-        </w:rPr>
-        <w:t>відкрив</w:t>
-      </w:r>
-      <w:proofErr w:type="spellEnd"/>
-      <w:r>
-        <w:rPr>
-          <w:rFonts w:ascii="Times New Roman" w:hAnsi="Times New Roman" w:cs="Times New Roman"/>
-          <w:sz w:val="24"/>
-          <w:szCs w:val="24"/>
-        </w:rPr>
-        <w:t>.</w:t>
+          <w:lang w:val="ru-MD"/>
+        </w:rPr>
+      </w:pPr>
+      <w:r>
+        <w:rPr>
+          <w:rFonts w:ascii="Times New Roman" w:hAnsi="Times New Roman" w:cs="Times New Roman"/>
+          <w:sz w:val="24"/>
+          <w:szCs w:val="24"/>
+          <w:lang w:val="ru-MD"/>
+        </w:rPr>
+        <w:t>Вже більше змій не улещує мене оманливим обоженням, Христос бо, Божественний Творець людського єства, нині дорогу життя мені вільно відкрив.</w:t>
       </w:r>
     </w:p>
     <w:p>
@@ -23378,385 +18724,17 @@
           <w:rFonts w:ascii="Times New Roman" w:hAnsi="Times New Roman" w:cs="Times New Roman"/>
           <w:sz w:val="24"/>
           <w:szCs w:val="24"/>
-        </w:rPr>
-      </w:pPr>
-      <w:proofErr w:type="spellStart"/>
-      <w:r>
-        <w:rPr>
-          <w:rFonts w:ascii="Times New Roman" w:hAnsi="Times New Roman" w:cs="Times New Roman"/>
-          <w:sz w:val="24"/>
-          <w:szCs w:val="24"/>
-        </w:rPr>
-        <w:t>Херувими</w:t>
-      </w:r>
-      <w:proofErr w:type="spellEnd"/>
-      <w:r>
-        <w:rPr>
-          <w:rFonts w:ascii="Times New Roman" w:hAnsi="Times New Roman" w:cs="Times New Roman"/>
-          <w:sz w:val="24"/>
-          <w:szCs w:val="24"/>
-        </w:rPr>
-        <w:t xml:space="preserve"> нині </w:t>
-      </w:r>
-      <w:proofErr w:type="spellStart"/>
-      <w:r>
-        <w:rPr>
-          <w:rFonts w:ascii="Times New Roman" w:hAnsi="Times New Roman" w:cs="Times New Roman"/>
-          <w:sz w:val="24"/>
-          <w:szCs w:val="24"/>
-        </w:rPr>
-        <w:t>відступають</w:t>
-      </w:r>
-      <w:proofErr w:type="spellEnd"/>
-      <w:r>
-        <w:rPr>
-          <w:rFonts w:ascii="Times New Roman" w:hAnsi="Times New Roman" w:cs="Times New Roman"/>
-          <w:sz w:val="24"/>
-          <w:szCs w:val="24"/>
-        </w:rPr>
-        <w:t xml:space="preserve"> </w:t>
-      </w:r>
-      <w:proofErr w:type="spellStart"/>
-      <w:r>
-        <w:rPr>
-          <w:rFonts w:ascii="Times New Roman" w:hAnsi="Times New Roman" w:cs="Times New Roman"/>
-          <w:sz w:val="24"/>
-          <w:szCs w:val="24"/>
-        </w:rPr>
-        <w:t>переді</w:t>
-      </w:r>
-      <w:proofErr w:type="spellEnd"/>
-      <w:r>
-        <w:rPr>
-          <w:rFonts w:ascii="Times New Roman" w:hAnsi="Times New Roman" w:cs="Times New Roman"/>
-          <w:sz w:val="24"/>
-          <w:szCs w:val="24"/>
-        </w:rPr>
-        <w:t xml:space="preserve"> </w:t>
-      </w:r>
-      <w:proofErr w:type="spellStart"/>
-      <w:r>
-        <w:rPr>
-          <w:rFonts w:ascii="Times New Roman" w:hAnsi="Times New Roman" w:cs="Times New Roman"/>
-          <w:sz w:val="24"/>
-          <w:szCs w:val="24"/>
-        </w:rPr>
-        <w:t>мною</w:t>
-      </w:r>
-      <w:proofErr w:type="spellEnd"/>
-      <w:r>
-        <w:rPr>
-          <w:rFonts w:ascii="Times New Roman" w:hAnsi="Times New Roman" w:cs="Times New Roman"/>
-          <w:sz w:val="24"/>
-          <w:szCs w:val="24"/>
-        </w:rPr>
-        <w:t xml:space="preserve">, і </w:t>
-      </w:r>
-      <w:proofErr w:type="spellStart"/>
-      <w:r>
-        <w:rPr>
-          <w:rFonts w:ascii="Times New Roman" w:hAnsi="Times New Roman" w:cs="Times New Roman"/>
-          <w:sz w:val="24"/>
-          <w:szCs w:val="24"/>
-        </w:rPr>
-        <w:t>вогненний</w:t>
-      </w:r>
-      <w:proofErr w:type="spellEnd"/>
-      <w:r>
-        <w:rPr>
-          <w:rFonts w:ascii="Times New Roman" w:hAnsi="Times New Roman" w:cs="Times New Roman"/>
-          <w:sz w:val="24"/>
-          <w:szCs w:val="24"/>
-        </w:rPr>
-        <w:t xml:space="preserve"> </w:t>
-      </w:r>
-      <w:proofErr w:type="spellStart"/>
-      <w:r>
-        <w:rPr>
-          <w:rFonts w:ascii="Times New Roman" w:hAnsi="Times New Roman" w:cs="Times New Roman"/>
-          <w:sz w:val="24"/>
-          <w:szCs w:val="24"/>
-        </w:rPr>
-        <w:t>меч</w:t>
-      </w:r>
-      <w:proofErr w:type="spellEnd"/>
-      <w:r>
-        <w:rPr>
-          <w:rFonts w:ascii="Times New Roman" w:hAnsi="Times New Roman" w:cs="Times New Roman"/>
-          <w:sz w:val="24"/>
-          <w:szCs w:val="24"/>
-        </w:rPr>
-        <w:t xml:space="preserve"> </w:t>
-      </w:r>
-      <w:proofErr w:type="spellStart"/>
-      <w:r>
-        <w:rPr>
-          <w:rFonts w:ascii="Times New Roman" w:hAnsi="Times New Roman" w:cs="Times New Roman"/>
-          <w:sz w:val="24"/>
-          <w:szCs w:val="24"/>
-        </w:rPr>
-        <w:t>відвертається</w:t>
-      </w:r>
-      <w:proofErr w:type="spellEnd"/>
-      <w:r>
-        <w:rPr>
-          <w:rFonts w:ascii="Times New Roman" w:hAnsi="Times New Roman" w:cs="Times New Roman"/>
-          <w:sz w:val="24"/>
-          <w:szCs w:val="24"/>
-        </w:rPr>
-        <w:t xml:space="preserve"> </w:t>
-      </w:r>
-      <w:proofErr w:type="spellStart"/>
-      <w:r>
-        <w:rPr>
-          <w:rFonts w:ascii="Times New Roman" w:hAnsi="Times New Roman" w:cs="Times New Roman"/>
-          <w:sz w:val="24"/>
-          <w:szCs w:val="24"/>
-        </w:rPr>
-        <w:t>від</w:t>
-      </w:r>
-      <w:proofErr w:type="spellEnd"/>
-      <w:r>
-        <w:rPr>
-          <w:rFonts w:ascii="Times New Roman" w:hAnsi="Times New Roman" w:cs="Times New Roman"/>
-          <w:sz w:val="24"/>
-          <w:szCs w:val="24"/>
-        </w:rPr>
-        <w:t xml:space="preserve"> </w:t>
-      </w:r>
-      <w:proofErr w:type="spellStart"/>
-      <w:r>
-        <w:rPr>
-          <w:rFonts w:ascii="Times New Roman" w:hAnsi="Times New Roman" w:cs="Times New Roman"/>
-          <w:sz w:val="24"/>
-          <w:szCs w:val="24"/>
-        </w:rPr>
-        <w:t>мене</w:t>
-      </w:r>
-      <w:proofErr w:type="spellEnd"/>
-      <w:r>
-        <w:rPr>
-          <w:rFonts w:ascii="Times New Roman" w:hAnsi="Times New Roman" w:cs="Times New Roman"/>
-          <w:sz w:val="24"/>
-          <w:szCs w:val="24"/>
-        </w:rPr>
-        <w:t xml:space="preserve">, </w:t>
-      </w:r>
-      <w:proofErr w:type="spellStart"/>
-      <w:r>
-        <w:rPr>
-          <w:rFonts w:ascii="Times New Roman" w:hAnsi="Times New Roman" w:cs="Times New Roman"/>
-          <w:sz w:val="24"/>
-          <w:szCs w:val="24"/>
-        </w:rPr>
-        <w:t>Владико</w:t>
-      </w:r>
-      <w:proofErr w:type="spellEnd"/>
-      <w:r>
-        <w:rPr>
-          <w:rFonts w:ascii="Times New Roman" w:hAnsi="Times New Roman" w:cs="Times New Roman"/>
-          <w:sz w:val="24"/>
-          <w:szCs w:val="24"/>
-        </w:rPr>
-        <w:t xml:space="preserve">, </w:t>
-      </w:r>
-      <w:proofErr w:type="spellStart"/>
-      <w:r>
-        <w:rPr>
-          <w:rFonts w:ascii="Times New Roman" w:hAnsi="Times New Roman" w:cs="Times New Roman"/>
-          <w:sz w:val="24"/>
-          <w:szCs w:val="24"/>
-        </w:rPr>
-        <w:t>побачивши</w:t>
-      </w:r>
-      <w:proofErr w:type="spellEnd"/>
-      <w:r>
-        <w:rPr>
-          <w:rFonts w:ascii="Times New Roman" w:hAnsi="Times New Roman" w:cs="Times New Roman"/>
-          <w:sz w:val="24"/>
-          <w:szCs w:val="24"/>
-        </w:rPr>
-        <w:t xml:space="preserve"> </w:t>
-      </w:r>
-      <w:proofErr w:type="spellStart"/>
-      <w:r>
-        <w:rPr>
-          <w:rFonts w:ascii="Times New Roman" w:hAnsi="Times New Roman" w:cs="Times New Roman"/>
-          <w:sz w:val="24"/>
-          <w:szCs w:val="24"/>
-        </w:rPr>
-        <w:t>Тебе</w:t>
-      </w:r>
-      <w:proofErr w:type="spellEnd"/>
-      <w:r>
-        <w:rPr>
-          <w:rFonts w:ascii="Times New Roman" w:hAnsi="Times New Roman" w:cs="Times New Roman"/>
-          <w:sz w:val="24"/>
-          <w:szCs w:val="24"/>
-        </w:rPr>
-        <w:t xml:space="preserve">, </w:t>
-      </w:r>
-      <w:proofErr w:type="spellStart"/>
-      <w:r>
-        <w:rPr>
-          <w:rFonts w:ascii="Times New Roman" w:hAnsi="Times New Roman" w:cs="Times New Roman"/>
-          <w:sz w:val="24"/>
-          <w:szCs w:val="24"/>
-        </w:rPr>
-        <w:t>Слово</w:t>
-      </w:r>
-      <w:proofErr w:type="spellEnd"/>
-      <w:r>
-        <w:rPr>
-          <w:rFonts w:ascii="Times New Roman" w:hAnsi="Times New Roman" w:cs="Times New Roman"/>
-          <w:sz w:val="24"/>
-          <w:szCs w:val="24"/>
-        </w:rPr>
-        <w:t xml:space="preserve"> </w:t>
-      </w:r>
-      <w:proofErr w:type="spellStart"/>
-      <w:r>
-        <w:rPr>
-          <w:rFonts w:ascii="Times New Roman" w:hAnsi="Times New Roman" w:cs="Times New Roman"/>
-          <w:sz w:val="24"/>
-          <w:szCs w:val="24"/>
-        </w:rPr>
-        <w:t>Боже</w:t>
-      </w:r>
-      <w:proofErr w:type="spellEnd"/>
-      <w:r>
-        <w:rPr>
-          <w:rFonts w:ascii="Times New Roman" w:hAnsi="Times New Roman" w:cs="Times New Roman"/>
-          <w:sz w:val="24"/>
-          <w:szCs w:val="24"/>
-        </w:rPr>
-        <w:t xml:space="preserve">, </w:t>
-      </w:r>
-      <w:proofErr w:type="spellStart"/>
-      <w:r>
-        <w:rPr>
-          <w:rFonts w:ascii="Times New Roman" w:hAnsi="Times New Roman" w:cs="Times New Roman"/>
-          <w:sz w:val="24"/>
-          <w:szCs w:val="24"/>
-        </w:rPr>
-        <w:t>Істинного</w:t>
-      </w:r>
-      <w:proofErr w:type="spellEnd"/>
-      <w:r>
-        <w:rPr>
-          <w:rFonts w:ascii="Times New Roman" w:hAnsi="Times New Roman" w:cs="Times New Roman"/>
-          <w:sz w:val="24"/>
-          <w:szCs w:val="24"/>
-        </w:rPr>
-        <w:t xml:space="preserve"> </w:t>
-      </w:r>
-      <w:proofErr w:type="spellStart"/>
-      <w:r>
-        <w:rPr>
-          <w:rFonts w:ascii="Times New Roman" w:hAnsi="Times New Roman" w:cs="Times New Roman"/>
-          <w:sz w:val="24"/>
-          <w:szCs w:val="24"/>
-        </w:rPr>
-        <w:t>Бога</w:t>
-      </w:r>
-      <w:proofErr w:type="spellEnd"/>
-      <w:r>
-        <w:rPr>
-          <w:rFonts w:ascii="Times New Roman" w:hAnsi="Times New Roman" w:cs="Times New Roman"/>
-          <w:sz w:val="24"/>
-          <w:szCs w:val="24"/>
-        </w:rPr>
-        <w:t xml:space="preserve">, що </w:t>
-      </w:r>
-      <w:proofErr w:type="spellStart"/>
-      <w:r>
-        <w:rPr>
-          <w:rFonts w:ascii="Times New Roman" w:hAnsi="Times New Roman" w:cs="Times New Roman"/>
-          <w:sz w:val="24"/>
-          <w:szCs w:val="24"/>
-        </w:rPr>
-        <w:t>розбійникові</w:t>
-      </w:r>
-      <w:proofErr w:type="spellEnd"/>
-      <w:r>
-        <w:rPr>
-          <w:rFonts w:ascii="Times New Roman" w:hAnsi="Times New Roman" w:cs="Times New Roman"/>
-          <w:sz w:val="24"/>
-          <w:szCs w:val="24"/>
-        </w:rPr>
-        <w:t xml:space="preserve"> </w:t>
-      </w:r>
-      <w:proofErr w:type="spellStart"/>
-      <w:r>
-        <w:rPr>
-          <w:rFonts w:ascii="Times New Roman" w:hAnsi="Times New Roman" w:cs="Times New Roman"/>
-          <w:sz w:val="24"/>
-          <w:szCs w:val="24"/>
-        </w:rPr>
-        <w:t>путь</w:t>
-      </w:r>
-      <w:proofErr w:type="spellEnd"/>
-      <w:r>
-        <w:rPr>
-          <w:rFonts w:ascii="Times New Roman" w:hAnsi="Times New Roman" w:cs="Times New Roman"/>
-          <w:sz w:val="24"/>
-          <w:szCs w:val="24"/>
-        </w:rPr>
-        <w:t xml:space="preserve"> </w:t>
-      </w:r>
-      <w:proofErr w:type="spellStart"/>
-      <w:r>
-        <w:rPr>
-          <w:rFonts w:ascii="Times New Roman" w:hAnsi="Times New Roman" w:cs="Times New Roman"/>
-          <w:sz w:val="24"/>
-          <w:szCs w:val="24"/>
-        </w:rPr>
-        <w:t>до</w:t>
-      </w:r>
-      <w:proofErr w:type="spellEnd"/>
-      <w:r>
-        <w:rPr>
-          <w:rFonts w:ascii="Times New Roman" w:hAnsi="Times New Roman" w:cs="Times New Roman"/>
-          <w:sz w:val="24"/>
-          <w:szCs w:val="24"/>
-        </w:rPr>
-        <w:t xml:space="preserve"> </w:t>
-      </w:r>
-      <w:proofErr w:type="spellStart"/>
-      <w:r>
-        <w:rPr>
-          <w:rFonts w:ascii="Times New Roman" w:hAnsi="Times New Roman" w:cs="Times New Roman"/>
-          <w:sz w:val="24"/>
-          <w:szCs w:val="24"/>
-        </w:rPr>
-        <w:t>раю</w:t>
-      </w:r>
-      <w:proofErr w:type="spellEnd"/>
-      <w:r>
-        <w:rPr>
-          <w:rFonts w:ascii="Times New Roman" w:hAnsi="Times New Roman" w:cs="Times New Roman"/>
-          <w:sz w:val="24"/>
-          <w:szCs w:val="24"/>
-        </w:rPr>
-        <w:t xml:space="preserve"> </w:t>
-      </w:r>
-      <w:proofErr w:type="spellStart"/>
-      <w:r>
-        <w:rPr>
-          <w:rFonts w:ascii="Times New Roman" w:hAnsi="Times New Roman" w:cs="Times New Roman"/>
-          <w:sz w:val="24"/>
-          <w:szCs w:val="24"/>
-        </w:rPr>
-        <w:t>проклав</w:t>
-      </w:r>
-      <w:proofErr w:type="spellEnd"/>
-      <w:r>
-        <w:rPr>
-          <w:rFonts w:ascii="Times New Roman" w:hAnsi="Times New Roman" w:cs="Times New Roman"/>
-          <w:sz w:val="24"/>
-          <w:szCs w:val="24"/>
-        </w:rPr>
-        <w:t>.</w:t>
+          <w:lang w:val="ru-MD"/>
+        </w:rPr>
+      </w:pPr>
+      <w:r>
+        <w:rPr>
+          <w:rFonts w:ascii="Times New Roman" w:hAnsi="Times New Roman" w:cs="Times New Roman"/>
+          <w:sz w:val="24"/>
+          <w:szCs w:val="24"/>
+          <w:lang w:val="ru-MD"/>
+        </w:rPr>
+        <w:t>Херувими нині відступають переді мною, і вогненний меч відвертається від мене, Владико, побачивши Тебе, Слово Боже, Істинного Бога, що розбійникові путь до раю проклав.</w:t>
       </w:r>
     </w:p>
     <w:p>
@@ -24737,331 +19715,17 @@
           <w:rFonts w:ascii="Times New Roman" w:hAnsi="Times New Roman" w:cs="Times New Roman"/>
           <w:sz w:val="24"/>
           <w:szCs w:val="24"/>
-        </w:rPr>
-      </w:pPr>
-      <w:proofErr w:type="spellStart"/>
-      <w:r>
-        <w:rPr>
-          <w:rFonts w:ascii="Times New Roman" w:hAnsi="Times New Roman" w:cs="Times New Roman"/>
-          <w:sz w:val="24"/>
-          <w:szCs w:val="24"/>
-        </w:rPr>
-        <w:t>Зішестям</w:t>
-      </w:r>
-      <w:proofErr w:type="spellEnd"/>
-      <w:r>
-        <w:rPr>
-          <w:rFonts w:ascii="Times New Roman" w:hAnsi="Times New Roman" w:cs="Times New Roman"/>
-          <w:sz w:val="24"/>
-          <w:szCs w:val="24"/>
-        </w:rPr>
-        <w:t xml:space="preserve"> Твоїм, </w:t>
-      </w:r>
-      <w:proofErr w:type="spellStart"/>
-      <w:r>
-        <w:rPr>
-          <w:rFonts w:ascii="Times New Roman" w:hAnsi="Times New Roman" w:cs="Times New Roman"/>
-          <w:sz w:val="24"/>
-          <w:szCs w:val="24"/>
-        </w:rPr>
-        <w:t>Христе</w:t>
-      </w:r>
-      <w:proofErr w:type="spellEnd"/>
-      <w:r>
-        <w:rPr>
-          <w:rFonts w:ascii="Times New Roman" w:hAnsi="Times New Roman" w:cs="Times New Roman"/>
-          <w:sz w:val="24"/>
-          <w:szCs w:val="24"/>
-        </w:rPr>
-        <w:t xml:space="preserve">, у </w:t>
-      </w:r>
-      <w:proofErr w:type="spellStart"/>
-      <w:r>
-        <w:rPr>
-          <w:rFonts w:ascii="Times New Roman" w:hAnsi="Times New Roman" w:cs="Times New Roman"/>
-          <w:sz w:val="24"/>
-          <w:szCs w:val="24"/>
-        </w:rPr>
-        <w:t>світло</w:t>
-      </w:r>
-      <w:proofErr w:type="spellEnd"/>
-      <w:r>
-        <w:rPr>
-          <w:rFonts w:ascii="Times New Roman" w:hAnsi="Times New Roman" w:cs="Times New Roman"/>
-          <w:sz w:val="24"/>
-          <w:szCs w:val="24"/>
-        </w:rPr>
-        <w:t xml:space="preserve"> </w:t>
-      </w:r>
-      <w:proofErr w:type="spellStart"/>
-      <w:r>
-        <w:rPr>
-          <w:rFonts w:ascii="Times New Roman" w:hAnsi="Times New Roman" w:cs="Times New Roman"/>
-          <w:sz w:val="24"/>
-          <w:szCs w:val="24"/>
-        </w:rPr>
-        <w:t>зодягнулися</w:t>
-      </w:r>
-      <w:proofErr w:type="spellEnd"/>
-      <w:r>
-        <w:rPr>
-          <w:rFonts w:ascii="Times New Roman" w:hAnsi="Times New Roman" w:cs="Times New Roman"/>
-          <w:sz w:val="24"/>
-          <w:szCs w:val="24"/>
-        </w:rPr>
-        <w:t xml:space="preserve"> </w:t>
-      </w:r>
-      <w:proofErr w:type="spellStart"/>
-      <w:r>
-        <w:rPr>
-          <w:rFonts w:ascii="Times New Roman" w:hAnsi="Times New Roman" w:cs="Times New Roman"/>
-          <w:sz w:val="24"/>
-          <w:szCs w:val="24"/>
-        </w:rPr>
-        <w:t>глибини</w:t>
-      </w:r>
-      <w:proofErr w:type="spellEnd"/>
-      <w:r>
-        <w:rPr>
-          <w:rFonts w:ascii="Times New Roman" w:hAnsi="Times New Roman" w:cs="Times New Roman"/>
-          <w:sz w:val="24"/>
-          <w:szCs w:val="24"/>
-        </w:rPr>
-        <w:t xml:space="preserve"> </w:t>
-      </w:r>
-      <w:proofErr w:type="spellStart"/>
-      <w:r>
-        <w:rPr>
-          <w:rFonts w:ascii="Times New Roman" w:hAnsi="Times New Roman" w:cs="Times New Roman"/>
-          <w:sz w:val="24"/>
-          <w:szCs w:val="24"/>
-        </w:rPr>
-        <w:t>підземні</w:t>
-      </w:r>
-      <w:proofErr w:type="spellEnd"/>
-      <w:r>
-        <w:rPr>
-          <w:rFonts w:ascii="Times New Roman" w:hAnsi="Times New Roman" w:cs="Times New Roman"/>
-          <w:sz w:val="24"/>
-          <w:szCs w:val="24"/>
-        </w:rPr>
-        <w:t xml:space="preserve">, а </w:t>
-      </w:r>
-      <w:proofErr w:type="spellStart"/>
-      <w:r>
-        <w:rPr>
-          <w:rFonts w:ascii="Times New Roman" w:hAnsi="Times New Roman" w:cs="Times New Roman"/>
-          <w:sz w:val="24"/>
-          <w:szCs w:val="24"/>
-        </w:rPr>
-        <w:t>праотець</w:t>
-      </w:r>
-      <w:proofErr w:type="spellEnd"/>
-      <w:r>
-        <w:rPr>
-          <w:rFonts w:ascii="Times New Roman" w:hAnsi="Times New Roman" w:cs="Times New Roman"/>
-          <w:sz w:val="24"/>
-          <w:szCs w:val="24"/>
-        </w:rPr>
-        <w:t xml:space="preserve">, </w:t>
-      </w:r>
-      <w:proofErr w:type="spellStart"/>
-      <w:r>
-        <w:rPr>
-          <w:rFonts w:ascii="Times New Roman" w:hAnsi="Times New Roman" w:cs="Times New Roman"/>
-          <w:sz w:val="24"/>
-          <w:szCs w:val="24"/>
-        </w:rPr>
-        <w:t>сповнений</w:t>
-      </w:r>
-      <w:proofErr w:type="spellEnd"/>
-      <w:r>
-        <w:rPr>
-          <w:rFonts w:ascii="Times New Roman" w:hAnsi="Times New Roman" w:cs="Times New Roman"/>
-          <w:sz w:val="24"/>
-          <w:szCs w:val="24"/>
-        </w:rPr>
-        <w:t xml:space="preserve"> </w:t>
-      </w:r>
-      <w:proofErr w:type="spellStart"/>
-      <w:r>
-        <w:rPr>
-          <w:rFonts w:ascii="Times New Roman" w:hAnsi="Times New Roman" w:cs="Times New Roman"/>
-          <w:sz w:val="24"/>
-          <w:szCs w:val="24"/>
-        </w:rPr>
-        <w:t>радістю</w:t>
-      </w:r>
-      <w:proofErr w:type="spellEnd"/>
-      <w:r>
-        <w:rPr>
-          <w:rFonts w:ascii="Times New Roman" w:hAnsi="Times New Roman" w:cs="Times New Roman"/>
-          <w:sz w:val="24"/>
-          <w:szCs w:val="24"/>
-        </w:rPr>
-        <w:t xml:space="preserve">, </w:t>
-      </w:r>
-      <w:proofErr w:type="spellStart"/>
-      <w:r>
-        <w:rPr>
-          <w:rFonts w:ascii="Times New Roman" w:hAnsi="Times New Roman" w:cs="Times New Roman"/>
-          <w:sz w:val="24"/>
-          <w:szCs w:val="24"/>
-        </w:rPr>
-        <w:t>торжествував</w:t>
-      </w:r>
-      <w:proofErr w:type="spellEnd"/>
-      <w:r>
-        <w:rPr>
-          <w:rFonts w:ascii="Times New Roman" w:hAnsi="Times New Roman" w:cs="Times New Roman"/>
-          <w:sz w:val="24"/>
-          <w:szCs w:val="24"/>
-        </w:rPr>
-        <w:t xml:space="preserve"> </w:t>
-      </w:r>
-      <w:proofErr w:type="spellStart"/>
-      <w:r>
-        <w:rPr>
-          <w:rFonts w:ascii="Times New Roman" w:hAnsi="Times New Roman" w:cs="Times New Roman"/>
-          <w:sz w:val="24"/>
-          <w:szCs w:val="24"/>
-        </w:rPr>
-        <w:t>та</w:t>
-      </w:r>
-      <w:proofErr w:type="spellEnd"/>
-      <w:r>
-        <w:rPr>
-          <w:rFonts w:ascii="Times New Roman" w:hAnsi="Times New Roman" w:cs="Times New Roman"/>
-          <w:sz w:val="24"/>
-          <w:szCs w:val="24"/>
-        </w:rPr>
-        <w:t xml:space="preserve"> </w:t>
-      </w:r>
-      <w:proofErr w:type="spellStart"/>
-      <w:r>
-        <w:rPr>
-          <w:rFonts w:ascii="Times New Roman" w:hAnsi="Times New Roman" w:cs="Times New Roman"/>
-          <w:sz w:val="24"/>
-          <w:szCs w:val="24"/>
-        </w:rPr>
-        <w:t>веселився</w:t>
-      </w:r>
-      <w:proofErr w:type="spellEnd"/>
-      <w:r>
-        <w:rPr>
-          <w:rFonts w:ascii="Times New Roman" w:hAnsi="Times New Roman" w:cs="Times New Roman"/>
-          <w:sz w:val="24"/>
-          <w:szCs w:val="24"/>
-        </w:rPr>
-        <w:t xml:space="preserve">, </w:t>
-      </w:r>
-      <w:proofErr w:type="spellStart"/>
-      <w:r>
-        <w:rPr>
-          <w:rFonts w:ascii="Times New Roman" w:hAnsi="Times New Roman" w:cs="Times New Roman"/>
-          <w:sz w:val="24"/>
-          <w:szCs w:val="24"/>
-        </w:rPr>
-        <w:t>взиваючи</w:t>
-      </w:r>
-      <w:proofErr w:type="spellEnd"/>
-      <w:r>
-        <w:rPr>
-          <w:rFonts w:ascii="Times New Roman" w:hAnsi="Times New Roman" w:cs="Times New Roman"/>
-          <w:sz w:val="24"/>
-          <w:szCs w:val="24"/>
-        </w:rPr>
-        <w:t>: «</w:t>
-      </w:r>
-      <w:proofErr w:type="spellStart"/>
-      <w:r>
-        <w:rPr>
-          <w:rFonts w:ascii="Times New Roman" w:hAnsi="Times New Roman" w:cs="Times New Roman"/>
-          <w:sz w:val="24"/>
-          <w:szCs w:val="24"/>
-        </w:rPr>
-        <w:t>Благословен</w:t>
-      </w:r>
-      <w:proofErr w:type="spellEnd"/>
-      <w:r>
-        <w:rPr>
-          <w:rFonts w:ascii="Times New Roman" w:hAnsi="Times New Roman" w:cs="Times New Roman"/>
-          <w:sz w:val="24"/>
-          <w:szCs w:val="24"/>
-        </w:rPr>
-        <w:t xml:space="preserve"> </w:t>
-      </w:r>
-      <w:proofErr w:type="spellStart"/>
-      <w:r>
-        <w:rPr>
-          <w:rFonts w:ascii="Times New Roman" w:hAnsi="Times New Roman" w:cs="Times New Roman"/>
-          <w:sz w:val="24"/>
-          <w:szCs w:val="24"/>
-        </w:rPr>
-        <w:t>єси</w:t>
-      </w:r>
-      <w:proofErr w:type="spellEnd"/>
-      <w:r>
-        <w:rPr>
-          <w:rFonts w:ascii="Times New Roman" w:hAnsi="Times New Roman" w:cs="Times New Roman"/>
-          <w:sz w:val="24"/>
-          <w:szCs w:val="24"/>
-        </w:rPr>
-        <w:t xml:space="preserve">, </w:t>
-      </w:r>
-      <w:proofErr w:type="spellStart"/>
-      <w:r>
-        <w:rPr>
-          <w:rFonts w:ascii="Times New Roman" w:hAnsi="Times New Roman" w:cs="Times New Roman"/>
-          <w:sz w:val="24"/>
-          <w:szCs w:val="24"/>
-        </w:rPr>
-        <w:t>Боже</w:t>
-      </w:r>
-      <w:proofErr w:type="spellEnd"/>
-      <w:r>
-        <w:rPr>
-          <w:rFonts w:ascii="Times New Roman" w:hAnsi="Times New Roman" w:cs="Times New Roman"/>
-          <w:sz w:val="24"/>
-          <w:szCs w:val="24"/>
-        </w:rPr>
-        <w:t xml:space="preserve"> </w:t>
-      </w:r>
-      <w:proofErr w:type="spellStart"/>
-      <w:r>
-        <w:rPr>
-          <w:rFonts w:ascii="Times New Roman" w:hAnsi="Times New Roman" w:cs="Times New Roman"/>
-          <w:sz w:val="24"/>
-          <w:szCs w:val="24"/>
-        </w:rPr>
-        <w:t>отців</w:t>
-      </w:r>
-      <w:proofErr w:type="spellEnd"/>
-      <w:r>
-        <w:rPr>
-          <w:rFonts w:ascii="Times New Roman" w:hAnsi="Times New Roman" w:cs="Times New Roman"/>
-          <w:sz w:val="24"/>
-          <w:szCs w:val="24"/>
-        </w:rPr>
-        <w:t xml:space="preserve"> </w:t>
-      </w:r>
-      <w:proofErr w:type="spellStart"/>
-      <w:r>
-        <w:rPr>
-          <w:rFonts w:ascii="Times New Roman" w:hAnsi="Times New Roman" w:cs="Times New Roman"/>
-          <w:sz w:val="24"/>
-          <w:szCs w:val="24"/>
-        </w:rPr>
-        <w:t>наших</w:t>
-      </w:r>
-      <w:proofErr w:type="spellEnd"/>
-      <w:r>
-        <w:rPr>
-          <w:rFonts w:ascii="Times New Roman" w:hAnsi="Times New Roman" w:cs="Times New Roman"/>
-          <w:sz w:val="24"/>
-          <w:szCs w:val="24"/>
-        </w:rPr>
-        <w:t>».</w:t>
+          <w:lang w:val="ru-MD"/>
+        </w:rPr>
+      </w:pPr>
+      <w:r>
+        <w:rPr>
+          <w:rFonts w:ascii="Times New Roman" w:hAnsi="Times New Roman" w:cs="Times New Roman"/>
+          <w:sz w:val="24"/>
+          <w:szCs w:val="24"/>
+          <w:lang w:val="ru-MD"/>
+        </w:rPr>
+        <w:t>Зішестям Твоїм, Христе, у світло зодягнулися глибини підземні, а праотець, сповнений радістю, торжествував та веселився, взиваючи: «Благословен єси, Боже отців наших».</w:t>
       </w:r>
     </w:p>
     <w:p>
@@ -25439,6 +20103,7 @@
           <w:color w:val="FF0000"/>
           <w:sz w:val="24"/>
           <w:szCs w:val="24"/>
+          <w:lang w:val="ru-MD"/>
         </w:rPr>
       </w:pPr>
       <w:r>
@@ -25452,49 +20117,16 @@
         </w:rPr>
         <w:t xml:space="preserve">Після катавасії восьмої пісні диякон бере кадильницю і, ставши перед іконою </w:t>
       </w:r>
-      <w:proofErr w:type="spellStart"/>
-      <w:r>
-        <w:rPr>
-          <w:rFonts w:ascii="Times New Roman" w:hAnsi="Times New Roman" w:cs="Times New Roman"/>
-          <w:i/>
-          <w:color w:val="FF0000"/>
-          <w:sz w:val="24"/>
-          <w:szCs w:val="24"/>
-        </w:rPr>
-        <w:t>Богородиці</w:t>
-      </w:r>
-      <w:proofErr w:type="spellEnd"/>
-      <w:r>
-        <w:rPr>
-          <w:rFonts w:ascii="Times New Roman" w:hAnsi="Times New Roman" w:cs="Times New Roman"/>
-          <w:i/>
-          <w:color w:val="FF0000"/>
-          <w:sz w:val="24"/>
-          <w:szCs w:val="24"/>
-        </w:rPr>
-        <w:t xml:space="preserve">, </w:t>
-      </w:r>
-      <w:proofErr w:type="spellStart"/>
-      <w:r>
-        <w:rPr>
-          <w:rFonts w:ascii="Times New Roman" w:hAnsi="Times New Roman" w:cs="Times New Roman"/>
-          <w:i/>
-          <w:color w:val="FF0000"/>
-          <w:sz w:val="24"/>
-          <w:szCs w:val="24"/>
-        </w:rPr>
-        <w:t>мовить</w:t>
-      </w:r>
-      <w:proofErr w:type="spellEnd"/>
-      <w:r>
-        <w:rPr>
-          <w:rFonts w:ascii="Times New Roman" w:hAnsi="Times New Roman" w:cs="Times New Roman"/>
-          <w:i/>
-          <w:color w:val="FF0000"/>
-          <w:sz w:val="24"/>
-          <w:szCs w:val="24"/>
-        </w:rPr>
-        <w:t xml:space="preserve">: </w:t>
+      <w:r>
+        <w:rPr>
+          <w:rFonts w:ascii="Times New Roman" w:hAnsi="Times New Roman" w:cs="Times New Roman"/>
+          <w:i/>
+          <w:color w:val="FF0000"/>
+          <w:sz w:val="24"/>
+          <w:szCs w:val="24"/>
+          <w:lang w:val="ru-MD"/>
+        </w:rPr>
+        <w:t xml:space="preserve">Богородиці, мовить: </w:t>
       </w:r>
     </w:p>
     <w:p>
@@ -25861,6 +20493,7 @@
           <w:sz w:val="24"/>
           <w:szCs w:val="24"/>
           <w:u w:val="single"/>
+          <w:lang w:val="ru-MD"/>
         </w:rPr>
       </w:pPr>
       <w:r>
@@ -25894,25 +20527,15 @@
         </w:rPr>
         <w:t xml:space="preserve">Слава, Господи, святому Воскресінню </w:t>
       </w:r>
-      <w:proofErr w:type="spellStart"/>
       <w:r>
         <w:rPr>
           <w:rFonts w:ascii="Times New Roman" w:hAnsi="Times New Roman" w:cs="Times New Roman"/>
           <w:sz w:val="24"/>
           <w:szCs w:val="24"/>
           <w:u w:val="single"/>
-        </w:rPr>
-        <w:t>Твоєму</w:t>
-      </w:r>
-      <w:proofErr w:type="spellEnd"/>
-      <w:r>
-        <w:rPr>
-          <w:rFonts w:ascii="Times New Roman" w:hAnsi="Times New Roman" w:cs="Times New Roman"/>
-          <w:sz w:val="24"/>
-          <w:szCs w:val="24"/>
-          <w:u w:val="single"/>
-        </w:rPr>
-        <w:t>.</w:t>
+          <w:lang w:val="ru-MD"/>
+        </w:rPr>
+        <w:t>Твоєму.</w:t>
       </w:r>
     </w:p>
     <w:p>
@@ -27467,6 +22090,7 @@
           <w:rFonts w:ascii="Times New Roman" w:hAnsi="Times New Roman" w:cs="Times New Roman"/>
           <w:sz w:val="24"/>
           <w:szCs w:val="24"/>
+          <w:lang w:val="ru-MD"/>
         </w:rPr>
       </w:pPr>
       <w:r>
@@ -27488,41 +22112,14 @@
         <w:lastRenderedPageBreak/>
         <w:t xml:space="preserve">Господа слави,* що постраждав і був похований,* але воскрес із мертвих.* </w:t>
       </w:r>
-      <w:proofErr w:type="spellStart"/>
-      <w:r>
-        <w:rPr>
-          <w:rFonts w:ascii="Times New Roman" w:hAnsi="Times New Roman" w:cs="Times New Roman"/>
-          <w:sz w:val="24"/>
-          <w:szCs w:val="24"/>
-        </w:rPr>
-        <w:t>Йому</w:t>
-      </w:r>
-      <w:proofErr w:type="spellEnd"/>
-      <w:r>
-        <w:rPr>
-          <w:rFonts w:ascii="Times New Roman" w:hAnsi="Times New Roman" w:cs="Times New Roman"/>
-          <w:sz w:val="24"/>
-          <w:szCs w:val="24"/>
-        </w:rPr>
-        <w:t xml:space="preserve"> </w:t>
-      </w:r>
-      <w:proofErr w:type="spellStart"/>
-      <w:r>
-        <w:rPr>
-          <w:rFonts w:ascii="Times New Roman" w:hAnsi="Times New Roman" w:cs="Times New Roman"/>
-          <w:sz w:val="24"/>
-          <w:szCs w:val="24"/>
-        </w:rPr>
-        <w:t>поклонімся</w:t>
-      </w:r>
-      <w:proofErr w:type="spellEnd"/>
-      <w:r>
-        <w:rPr>
-          <w:rFonts w:ascii="Times New Roman" w:hAnsi="Times New Roman" w:cs="Times New Roman"/>
-          <w:sz w:val="24"/>
-          <w:szCs w:val="24"/>
-        </w:rPr>
-        <w:t>!</w:t>
+      <w:r>
+        <w:rPr>
+          <w:rFonts w:ascii="Times New Roman" w:hAnsi="Times New Roman" w:cs="Times New Roman"/>
+          <w:sz w:val="24"/>
+          <w:szCs w:val="24"/>
+          <w:lang w:val="ru-MD"/>
+        </w:rPr>
+        <w:t>Йому поклонімся!</w:t>
       </w:r>
     </w:p>
     <w:p>
